--- a/output/summary/Federated+Graphql+Stories+-+BreakDown.docx
+++ b/output/summary/Federated+Graphql+Stories+-+BreakDown.docx
@@ -22,7 +22,7 @@
           <w:color w:val="444444"/>
           <w:sz w:val="22"/>
         </w:rPr>
-        <w:t>Generated: 2026-07-07  ·  8 domains  ·  spark-internal-graphql → Netflix DGS via Hive Schema Registry</w:t>
+        <w:t>Generated: 2026-07-07  ·  13 domains  ·  spark-internal-graphql → Netflix DGS via Hive Schema Registry</w:t>
       </w:r>
     </w:p>
     <w:tbl>
@@ -121,7 +121,7 @@
                 <w:color w:val="373737"/>
                 <w:sz w:val="18"/>
               </w:rPr>
-              <w:t>8</w:t>
+              <w:t>13</w:t>
             </w:r>
           </w:p>
         </w:tc>
@@ -161,7 +161,7 @@
                 <w:color w:val="373737"/>
                 <w:sz w:val="18"/>
               </w:rPr>
-              <w:t>2</w:t>
+              <w:t>7</w:t>
             </w:r>
           </w:p>
         </w:tc>
@@ -199,7 +199,7 @@
                 <w:color w:val="373737"/>
                 <w:sz w:val="18"/>
               </w:rPr>
-              <w:t>200</w:t>
+              <w:t>337</w:t>
             </w:r>
           </w:p>
         </w:tc>
@@ -239,7 +239,7 @@
                 <w:color w:val="373737"/>
                 <w:sz w:val="18"/>
               </w:rPr>
-              <w:t>🔴 6 Very High · 🟠 13 High · 🟡 76 Medium · 🟢 105 Low</w:t>
+              <w:t>🔴 9 Very High · 🟠 34 High · 🟡 140 Medium · 🟢 154 Low</w:t>
             </w:r>
           </w:p>
         </w:tc>
@@ -2476,6 +2476,20 @@
                 <w:color w:val="373737"/>
                 <w:sz w:val="18"/>
               </w:rPr>
+              <w:t xml:space="preserve"> · sample </w:t>
+            </w:r>
+            <w:r>
+              <w:rPr>
+                <w:rFonts w:ascii="Courier New" w:hAnsi="Courier New"/>
+                <w:sz w:val="18"/>
+              </w:rPr>
+              <w:t>E01/E02</w:t>
+            </w:r>
+            <w:r>
+              <w:rPr>
+                <w:color w:val="373737"/>
+                <w:sz w:val="18"/>
+              </w:rPr>
               <w:t xml:space="preserve"> · watchlist </w:t>
             </w:r>
             <w:r>
@@ -2484,6 +2498,20 @@
                 <w:sz w:val="18"/>
               </w:rPr>
               <w:t>E01</w:t>
+            </w:r>
+            <w:r>
+              <w:rPr>
+                <w:color w:val="373737"/>
+                <w:sz w:val="18"/>
+              </w:rPr>
+              <w:t xml:space="preserve"> · discussion </w:t>
+            </w:r>
+            <w:r>
+              <w:rPr>
+                <w:rFonts w:ascii="Courier New" w:hAnsi="Courier New"/>
+                <w:sz w:val="18"/>
+              </w:rPr>
+              <w:t>E01/E02</w:t>
             </w:r>
             <w:r>
               <w:rPr>
@@ -2861,6 +2889,13 @@
               </w:rPr>
               <w:t>E01</w:t>
             </w:r>
+            <w:r>
+              <w:rPr>
+                <w:color w:val="373737"/>
+                <w:sz w:val="18"/>
+              </w:rPr>
+              <w:t xml:space="preserve"> · attachment · discussion · sample</w:t>
+            </w:r>
           </w:p>
         </w:tc>
         <w:tc>
@@ -3208,6 +3243,48 @@
               </w:rPr>
               <w:t>A04</w:t>
             </w:r>
+            <w:r>
+              <w:rPr>
+                <w:color w:val="373737"/>
+                <w:sz w:val="18"/>
+              </w:rPr>
+              <w:t xml:space="preserve"> · sample </w:t>
+            </w:r>
+            <w:r>
+              <w:rPr>
+                <w:rFonts w:ascii="Courier New" w:hAnsi="Courier New"/>
+                <w:sz w:val="18"/>
+              </w:rPr>
+              <w:t>B01</w:t>
+            </w:r>
+            <w:r>
+              <w:rPr>
+                <w:color w:val="373737"/>
+                <w:sz w:val="18"/>
+              </w:rPr>
+              <w:t xml:space="preserve"> (</w:t>
+            </w:r>
+            <w:r>
+              <w:rPr>
+                <w:rFonts w:ascii="Courier New" w:hAnsi="Courier New"/>
+                <w:sz w:val="18"/>
+              </w:rPr>
+              <w:t>SampleAsset</w:t>
+            </w:r>
+            <w:r>
+              <w:rPr>
+                <w:color w:val="373737"/>
+                <w:sz w:val="18"/>
+              </w:rPr>
+              <w:t xml:space="preserve"> union) · search </w:t>
+            </w:r>
+            <w:r>
+              <w:rPr>
+                <w:rFonts w:ascii="Courier New" w:hAnsi="Courier New"/>
+                <w:sz w:val="18"/>
+              </w:rPr>
+              <w:t>A02</w:t>
+            </w:r>
           </w:p>
         </w:tc>
         <w:tc>
@@ -3362,7 +3439,21 @@
                 <w:color w:val="373737"/>
                 <w:sz w:val="18"/>
               </w:rPr>
-              <w:t xml:space="preserve"> · bom (material rollout)</w:t>
+              <w:t xml:space="preserve"> · workspace </w:t>
+            </w:r>
+            <w:r>
+              <w:rPr>
+                <w:rFonts w:ascii="Courier New" w:hAnsi="Courier New"/>
+                <w:sz w:val="18"/>
+              </w:rPr>
+              <w:t>D04/G04</w:t>
+            </w:r>
+            <w:r>
+              <w:rPr>
+                <w:color w:val="373737"/>
+                <w:sz w:val="18"/>
+              </w:rPr>
+              <w:t xml:space="preserve"> · search (read-hub order) · bom (material rollout)</w:t>
             </w:r>
           </w:p>
         </w:tc>
@@ -4535,7 +4626,7 @@
                 <w:color w:val="373737"/>
                 <w:sz w:val="18"/>
               </w:rPr>
-              <w:t>Bill of Materials (BOM)</w:t>
+              <w:t>Attachment</w:t>
             </w:r>
           </w:p>
         </w:tc>
@@ -4553,7 +4644,7 @@
                 <w:color w:val="373737"/>
                 <w:sz w:val="18"/>
               </w:rPr>
-              <w:t>plm-product (co-located)</w:t>
+              <w:t>plm-attachment (separate)</w:t>
             </w:r>
           </w:p>
         </w:tc>
@@ -4571,7 +4662,7 @@
                 <w:color w:val="373737"/>
                 <w:sz w:val="18"/>
               </w:rPr>
-              <w:t>XL</w:t>
+              <w:t>L</w:t>
             </w:r>
           </w:p>
         </w:tc>
@@ -4589,7 +4680,7 @@
                 <w:color w:val="373737"/>
                 <w:sz w:val="18"/>
               </w:rPr>
-              <w:t>36</w:t>
+              <w:t>24</w:t>
             </w:r>
           </w:p>
         </w:tc>
@@ -4607,7 +4698,7 @@
                 <w:color w:val="373737"/>
                 <w:sz w:val="18"/>
               </w:rPr>
-              <w:t>1</w:t>
+              <w:t>0</w:t>
             </w:r>
           </w:p>
         </w:tc>
@@ -4643,7 +4734,7 @@
                 <w:color w:val="373737"/>
                 <w:sz w:val="18"/>
               </w:rPr>
-              <w:t>12</w:t>
+              <w:t>14</w:t>
             </w:r>
           </w:p>
         </w:tc>
@@ -4661,7 +4752,7 @@
                 <w:color w:val="373737"/>
                 <w:sz w:val="18"/>
               </w:rPr>
-              <w:t>21</w:t>
+              <w:t>8</w:t>
             </w:r>
           </w:p>
         </w:tc>
@@ -4679,7 +4770,7 @@
                 <w:color w:val="373737"/>
                 <w:sz w:val="18"/>
               </w:rPr>
-              <w:t>FederatedGqlBrakDown-bom</w:t>
+              <w:t>FederatedGqlBrakDown-attachment</w:t>
             </w:r>
           </w:p>
         </w:tc>
@@ -4719,7 +4810,7 @@
                 <w:color w:val="373737"/>
                 <w:sz w:val="18"/>
               </w:rPr>
-              <w:t>Claims</w:t>
+              <w:t>Bill of Materials (BOM)</w:t>
             </w:r>
           </w:p>
         </w:tc>
@@ -4738,7 +4829,7 @@
                 <w:color w:val="373737"/>
                 <w:sz w:val="18"/>
               </w:rPr>
-              <w:t>spark-claims (separate)</w:t>
+              <w:t>plm-product (co-located)</w:t>
             </w:r>
           </w:p>
         </w:tc>
@@ -4757,7 +4848,7 @@
                 <w:color w:val="373737"/>
                 <w:sz w:val="18"/>
               </w:rPr>
-              <w:t>L</w:t>
+              <w:t>XL</w:t>
             </w:r>
           </w:p>
         </w:tc>
@@ -4776,7 +4867,7 @@
                 <w:color w:val="373737"/>
                 <w:sz w:val="18"/>
               </w:rPr>
-              <w:t>20</w:t>
+              <w:t>36</w:t>
             </w:r>
           </w:p>
         </w:tc>
@@ -4795,7 +4886,7 @@
                 <w:color w:val="373737"/>
                 <w:sz w:val="18"/>
               </w:rPr>
-              <w:t>0</w:t>
+              <w:t>1</w:t>
             </w:r>
           </w:p>
         </w:tc>
@@ -4833,7 +4924,7 @@
                 <w:color w:val="373737"/>
                 <w:sz w:val="18"/>
               </w:rPr>
-              <w:t>9</w:t>
+              <w:t>12</w:t>
             </w:r>
           </w:p>
         </w:tc>
@@ -4852,7 +4943,7 @@
                 <w:color w:val="373737"/>
                 <w:sz w:val="18"/>
               </w:rPr>
-              <w:t>9</w:t>
+              <w:t>21</w:t>
             </w:r>
           </w:p>
         </w:tc>
@@ -4871,7 +4962,7 @@
                 <w:color w:val="373737"/>
                 <w:sz w:val="18"/>
               </w:rPr>
-              <w:t>FederatedGqlBrakDown-claims</w:t>
+              <w:t>FederatedGqlBrakDown-bom</w:t>
             </w:r>
           </w:p>
         </w:tc>
@@ -4909,7 +5000,7 @@
                 <w:color w:val="373737"/>
                 <w:sz w:val="18"/>
               </w:rPr>
-              <w:t>Impression</w:t>
+              <w:t>Claims</w:t>
             </w:r>
           </w:p>
         </w:tc>
@@ -4927,7 +5018,7 @@
                 <w:color w:val="373737"/>
                 <w:sz w:val="18"/>
               </w:rPr>
-              <w:t>plm-product (co-located)</w:t>
+              <w:t>spark-claims (separate)</w:t>
             </w:r>
           </w:p>
         </w:tc>
@@ -4945,7 +5036,7 @@
                 <w:color w:val="373737"/>
                 <w:sz w:val="18"/>
               </w:rPr>
-              <w:t>XS</w:t>
+              <w:t>L</w:t>
             </w:r>
           </w:p>
         </w:tc>
@@ -4963,7 +5054,7 @@
                 <w:color w:val="373737"/>
                 <w:sz w:val="18"/>
               </w:rPr>
-              <w:t>7</w:t>
+              <w:t>20</w:t>
             </w:r>
           </w:p>
         </w:tc>
@@ -4999,7 +5090,7 @@
                 <w:color w:val="373737"/>
                 <w:sz w:val="18"/>
               </w:rPr>
-              <w:t>0</w:t>
+              <w:t>2</w:t>
             </w:r>
           </w:p>
         </w:tc>
@@ -5017,7 +5108,7 @@
                 <w:color w:val="373737"/>
                 <w:sz w:val="18"/>
               </w:rPr>
-              <w:t>2</w:t>
+              <w:t>9</w:t>
             </w:r>
           </w:p>
         </w:tc>
@@ -5035,7 +5126,7 @@
                 <w:color w:val="373737"/>
                 <w:sz w:val="18"/>
               </w:rPr>
-              <w:t>5</w:t>
+              <w:t>9</w:t>
             </w:r>
           </w:p>
         </w:tc>
@@ -5053,7 +5144,7 @@
                 <w:color w:val="373737"/>
                 <w:sz w:val="18"/>
               </w:rPr>
-              <w:t>FederatedGqlBrakDown-impression</w:t>
+              <w:t>FederatedGqlBrakDown-claims</w:t>
             </w:r>
           </w:p>
         </w:tc>
@@ -5093,7 +5184,7 @@
                 <w:color w:val="373737"/>
                 <w:sz w:val="18"/>
               </w:rPr>
-              <w:t>Measurement</w:t>
+              <w:t>Discussion</w:t>
             </w:r>
           </w:p>
         </w:tc>
@@ -5112,7 +5203,7 @@
                 <w:color w:val="373737"/>
                 <w:sz w:val="18"/>
               </w:rPr>
-              <w:t>plm-product (co-located)</w:t>
+              <w:t>plm-discussion (separate)</w:t>
             </w:r>
           </w:p>
         </w:tc>
@@ -5131,7 +5222,7 @@
                 <w:color w:val="373737"/>
                 <w:sz w:val="18"/>
               </w:rPr>
-              <w:t>M</w:t>
+              <w:t>XL</w:t>
             </w:r>
           </w:p>
         </w:tc>
@@ -5150,7 +5241,7 @@
                 <w:color w:val="373737"/>
                 <w:sz w:val="18"/>
               </w:rPr>
-              <w:t>20</w:t>
+              <w:t>32</w:t>
             </w:r>
           </w:p>
         </w:tc>
@@ -5188,7 +5279,7 @@
                 <w:color w:val="373737"/>
                 <w:sz w:val="18"/>
               </w:rPr>
-              <w:t>1</w:t>
+              <w:t>4</w:t>
             </w:r>
           </w:p>
         </w:tc>
@@ -5207,7 +5298,7 @@
                 <w:color w:val="373737"/>
                 <w:sz w:val="18"/>
               </w:rPr>
-              <w:t>6</w:t>
+              <w:t>15</w:t>
             </w:r>
           </w:p>
         </w:tc>
@@ -5245,7 +5336,7 @@
                 <w:color w:val="373737"/>
                 <w:sz w:val="18"/>
               </w:rPr>
-              <w:t>FederatedGqlBrakDown-measurement</w:t>
+              <w:t>FederatedGqlBrakDown-discussion</w:t>
             </w:r>
           </w:p>
         </w:tc>
@@ -5283,7 +5374,7 @@
                 <w:color w:val="373737"/>
                 <w:sz w:val="18"/>
               </w:rPr>
-              <w:t>Packaging</w:t>
+              <w:t>Impression</w:t>
             </w:r>
           </w:p>
         </w:tc>
@@ -5319,7 +5410,7 @@
                 <w:color w:val="373737"/>
                 <w:sz w:val="18"/>
               </w:rPr>
-              <w:t>L</w:t>
+              <w:t>XS</w:t>
             </w:r>
           </w:p>
         </w:tc>
@@ -5337,7 +5428,7 @@
                 <w:color w:val="373737"/>
                 <w:sz w:val="18"/>
               </w:rPr>
-              <w:t>24</w:t>
+              <w:t>7</w:t>
             </w:r>
           </w:p>
         </w:tc>
@@ -5373,6 +5464,24 @@
                 <w:color w:val="373737"/>
                 <w:sz w:val="18"/>
               </w:rPr>
+              <w:t>0</w:t>
+            </w:r>
+          </w:p>
+        </w:tc>
+        <w:tc>
+          <w:tcPr>
+            <w:vAlign w:val="top"/>
+            <w:tcW w:w="648" w:type="dxa"/>
+          </w:tcPr>
+          <w:p>
+            <w:pPr>
+              <w:jc w:val="left"/>
+            </w:pPr>
+            <w:r>
+              <w:rPr>
+                <w:color w:val="373737"/>
+                <w:sz w:val="18"/>
+              </w:rPr>
               <w:t>2</w:t>
             </w:r>
           </w:p>
@@ -5391,25 +5500,7 @@
                 <w:color w:val="373737"/>
                 <w:sz w:val="18"/>
               </w:rPr>
-              <w:t>9</w:t>
-            </w:r>
-          </w:p>
-        </w:tc>
-        <w:tc>
-          <w:tcPr>
-            <w:vAlign w:val="top"/>
-            <w:tcW w:w="648" w:type="dxa"/>
-          </w:tcPr>
-          <w:p>
-            <w:pPr>
-              <w:jc w:val="left"/>
-            </w:pPr>
-            <w:r>
-              <w:rPr>
-                <w:color w:val="373737"/>
-                <w:sz w:val="18"/>
-              </w:rPr>
-              <w:t>13</w:t>
+              <w:t>5</w:t>
             </w:r>
           </w:p>
         </w:tc>
@@ -5427,7 +5518,7 @@
                 <w:color w:val="373737"/>
                 <w:sz w:val="18"/>
               </w:rPr>
-              <w:t>FederatedGqlBrakDown-packaging</w:t>
+              <w:t>FederatedGqlBrakDown-impression</w:t>
             </w:r>
           </w:p>
         </w:tc>
@@ -5467,7 +5558,7 @@
                 <w:color w:val="373737"/>
                 <w:sz w:val="18"/>
               </w:rPr>
-              <w:t>Product</w:t>
+              <w:t>Measurement</w:t>
             </w:r>
           </w:p>
         </w:tc>
@@ -5486,7 +5577,7 @@
                 <w:color w:val="373737"/>
                 <w:sz w:val="18"/>
               </w:rPr>
-              <w:t>plm-product (host)</w:t>
+              <w:t>plm-product (co-located)</w:t>
             </w:r>
           </w:p>
         </w:tc>
@@ -5505,7 +5596,7 @@
                 <w:color w:val="373737"/>
                 <w:sz w:val="18"/>
               </w:rPr>
-              <w:t>XXL</w:t>
+              <w:t>M</w:t>
             </w:r>
           </w:p>
         </w:tc>
@@ -5524,7 +5615,7 @@
                 <w:color w:val="373737"/>
                 <w:sz w:val="18"/>
               </w:rPr>
-              <w:t>67</w:t>
+              <w:t>20</w:t>
             </w:r>
           </w:p>
         </w:tc>
@@ -5543,7 +5634,7 @@
                 <w:color w:val="373737"/>
                 <w:sz w:val="18"/>
               </w:rPr>
-              <w:t>5</w:t>
+              <w:t>0</w:t>
             </w:r>
           </w:p>
         </w:tc>
@@ -5562,7 +5653,7 @@
                 <w:color w:val="373737"/>
                 <w:sz w:val="18"/>
               </w:rPr>
-              <w:t>4</w:t>
+              <w:t>1</w:t>
             </w:r>
           </w:p>
         </w:tc>
@@ -5581,7 +5672,7 @@
                 <w:color w:val="373737"/>
                 <w:sz w:val="18"/>
               </w:rPr>
-              <w:t>25</w:t>
+              <w:t>6</w:t>
             </w:r>
           </w:p>
         </w:tc>
@@ -5600,7 +5691,7 @@
                 <w:color w:val="373737"/>
                 <w:sz w:val="18"/>
               </w:rPr>
-              <w:t>33</w:t>
+              <w:t>13</w:t>
             </w:r>
           </w:p>
         </w:tc>
@@ -5619,7 +5710,7 @@
                 <w:color w:val="373737"/>
                 <w:sz w:val="18"/>
               </w:rPr>
-              <w:t>FederatedGqlBrakDown-product</w:t>
+              <w:t>FederatedGqlBrakDown-measurement</w:t>
             </w:r>
           </w:p>
         </w:tc>
@@ -5657,7 +5748,7 @@
                 <w:color w:val="373737"/>
                 <w:sz w:val="18"/>
               </w:rPr>
-              <w:t>Product Details</w:t>
+              <w:t>Packaging</w:t>
             </w:r>
           </w:p>
         </w:tc>
@@ -5693,7 +5784,7 @@
                 <w:color w:val="373737"/>
                 <w:sz w:val="18"/>
               </w:rPr>
-              <w:t>M</w:t>
+              <w:t>L</w:t>
             </w:r>
           </w:p>
         </w:tc>
@@ -5711,6 +5802,78 @@
                 <w:color w:val="373737"/>
                 <w:sz w:val="18"/>
               </w:rPr>
+              <w:t>24</w:t>
+            </w:r>
+          </w:p>
+        </w:tc>
+        <w:tc>
+          <w:tcPr>
+            <w:vAlign w:val="top"/>
+            <w:tcW w:w="648" w:type="dxa"/>
+          </w:tcPr>
+          <w:p>
+            <w:pPr>
+              <w:jc w:val="left"/>
+            </w:pPr>
+            <w:r>
+              <w:rPr>
+                <w:color w:val="373737"/>
+                <w:sz w:val="18"/>
+              </w:rPr>
+              <w:t>0</w:t>
+            </w:r>
+          </w:p>
+        </w:tc>
+        <w:tc>
+          <w:tcPr>
+            <w:vAlign w:val="top"/>
+            <w:tcW w:w="648" w:type="dxa"/>
+          </w:tcPr>
+          <w:p>
+            <w:pPr>
+              <w:jc w:val="left"/>
+            </w:pPr>
+            <w:r>
+              <w:rPr>
+                <w:color w:val="373737"/>
+                <w:sz w:val="18"/>
+              </w:rPr>
+              <w:t>2</w:t>
+            </w:r>
+          </w:p>
+        </w:tc>
+        <w:tc>
+          <w:tcPr>
+            <w:vAlign w:val="top"/>
+            <w:tcW w:w="648" w:type="dxa"/>
+          </w:tcPr>
+          <w:p>
+            <w:pPr>
+              <w:jc w:val="left"/>
+            </w:pPr>
+            <w:r>
+              <w:rPr>
+                <w:color w:val="373737"/>
+                <w:sz w:val="18"/>
+              </w:rPr>
+              <w:t>9</w:t>
+            </w:r>
+          </w:p>
+        </w:tc>
+        <w:tc>
+          <w:tcPr>
+            <w:vAlign w:val="top"/>
+            <w:tcW w:w="648" w:type="dxa"/>
+          </w:tcPr>
+          <w:p>
+            <w:pPr>
+              <w:jc w:val="left"/>
+            </w:pPr>
+            <w:r>
+              <w:rPr>
+                <w:color w:val="373737"/>
+                <w:sz w:val="18"/>
+              </w:rPr>
               <w:t>13</w:t>
             </w:r>
           </w:p>
@@ -5718,78 +5881,6 @@
         <w:tc>
           <w:tcPr>
             <w:vAlign w:val="top"/>
-            <w:tcW w:w="648" w:type="dxa"/>
-          </w:tcPr>
-          <w:p>
-            <w:pPr>
-              <w:jc w:val="left"/>
-            </w:pPr>
-            <w:r>
-              <w:rPr>
-                <w:color w:val="373737"/>
-                <w:sz w:val="18"/>
-              </w:rPr>
-              <w:t>0</w:t>
-            </w:r>
-          </w:p>
-        </w:tc>
-        <w:tc>
-          <w:tcPr>
-            <w:vAlign w:val="top"/>
-            <w:tcW w:w="648" w:type="dxa"/>
-          </w:tcPr>
-          <w:p>
-            <w:pPr>
-              <w:jc w:val="left"/>
-            </w:pPr>
-            <w:r>
-              <w:rPr>
-                <w:color w:val="373737"/>
-                <w:sz w:val="18"/>
-              </w:rPr>
-              <w:t>1</w:t>
-            </w:r>
-          </w:p>
-        </w:tc>
-        <w:tc>
-          <w:tcPr>
-            <w:vAlign w:val="top"/>
-            <w:tcW w:w="648" w:type="dxa"/>
-          </w:tcPr>
-          <w:p>
-            <w:pPr>
-              <w:jc w:val="left"/>
-            </w:pPr>
-            <w:r>
-              <w:rPr>
-                <w:color w:val="373737"/>
-                <w:sz w:val="18"/>
-              </w:rPr>
-              <w:t>7</w:t>
-            </w:r>
-          </w:p>
-        </w:tc>
-        <w:tc>
-          <w:tcPr>
-            <w:vAlign w:val="top"/>
-            <w:tcW w:w="648" w:type="dxa"/>
-          </w:tcPr>
-          <w:p>
-            <w:pPr>
-              <w:jc w:val="left"/>
-            </w:pPr>
-            <w:r>
-              <w:rPr>
-                <w:color w:val="373737"/>
-                <w:sz w:val="18"/>
-              </w:rPr>
-              <w:t>5</w:t>
-            </w:r>
-          </w:p>
-        </w:tc>
-        <w:tc>
-          <w:tcPr>
-            <w:vAlign w:val="top"/>
             <w:tcW w:w="2592" w:type="dxa"/>
           </w:tcPr>
           <w:p>
@@ -5801,7 +5892,7 @@
                 <w:color w:val="373737"/>
                 <w:sz w:val="18"/>
               </w:rPr>
-              <w:t>FederatedGqlBrakDown-productDetails</w:t>
+              <w:t>FederatedGqlBrakDown-packaging</w:t>
             </w:r>
           </w:p>
         </w:tc>
@@ -5841,7 +5932,7 @@
                 <w:color w:val="373737"/>
                 <w:sz w:val="18"/>
               </w:rPr>
-              <w:t>Watchlist</w:t>
+              <w:t>Product</w:t>
             </w:r>
           </w:p>
         </w:tc>
@@ -5860,7 +5951,7 @@
                 <w:color w:val="373737"/>
                 <w:sz w:val="18"/>
               </w:rPr>
-              <w:t>plm-product (co-located)</w:t>
+              <w:t>plm-product (host)</w:t>
             </w:r>
           </w:p>
         </w:tc>
@@ -5879,7 +5970,7 @@
                 <w:color w:val="373737"/>
                 <w:sz w:val="18"/>
               </w:rPr>
-              <w:t>M</w:t>
+              <w:t>XXL</w:t>
             </w:r>
           </w:p>
         </w:tc>
@@ -5898,7 +5989,7 @@
                 <w:color w:val="373737"/>
                 <w:sz w:val="18"/>
               </w:rPr>
-              <w:t>13</w:t>
+              <w:t>67</w:t>
             </w:r>
           </w:p>
         </w:tc>
@@ -5917,7 +6008,7 @@
                 <w:color w:val="373737"/>
                 <w:sz w:val="18"/>
               </w:rPr>
-              <w:t>0</w:t>
+              <w:t>5</w:t>
             </w:r>
           </w:p>
         </w:tc>
@@ -5936,7 +6027,7 @@
                 <w:color w:val="373737"/>
                 <w:sz w:val="18"/>
               </w:rPr>
-              <w:t>1</w:t>
+              <w:t>4</w:t>
             </w:r>
           </w:p>
         </w:tc>
@@ -5955,7 +6046,7 @@
                 <w:color w:val="373737"/>
                 <w:sz w:val="18"/>
               </w:rPr>
-              <w:t>6</w:t>
+              <w:t>25</w:t>
             </w:r>
           </w:p>
         </w:tc>
@@ -5974,7 +6065,7 @@
                 <w:color w:val="373737"/>
                 <w:sz w:val="18"/>
               </w:rPr>
-              <w:t>6</w:t>
+              <w:t>33</w:t>
             </w:r>
           </w:p>
         </w:tc>
@@ -5993,7 +6084,7 @@
                 <w:color w:val="373737"/>
                 <w:sz w:val="18"/>
               </w:rPr>
-              <w:t>FederatedGqlBrakDown-watchlist</w:t>
+              <w:t>FederatedGqlBrakDown-product</w:t>
             </w:r>
           </w:p>
         </w:tc>
@@ -6013,12 +6104,944 @@
                 <w:color w:val="373737"/>
                 <w:sz w:val="18"/>
               </w:rPr>
+              <w:t>9</w:t>
+            </w:r>
+          </w:p>
+        </w:tc>
+        <w:tc>
+          <w:tcPr>
+            <w:vAlign w:val="top"/>
+            <w:tcW w:w="1872" w:type="dxa"/>
+          </w:tcPr>
+          <w:p>
+            <w:pPr>
+              <w:jc w:val="left"/>
+            </w:pPr>
+            <w:r>
+              <w:rPr>
+                <w:color w:val="373737"/>
+                <w:sz w:val="18"/>
+              </w:rPr>
+              <w:t>Product Details</w:t>
+            </w:r>
+          </w:p>
+        </w:tc>
+        <w:tc>
+          <w:tcPr>
+            <w:vAlign w:val="top"/>
+            <w:tcW w:w="2448" w:type="dxa"/>
+          </w:tcPr>
+          <w:p>
+            <w:pPr>
+              <w:jc w:val="left"/>
+            </w:pPr>
+            <w:r>
+              <w:rPr>
+                <w:color w:val="373737"/>
+                <w:sz w:val="18"/>
+              </w:rPr>
+              <w:t>plm-product (co-located)</w:t>
+            </w:r>
+          </w:p>
+        </w:tc>
+        <w:tc>
+          <w:tcPr>
+            <w:vAlign w:val="top"/>
+            <w:tcW w:w="864" w:type="dxa"/>
+          </w:tcPr>
+          <w:p>
+            <w:pPr>
+              <w:jc w:val="left"/>
+            </w:pPr>
+            <w:r>
+              <w:rPr>
+                <w:color w:val="373737"/>
+                <w:sz w:val="18"/>
+              </w:rPr>
+              <w:t>M</w:t>
+            </w:r>
+          </w:p>
+        </w:tc>
+        <w:tc>
+          <w:tcPr>
+            <w:vAlign w:val="top"/>
+            <w:tcW w:w="864" w:type="dxa"/>
+          </w:tcPr>
+          <w:p>
+            <w:pPr>
+              <w:jc w:val="left"/>
+            </w:pPr>
+            <w:r>
+              <w:rPr>
+                <w:color w:val="373737"/>
+                <w:sz w:val="18"/>
+              </w:rPr>
+              <w:t>13</w:t>
+            </w:r>
+          </w:p>
+        </w:tc>
+        <w:tc>
+          <w:tcPr>
+            <w:vAlign w:val="top"/>
+            <w:tcW w:w="648" w:type="dxa"/>
+          </w:tcPr>
+          <w:p>
+            <w:pPr>
+              <w:jc w:val="left"/>
+            </w:pPr>
+            <w:r>
+              <w:rPr>
+                <w:color w:val="373737"/>
+                <w:sz w:val="18"/>
+              </w:rPr>
+              <w:t>0</w:t>
+            </w:r>
+          </w:p>
+        </w:tc>
+        <w:tc>
+          <w:tcPr>
+            <w:vAlign w:val="top"/>
+            <w:tcW w:w="648" w:type="dxa"/>
+          </w:tcPr>
+          <w:p>
+            <w:pPr>
+              <w:jc w:val="left"/>
+            </w:pPr>
+            <w:r>
+              <w:rPr>
+                <w:color w:val="373737"/>
+                <w:sz w:val="18"/>
+              </w:rPr>
+              <w:t>1</w:t>
+            </w:r>
+          </w:p>
+        </w:tc>
+        <w:tc>
+          <w:tcPr>
+            <w:vAlign w:val="top"/>
+            <w:tcW w:w="648" w:type="dxa"/>
+          </w:tcPr>
+          <w:p>
+            <w:pPr>
+              <w:jc w:val="left"/>
+            </w:pPr>
+            <w:r>
+              <w:rPr>
+                <w:color w:val="373737"/>
+                <w:sz w:val="18"/>
+              </w:rPr>
+              <w:t>7</w:t>
+            </w:r>
+          </w:p>
+        </w:tc>
+        <w:tc>
+          <w:tcPr>
+            <w:vAlign w:val="top"/>
+            <w:tcW w:w="648" w:type="dxa"/>
+          </w:tcPr>
+          <w:p>
+            <w:pPr>
+              <w:jc w:val="left"/>
+            </w:pPr>
+            <w:r>
+              <w:rPr>
+                <w:color w:val="373737"/>
+                <w:sz w:val="18"/>
+              </w:rPr>
+              <w:t>5</w:t>
+            </w:r>
+          </w:p>
+        </w:tc>
+        <w:tc>
+          <w:tcPr>
+            <w:vAlign w:val="top"/>
+            <w:tcW w:w="2592" w:type="dxa"/>
+          </w:tcPr>
+          <w:p>
+            <w:pPr>
+              <w:jc w:val="left"/>
+            </w:pPr>
+            <w:r>
+              <w:rPr>
+                <w:color w:val="373737"/>
+                <w:sz w:val="18"/>
+              </w:rPr>
+              <w:t>FederatedGqlBrakDown-productDetails</w:t>
+            </w:r>
+          </w:p>
+        </w:tc>
+      </w:tr>
+      <w:tr>
+        <w:tc>
+          <w:tcPr>
+            <w:shd w:val="clear" w:color="auto" w:fill="F5F8FF"/>
+            <w:vAlign w:val="top"/>
+            <w:tcW w:w="432" w:type="dxa"/>
+          </w:tcPr>
+          <w:p>
+            <w:pPr>
+              <w:jc w:val="left"/>
+            </w:pPr>
+            <w:r>
+              <w:rPr>
+                <w:color w:val="373737"/>
+                <w:sz w:val="18"/>
+              </w:rPr>
+              <w:t>10</w:t>
+            </w:r>
+          </w:p>
+        </w:tc>
+        <w:tc>
+          <w:tcPr>
+            <w:shd w:val="clear" w:color="auto" w:fill="F5F8FF"/>
+            <w:vAlign w:val="top"/>
+            <w:tcW w:w="1872" w:type="dxa"/>
+          </w:tcPr>
+          <w:p>
+            <w:pPr>
+              <w:jc w:val="left"/>
+            </w:pPr>
+            <w:r>
+              <w:rPr>
+                <w:color w:val="373737"/>
+                <w:sz w:val="18"/>
+              </w:rPr>
+              <w:t>Sample</w:t>
+            </w:r>
+          </w:p>
+        </w:tc>
+        <w:tc>
+          <w:tcPr>
+            <w:shd w:val="clear" w:color="auto" w:fill="F5F8FF"/>
+            <w:vAlign w:val="top"/>
+            <w:tcW w:w="2448" w:type="dxa"/>
+          </w:tcPr>
+          <w:p>
+            <w:pPr>
+              <w:jc w:val="left"/>
+            </w:pPr>
+            <w:r>
+              <w:rPr>
+                <w:color w:val="373737"/>
+                <w:sz w:val="18"/>
+              </w:rPr>
+              <w:t>plm-sample (separate)</w:t>
+            </w:r>
+          </w:p>
+        </w:tc>
+        <w:tc>
+          <w:tcPr>
+            <w:shd w:val="clear" w:color="auto" w:fill="F5F8FF"/>
+            <w:vAlign w:val="top"/>
+            <w:tcW w:w="864" w:type="dxa"/>
+          </w:tcPr>
+          <w:p>
+            <w:pPr>
+              <w:jc w:val="left"/>
+            </w:pPr>
+            <w:r>
+              <w:rPr>
+                <w:color w:val="373737"/>
+                <w:sz w:val="18"/>
+              </w:rPr>
+              <w:t>XL</w:t>
+            </w:r>
+          </w:p>
+        </w:tc>
+        <w:tc>
+          <w:tcPr>
+            <w:shd w:val="clear" w:color="auto" w:fill="F5F8FF"/>
+            <w:vAlign w:val="top"/>
+            <w:tcW w:w="864" w:type="dxa"/>
+          </w:tcPr>
+          <w:p>
+            <w:pPr>
+              <w:jc w:val="left"/>
+            </w:pPr>
+            <w:r>
+              <w:rPr>
+                <w:color w:val="373737"/>
+                <w:sz w:val="18"/>
+              </w:rPr>
+              <w:t>28</w:t>
+            </w:r>
+          </w:p>
+        </w:tc>
+        <w:tc>
+          <w:tcPr>
+            <w:shd w:val="clear" w:color="auto" w:fill="F5F8FF"/>
+            <w:vAlign w:val="top"/>
+            <w:tcW w:w="648" w:type="dxa"/>
+          </w:tcPr>
+          <w:p>
+            <w:pPr>
+              <w:jc w:val="left"/>
+            </w:pPr>
+            <w:r>
+              <w:rPr>
+                <w:color w:val="373737"/>
+                <w:sz w:val="18"/>
+              </w:rPr>
+              <w:t>0</w:t>
+            </w:r>
+          </w:p>
+        </w:tc>
+        <w:tc>
+          <w:tcPr>
+            <w:shd w:val="clear" w:color="auto" w:fill="F5F8FF"/>
+            <w:vAlign w:val="top"/>
+            <w:tcW w:w="648" w:type="dxa"/>
+          </w:tcPr>
+          <w:p>
+            <w:pPr>
+              <w:jc w:val="left"/>
+            </w:pPr>
+            <w:r>
+              <w:rPr>
+                <w:color w:val="373737"/>
+                <w:sz w:val="18"/>
+              </w:rPr>
+              <w:t>5</w:t>
+            </w:r>
+          </w:p>
+        </w:tc>
+        <w:tc>
+          <w:tcPr>
+            <w:shd w:val="clear" w:color="auto" w:fill="F5F8FF"/>
+            <w:vAlign w:val="top"/>
+            <w:tcW w:w="648" w:type="dxa"/>
+          </w:tcPr>
+          <w:p>
+            <w:pPr>
+              <w:jc w:val="left"/>
+            </w:pPr>
+            <w:r>
+              <w:rPr>
+                <w:color w:val="373737"/>
+                <w:sz w:val="18"/>
+              </w:rPr>
+              <w:t>11</w:t>
+            </w:r>
+          </w:p>
+        </w:tc>
+        <w:tc>
+          <w:tcPr>
+            <w:shd w:val="clear" w:color="auto" w:fill="F5F8FF"/>
+            <w:vAlign w:val="top"/>
+            <w:tcW w:w="648" w:type="dxa"/>
+          </w:tcPr>
+          <w:p>
+            <w:pPr>
+              <w:jc w:val="left"/>
+            </w:pPr>
+            <w:r>
+              <w:rPr>
+                <w:color w:val="373737"/>
+                <w:sz w:val="18"/>
+              </w:rPr>
+              <w:t>12</w:t>
+            </w:r>
+          </w:p>
+        </w:tc>
+        <w:tc>
+          <w:tcPr>
+            <w:shd w:val="clear" w:color="auto" w:fill="F5F8FF"/>
+            <w:vAlign w:val="top"/>
+            <w:tcW w:w="2592" w:type="dxa"/>
+          </w:tcPr>
+          <w:p>
+            <w:pPr>
+              <w:jc w:val="left"/>
+            </w:pPr>
+            <w:r>
+              <w:rPr>
+                <w:color w:val="373737"/>
+                <w:sz w:val="18"/>
+              </w:rPr>
+              <w:t>FederatedGqlBrakDown-sample</w:t>
+            </w:r>
+          </w:p>
+        </w:tc>
+      </w:tr>
+      <w:tr>
+        <w:tc>
+          <w:tcPr>
+            <w:vAlign w:val="top"/>
+            <w:tcW w:w="432" w:type="dxa"/>
+          </w:tcPr>
+          <w:p>
+            <w:pPr>
+              <w:jc w:val="left"/>
+            </w:pPr>
+            <w:r>
+              <w:rPr>
+                <w:color w:val="373737"/>
+                <w:sz w:val="18"/>
+              </w:rPr>
+              <w:t>11</w:t>
+            </w:r>
+          </w:p>
+        </w:tc>
+        <w:tc>
+          <w:tcPr>
+            <w:vAlign w:val="top"/>
+            <w:tcW w:w="1872" w:type="dxa"/>
+          </w:tcPr>
+          <w:p>
+            <w:pPr>
+              <w:jc w:val="left"/>
+            </w:pPr>
+            <w:r>
+              <w:rPr>
+                <w:color w:val="373737"/>
+                <w:sz w:val="18"/>
+              </w:rPr>
+              <w:t>Search</w:t>
+            </w:r>
+          </w:p>
+        </w:tc>
+        <w:tc>
+          <w:tcPr>
+            <w:vAlign w:val="top"/>
+            <w:tcW w:w="2448" w:type="dxa"/>
+          </w:tcPr>
+          <w:p>
+            <w:pPr>
+              <w:jc w:val="left"/>
+            </w:pPr>
+            <w:r>
+              <w:rPr>
+                <w:color w:val="373737"/>
+                <w:sz w:val="18"/>
+              </w:rPr>
+              <w:t>plm-elastic-search (separate)</w:t>
+            </w:r>
+          </w:p>
+        </w:tc>
+        <w:tc>
+          <w:tcPr>
+            <w:vAlign w:val="top"/>
+            <w:tcW w:w="864" w:type="dxa"/>
+          </w:tcPr>
+          <w:p>
+            <w:pPr>
+              <w:jc w:val="left"/>
+            </w:pPr>
+            <w:r>
+              <w:rPr>
+                <w:color w:val="373737"/>
+                <w:sz w:val="18"/>
+              </w:rPr>
+              <w:t>L</w:t>
+            </w:r>
+          </w:p>
+        </w:tc>
+        <w:tc>
+          <w:tcPr>
+            <w:vAlign w:val="top"/>
+            <w:tcW w:w="864" w:type="dxa"/>
+          </w:tcPr>
+          <w:p>
+            <w:pPr>
+              <w:jc w:val="left"/>
+            </w:pPr>
+            <w:r>
+              <w:rPr>
+                <w:color w:val="373737"/>
+                <w:sz w:val="18"/>
+              </w:rPr>
+              <w:t>25</w:t>
+            </w:r>
+          </w:p>
+        </w:tc>
+        <w:tc>
+          <w:tcPr>
+            <w:vAlign w:val="top"/>
+            <w:tcW w:w="648" w:type="dxa"/>
+          </w:tcPr>
+          <w:p>
+            <w:pPr>
+              <w:jc w:val="left"/>
+            </w:pPr>
+            <w:r>
+              <w:rPr>
+                <w:color w:val="373737"/>
+                <w:sz w:val="18"/>
+              </w:rPr>
+              <w:t>0</w:t>
+            </w:r>
+          </w:p>
+        </w:tc>
+        <w:tc>
+          <w:tcPr>
+            <w:vAlign w:val="top"/>
+            <w:tcW w:w="648" w:type="dxa"/>
+          </w:tcPr>
+          <w:p>
+            <w:pPr>
+              <w:jc w:val="left"/>
+            </w:pPr>
+            <w:r>
+              <w:rPr>
+                <w:color w:val="373737"/>
+                <w:sz w:val="18"/>
+              </w:rPr>
+              <w:t>7</w:t>
+            </w:r>
+          </w:p>
+        </w:tc>
+        <w:tc>
+          <w:tcPr>
+            <w:vAlign w:val="top"/>
+            <w:tcW w:w="648" w:type="dxa"/>
+          </w:tcPr>
+          <w:p>
+            <w:pPr>
+              <w:jc w:val="left"/>
+            </w:pPr>
+            <w:r>
+              <w:rPr>
+                <w:color w:val="373737"/>
+                <w:sz w:val="18"/>
+              </w:rPr>
+              <w:t>11</w:t>
+            </w:r>
+          </w:p>
+        </w:tc>
+        <w:tc>
+          <w:tcPr>
+            <w:vAlign w:val="top"/>
+            <w:tcW w:w="648" w:type="dxa"/>
+          </w:tcPr>
+          <w:p>
+            <w:pPr>
+              <w:jc w:val="left"/>
+            </w:pPr>
+            <w:r>
+              <w:rPr>
+                <w:color w:val="373737"/>
+                <w:sz w:val="18"/>
+              </w:rPr>
+              <w:t>7</w:t>
+            </w:r>
+          </w:p>
+        </w:tc>
+        <w:tc>
+          <w:tcPr>
+            <w:vAlign w:val="top"/>
+            <w:tcW w:w="2592" w:type="dxa"/>
+          </w:tcPr>
+          <w:p>
+            <w:pPr>
+              <w:jc w:val="left"/>
+            </w:pPr>
+            <w:r>
+              <w:rPr>
+                <w:color w:val="373737"/>
+                <w:sz w:val="18"/>
+              </w:rPr>
+              <w:t>FederatedGqlBrakDown-search</w:t>
+            </w:r>
+          </w:p>
+        </w:tc>
+      </w:tr>
+      <w:tr>
+        <w:tc>
+          <w:tcPr>
+            <w:shd w:val="clear" w:color="auto" w:fill="F5F8FF"/>
+            <w:vAlign w:val="top"/>
+            <w:tcW w:w="432" w:type="dxa"/>
+          </w:tcPr>
+          <w:p>
+            <w:pPr>
+              <w:jc w:val="left"/>
+            </w:pPr>
+            <w:r>
+              <w:rPr>
+                <w:color w:val="373737"/>
+                <w:sz w:val="18"/>
+              </w:rPr>
+              <w:t>12</w:t>
+            </w:r>
+          </w:p>
+        </w:tc>
+        <w:tc>
+          <w:tcPr>
+            <w:shd w:val="clear" w:color="auto" w:fill="F5F8FF"/>
+            <w:vAlign w:val="top"/>
+            <w:tcW w:w="1872" w:type="dxa"/>
+          </w:tcPr>
+          <w:p>
+            <w:pPr>
+              <w:jc w:val="left"/>
+            </w:pPr>
+            <w:r>
+              <w:rPr>
+                <w:color w:val="373737"/>
+                <w:sz w:val="18"/>
+              </w:rPr>
+              <w:t>Watchlist</w:t>
+            </w:r>
+          </w:p>
+        </w:tc>
+        <w:tc>
+          <w:tcPr>
+            <w:shd w:val="clear" w:color="auto" w:fill="F5F8FF"/>
+            <w:vAlign w:val="top"/>
+            <w:tcW w:w="2448" w:type="dxa"/>
+          </w:tcPr>
+          <w:p>
+            <w:pPr>
+              <w:jc w:val="left"/>
+            </w:pPr>
+            <w:r>
+              <w:rPr>
+                <w:color w:val="373737"/>
+                <w:sz w:val="18"/>
+              </w:rPr>
+              <w:t>plm-product (co-located)</w:t>
+            </w:r>
+          </w:p>
+        </w:tc>
+        <w:tc>
+          <w:tcPr>
+            <w:shd w:val="clear" w:color="auto" w:fill="F5F8FF"/>
+            <w:vAlign w:val="top"/>
+            <w:tcW w:w="864" w:type="dxa"/>
+          </w:tcPr>
+          <w:p>
+            <w:pPr>
+              <w:jc w:val="left"/>
+            </w:pPr>
+            <w:r>
+              <w:rPr>
+                <w:color w:val="373737"/>
+                <w:sz w:val="18"/>
+              </w:rPr>
+              <w:t>M</w:t>
+            </w:r>
+          </w:p>
+        </w:tc>
+        <w:tc>
+          <w:tcPr>
+            <w:shd w:val="clear" w:color="auto" w:fill="F5F8FF"/>
+            <w:vAlign w:val="top"/>
+            <w:tcW w:w="864" w:type="dxa"/>
+          </w:tcPr>
+          <w:p>
+            <w:pPr>
+              <w:jc w:val="left"/>
+            </w:pPr>
+            <w:r>
+              <w:rPr>
+                <w:color w:val="373737"/>
+                <w:sz w:val="18"/>
+              </w:rPr>
+              <w:t>13</w:t>
+            </w:r>
+          </w:p>
+        </w:tc>
+        <w:tc>
+          <w:tcPr>
+            <w:shd w:val="clear" w:color="auto" w:fill="F5F8FF"/>
+            <w:vAlign w:val="top"/>
+            <w:tcW w:w="648" w:type="dxa"/>
+          </w:tcPr>
+          <w:p>
+            <w:pPr>
+              <w:jc w:val="left"/>
+            </w:pPr>
+            <w:r>
+              <w:rPr>
+                <w:color w:val="373737"/>
+                <w:sz w:val="18"/>
+              </w:rPr>
+              <w:t>0</w:t>
+            </w:r>
+          </w:p>
+        </w:tc>
+        <w:tc>
+          <w:tcPr>
+            <w:shd w:val="clear" w:color="auto" w:fill="F5F8FF"/>
+            <w:vAlign w:val="top"/>
+            <w:tcW w:w="648" w:type="dxa"/>
+          </w:tcPr>
+          <w:p>
+            <w:pPr>
+              <w:jc w:val="left"/>
+            </w:pPr>
+            <w:r>
+              <w:rPr>
+                <w:color w:val="373737"/>
+                <w:sz w:val="18"/>
+              </w:rPr>
+              <w:t>1</w:t>
+            </w:r>
+          </w:p>
+        </w:tc>
+        <w:tc>
+          <w:tcPr>
+            <w:shd w:val="clear" w:color="auto" w:fill="F5F8FF"/>
+            <w:vAlign w:val="top"/>
+            <w:tcW w:w="648" w:type="dxa"/>
+          </w:tcPr>
+          <w:p>
+            <w:pPr>
+              <w:jc w:val="left"/>
+            </w:pPr>
+            <w:r>
+              <w:rPr>
+                <w:color w:val="373737"/>
+                <w:sz w:val="18"/>
+              </w:rPr>
+              <w:t>6</w:t>
+            </w:r>
+          </w:p>
+        </w:tc>
+        <w:tc>
+          <w:tcPr>
+            <w:shd w:val="clear" w:color="auto" w:fill="F5F8FF"/>
+            <w:vAlign w:val="top"/>
+            <w:tcW w:w="648" w:type="dxa"/>
+          </w:tcPr>
+          <w:p>
+            <w:pPr>
+              <w:jc w:val="left"/>
+            </w:pPr>
+            <w:r>
+              <w:rPr>
+                <w:color w:val="373737"/>
+                <w:sz w:val="18"/>
+              </w:rPr>
+              <w:t>6</w:t>
+            </w:r>
+          </w:p>
+        </w:tc>
+        <w:tc>
+          <w:tcPr>
+            <w:shd w:val="clear" w:color="auto" w:fill="F5F8FF"/>
+            <w:vAlign w:val="top"/>
+            <w:tcW w:w="2592" w:type="dxa"/>
+          </w:tcPr>
+          <w:p>
+            <w:pPr>
+              <w:jc w:val="left"/>
+            </w:pPr>
+            <w:r>
+              <w:rPr>
+                <w:color w:val="373737"/>
+                <w:sz w:val="18"/>
+              </w:rPr>
+              <w:t>FederatedGqlBrakDown-watchlist</w:t>
+            </w:r>
+          </w:p>
+        </w:tc>
+      </w:tr>
+      <w:tr>
+        <w:tc>
+          <w:tcPr>
+            <w:vAlign w:val="top"/>
+            <w:tcW w:w="432" w:type="dxa"/>
+          </w:tcPr>
+          <w:p>
+            <w:pPr>
+              <w:jc w:val="left"/>
+            </w:pPr>
+            <w:r>
+              <w:rPr>
+                <w:color w:val="373737"/>
+                <w:sz w:val="18"/>
+              </w:rPr>
+              <w:t>13</w:t>
+            </w:r>
+          </w:p>
+        </w:tc>
+        <w:tc>
+          <w:tcPr>
+            <w:vAlign w:val="top"/>
+            <w:tcW w:w="1872" w:type="dxa"/>
+          </w:tcPr>
+          <w:p>
+            <w:pPr>
+              <w:jc w:val="left"/>
+            </w:pPr>
+            <w:r>
+              <w:rPr>
+                <w:color w:val="373737"/>
+                <w:sz w:val="18"/>
+              </w:rPr>
+              <w:t>Workspace</w:t>
+            </w:r>
+          </w:p>
+        </w:tc>
+        <w:tc>
+          <w:tcPr>
+            <w:vAlign w:val="top"/>
+            <w:tcW w:w="2448" w:type="dxa"/>
+          </w:tcPr>
+          <w:p>
+            <w:pPr>
+              <w:jc w:val="left"/>
+            </w:pPr>
+            <w:r>
+              <w:rPr>
+                <w:color w:val="373737"/>
+                <w:sz w:val="18"/>
+              </w:rPr>
+              <w:t>plm-workspace (separate)</w:t>
+            </w:r>
+          </w:p>
+        </w:tc>
+        <w:tc>
+          <w:tcPr>
+            <w:vAlign w:val="top"/>
+            <w:tcW w:w="864" w:type="dxa"/>
+          </w:tcPr>
+          <w:p>
+            <w:pPr>
+              <w:jc w:val="left"/>
+            </w:pPr>
+            <w:r>
+              <w:rPr>
+                <w:color w:val="373737"/>
+                <w:sz w:val="18"/>
+              </w:rPr>
+              <w:t>XL</w:t>
+            </w:r>
+          </w:p>
+        </w:tc>
+        <w:tc>
+          <w:tcPr>
+            <w:vAlign w:val="top"/>
+            <w:tcW w:w="864" w:type="dxa"/>
+          </w:tcPr>
+          <w:p>
+            <w:pPr>
+              <w:jc w:val="left"/>
+            </w:pPr>
+            <w:r>
+              <w:rPr>
+                <w:color w:val="373737"/>
+                <w:sz w:val="18"/>
+              </w:rPr>
+              <w:t>28</w:t>
+            </w:r>
+          </w:p>
+        </w:tc>
+        <w:tc>
+          <w:tcPr>
+            <w:vAlign w:val="top"/>
+            <w:tcW w:w="648" w:type="dxa"/>
+          </w:tcPr>
+          <w:p>
+            <w:pPr>
+              <w:jc w:val="left"/>
+            </w:pPr>
+            <w:r>
+              <w:rPr>
+                <w:color w:val="373737"/>
+                <w:sz w:val="18"/>
+              </w:rPr>
+              <w:t>3</w:t>
+            </w:r>
+          </w:p>
+        </w:tc>
+        <w:tc>
+          <w:tcPr>
+            <w:vAlign w:val="top"/>
+            <w:tcW w:w="648" w:type="dxa"/>
+          </w:tcPr>
+          <w:p>
+            <w:pPr>
+              <w:jc w:val="left"/>
+            </w:pPr>
+            <w:r>
+              <w:rPr>
+                <w:color w:val="373737"/>
+                <w:sz w:val="18"/>
+              </w:rPr>
+              <w:t>3</w:t>
+            </w:r>
+          </w:p>
+        </w:tc>
+        <w:tc>
+          <w:tcPr>
+            <w:vAlign w:val="top"/>
+            <w:tcW w:w="648" w:type="dxa"/>
+          </w:tcPr>
+          <w:p>
+            <w:pPr>
+              <w:jc w:val="left"/>
+            </w:pPr>
+            <w:r>
+              <w:rPr>
+                <w:color w:val="373737"/>
+                <w:sz w:val="18"/>
+              </w:rPr>
+              <w:t>13</w:t>
+            </w:r>
+          </w:p>
+        </w:tc>
+        <w:tc>
+          <w:tcPr>
+            <w:vAlign w:val="top"/>
+            <w:tcW w:w="648" w:type="dxa"/>
+          </w:tcPr>
+          <w:p>
+            <w:pPr>
+              <w:jc w:val="left"/>
+            </w:pPr>
+            <w:r>
+              <w:rPr>
+                <w:color w:val="373737"/>
+                <w:sz w:val="18"/>
+              </w:rPr>
+              <w:t>9</w:t>
+            </w:r>
+          </w:p>
+        </w:tc>
+        <w:tc>
+          <w:tcPr>
+            <w:vAlign w:val="top"/>
+            <w:tcW w:w="2592" w:type="dxa"/>
+          </w:tcPr>
+          <w:p>
+            <w:pPr>
+              <w:jc w:val="left"/>
+            </w:pPr>
+            <w:r>
+              <w:rPr>
+                <w:color w:val="373737"/>
+                <w:sz w:val="18"/>
+              </w:rPr>
+              <w:t>FederatedGqlBrakDown-workspace</w:t>
+            </w:r>
+          </w:p>
+        </w:tc>
+      </w:tr>
+      <w:tr>
+        <w:tc>
+          <w:tcPr>
+            <w:shd w:val="clear" w:color="auto" w:fill="F5F8FF"/>
+            <w:vAlign w:val="top"/>
+            <w:tcW w:w="432" w:type="dxa"/>
+          </w:tcPr>
+          <w:p>
+            <w:pPr>
+              <w:jc w:val="left"/>
+            </w:pPr>
+            <w:r>
+              <w:rPr>
+                <w:color w:val="373737"/>
+                <w:sz w:val="18"/>
+              </w:rPr>
               <w:t>—</w:t>
             </w:r>
           </w:p>
         </w:tc>
         <w:tc>
           <w:tcPr>
+            <w:shd w:val="clear" w:color="auto" w:fill="F5F8FF"/>
             <w:vAlign w:val="top"/>
             <w:tcW w:w="1872" w:type="dxa"/>
           </w:tcPr>
@@ -6037,6 +7060,7 @@
         </w:tc>
         <w:tc>
           <w:tcPr>
+            <w:shd w:val="clear" w:color="auto" w:fill="F5F8FF"/>
             <w:vAlign w:val="top"/>
             <w:tcW w:w="2448" w:type="dxa"/>
           </w:tcPr>
@@ -6055,6 +7079,7 @@
         </w:tc>
         <w:tc>
           <w:tcPr>
+            <w:shd w:val="clear" w:color="auto" w:fill="F5F8FF"/>
             <w:vAlign w:val="top"/>
             <w:tcW w:w="864" w:type="dxa"/>
           </w:tcPr>
@@ -6073,6 +7098,7 @@
         </w:tc>
         <w:tc>
           <w:tcPr>
+            <w:shd w:val="clear" w:color="auto" w:fill="F5F8FF"/>
             <w:vAlign w:val="top"/>
             <w:tcW w:w="864" w:type="dxa"/>
           </w:tcPr>
@@ -6085,12 +7111,13 @@
                 <w:color w:val="373737"/>
                 <w:sz w:val="18"/>
               </w:rPr>
-              <w:t>200</w:t>
-            </w:r>
-          </w:p>
-        </w:tc>
-        <w:tc>
-          <w:tcPr>
+              <w:t>337</w:t>
+            </w:r>
+          </w:p>
+        </w:tc>
+        <w:tc>
+          <w:tcPr>
+            <w:shd w:val="clear" w:color="auto" w:fill="F5F8FF"/>
             <w:vAlign w:val="top"/>
             <w:tcW w:w="648" w:type="dxa"/>
           </w:tcPr>
@@ -6103,12 +7130,13 @@
                 <w:color w:val="373737"/>
                 <w:sz w:val="18"/>
               </w:rPr>
-              <w:t>6</w:t>
-            </w:r>
-          </w:p>
-        </w:tc>
-        <w:tc>
-          <w:tcPr>
+              <w:t>9</w:t>
+            </w:r>
+          </w:p>
+        </w:tc>
+        <w:tc>
+          <w:tcPr>
+            <w:shd w:val="clear" w:color="auto" w:fill="F5F8FF"/>
             <w:vAlign w:val="top"/>
             <w:tcW w:w="648" w:type="dxa"/>
           </w:tcPr>
@@ -6121,12 +7149,13 @@
                 <w:color w:val="373737"/>
                 <w:sz w:val="18"/>
               </w:rPr>
-              <w:t>13</w:t>
-            </w:r>
-          </w:p>
-        </w:tc>
-        <w:tc>
-          <w:tcPr>
+              <w:t>34</w:t>
+            </w:r>
+          </w:p>
+        </w:tc>
+        <w:tc>
+          <w:tcPr>
+            <w:shd w:val="clear" w:color="auto" w:fill="F5F8FF"/>
             <w:vAlign w:val="top"/>
             <w:tcW w:w="648" w:type="dxa"/>
           </w:tcPr>
@@ -6139,12 +7168,13 @@
                 <w:color w:val="373737"/>
                 <w:sz w:val="18"/>
               </w:rPr>
-              <w:t>76</w:t>
-            </w:r>
-          </w:p>
-        </w:tc>
-        <w:tc>
-          <w:tcPr>
+              <w:t>140</w:t>
+            </w:r>
+          </w:p>
+        </w:tc>
+        <w:tc>
+          <w:tcPr>
+            <w:shd w:val="clear" w:color="auto" w:fill="F5F8FF"/>
             <w:vAlign w:val="top"/>
             <w:tcW w:w="648" w:type="dxa"/>
           </w:tcPr>
@@ -6157,12 +7187,13 @@
                 <w:color w:val="373737"/>
                 <w:sz w:val="18"/>
               </w:rPr>
-              <w:t>105</w:t>
-            </w:r>
-          </w:p>
-        </w:tc>
-        <w:tc>
-          <w:tcPr>
+              <w:t>154</w:t>
+            </w:r>
+          </w:p>
+        </w:tc>
+        <w:tc>
+          <w:tcPr>
+            <w:shd w:val="clear" w:color="auto" w:fill="F5F8FF"/>
             <w:vAlign w:val="top"/>
             <w:tcW w:w="2592" w:type="dxa"/>
           </w:tcPr>
@@ -6906,28 +7937,42 @@
                 <w:rFonts w:ascii="Courier New" w:hAnsi="Courier New"/>
                 <w:sz w:val="18"/>
               </w:rPr>
-              <w:t>SPARK-MEAS-E01</w:t>
-            </w:r>
-            <w:r>
-              <w:rPr>
-                <w:color w:val="373737"/>
-                <w:sz w:val="18"/>
-              </w:rPr>
-              <w:t xml:space="preserve"> </w:t>
+              <w:t>SPARK-DISC-E01</w:t>
+            </w:r>
+            <w:r>
+              <w:rPr>
+                <w:color w:val="373737"/>
+                <w:sz w:val="18"/>
+              </w:rPr>
+              <w:t xml:space="preserve"> Participants V2 (</w:t>
             </w:r>
             <w:r>
               <w:rPr>
                 <w:rFonts w:ascii="Courier New" w:hAnsi="Courier New"/>
                 <w:sz w:val="18"/>
               </w:rPr>
-              <w:t>updateMeasurement</w:t>
-            </w:r>
-            <w:r>
-              <w:rPr>
-                <w:color w:val="373737"/>
-                <w:sz w:val="18"/>
-              </w:rPr>
-              <w:t xml:space="preserve"> — 2-step orchestrated write</w:t>
+              <w:t>updateParticipantsV2</w:t>
+            </w:r>
+            <w:r>
+              <w:rPr>
+                <w:color w:val="373737"/>
+                <w:sz w:val="18"/>
+              </w:rPr>
+              <w:t xml:space="preserve"> + </w:t>
+            </w:r>
+            <w:r>
+              <w:rPr>
+                <w:rFonts w:ascii="Courier New" w:hAnsi="Courier New"/>
+                <w:sz w:val="18"/>
+              </w:rPr>
+              <w:t>deleteParticipantV2</w:t>
+            </w:r>
+            <w:r>
+              <w:rPr>
+                <w:color w:val="373737"/>
+                <w:sz w:val="18"/>
+              </w:rPr>
+              <w:t>)</w:t>
             </w:r>
           </w:p>
         </w:tc>
@@ -6945,7 +7990,7 @@
                 <w:color w:val="373737"/>
                 <w:sz w:val="18"/>
               </w:rPr>
-              <w:t>measurement</w:t>
+              <w:t>discussion</w:t>
             </w:r>
           </w:p>
         </w:tc>
@@ -6981,7 +8026,7 @@
                 <w:rFonts w:ascii="Courier New" w:hAnsi="Courier New"/>
                 <w:sz w:val="18"/>
               </w:rPr>
-              <w:t>workspaceV2</w:t>
+              <w:t>userGroup</w:t>
             </w:r>
           </w:p>
         </w:tc>
@@ -6999,45 +8044,21 @@
                 <w:color w:val="373737"/>
                 <w:sz w:val="18"/>
               </w:rPr>
-              <w:t>workspaceAssociations = sparkMeasurement.updateWorkspaceAssociations \</w:t>
+              <w:t>add participants (AddParticipantInput) / remove a participant (team/user/partner)</w:t>
             </w:r>
           </w:p>
         </w:tc>
         <w:tc>
           <w:tcPr>
             <w:tcW w:type="dxa" w:w="1465"/>
-            <w:vAlign w:val="top"/>
-          </w:tcPr>
-          <w:p>
-            <w:pPr>
-              <w:jc w:val="left"/>
-            </w:pPr>
-            <w:r>
-              <w:rPr>
-                <w:color w:val="373737"/>
-                <w:sz w:val="18"/>
-              </w:rPr>
-              <w:t>\</w:t>
-            </w:r>
-          </w:p>
+          </w:tcPr>
+          <w:p/>
         </w:tc>
         <w:tc>
           <w:tcPr>
             <w:tcW w:type="dxa" w:w="1465"/>
-            <w:vAlign w:val="top"/>
-          </w:tcPr>
-          <w:p>
-            <w:pPr>
-              <w:jc w:val="left"/>
-            </w:pPr>
-            <w:r>
-              <w:rPr>
-                <w:color w:val="373737"/>
-                <w:sz w:val="18"/>
-              </w:rPr>
-              <w:t>{}. token for [humanId]. 2. If add/remove workspaces → workspaceAssociationHelper(MEASUREMENT…</w:t>
-            </w:r>
-          </w:p>
+          </w:tcPr>
+          <w:p/>
         </w:tc>
       </w:tr>
       <w:tr>
@@ -7063,28 +8084,70 @@
                 <w:rFonts w:ascii="Courier New" w:hAnsi="Courier New"/>
                 <w:sz w:val="18"/>
               </w:rPr>
-              <w:t>SPARK-PKG-E01</w:t>
-            </w:r>
-            <w:r>
-              <w:rPr>
-                <w:color w:val="373737"/>
-                <w:sz w:val="18"/>
-              </w:rPr>
-              <w:t xml:space="preserve"> </w:t>
+              <w:t>SPARK-DISC-E02</w:t>
+            </w:r>
+            <w:r>
+              <w:rPr>
+                <w:color w:val="373737"/>
+                <w:sz w:val="18"/>
+              </w:rPr>
+              <w:t xml:space="preserve"> Participants V3 (</w:t>
             </w:r>
             <w:r>
               <w:rPr>
                 <w:rFonts w:ascii="Courier New" w:hAnsi="Courier New"/>
                 <w:sz w:val="18"/>
               </w:rPr>
-              <w:t>updatePackaging</w:t>
-            </w:r>
-            <w:r>
-              <w:rPr>
-                <w:color w:val="373737"/>
-                <w:sz w:val="18"/>
-              </w:rPr>
-              <w:t xml:space="preserve"> (multi-step write)</w:t>
+              <w:t>updateParticipantsV3</w:t>
+            </w:r>
+            <w:r>
+              <w:rPr>
+                <w:color w:val="373737"/>
+                <w:sz w:val="18"/>
+              </w:rPr>
+              <w:t xml:space="preserve"> + </w:t>
+            </w:r>
+            <w:r>
+              <w:rPr>
+                <w:rFonts w:ascii="Courier New" w:hAnsi="Courier New"/>
+                <w:sz w:val="18"/>
+              </w:rPr>
+              <w:t>coreUpdate</w:t>
+            </w:r>
+            <w:r>
+              <w:rPr>
+                <w:color w:val="373737"/>
+                <w:sz w:val="18"/>
+              </w:rPr>
+              <w:t xml:space="preserve"> + </w:t>
+            </w:r>
+            <w:r>
+              <w:rPr>
+                <w:rFonts w:ascii="Courier New" w:hAnsi="Courier New"/>
+                <w:sz w:val="18"/>
+              </w:rPr>
+              <w:t>coreDelete</w:t>
+            </w:r>
+            <w:r>
+              <w:rPr>
+                <w:color w:val="373737"/>
+                <w:sz w:val="18"/>
+              </w:rPr>
+              <w:t xml:space="preserve"> + </w:t>
+            </w:r>
+            <w:r>
+              <w:rPr>
+                <w:rFonts w:ascii="Courier New" w:hAnsi="Courier New"/>
+                <w:sz w:val="18"/>
+              </w:rPr>
+              <w:t>deleteParticipantV3</w:t>
+            </w:r>
+            <w:r>
+              <w:rPr>
+                <w:color w:val="373737"/>
+                <w:sz w:val="18"/>
+              </w:rPr>
+              <w:t>)</w:t>
             </w:r>
           </w:p>
         </w:tc>
@@ -7103,7 +8166,7 @@
                 <w:color w:val="373737"/>
                 <w:sz w:val="18"/>
               </w:rPr>
-              <w:t>packaging</w:t>
+              <w:t>discussion</w:t>
             </w:r>
           </w:p>
         </w:tc>
@@ -7141,21 +8204,7 @@
                 <w:rFonts w:ascii="Courier New" w:hAnsi="Courier New"/>
                 <w:sz w:val="18"/>
               </w:rPr>
-              <w:t>attachment</w:t>
-            </w:r>
-            <w:r>
-              <w:rPr>
-                <w:color w:val="373737"/>
-                <w:sz w:val="18"/>
-              </w:rPr>
-              <w:t xml:space="preserve">, </w:t>
-            </w:r>
-            <w:r>
-              <w:rPr>
-                <w:rFonts w:ascii="Courier New" w:hAnsi="Courier New"/>
-                <w:sz w:val="18"/>
-              </w:rPr>
-              <w:t>relationship</w:t>
+              <w:t>userGroup</w:t>
             </w:r>
           </w:p>
         </w:tc>
@@ -7174,7 +8223,7 @@
                 <w:color w:val="373737"/>
                 <w:sz w:val="18"/>
               </w:rPr>
-              <w:t>token; set humanId=packagingId; PUT packaging/v1 (body); 2) if attachmentsToRemove → (attachment) archiveAttachmentBulkV2 + (relationship) removeRelationship; 3) if…</w:t>
+              <w:t>richer participant model — updateParticipantsV3 / coreUpdateParticipantsV3 - (participants + relatedResources + resourceType), coreDeleteParticipantsV3…</w:t>
             </w:r>
           </w:p>
         </w:tc>
@@ -7215,7 +8264,7 @@
                 <w:rFonts w:ascii="Courier New" w:hAnsi="Courier New"/>
                 <w:sz w:val="18"/>
               </w:rPr>
-              <w:t>SPARK-PROD-E02</w:t>
+              <w:t>SPARK-MEAS-E01</w:t>
             </w:r>
             <w:r>
               <w:rPr>
@@ -7229,14 +8278,14 @@
                 <w:rFonts w:ascii="Courier New" w:hAnsi="Courier New"/>
                 <w:sz w:val="18"/>
               </w:rPr>
-              <w:t>updateComponentStatuses</w:t>
-            </w:r>
-            <w:r>
-              <w:rPr>
-                <w:color w:val="373737"/>
-                <w:sz w:val="18"/>
-              </w:rPr>
-              <w:t xml:space="preserve"> (5-loader fan-out)</w:t>
+              <w:t>updateMeasurement</w:t>
+            </w:r>
+            <w:r>
+              <w:rPr>
+                <w:color w:val="373737"/>
+                <w:sz w:val="18"/>
+              </w:rPr>
+              <w:t xml:space="preserve"> — 2-step orchestrated write</w:t>
             </w:r>
           </w:p>
         </w:tc>
@@ -7254,7 +8303,7 @@
                 <w:color w:val="373737"/>
                 <w:sz w:val="18"/>
               </w:rPr>
-              <w:t>product</w:t>
+              <w:t>measurement</w:t>
             </w:r>
           </w:p>
         </w:tc>
@@ -7290,7 +8339,7 @@
                 <w:rFonts w:ascii="Courier New" w:hAnsi="Courier New"/>
                 <w:sz w:val="18"/>
               </w:rPr>
-              <w:t>claim</w:t>
+              <w:t>workspaceV2</w:t>
             </w:r>
           </w:p>
         </w:tc>
@@ -7308,21 +8357,45 @@
                 <w:color w:val="373737"/>
                 <w:sz w:val="18"/>
               </w:rPr>
-              <w:t>updating component statuses fans out to 5 places in parallel (bom, - measurement, productDetail, packaging — all internal — plus claim, external). - The bug: a loop…</w:t>
+              <w:t>workspaceAssociations = sparkMeasurement.updateWorkspaceAssociations \</w:t>
             </w:r>
           </w:p>
         </w:tc>
         <w:tc>
           <w:tcPr>
             <w:tcW w:type="dxa" w:w="1465"/>
-          </w:tcPr>
-          <w:p/>
+            <w:vAlign w:val="top"/>
+          </w:tcPr>
+          <w:p>
+            <w:pPr>
+              <w:jc w:val="left"/>
+            </w:pPr>
+            <w:r>
+              <w:rPr>
+                <w:color w:val="373737"/>
+                <w:sz w:val="18"/>
+              </w:rPr>
+              <w:t>\</w:t>
+            </w:r>
+          </w:p>
         </w:tc>
         <w:tc>
           <w:tcPr>
             <w:tcW w:type="dxa" w:w="1465"/>
-          </w:tcPr>
-          <w:p/>
+            <w:vAlign w:val="top"/>
+          </w:tcPr>
+          <w:p>
+            <w:pPr>
+              <w:jc w:val="left"/>
+            </w:pPr>
+            <w:r>
+              <w:rPr>
+                <w:color w:val="373737"/>
+                <w:sz w:val="18"/>
+              </w:rPr>
+              <w:t>{}. token for [humanId]. 2. If add/remove workspaces → workspaceAssociationHelper(MEASUREMENT…</w:t>
+            </w:r>
+          </w:p>
         </w:tc>
       </w:tr>
       <w:tr>
@@ -7348,7 +8421,7 @@
                 <w:rFonts w:ascii="Courier New" w:hAnsi="Courier New"/>
                 <w:sz w:val="18"/>
               </w:rPr>
-              <w:t>SPARK-PDTL-E01</w:t>
+              <w:t>SPARK-PKG-E01</w:t>
             </w:r>
             <w:r>
               <w:rPr>
@@ -7362,7 +8435,7 @@
                 <w:rFonts w:ascii="Courier New" w:hAnsi="Courier New"/>
                 <w:sz w:val="18"/>
               </w:rPr>
-              <w:t>updateProductDetailsSet</w:t>
+              <w:t>updatePackaging</w:t>
             </w:r>
             <w:r>
               <w:rPr>
@@ -7388,7 +8461,7 @@
                 <w:color w:val="373737"/>
                 <w:sz w:val="18"/>
               </w:rPr>
-              <w:t>productDetails</w:t>
+              <w:t>packaging</w:t>
             </w:r>
           </w:p>
         </w:tc>
@@ -7440,7 +8513,7 @@
                 <w:rFonts w:ascii="Courier New" w:hAnsi="Courier New"/>
                 <w:sz w:val="18"/>
               </w:rPr>
-              <w:t>workspaceV2</w:t>
+              <w:t>relationship</w:t>
             </w:r>
           </w:p>
         </w:tc>
@@ -7459,7 +8532,549 @@
                 <w:color w:val="373737"/>
                 <w:sz w:val="18"/>
               </w:rPr>
+              <w:t>token; set humanId=packagingId; PUT packaging/v1 (body); 2) if attachmentsToRemove → (attachment) archiveAttachmentBulkV2 + (relationship) removeRelationship; 3) if…</w:t>
+            </w:r>
+          </w:p>
+        </w:tc>
+        <w:tc>
+          <w:tcPr>
+            <w:tcW w:type="dxa" w:w="1465"/>
+            <w:shd w:val="clear" w:color="auto" w:fill="F5F8FF"/>
+          </w:tcPr>
+          <w:p/>
+        </w:tc>
+        <w:tc>
+          <w:tcPr>
+            <w:tcW w:type="dxa" w:w="1465"/>
+            <w:shd w:val="clear" w:color="auto" w:fill="F5F8FF"/>
+          </w:tcPr>
+          <w:p/>
+        </w:tc>
+      </w:tr>
+      <w:tr>
+        <w:tc>
+          <w:tcPr>
+            <w:tcW w:type="dxa" w:w="1465"/>
+            <w:vAlign w:val="top"/>
+          </w:tcPr>
+          <w:p>
+            <w:pPr>
+              <w:jc w:val="left"/>
+            </w:pPr>
+            <w:r>
+              <w:rPr>
+                <w:color w:val="373737"/>
+                <w:sz w:val="18"/>
+              </w:rPr>
+              <w:t xml:space="preserve">🔴🔬 </w:t>
+            </w:r>
+            <w:r>
+              <w:rPr>
+                <w:rFonts w:ascii="Courier New" w:hAnsi="Courier New"/>
+                <w:sz w:val="18"/>
+              </w:rPr>
+              <w:t>SPARK-PROD-E02</w:t>
+            </w:r>
+            <w:r>
+              <w:rPr>
+                <w:color w:val="373737"/>
+                <w:sz w:val="18"/>
+              </w:rPr>
+              <w:t xml:space="preserve"> </w:t>
+            </w:r>
+            <w:r>
+              <w:rPr>
+                <w:rFonts w:ascii="Courier New" w:hAnsi="Courier New"/>
+                <w:sz w:val="18"/>
+              </w:rPr>
+              <w:t>updateComponentStatuses</w:t>
+            </w:r>
+            <w:r>
+              <w:rPr>
+                <w:color w:val="373737"/>
+                <w:sz w:val="18"/>
+              </w:rPr>
+              <w:t xml:space="preserve"> (5-loader fan-out)</w:t>
+            </w:r>
+          </w:p>
+        </w:tc>
+        <w:tc>
+          <w:tcPr>
+            <w:tcW w:type="dxa" w:w="1465"/>
+            <w:vAlign w:val="top"/>
+          </w:tcPr>
+          <w:p>
+            <w:pPr>
+              <w:jc w:val="left"/>
+            </w:pPr>
+            <w:r>
+              <w:rPr>
+                <w:color w:val="373737"/>
+                <w:sz w:val="18"/>
+              </w:rPr>
+              <w:t>product</w:t>
+            </w:r>
+          </w:p>
+        </w:tc>
+        <w:tc>
+          <w:tcPr>
+            <w:tcW w:type="dxa" w:w="1465"/>
+            <w:vAlign w:val="top"/>
+          </w:tcPr>
+          <w:p>
+            <w:pPr>
+              <w:jc w:val="left"/>
+            </w:pPr>
+            <w:r>
+              <w:rPr>
+                <w:color w:val="373737"/>
+                <w:sz w:val="18"/>
+              </w:rPr>
+              <w:t>Mutation</w:t>
+            </w:r>
+          </w:p>
+        </w:tc>
+        <w:tc>
+          <w:tcPr>
+            <w:tcW w:type="dxa" w:w="1465"/>
+            <w:vAlign w:val="top"/>
+          </w:tcPr>
+          <w:p>
+            <w:pPr>
+              <w:jc w:val="left"/>
+            </w:pPr>
+            <w:r>
+              <w:rPr>
+                <w:rFonts w:ascii="Courier New" w:hAnsi="Courier New"/>
+                <w:sz w:val="18"/>
+              </w:rPr>
+              <w:t>claim</w:t>
+            </w:r>
+          </w:p>
+        </w:tc>
+        <w:tc>
+          <w:tcPr>
+            <w:tcW w:type="dxa" w:w="1465"/>
+            <w:vAlign w:val="top"/>
+          </w:tcPr>
+          <w:p>
+            <w:pPr>
+              <w:jc w:val="left"/>
+            </w:pPr>
+            <w:r>
+              <w:rPr>
+                <w:color w:val="373737"/>
+                <w:sz w:val="18"/>
+              </w:rPr>
+              <w:t>updating component statuses fans out to 5 places in parallel (bom, - measurement, productDetail, packaging — all internal — plus claim, external). - The bug: a loop…</w:t>
+            </w:r>
+          </w:p>
+        </w:tc>
+        <w:tc>
+          <w:tcPr>
+            <w:tcW w:type="dxa" w:w="1465"/>
+          </w:tcPr>
+          <w:p/>
+        </w:tc>
+        <w:tc>
+          <w:tcPr>
+            <w:tcW w:type="dxa" w:w="1465"/>
+          </w:tcPr>
+          <w:p/>
+        </w:tc>
+      </w:tr>
+      <w:tr>
+        <w:tc>
+          <w:tcPr>
+            <w:tcW w:type="dxa" w:w="1465"/>
+            <w:shd w:val="clear" w:color="auto" w:fill="F5F8FF"/>
+            <w:vAlign w:val="top"/>
+          </w:tcPr>
+          <w:p>
+            <w:pPr>
+              <w:jc w:val="left"/>
+            </w:pPr>
+            <w:r>
+              <w:rPr>
+                <w:color w:val="373737"/>
+                <w:sz w:val="18"/>
+              </w:rPr>
+              <w:t xml:space="preserve">🔴🔬 </w:t>
+            </w:r>
+            <w:r>
+              <w:rPr>
+                <w:rFonts w:ascii="Courier New" w:hAnsi="Courier New"/>
+                <w:sz w:val="18"/>
+              </w:rPr>
+              <w:t>SPARK-PDTL-E01</w:t>
+            </w:r>
+            <w:r>
+              <w:rPr>
+                <w:color w:val="373737"/>
+                <w:sz w:val="18"/>
+              </w:rPr>
+              <w:t xml:space="preserve"> </w:t>
+            </w:r>
+            <w:r>
+              <w:rPr>
+                <w:rFonts w:ascii="Courier New" w:hAnsi="Courier New"/>
+                <w:sz w:val="18"/>
+              </w:rPr>
+              <w:t>updateProductDetailsSet</w:t>
+            </w:r>
+            <w:r>
+              <w:rPr>
+                <w:color w:val="373737"/>
+                <w:sz w:val="18"/>
+              </w:rPr>
+              <w:t xml:space="preserve"> (multi-step write)</w:t>
+            </w:r>
+          </w:p>
+        </w:tc>
+        <w:tc>
+          <w:tcPr>
+            <w:tcW w:type="dxa" w:w="1465"/>
+            <w:shd w:val="clear" w:color="auto" w:fill="F5F8FF"/>
+            <w:vAlign w:val="top"/>
+          </w:tcPr>
+          <w:p>
+            <w:pPr>
+              <w:jc w:val="left"/>
+            </w:pPr>
+            <w:r>
+              <w:rPr>
+                <w:color w:val="373737"/>
+                <w:sz w:val="18"/>
+              </w:rPr>
+              <w:t>productDetails</w:t>
+            </w:r>
+          </w:p>
+        </w:tc>
+        <w:tc>
+          <w:tcPr>
+            <w:tcW w:type="dxa" w:w="1465"/>
+            <w:shd w:val="clear" w:color="auto" w:fill="F5F8FF"/>
+            <w:vAlign w:val="top"/>
+          </w:tcPr>
+          <w:p>
+            <w:pPr>
+              <w:jc w:val="left"/>
+            </w:pPr>
+            <w:r>
+              <w:rPr>
+                <w:color w:val="373737"/>
+                <w:sz w:val="18"/>
+              </w:rPr>
+              <w:t>Mutation</w:t>
+            </w:r>
+          </w:p>
+        </w:tc>
+        <w:tc>
+          <w:tcPr>
+            <w:tcW w:type="dxa" w:w="1465"/>
+            <w:shd w:val="clear" w:color="auto" w:fill="F5F8FF"/>
+            <w:vAlign w:val="top"/>
+          </w:tcPr>
+          <w:p>
+            <w:pPr>
+              <w:jc w:val="left"/>
+            </w:pPr>
+            <w:r>
+              <w:rPr>
+                <w:rFonts w:ascii="Courier New" w:hAnsi="Courier New"/>
+                <w:sz w:val="18"/>
+              </w:rPr>
+              <w:t>attachment</w:t>
+            </w:r>
+            <w:r>
+              <w:rPr>
+                <w:color w:val="373737"/>
+                <w:sz w:val="18"/>
+              </w:rPr>
+              <w:t xml:space="preserve">, </w:t>
+            </w:r>
+            <w:r>
+              <w:rPr>
+                <w:rFonts w:ascii="Courier New" w:hAnsi="Courier New"/>
+                <w:sz w:val="18"/>
+              </w:rPr>
+              <w:t>workspaceV2</w:t>
+            </w:r>
+          </w:p>
+        </w:tc>
+        <w:tc>
+          <w:tcPr>
+            <w:tcW w:type="dxa" w:w="1465"/>
+            <w:shd w:val="clear" w:color="auto" w:fill="F5F8FF"/>
+            <w:vAlign w:val="top"/>
+          </w:tcPr>
+          <w:p>
+            <w:pPr>
+              <w:jc w:val="left"/>
+            </w:pPr>
+            <w:r>
+              <w:rPr>
+                <w:color w:val="373737"/>
+                <w:sz w:val="18"/>
+              </w:rPr>
               <w:t>if workspaceContext.{add,remove}Workspaces non-empty → workspaceAssociationHelper(PRODUCT_DETAIL, id, add, remove) (throws on error); 2) null workspaceContext; 3) if…</w:t>
+            </w:r>
+          </w:p>
+        </w:tc>
+        <w:tc>
+          <w:tcPr>
+            <w:tcW w:type="dxa" w:w="1465"/>
+            <w:shd w:val="clear" w:color="auto" w:fill="F5F8FF"/>
+          </w:tcPr>
+          <w:p/>
+        </w:tc>
+        <w:tc>
+          <w:tcPr>
+            <w:tcW w:type="dxa" w:w="1465"/>
+            <w:shd w:val="clear" w:color="auto" w:fill="F5F8FF"/>
+          </w:tcPr>
+          <w:p/>
+        </w:tc>
+      </w:tr>
+      <w:tr>
+        <w:tc>
+          <w:tcPr>
+            <w:tcW w:type="dxa" w:w="1465"/>
+            <w:vAlign w:val="top"/>
+          </w:tcPr>
+          <w:p>
+            <w:pPr>
+              <w:jc w:val="left"/>
+            </w:pPr>
+            <w:r>
+              <w:rPr>
+                <w:color w:val="373737"/>
+                <w:sz w:val="18"/>
+              </w:rPr>
+              <w:t xml:space="preserve">🔴🔬 </w:t>
+            </w:r>
+            <w:r>
+              <w:rPr>
+                <w:rFonts w:ascii="Courier New" w:hAnsi="Courier New"/>
+                <w:sz w:val="18"/>
+              </w:rPr>
+              <w:t>SPARK-SMPL-E01</w:t>
+            </w:r>
+            <w:r>
+              <w:rPr>
+                <w:color w:val="373737"/>
+                <w:sz w:val="18"/>
+              </w:rPr>
+              <w:t xml:space="preserve"> </w:t>
+            </w:r>
+            <w:r>
+              <w:rPr>
+                <w:rFonts w:ascii="Courier New" w:hAnsi="Courier New"/>
+                <w:sz w:val="18"/>
+              </w:rPr>
+              <w:t>updateSamplesV2</w:t>
+            </w:r>
+          </w:p>
+        </w:tc>
+        <w:tc>
+          <w:tcPr>
+            <w:tcW w:type="dxa" w:w="1465"/>
+            <w:vAlign w:val="top"/>
+          </w:tcPr>
+          <w:p>
+            <w:pPr>
+              <w:jc w:val="left"/>
+            </w:pPr>
+            <w:r>
+              <w:rPr>
+                <w:color w:val="373737"/>
+                <w:sz w:val="18"/>
+              </w:rPr>
+              <w:t>sample</w:t>
+            </w:r>
+          </w:p>
+        </w:tc>
+        <w:tc>
+          <w:tcPr>
+            <w:tcW w:type="dxa" w:w="1465"/>
+            <w:vAlign w:val="top"/>
+          </w:tcPr>
+          <w:p>
+            <w:pPr>
+              <w:jc w:val="left"/>
+            </w:pPr>
+            <w:r>
+              <w:rPr>
+                <w:color w:val="373737"/>
+                <w:sz w:val="18"/>
+              </w:rPr>
+              <w:t>Mutation</w:t>
+            </w:r>
+          </w:p>
+        </w:tc>
+        <w:tc>
+          <w:tcPr>
+            <w:tcW w:type="dxa" w:w="1465"/>
+            <w:vAlign w:val="top"/>
+          </w:tcPr>
+          <w:p>
+            <w:pPr>
+              <w:jc w:val="left"/>
+            </w:pPr>
+            <w:r>
+              <w:rPr>
+                <w:color w:val="373737"/>
+                <w:sz w:val="18"/>
+              </w:rPr>
+              <w:t>— (internal only)</w:t>
+            </w:r>
+          </w:p>
+        </w:tc>
+        <w:tc>
+          <w:tcPr>
+            <w:tcW w:type="dxa" w:w="1465"/>
+            <w:vAlign w:val="top"/>
+          </w:tcPr>
+          <w:p>
+            <w:pPr>
+              <w:jc w:val="left"/>
+            </w:pPr>
+            <w:r>
+              <w:rPr>
+                <w:color w:val="373737"/>
+                <w:sz w:val="18"/>
+              </w:rPr>
+              <w:t>token for all updateSamples[].id + SAMPLE_EVALUTION → updateSamplesV2</w:t>
+            </w:r>
+          </w:p>
+        </w:tc>
+        <w:tc>
+          <w:tcPr>
+            <w:tcW w:type="dxa" w:w="1465"/>
+          </w:tcPr>
+          <w:p/>
+        </w:tc>
+        <w:tc>
+          <w:tcPr>
+            <w:tcW w:type="dxa" w:w="1465"/>
+          </w:tcPr>
+          <w:p/>
+        </w:tc>
+      </w:tr>
+      <w:tr>
+        <w:tc>
+          <w:tcPr>
+            <w:tcW w:type="dxa" w:w="1465"/>
+            <w:shd w:val="clear" w:color="auto" w:fill="F5F8FF"/>
+            <w:vAlign w:val="top"/>
+          </w:tcPr>
+          <w:p>
+            <w:pPr>
+              <w:jc w:val="left"/>
+            </w:pPr>
+            <w:r>
+              <w:rPr>
+                <w:color w:val="373737"/>
+                <w:sz w:val="18"/>
+              </w:rPr>
+              <w:t xml:space="preserve">🔴🔬 </w:t>
+            </w:r>
+            <w:r>
+              <w:rPr>
+                <w:rFonts w:ascii="Courier New" w:hAnsi="Courier New"/>
+                <w:sz w:val="18"/>
+              </w:rPr>
+              <w:t>SPARK-SMPL-E02</w:t>
+            </w:r>
+            <w:r>
+              <w:rPr>
+                <w:color w:val="373737"/>
+                <w:sz w:val="18"/>
+              </w:rPr>
+              <w:t xml:space="preserve"> </w:t>
+            </w:r>
+            <w:r>
+              <w:rPr>
+                <w:rFonts w:ascii="Courier New" w:hAnsi="Courier New"/>
+                <w:sz w:val="18"/>
+              </w:rPr>
+              <w:t>bulkEvaluateSamples</w:t>
+            </w:r>
+          </w:p>
+        </w:tc>
+        <w:tc>
+          <w:tcPr>
+            <w:tcW w:type="dxa" w:w="1465"/>
+            <w:shd w:val="clear" w:color="auto" w:fill="F5F8FF"/>
+            <w:vAlign w:val="top"/>
+          </w:tcPr>
+          <w:p>
+            <w:pPr>
+              <w:jc w:val="left"/>
+            </w:pPr>
+            <w:r>
+              <w:rPr>
+                <w:color w:val="373737"/>
+                <w:sz w:val="18"/>
+              </w:rPr>
+              <w:t>sample</w:t>
+            </w:r>
+          </w:p>
+        </w:tc>
+        <w:tc>
+          <w:tcPr>
+            <w:tcW w:type="dxa" w:w="1465"/>
+            <w:shd w:val="clear" w:color="auto" w:fill="F5F8FF"/>
+            <w:vAlign w:val="top"/>
+          </w:tcPr>
+          <w:p>
+            <w:pPr>
+              <w:jc w:val="left"/>
+            </w:pPr>
+            <w:r>
+              <w:rPr>
+                <w:color w:val="373737"/>
+                <w:sz w:val="18"/>
+              </w:rPr>
+              <w:t>Mutation</w:t>
+            </w:r>
+          </w:p>
+        </w:tc>
+        <w:tc>
+          <w:tcPr>
+            <w:tcW w:type="dxa" w:w="1465"/>
+            <w:shd w:val="clear" w:color="auto" w:fill="F5F8FF"/>
+            <w:vAlign w:val="top"/>
+          </w:tcPr>
+          <w:p>
+            <w:pPr>
+              <w:jc w:val="left"/>
+            </w:pPr>
+            <w:r>
+              <w:rPr>
+                <w:rFonts w:ascii="Courier New" w:hAnsi="Courier New"/>
+                <w:sz w:val="18"/>
+              </w:rPr>
+              <w:t>attachment</w:t>
+            </w:r>
+          </w:p>
+        </w:tc>
+        <w:tc>
+          <w:tcPr>
+            <w:tcW w:type="dxa" w:w="1465"/>
+            <w:shd w:val="clear" w:color="auto" w:fill="F5F8FF"/>
+            <w:vAlign w:val="top"/>
+          </w:tcPr>
+          <w:p>
+            <w:pPr>
+              <w:jc w:val="left"/>
+            </w:pPr>
+            <w:r>
+              <w:rPr>
+                <w:color w:val="373737"/>
+                <w:sz w:val="18"/>
+              </w:rPr>
+              <w:t>delegates to bulkEvaluateSampleUtil(ctx, updateSamples, newSampleRounds) — applies evaluations and creates new sample rounds</w:t>
             </w:r>
           </w:p>
         </w:tc>
@@ -8745,6 +10360,173 @@
           </w:p>
         </w:tc>
       </w:tr>
+      <w:tr>
+        <w:tc>
+          <w:tcPr>
+            <w:tcW w:type="dxa" w:w="2051"/>
+            <w:shd w:val="clear" w:color="auto" w:fill="F5F8FF"/>
+            <w:vAlign w:val="top"/>
+          </w:tcPr>
+          <w:p>
+            <w:pPr>
+              <w:jc w:val="left"/>
+            </w:pPr>
+            <w:r>
+              <w:rPr>
+                <w:color w:val="373737"/>
+                <w:sz w:val="18"/>
+              </w:rPr>
+              <w:t xml:space="preserve">🔴🔬 </w:t>
+            </w:r>
+            <w:r>
+              <w:rPr>
+                <w:rFonts w:ascii="Courier New" w:hAnsi="Courier New"/>
+                <w:sz w:val="18"/>
+              </w:rPr>
+              <w:t>SPARK-WS-E01</w:t>
+            </w:r>
+            <w:r>
+              <w:rPr>
+                <w:color w:val="373737"/>
+                <w:sz w:val="18"/>
+              </w:rPr>
+              <w:t xml:space="preserve"> </w:t>
+            </w:r>
+            <w:r>
+              <w:rPr>
+                <w:rFonts w:ascii="Courier New" w:hAnsi="Courier New"/>
+                <w:sz w:val="18"/>
+              </w:rPr>
+              <w:t>workspaceBusinessPartnerActionsV2</w:t>
+            </w:r>
+            <w:r>
+              <w:rPr>
+                <w:color w:val="373737"/>
+                <w:sz w:val="18"/>
+              </w:rPr>
+              <w:t xml:space="preserve"> (5-case drop/undrop dispatcher)</w:t>
+            </w:r>
+          </w:p>
+        </w:tc>
+        <w:tc>
+          <w:tcPr>
+            <w:tcW w:type="dxa" w:w="2051"/>
+            <w:shd w:val="clear" w:color="auto" w:fill="F5F8FF"/>
+            <w:vAlign w:val="top"/>
+          </w:tcPr>
+          <w:p>
+            <w:pPr>
+              <w:jc w:val="left"/>
+            </w:pPr>
+            <w:r>
+              <w:rPr>
+                <w:color w:val="373737"/>
+                <w:sz w:val="18"/>
+              </w:rPr>
+              <w:t>workspace</w:t>
+            </w:r>
+          </w:p>
+        </w:tc>
+        <w:tc>
+          <w:tcPr>
+            <w:tcW w:type="dxa" w:w="2051"/>
+            <w:shd w:val="clear" w:color="auto" w:fill="F5F8FF"/>
+            <w:vAlign w:val="top"/>
+          </w:tcPr>
+          <w:p>
+            <w:pPr>
+              <w:jc w:val="left"/>
+            </w:pPr>
+            <w:r>
+              <w:rPr>
+                <w:color w:val="373737"/>
+                <w:sz w:val="18"/>
+              </w:rPr>
+              <w:t>Mutation</w:t>
+            </w:r>
+          </w:p>
+        </w:tc>
+        <w:tc>
+          <w:tcPr>
+            <w:tcW w:type="dxa" w:w="2051"/>
+            <w:shd w:val="clear" w:color="auto" w:fill="F5F8FF"/>
+            <w:vAlign w:val="top"/>
+          </w:tcPr>
+          <w:p>
+            <w:pPr>
+              <w:jc w:val="left"/>
+            </w:pPr>
+            <w:r>
+              <w:rPr>
+                <w:rFonts w:ascii="Courier New" w:hAnsi="Courier New"/>
+                <w:sz w:val="18"/>
+              </w:rPr>
+              <w:t>relationship</w:t>
+            </w:r>
+            <w:r>
+              <w:rPr>
+                <w:color w:val="373737"/>
+                <w:sz w:val="18"/>
+              </w:rPr>
+              <w:t xml:space="preserve">, </w:t>
+            </w:r>
+            <w:r>
+              <w:rPr>
+                <w:rFonts w:ascii="Courier New" w:hAnsi="Courier New"/>
+                <w:sz w:val="18"/>
+              </w:rPr>
+              <w:t>discussion</w:t>
+            </w:r>
+            <w:r>
+              <w:rPr>
+                <w:color w:val="373737"/>
+                <w:sz w:val="18"/>
+              </w:rPr>
+              <w:t xml:space="preserve">, </w:t>
+            </w:r>
+            <w:r>
+              <w:rPr>
+                <w:rFonts w:ascii="Courier New" w:hAnsi="Courier New"/>
+                <w:sz w:val="18"/>
+              </w:rPr>
+              <w:t>sampleV2</w:t>
+            </w:r>
+            <w:r>
+              <w:rPr>
+                <w:color w:val="373737"/>
+                <w:sz w:val="18"/>
+              </w:rPr>
+              <w:t xml:space="preserve">, </w:t>
+            </w:r>
+            <w:r>
+              <w:rPr>
+                <w:rFonts w:ascii="Courier New" w:hAnsi="Courier New"/>
+                <w:sz w:val="18"/>
+              </w:rPr>
+              <w:t>favorite</w:t>
+            </w:r>
+          </w:p>
+        </w:tc>
+        <w:tc>
+          <w:tcPr>
+            <w:tcW w:type="dxa" w:w="2051"/>
+            <w:shd w:val="clear" w:color="auto" w:fill="F5F8FF"/>
+            <w:vAlign w:val="top"/>
+          </w:tcPr>
+          <w:p>
+            <w:pPr>
+              <w:jc w:val="left"/>
+            </w:pPr>
+            <w:r>
+              <w:rPr>
+                <w:color w:val="373737"/>
+                <w:sz w:val="18"/>
+              </w:rPr>
+              <w:t>~310-line switch — REMOVE_TEAM, REMOVE_PARTNER, DROP_PARTNER, - UNDO_DROP_PARTNER, DROP_UNDROP_PARTNER. - Builds a relationship tree (relationship), ACL-filters…</w:t>
+            </w:r>
+          </w:p>
+        </w:tc>
+      </w:tr>
     </w:tbl>
     <w:p/>
     <w:p>
@@ -9295,6 +11077,173 @@
           </w:p>
         </w:tc>
       </w:tr>
+      <w:tr>
+        <w:tc>
+          <w:tcPr>
+            <w:tcW w:type="dxa" w:w="2051"/>
+            <w:shd w:val="clear" w:color="auto" w:fill="F5F8FF"/>
+            <w:vAlign w:val="top"/>
+          </w:tcPr>
+          <w:p>
+            <w:pPr>
+              <w:jc w:val="left"/>
+            </w:pPr>
+            <w:r>
+              <w:rPr>
+                <w:color w:val="373737"/>
+                <w:sz w:val="18"/>
+              </w:rPr>
+              <w:t xml:space="preserve">🔴🔬 </w:t>
+            </w:r>
+            <w:r>
+              <w:rPr>
+                <w:rFonts w:ascii="Courier New" w:hAnsi="Courier New"/>
+                <w:sz w:val="18"/>
+              </w:rPr>
+              <w:t>SPARK-WS-G05</w:t>
+            </w:r>
+            <w:r>
+              <w:rPr>
+                <w:color w:val="373737"/>
+                <w:sz w:val="18"/>
+              </w:rPr>
+              <w:t xml:space="preserve"> partners (</w:t>
+            </w:r>
+            <w:r>
+              <w:rPr>
+                <w:rFonts w:ascii="Courier New" w:hAnsi="Courier New"/>
+                <w:sz w:val="18"/>
+              </w:rPr>
+              <w:t>businessPartners</w:t>
+            </w:r>
+            <w:r>
+              <w:rPr>
+                <w:color w:val="373737"/>
+                <w:sz w:val="18"/>
+              </w:rPr>
+              <w:t>/</w:t>
+            </w:r>
+            <w:r>
+              <w:rPr>
+                <w:rFonts w:ascii="Courier New" w:hAnsi="Courier New"/>
+                <w:sz w:val="18"/>
+              </w:rPr>
+              <w:t>droppedPartners</w:t>
+            </w:r>
+            <w:r>
+              <w:rPr>
+                <w:color w:val="373737"/>
+                <w:sz w:val="18"/>
+              </w:rPr>
+              <w:t>/</w:t>
+            </w:r>
+            <w:r>
+              <w:rPr>
+                <w:rFonts w:ascii="Courier New" w:hAnsi="Courier New"/>
+                <w:sz w:val="18"/>
+              </w:rPr>
+              <w:t>notRemovablePartnerIds</w:t>
+            </w:r>
+            <w:r>
+              <w:rPr>
+                <w:color w:val="373737"/>
+                <w:sz w:val="18"/>
+              </w:rPr>
+              <w:t>/</w:t>
+            </w:r>
+            <w:r>
+              <w:rPr>
+                <w:rFonts w:ascii="Courier New" w:hAnsi="Courier New"/>
+                <w:sz w:val="18"/>
+              </w:rPr>
+              <w:t>unDroppablePartners</w:t>
+            </w:r>
+            <w:r>
+              <w:rPr>
+                <w:color w:val="373737"/>
+                <w:sz w:val="18"/>
+              </w:rPr>
+              <w:t>)</w:t>
+            </w:r>
+          </w:p>
+        </w:tc>
+        <w:tc>
+          <w:tcPr>
+            <w:tcW w:type="dxa" w:w="2051"/>
+            <w:shd w:val="clear" w:color="auto" w:fill="F5F8FF"/>
+            <w:vAlign w:val="top"/>
+          </w:tcPr>
+          <w:p>
+            <w:pPr>
+              <w:jc w:val="left"/>
+            </w:pPr>
+            <w:r>
+              <w:rPr>
+                <w:color w:val="373737"/>
+                <w:sz w:val="18"/>
+              </w:rPr>
+              <w:t>workspace</w:t>
+            </w:r>
+          </w:p>
+        </w:tc>
+        <w:tc>
+          <w:tcPr>
+            <w:tcW w:type="dxa" w:w="2051"/>
+            <w:shd w:val="clear" w:color="auto" w:fill="F5F8FF"/>
+            <w:vAlign w:val="top"/>
+          </w:tcPr>
+          <w:p>
+            <w:pPr>
+              <w:jc w:val="left"/>
+            </w:pPr>
+            <w:r>
+              <w:rPr>
+                <w:color w:val="373737"/>
+                <w:sz w:val="18"/>
+              </w:rPr>
+              <w:t>Field resolver</w:t>
+            </w:r>
+          </w:p>
+        </w:tc>
+        <w:tc>
+          <w:tcPr>
+            <w:tcW w:type="dxa" w:w="2051"/>
+            <w:shd w:val="clear" w:color="auto" w:fill="F5F8FF"/>
+            <w:vAlign w:val="top"/>
+          </w:tcPr>
+          <w:p>
+            <w:pPr>
+              <w:jc w:val="left"/>
+            </w:pPr>
+            <w:r>
+              <w:rPr>
+                <w:rFonts w:ascii="Courier New" w:hAnsi="Courier New"/>
+                <w:sz w:val="18"/>
+              </w:rPr>
+              <w:t>vmm</w:t>
+            </w:r>
+          </w:p>
+        </w:tc>
+        <w:tc>
+          <w:tcPr>
+            <w:tcW w:type="dxa" w:w="2051"/>
+            <w:shd w:val="clear" w:color="auto" w:fill="F5F8FF"/>
+            <w:vAlign w:val="top"/>
+          </w:tcPr>
+          <w:p>
+            <w:pPr>
+              <w:jc w:val="left"/>
+            </w:pPr>
+            <w:r>
+              <w:rPr>
+                <w:color w:val="373737"/>
+                <w:sz w:val="18"/>
+              </w:rPr>
+              <w:t>—</w:t>
+            </w:r>
+          </w:p>
+        </w:tc>
+      </w:tr>
     </w:tbl>
     <w:p/>
     <w:p>
@@ -9773,6 +11722,230 @@
                 <w:sz w:val="18"/>
               </w:rPr>
               <w:t>- Material: switch on material.materialCategory.code → 4→Trim, 6→Wash, 2→Fabric, 15→Combination, 16→FabricSpec, {10,11,12,13,14,17–24}→Packaging, default…</w:t>
+            </w:r>
+          </w:p>
+        </w:tc>
+      </w:tr>
+      <w:tr>
+        <w:tc>
+          <w:tcPr>
+            <w:tcW w:type="dxa" w:w="2051"/>
+            <w:shd w:val="clear" w:color="auto" w:fill="F5F8FF"/>
+            <w:vAlign w:val="top"/>
+          </w:tcPr>
+          <w:p>
+            <w:pPr>
+              <w:jc w:val="left"/>
+            </w:pPr>
+            <w:r>
+              <w:rPr>
+                <w:color w:val="373737"/>
+                <w:sz w:val="18"/>
+              </w:rPr>
+              <w:t xml:space="preserve">🔴🔬 </w:t>
+            </w:r>
+            <w:r>
+              <w:rPr>
+                <w:rFonts w:ascii="Courier New" w:hAnsi="Courier New"/>
+                <w:sz w:val="18"/>
+              </w:rPr>
+              <w:t>SPARK-SMPL-B01</w:t>
+            </w:r>
+            <w:r>
+              <w:rPr>
+                <w:color w:val="373737"/>
+                <w:sz w:val="18"/>
+              </w:rPr>
+              <w:t xml:space="preserve"> </w:t>
+            </w:r>
+            <w:r>
+              <w:rPr>
+                <w:rFonts w:ascii="Courier New" w:hAnsi="Courier New"/>
+                <w:sz w:val="18"/>
+              </w:rPr>
+              <w:t>getSampleById(id)</w:t>
+            </w:r>
+          </w:p>
+        </w:tc>
+        <w:tc>
+          <w:tcPr>
+            <w:tcW w:type="dxa" w:w="2051"/>
+            <w:shd w:val="clear" w:color="auto" w:fill="F5F8FF"/>
+            <w:vAlign w:val="top"/>
+          </w:tcPr>
+          <w:p>
+            <w:pPr>
+              <w:jc w:val="left"/>
+            </w:pPr>
+            <w:r>
+              <w:rPr>
+                <w:color w:val="373737"/>
+                <w:sz w:val="18"/>
+              </w:rPr>
+              <w:t>sample</w:t>
+            </w:r>
+          </w:p>
+        </w:tc>
+        <w:tc>
+          <w:tcPr>
+            <w:tcW w:type="dxa" w:w="2051"/>
+            <w:shd w:val="clear" w:color="auto" w:fill="F5F8FF"/>
+            <w:vAlign w:val="top"/>
+          </w:tcPr>
+          <w:p>
+            <w:pPr>
+              <w:jc w:val="left"/>
+            </w:pPr>
+            <w:r>
+              <w:rPr>
+                <w:color w:val="373737"/>
+                <w:sz w:val="18"/>
+              </w:rPr>
+              <w:t>Query</w:t>
+            </w:r>
+          </w:p>
+        </w:tc>
+        <w:tc>
+          <w:tcPr>
+            <w:tcW w:type="dxa" w:w="2051"/>
+            <w:shd w:val="clear" w:color="auto" w:fill="F5F8FF"/>
+            <w:vAlign w:val="top"/>
+          </w:tcPr>
+          <w:p>
+            <w:pPr>
+              <w:jc w:val="left"/>
+            </w:pPr>
+            <w:r>
+              <w:rPr>
+                <w:color w:val="373737"/>
+                <w:sz w:val="18"/>
+              </w:rPr>
+              <w:t>— (internal only)</w:t>
+            </w:r>
+          </w:p>
+        </w:tc>
+        <w:tc>
+          <w:tcPr>
+            <w:tcW w:type="dxa" w:w="2051"/>
+            <w:shd w:val="clear" w:color="auto" w:fill="F5F8FF"/>
+            <w:vAlign w:val="top"/>
+          </w:tcPr>
+          <w:p>
+            <w:pPr>
+              <w:jc w:val="left"/>
+            </w:pPr>
+            <w:r>
+              <w:rPr>
+                <w:color w:val="373737"/>
+                <w:sz w:val="18"/>
+              </w:rPr>
+              <w:t>getSampleById</w:t>
+            </w:r>
+          </w:p>
+        </w:tc>
+      </w:tr>
+      <w:tr>
+        <w:tc>
+          <w:tcPr>
+            <w:tcW w:type="dxa" w:w="2051"/>
+            <w:vAlign w:val="top"/>
+          </w:tcPr>
+          <w:p>
+            <w:pPr>
+              <w:jc w:val="left"/>
+            </w:pPr>
+            <w:r>
+              <w:rPr>
+                <w:color w:val="373737"/>
+                <w:sz w:val="18"/>
+              </w:rPr>
+              <w:t xml:space="preserve">🔴🔬 </w:t>
+            </w:r>
+            <w:r>
+              <w:rPr>
+                <w:rFonts w:ascii="Courier New" w:hAnsi="Courier New"/>
+                <w:sz w:val="18"/>
+              </w:rPr>
+              <w:t>SPARK-SRCH-A02</w:t>
+            </w:r>
+            <w:r>
+              <w:rPr>
+                <w:color w:val="373737"/>
+                <w:sz w:val="18"/>
+              </w:rPr>
+              <w:t xml:space="preserve"> Owned result types + inputs (the big surface)</w:t>
+            </w:r>
+          </w:p>
+        </w:tc>
+        <w:tc>
+          <w:tcPr>
+            <w:tcW w:type="dxa" w:w="2051"/>
+            <w:vAlign w:val="top"/>
+          </w:tcPr>
+          <w:p>
+            <w:pPr>
+              <w:jc w:val="left"/>
+            </w:pPr>
+            <w:r>
+              <w:rPr>
+                <w:color w:val="373737"/>
+                <w:sz w:val="18"/>
+              </w:rPr>
+              <w:t>search</w:t>
+            </w:r>
+          </w:p>
+        </w:tc>
+        <w:tc>
+          <w:tcPr>
+            <w:tcW w:type="dxa" w:w="2051"/>
+            <w:vAlign w:val="top"/>
+          </w:tcPr>
+          <w:p>
+            <w:pPr>
+              <w:jc w:val="left"/>
+            </w:pPr>
+            <w:r>
+              <w:rPr>
+                <w:color w:val="373737"/>
+                <w:sz w:val="18"/>
+              </w:rPr>
+              <w:t>Story</w:t>
+            </w:r>
+          </w:p>
+        </w:tc>
+        <w:tc>
+          <w:tcPr>
+            <w:tcW w:type="dxa" w:w="2051"/>
+            <w:vAlign w:val="top"/>
+          </w:tcPr>
+          <w:p>
+            <w:pPr>
+              <w:jc w:val="left"/>
+            </w:pPr>
+            <w:r>
+              <w:rPr>
+                <w:color w:val="373737"/>
+                <w:sz w:val="18"/>
+              </w:rPr>
+              <w:t>— (internal only)</w:t>
+            </w:r>
+          </w:p>
+        </w:tc>
+        <w:tc>
+          <w:tcPr>
+            <w:tcW w:type="dxa" w:w="2051"/>
+            <w:vAlign w:val="top"/>
+          </w:tcPr>
+          <w:p>
+            <w:pPr>
+              <w:jc w:val="left"/>
+            </w:pPr>
+            <w:r>
+              <w:rPr>
+                <w:color w:val="373737"/>
+                <w:sz w:val="18"/>
+              </w:rPr>
+              <w:t>all ~50 owned result/value types (SearchAttachment, Material, SearchCombination</w:t>
             </w:r>
           </w:p>
         </w:tc>
@@ -11271,6 +13444,328 @@
                 <w:sz w:val="18"/>
               </w:rPr>
               <w:t>PUT ${v1}/{productId} workspace attrs</w:t>
+            </w:r>
+          </w:p>
+        </w:tc>
+      </w:tr>
+      <w:tr>
+        <w:tc>
+          <w:tcPr>
+            <w:tcW w:type="dxa" w:w="2051"/>
+            <w:shd w:val="clear" w:color="auto" w:fill="F5F8FF"/>
+            <w:vAlign w:val="top"/>
+          </w:tcPr>
+          <w:p>
+            <w:pPr>
+              <w:jc w:val="left"/>
+            </w:pPr>
+            <w:r>
+              <w:rPr>
+                <w:color w:val="373737"/>
+                <w:sz w:val="18"/>
+              </w:rPr>
+              <w:t xml:space="preserve">🔴🔬 </w:t>
+            </w:r>
+            <w:r>
+              <w:rPr>
+                <w:rFonts w:ascii="Courier New" w:hAnsi="Courier New"/>
+                <w:sz w:val="18"/>
+              </w:rPr>
+              <w:t>SPARK-WS-D04</w:t>
+            </w:r>
+            <w:r>
+              <w:rPr>
+                <w:color w:val="373737"/>
+                <w:sz w:val="18"/>
+              </w:rPr>
+              <w:t xml:space="preserve"> </w:t>
+            </w:r>
+            <w:r>
+              <w:rPr>
+                <w:rFonts w:ascii="Courier New" w:hAnsi="Courier New"/>
+                <w:sz w:val="18"/>
+              </w:rPr>
+              <w:t>addResourcesToWorkspaceV2</w:t>
+            </w:r>
+          </w:p>
+        </w:tc>
+        <w:tc>
+          <w:tcPr>
+            <w:tcW w:type="dxa" w:w="2051"/>
+            <w:shd w:val="clear" w:color="auto" w:fill="F5F8FF"/>
+            <w:vAlign w:val="top"/>
+          </w:tcPr>
+          <w:p>
+            <w:pPr>
+              <w:jc w:val="left"/>
+            </w:pPr>
+            <w:r>
+              <w:rPr>
+                <w:color w:val="373737"/>
+                <w:sz w:val="18"/>
+              </w:rPr>
+              <w:t>workspace</w:t>
+            </w:r>
+          </w:p>
+        </w:tc>
+        <w:tc>
+          <w:tcPr>
+            <w:tcW w:type="dxa" w:w="2051"/>
+            <w:shd w:val="clear" w:color="auto" w:fill="F5F8FF"/>
+            <w:vAlign w:val="top"/>
+          </w:tcPr>
+          <w:p>
+            <w:pPr>
+              <w:jc w:val="left"/>
+            </w:pPr>
+            <w:r>
+              <w:rPr>
+                <w:color w:val="373737"/>
+                <w:sz w:val="18"/>
+              </w:rPr>
+              <w:t>Mutation</w:t>
+            </w:r>
+          </w:p>
+        </w:tc>
+        <w:tc>
+          <w:tcPr>
+            <w:tcW w:type="dxa" w:w="2051"/>
+            <w:shd w:val="clear" w:color="auto" w:fill="F5F8FF"/>
+            <w:vAlign w:val="top"/>
+          </w:tcPr>
+          <w:p>
+            <w:pPr>
+              <w:jc w:val="left"/>
+            </w:pPr>
+            <w:r>
+              <w:rPr>
+                <w:rFonts w:ascii="Courier New" w:hAnsi="Courier New"/>
+                <w:sz w:val="18"/>
+              </w:rPr>
+              <w:t>product</w:t>
+            </w:r>
+          </w:p>
+        </w:tc>
+        <w:tc>
+          <w:tcPr>
+            <w:tcW w:type="dxa" w:w="2051"/>
+            <w:shd w:val="clear" w:color="auto" w:fill="F5F8FF"/>
+            <w:vAlign w:val="top"/>
+          </w:tcPr>
+          <w:p>
+            <w:pPr>
+              <w:jc w:val="left"/>
+            </w:pPr>
+            <w:r>
+              <w:rPr>
+                <w:color w:val="373737"/>
+                <w:sz w:val="18"/>
+              </w:rPr>
+              <w:t>token; if single product → (product) read Product.workspaces + updateViewToggle (init workspace attrs; firstWorkspace adds designCycle/setDates); POST …</w:t>
+            </w:r>
+          </w:p>
+        </w:tc>
+      </w:tr>
+      <w:tr>
+        <w:tc>
+          <w:tcPr>
+            <w:tcW w:type="dxa" w:w="2051"/>
+            <w:vAlign w:val="top"/>
+          </w:tcPr>
+          <w:p>
+            <w:pPr>
+              <w:jc w:val="left"/>
+            </w:pPr>
+            <w:r>
+              <w:rPr>
+                <w:color w:val="373737"/>
+                <w:sz w:val="18"/>
+              </w:rPr>
+              <w:t xml:space="preserve">🔴🔬 </w:t>
+            </w:r>
+            <w:r>
+              <w:rPr>
+                <w:rFonts w:ascii="Courier New" w:hAnsi="Courier New"/>
+                <w:sz w:val="18"/>
+              </w:rPr>
+              <w:t>SPARK-WS-G04</w:t>
+            </w:r>
+            <w:r>
+              <w:rPr>
+                <w:color w:val="373737"/>
+                <w:sz w:val="18"/>
+              </w:rPr>
+              <w:t xml:space="preserve"> </w:t>
+            </w:r>
+            <w:r>
+              <w:rPr>
+                <w:rFonts w:ascii="Courier New" w:hAnsi="Courier New"/>
+                <w:sz w:val="18"/>
+              </w:rPr>
+              <w:t>products</w:t>
+            </w:r>
+            <w:r>
+              <w:rPr>
+                <w:color w:val="373737"/>
+                <w:sz w:val="18"/>
+              </w:rPr>
+              <w:t xml:space="preserve"> + </w:t>
+            </w:r>
+            <w:r>
+              <w:rPr>
+                <w:rFonts w:ascii="Courier New" w:hAnsi="Courier New"/>
+                <w:sz w:val="18"/>
+              </w:rPr>
+              <w:t>productsCount</w:t>
+            </w:r>
+            <w:r>
+              <w:rPr>
+                <w:color w:val="373737"/>
+                <w:sz w:val="18"/>
+              </w:rPr>
+              <w:t xml:space="preserve"> + </w:t>
+            </w:r>
+            <w:r>
+              <w:rPr>
+                <w:rFonts w:ascii="Courier New" w:hAnsi="Courier New"/>
+                <w:sz w:val="18"/>
+              </w:rPr>
+              <w:t>combinations</w:t>
+            </w:r>
+            <w:r>
+              <w:rPr>
+                <w:color w:val="373737"/>
+                <w:sz w:val="18"/>
+              </w:rPr>
+              <w:t xml:space="preserve"> + </w:t>
+            </w:r>
+            <w:r>
+              <w:rPr>
+                <w:rFonts w:ascii="Courier New" w:hAnsi="Courier New"/>
+                <w:sz w:val="18"/>
+              </w:rPr>
+              <w:t>sampleReport</w:t>
+            </w:r>
+            <w:r>
+              <w:rPr>
+                <w:color w:val="373737"/>
+                <w:sz w:val="18"/>
+              </w:rPr>
+              <w:t xml:space="preserve"> (cross-subgraph)</w:t>
+            </w:r>
+          </w:p>
+        </w:tc>
+        <w:tc>
+          <w:tcPr>
+            <w:tcW w:type="dxa" w:w="2051"/>
+            <w:vAlign w:val="top"/>
+          </w:tcPr>
+          <w:p>
+            <w:pPr>
+              <w:jc w:val="left"/>
+            </w:pPr>
+            <w:r>
+              <w:rPr>
+                <w:color w:val="373737"/>
+                <w:sz w:val="18"/>
+              </w:rPr>
+              <w:t>workspace</w:t>
+            </w:r>
+          </w:p>
+        </w:tc>
+        <w:tc>
+          <w:tcPr>
+            <w:tcW w:type="dxa" w:w="2051"/>
+            <w:vAlign w:val="top"/>
+          </w:tcPr>
+          <w:p>
+            <w:pPr>
+              <w:jc w:val="left"/>
+            </w:pPr>
+            <w:r>
+              <w:rPr>
+                <w:color w:val="373737"/>
+                <w:sz w:val="18"/>
+              </w:rPr>
+              <w:t>Field resolver</w:t>
+            </w:r>
+          </w:p>
+        </w:tc>
+        <w:tc>
+          <w:tcPr>
+            <w:tcW w:type="dxa" w:w="2051"/>
+            <w:vAlign w:val="top"/>
+          </w:tcPr>
+          <w:p>
+            <w:pPr>
+              <w:jc w:val="left"/>
+            </w:pPr>
+            <w:r>
+              <w:rPr>
+                <w:rFonts w:ascii="Courier New" w:hAnsi="Courier New"/>
+                <w:sz w:val="18"/>
+              </w:rPr>
+              <w:t>product</w:t>
+            </w:r>
+            <w:r>
+              <w:rPr>
+                <w:color w:val="373737"/>
+                <w:sz w:val="18"/>
+              </w:rPr>
+              <w:t xml:space="preserve">, </w:t>
+            </w:r>
+            <w:r>
+              <w:rPr>
+                <w:rFonts w:ascii="Courier New" w:hAnsi="Courier New"/>
+                <w:sz w:val="18"/>
+              </w:rPr>
+              <w:t>search</w:t>
+            </w:r>
+            <w:r>
+              <w:rPr>
+                <w:color w:val="373737"/>
+                <w:sz w:val="18"/>
+              </w:rPr>
+              <w:t xml:space="preserve">, </w:t>
+            </w:r>
+            <w:r>
+              <w:rPr>
+                <w:rFonts w:ascii="Courier New" w:hAnsi="Courier New"/>
+                <w:sz w:val="18"/>
+              </w:rPr>
+              <w:t>combination</w:t>
+            </w:r>
+            <w:r>
+              <w:rPr>
+                <w:color w:val="373737"/>
+                <w:sz w:val="18"/>
+              </w:rPr>
+              <w:t xml:space="preserve">, </w:t>
+            </w:r>
+            <w:r>
+              <w:rPr>
+                <w:rFonts w:ascii="Courier New" w:hAnsi="Courier New"/>
+                <w:sz w:val="18"/>
+              </w:rPr>
+              <w:t>sampleV2</w:t>
+            </w:r>
+          </w:p>
+        </w:tc>
+        <w:tc>
+          <w:tcPr>
+            <w:tcW w:type="dxa" w:w="2051"/>
+            <w:vAlign w:val="top"/>
+          </w:tcPr>
+          <w:p>
+            <w:pPr>
+              <w:jc w:val="left"/>
+            </w:pPr>
+            <w:r>
+              <w:rPr>
+                <w:color w:val="373737"/>
+                <w:sz w:val="18"/>
+              </w:rPr>
+              <w:t>products → (product) getProducts(resourceType:'workspaces', resourceId, include*: true); productsCount → (product) getPage totalElements; combinations → (search)…</w:t>
             </w:r>
           </w:p>
         </w:tc>

--- a/output/summary/Federated+Graphql+Stories+-+BreakDown.docx
+++ b/output/summary/Federated+Graphql+Stories+-+BreakDown.docx
@@ -22,7 +22,7 @@
           <w:color w:val="444444"/>
           <w:sz w:val="22"/>
         </w:rPr>
-        <w:t>Generated: 2026-07-07  ·  8 domains  ·  spark-internal-graphql → Netflix DGS via Hive Schema Registry</w:t>
+        <w:t>Generated: 2026-07-15  ·  8 domains  ·  spark-internal-graphql → Netflix DGS via Hive Schema Registry</w:t>
       </w:r>
     </w:p>
     <w:tbl>
@@ -277,7 +277,7 @@
                 <w:color w:val="373737"/>
                 <w:sz w:val="18"/>
               </w:rPr>
-              <w:t>2026-07-07</w:t>
+              <w:t>2026-07-15</w:t>
             </w:r>
           </w:p>
         </w:tc>
@@ -496,7 +496,7 @@
           <w:color w:val="373737"/>
           <w:sz w:val="19"/>
         </w:rPr>
-        <w:t xml:space="preserve"> the current gateway obtains per-resource ACL capability tokens. ACL is </w:t>
+        <w:t xml:space="preserve"> the current gateway obtains per-resource ACL capability tokens. Per the program-level working decision, ACL is </w:t>
       </w:r>
       <w:r>
         <w:rPr>
@@ -511,7 +511,21 @@
           <w:color w:val="373737"/>
           <w:sz w:val="19"/>
         </w:rPr>
-        <w:t xml:space="preserve"> re-implemented in the DGS layer (decided at program level); it is noted in stories for context only.</w:t>
+        <w:t xml:space="preserve"> re-implemented in the DGS layer — each domain service performs its own access control. Each complex case carries a scenario ADR (</w:t>
+      </w:r>
+      <w:r>
+        <w:rPr>
+          <w:rFonts w:ascii="Courier New" w:hAnsi="Courier New"/>
+          <w:sz w:val="19"/>
+        </w:rPr>
+        <w:t>complexStories/*/02-adr-noacl-*.md</w:t>
+      </w:r>
+      <w:r>
+        <w:rPr>
+          <w:color w:val="373737"/>
+          <w:sz w:val="19"/>
+        </w:rPr>
+        <w:t>) recording this assumption's impact; those ratify together with the global decision. ACL is noted in stories for context only.</w:t>
       </w:r>
     </w:p>
     <w:p>
@@ -1452,7 +1466,7 @@
           <w:rFonts w:ascii="Courier New" w:hAnsi="Courier New"/>
           <w:sz w:val="18"/>
         </w:rPr>
-        <w:t>SPARK-SPIKE-0x</w:t>
+        <w:t>SPIKE-0x</w:t>
       </w:r>
       <w:r>
         <w:rPr>
@@ -1650,7 +1664,7 @@
           <w:rFonts w:ascii="Courier New" w:hAnsi="Courier New"/>
           <w:sz w:val="19"/>
         </w:rPr>
-        <w:t>SPARK-SPIKE-01/02/03</w:t>
+        <w:t>SPIKE-01/02/03</w:t>
       </w:r>
       <w:r>
         <w:rPr>
@@ -1664,7 +1678,7 @@
           <w:rFonts w:ascii="Courier New" w:hAnsi="Courier New"/>
           <w:sz w:val="19"/>
         </w:rPr>
-        <w:t>04/05/06</w:t>
+        <w:t>04/05/06a/06b</w:t>
       </w:r>
       <w:r>
         <w:rPr>
@@ -1761,7 +1775,7 @@
           <w:color w:val="373737"/>
           <w:sz w:val="19"/>
         </w:rPr>
-        <w:t>🔴🔬 with `SPARK-SPIKE-0x` in Depends On</w:t>
+        <w:t>🔴🔬 with `SPIKE-0x` in Depends On</w:t>
       </w:r>
       <w:r>
         <w:rPr>
@@ -1788,7 +1802,7 @@
           <w:color w:val="373737"/>
           <w:sz w:val="19"/>
         </w:rPr>
-        <w:t>Follow the `SPARK-SPIKE-0x` id → Spike Detail</w:t>
+        <w:t>Follow the `SPIKE-0x` id → Spike Detail</w:t>
       </w:r>
       <w:r>
         <w:rPr>
@@ -1941,7 +1955,7 @@
           <w:rFonts w:ascii="Courier New" w:hAnsi="Courier New"/>
           <w:sz w:val="19"/>
         </w:rPr>
-        <w:t>SPARK-SPIKE-0x</w:t>
+        <w:t>SPIKE-0x</w:t>
       </w:r>
       <w:r>
         <w:rPr>
@@ -2355,7 +2369,7 @@
                 <w:rFonts w:ascii="Courier New" w:hAnsi="Courier New"/>
                 <w:sz w:val="18"/>
               </w:rPr>
-              <w:t>SPARK-SPIKE-01</w:t>
+              <w:t>SPIKE-01</w:t>
             </w:r>
           </w:p>
         </w:tc>
@@ -2413,7 +2427,7 @@
                 <w:rFonts w:ascii="Courier New" w:hAnsi="Courier New"/>
                 <w:sz w:val="18"/>
               </w:rPr>
-              <w:t>E01</w:t>
+              <w:t>E-01</w:t>
             </w:r>
             <w:r>
               <w:rPr>
@@ -2427,7 +2441,7 @@
                 <w:rFonts w:ascii="Courier New" w:hAnsi="Courier New"/>
                 <w:sz w:val="18"/>
               </w:rPr>
-              <w:t>E01</w:t>
+              <w:t>E-01</w:t>
             </w:r>
             <w:r>
               <w:rPr>
@@ -2441,7 +2455,7 @@
                 <w:rFonts w:ascii="Courier New" w:hAnsi="Courier New"/>
                 <w:sz w:val="18"/>
               </w:rPr>
-              <w:t>E01</w:t>
+              <w:t>E-01</w:t>
             </w:r>
             <w:r>
               <w:rPr>
@@ -2455,7 +2469,7 @@
                 <w:rFonts w:ascii="Courier New" w:hAnsi="Courier New"/>
                 <w:sz w:val="18"/>
               </w:rPr>
-              <w:t>E01</w:t>
+              <w:t>E-01</w:t>
             </w:r>
             <w:r>
               <w:rPr>
@@ -2469,7 +2483,7 @@
                 <w:rFonts w:ascii="Courier New" w:hAnsi="Courier New"/>
                 <w:sz w:val="18"/>
               </w:rPr>
-              <w:t>E01</w:t>
+              <w:t>E-01</w:t>
             </w:r>
             <w:r>
               <w:rPr>
@@ -2483,7 +2497,7 @@
                 <w:rFonts w:ascii="Courier New" w:hAnsi="Courier New"/>
                 <w:sz w:val="18"/>
               </w:rPr>
-              <w:t>E01</w:t>
+              <w:t>E-01</w:t>
             </w:r>
             <w:r>
               <w:rPr>
@@ -2497,7 +2511,7 @@
                 <w:rFonts w:ascii="Courier New" w:hAnsi="Courier New"/>
                 <w:sz w:val="18"/>
               </w:rPr>
-              <w:t>E02</w:t>
+              <w:t>E-02</w:t>
             </w:r>
           </w:p>
         </w:tc>
@@ -2554,7 +2568,25 @@
                 <w:color w:val="373737"/>
                 <w:sz w:val="18"/>
               </w:rPr>
-              <w:t xml:space="preserve"> (shared </w:t>
+              <w:t xml:space="preserve"> (brief + draft ADR-013)</w:t>
+            </w:r>
+          </w:p>
+        </w:tc>
+        <w:tc>
+          <w:tcPr>
+            <w:tcW w:type="dxa" w:w="1709"/>
+            <w:vAlign w:val="top"/>
+          </w:tcPr>
+          <w:p>
+            <w:pPr>
+              <w:jc w:val="left"/>
+            </w:pPr>
+            <w:r>
+              <w:rPr>
+                <w:color w:val="373737"/>
+                <w:sz w:val="18"/>
+              </w:rPr>
+              <w:t xml:space="preserve">🟠 Draft ADR-013 proposed (shared </w:t>
             </w:r>
             <w:r>
               <w:rPr>
@@ -2568,25 +2600,7 @@
                 <w:color w:val="373737"/>
                 <w:sz w:val="18"/>
               </w:rPr>
-              <w:t>)</w:t>
-            </w:r>
-          </w:p>
-        </w:tc>
-        <w:tc>
-          <w:tcPr>
-            <w:tcW w:type="dxa" w:w="1709"/>
-            <w:vAlign w:val="top"/>
-          </w:tcPr>
-          <w:p>
-            <w:pPr>
-              <w:jc w:val="left"/>
-            </w:pPr>
-            <w:r>
-              <w:rPr>
-                <w:color w:val="373737"/>
-                <w:sz w:val="18"/>
-              </w:rPr>
-              <w:t>🔴 Open — failure strategy to decide</w:t>
+              <w:t>, per-step policy) — ratification pending</w:t>
             </w:r>
           </w:p>
         </w:tc>
@@ -2607,7 +2621,7 @@
                 <w:rFonts w:ascii="Courier New" w:hAnsi="Courier New"/>
                 <w:sz w:val="18"/>
               </w:rPr>
-              <w:t>SPARK-SPIKE-02</w:t>
+              <w:t>SPIKE-02</w:t>
             </w:r>
           </w:p>
         </w:tc>
@@ -2670,21 +2684,7 @@
                 <w:color w:val="373737"/>
                 <w:sz w:val="18"/>
               </w:rPr>
-              <w:t xml:space="preserve">; pick the assembly pattern (A </w:t>
-            </w:r>
-            <w:r>
-              <w:rPr>
-                <w:rFonts w:ascii="Courier New" w:hAnsi="Courier New"/>
-                <w:sz w:val="18"/>
-              </w:rPr>
-              <w:t>extend type</w:t>
-            </w:r>
-            <w:r>
-              <w:rPr>
-                <w:color w:val="373737"/>
-                <w:sz w:val="18"/>
-              </w:rPr>
-              <w:t xml:space="preserve"> · B elastic DGS · C orchestrator · D interface · E materialized).</w:t>
+              <w:t>; ratify the assembly pattern under federation.</w:t>
             </w:r>
           </w:p>
         </w:tc>
@@ -2710,7 +2710,7 @@
                 <w:rFonts w:ascii="Courier New" w:hAnsi="Courier New"/>
                 <w:sz w:val="18"/>
               </w:rPr>
-              <w:t>E03/E04</w:t>
+              <w:t>E-03/E-04</w:t>
             </w:r>
           </w:p>
         </w:tc>
@@ -2750,6 +2750,13 @@
               </w:rPr>
               <w:t>complexStories/techpack/</w:t>
             </w:r>
+            <w:r>
+              <w:rPr>
+                <w:color w:val="373737"/>
+                <w:sz w:val="18"/>
+              </w:rPr>
+              <w:t xml:space="preserve"> (brief + draft ADR-015)</w:t>
+            </w:r>
           </w:p>
         </w:tc>
         <w:tc>
@@ -2767,7 +2774,7 @@
                 <w:color w:val="373737"/>
                 <w:sz w:val="18"/>
               </w:rPr>
-              <w:t>🔴 Open — assembly pattern to decide</w:t>
+              <w:t>🟠 Draft ADR-015 proposed (facade-then-federate, ADR-015 Option B = catalogue "Option D (hybrid)") — ratification pending</w:t>
             </w:r>
           </w:p>
         </w:tc>
@@ -2787,7 +2794,7 @@
                 <w:rFonts w:ascii="Courier New" w:hAnsi="Courier New"/>
                 <w:sz w:val="18"/>
               </w:rPr>
-              <w:t>SPARK-SPIKE-03</w:t>
+              <w:t>SPIKE-03</w:t>
             </w:r>
           </w:p>
         </w:tc>
@@ -2845,7 +2852,7 @@
                 <w:rFonts w:ascii="Courier New" w:hAnsi="Courier New"/>
                 <w:sz w:val="18"/>
               </w:rPr>
-              <w:t>E01</w:t>
+              <w:t>E-01</w:t>
             </w:r>
             <w:r>
               <w:rPr>
@@ -2859,7 +2866,14 @@
                 <w:rFonts w:ascii="Courier New" w:hAnsi="Courier New"/>
                 <w:sz w:val="18"/>
               </w:rPr>
-              <w:t>E01</w:t>
+              <w:t>E-01</w:t>
+            </w:r>
+            <w:r>
+              <w:rPr>
+                <w:color w:val="373737"/>
+                <w:sz w:val="18"/>
+              </w:rPr>
+              <w:t xml:space="preserve"> (later phase)</w:t>
             </w:r>
           </w:p>
         </w:tc>
@@ -2918,6 +2932,13 @@
               </w:rPr>
               <w:t>complexStories/partner-drop-undrop-write/</w:t>
             </w:r>
+            <w:r>
+              <w:rPr>
+                <w:color w:val="373737"/>
+                <w:sz w:val="18"/>
+              </w:rPr>
+              <w:t xml:space="preserve"> (brief + draft ADR-012)</w:t>
+            </w:r>
           </w:p>
         </w:tc>
         <w:tc>
@@ -2934,7 +2955,7 @@
                 <w:color w:val="373737"/>
                 <w:sz w:val="18"/>
               </w:rPr>
-              <w:t>🔴 Open — ownership + orchestration to decide</w:t>
+              <w:t>🟠 Draft ADR-012 proposed (owner-orchestrated saga + participant contract) — ratification pending</w:t>
             </w:r>
           </w:p>
         </w:tc>
@@ -2955,7 +2976,7 @@
                 <w:rFonts w:ascii="Courier New" w:hAnsi="Courier New"/>
                 <w:sz w:val="18"/>
               </w:rPr>
-              <w:t>SPARK-SPIKE-04</w:t>
+              <w:t>SPIKE-04</w:t>
             </w:r>
           </w:p>
         </w:tc>
@@ -3029,7 +3050,21 @@
                 <w:rFonts w:ascii="Courier New" w:hAnsi="Courier New"/>
                 <w:sz w:val="18"/>
               </w:rPr>
-              <w:t>E01</w:t>
+              <w:t>G-07</w:t>
+            </w:r>
+            <w:r>
+              <w:rPr>
+                <w:color w:val="373737"/>
+                <w:sz w:val="18"/>
+              </w:rPr>
+              <w:t xml:space="preserve"> · </w:t>
+            </w:r>
+            <w:r>
+              <w:rPr>
+                <w:rFonts w:ascii="Courier New" w:hAnsi="Courier New"/>
+                <w:sz w:val="18"/>
+              </w:rPr>
+              <w:t>G-11-1</w:t>
             </w:r>
             <w:r>
               <w:rPr>
@@ -3043,7 +3078,14 @@
                 <w:rFonts w:ascii="Courier New" w:hAnsi="Courier New"/>
                 <w:sz w:val="18"/>
               </w:rPr>
-              <w:t>E01</w:t>
+              <w:t>G-05</w:t>
+            </w:r>
+            <w:r>
+              <w:rPr>
+                <w:color w:val="373737"/>
+                <w:sz w:val="18"/>
+              </w:rPr>
+              <w:t xml:space="preserve"> (later phase)</w:t>
             </w:r>
           </w:p>
         </w:tc>
@@ -3083,6 +3125,13 @@
               </w:rPr>
               <w:t>complexStories/notRemovable-undroppable-partners/</w:t>
             </w:r>
+            <w:r>
+              <w:rPr>
+                <w:color w:val="373737"/>
+                <w:sz w:val="18"/>
+              </w:rPr>
+              <w:t xml:space="preserve"> (brief + draft ADR-016)</w:t>
+            </w:r>
           </w:p>
         </w:tc>
         <w:tc>
@@ -3100,7 +3149,21 @@
                 <w:color w:val="373737"/>
                 <w:sz w:val="18"/>
               </w:rPr>
-              <w:t>🔴 Open — contribution contract to agree</w:t>
+              <w:t>🟠 Draft ADR-016 proposed (owner-</w:t>
+            </w:r>
+            <w:r>
+              <w:rPr>
+                <w:rFonts w:ascii="Courier New" w:hAnsi="Courier New"/>
+                <w:sz w:val="18"/>
+              </w:rPr>
+              <w:t>@requires</w:t>
+            </w:r>
+            <w:r>
+              <w:rPr>
+                <w:color w:val="373737"/>
+                <w:sz w:val="18"/>
+              </w:rPr>
+              <w:t xml:space="preserve"> lane aggregation) — ratification pending</w:t>
             </w:r>
           </w:p>
         </w:tc>
@@ -3120,7 +3183,7 @@
                 <w:rFonts w:ascii="Courier New" w:hAnsi="Courier New"/>
                 <w:sz w:val="18"/>
               </w:rPr>
-              <w:t>SPARK-SPIKE-05</w:t>
+              <w:t>SPIKE-05</w:t>
             </w:r>
           </w:p>
         </w:tc>
@@ -3206,7 +3269,84 @@
                 <w:rFonts w:ascii="Courier New" w:hAnsi="Courier New"/>
                 <w:sz w:val="18"/>
               </w:rPr>
-              <w:t>A04</w:t>
+              <w:t>A-04</w:t>
+            </w:r>
+            <w:r>
+              <w:rPr>
+                <w:color w:val="373737"/>
+                <w:sz w:val="18"/>
+              </w:rPr>
+              <w:t>/</w:t>
+            </w:r>
+            <w:r>
+              <w:rPr>
+                <w:rFonts w:ascii="Courier New" w:hAnsi="Courier New"/>
+                <w:sz w:val="18"/>
+              </w:rPr>
+              <w:t>G-08</w:t>
+            </w:r>
+            <w:r>
+              <w:rPr>
+                <w:color w:val="373737"/>
+                <w:sz w:val="18"/>
+              </w:rPr>
+              <w:t xml:space="preserve"> (+ sample </w:t>
+            </w:r>
+            <w:r>
+              <w:rPr>
+                <w:rFonts w:ascii="Courier New" w:hAnsi="Courier New"/>
+                <w:sz w:val="18"/>
+              </w:rPr>
+              <w:t>A-04</w:t>
+            </w:r>
+            <w:r>
+              <w:rPr>
+                <w:color w:val="373737"/>
+                <w:sz w:val="18"/>
+              </w:rPr>
+              <w:t>/</w:t>
+            </w:r>
+            <w:r>
+              <w:rPr>
+                <w:rFonts w:ascii="Courier New" w:hAnsi="Courier New"/>
+                <w:sz w:val="18"/>
+              </w:rPr>
+              <w:t>G-02</w:t>
+            </w:r>
+            <w:r>
+              <w:rPr>
+                <w:color w:val="373737"/>
+                <w:sz w:val="18"/>
+              </w:rPr>
+              <w:t xml:space="preserve">, search </w:t>
+            </w:r>
+            <w:r>
+              <w:rPr>
+                <w:rFonts w:ascii="Courier New" w:hAnsi="Courier New"/>
+                <w:sz w:val="18"/>
+              </w:rPr>
+              <w:t>B-01</w:t>
+            </w:r>
+            <w:r>
+              <w:rPr>
+                <w:color w:val="373737"/>
+                <w:sz w:val="18"/>
+              </w:rPr>
+              <w:t>/</w:t>
+            </w:r>
+            <w:r>
+              <w:rPr>
+                <w:rFonts w:ascii="Courier New" w:hAnsi="Courier New"/>
+                <w:sz w:val="18"/>
+              </w:rPr>
+              <w:t>C-02</w:t>
+            </w:r>
+            <w:r>
+              <w:rPr>
+                <w:color w:val="373737"/>
+                <w:sz w:val="18"/>
+              </w:rPr>
+              <w:t xml:space="preserve"> — later phase)</w:t>
             </w:r>
           </w:p>
         </w:tc>
@@ -3244,6 +3384,13 @@
               </w:rPr>
               <w:t>complexStories/polymorphic-type-resolution/</w:t>
             </w:r>
+            <w:r>
+              <w:rPr>
+                <w:color w:val="373737"/>
+                <w:sz w:val="18"/>
+              </w:rPr>
+              <w:t xml:space="preserve"> (brief + draft ADR-017)</w:t>
+            </w:r>
           </w:p>
         </w:tc>
         <w:tc>
@@ -3260,7 +3407,7 @@
                 <w:color w:val="373737"/>
                 <w:sz w:val="18"/>
               </w:rPr>
-              <w:t>🔴 Open — code→type table to confirm</w:t>
+              <w:t>🟠 Draft ADR-017 proposed (per-site ports + CI conformance gate) — code→type table to confirm at ratification</w:t>
             </w:r>
           </w:p>
         </w:tc>
@@ -3281,7 +3428,7 @@
                 <w:rFonts w:ascii="Courier New" w:hAnsi="Courier New"/>
                 <w:sz w:val="18"/>
               </w:rPr>
-              <w:t>SPARK-SPIKE-06</w:t>
+              <w:t>SPIKE-06a</w:t>
             </w:r>
           </w:p>
         </w:tc>
@@ -3308,14 +3455,29 @@
                 <w:color w:val="373737"/>
                 <w:sz w:val="18"/>
               </w:rPr>
-              <w:t>Cross-Domain Association / Hydration</w:t>
-            </w:r>
-            <w:r>
-              <w:rPr>
-                <w:color w:val="373737"/>
-                <w:sz w:val="18"/>
-              </w:rPr>
-              <w:t xml:space="preserve"> — how a domain references another's entity (federated </w:t>
+              <w:t>Hydration</w:t>
+            </w:r>
+            <w:r>
+              <w:rPr>
+                <w:color w:val="373737"/>
+                <w:sz w:val="18"/>
+              </w:rPr>
+              <w:t xml:space="preserve"> — how a domain </w:t>
+            </w:r>
+            <w:r>
+              <w:rPr>
+                <w:i/>
+                <w:color w:val="373737"/>
+                <w:sz w:val="18"/>
+              </w:rPr>
+              <w:t>reads</w:t>
+            </w:r>
+            <w:r>
+              <w:rPr>
+                <w:color w:val="373737"/>
+                <w:sz w:val="18"/>
+              </w:rPr>
+              <w:t xml:space="preserve"> another's entity (federated </w:t>
             </w:r>
             <w:r>
               <w:rPr>
@@ -3355,14 +3517,35 @@
                 <w:rFonts w:ascii="Courier New" w:hAnsi="Courier New"/>
                 <w:sz w:val="18"/>
               </w:rPr>
-              <w:t>S01/S02</w:t>
-            </w:r>
-            <w:r>
-              <w:rPr>
-                <w:color w:val="373737"/>
-                <w:sz w:val="18"/>
-              </w:rPr>
-              <w:t xml:space="preserve"> · bom (material rollout)</w:t>
+              <w:t>S-02</w:t>
+            </w:r>
+            <w:r>
+              <w:rPr>
+                <w:color w:val="373737"/>
+                <w:sz w:val="18"/>
+              </w:rPr>
+              <w:t xml:space="preserve"> (gates </w:t>
+            </w:r>
+            <w:r>
+              <w:rPr>
+                <w:rFonts w:ascii="Courier New" w:hAnsi="Courier New"/>
+                <w:sz w:val="18"/>
+              </w:rPr>
+              <w:t>C-01</w:t>
+            </w:r>
+            <w:r>
+              <w:rPr>
+                <w:color w:val="373737"/>
+                <w:sz w:val="18"/>
+              </w:rPr>
+              <w:t xml:space="preserve">) · bom </w:t>
+            </w:r>
+            <w:r>
+              <w:rPr>
+                <w:rFonts w:ascii="Courier New" w:hAnsi="Courier New"/>
+                <w:sz w:val="18"/>
+              </w:rPr>
+              <w:t>B-05</w:t>
             </w:r>
           </w:p>
         </w:tc>
@@ -3381,7 +3564,7 @@
                 <w:color w:val="373737"/>
                 <w:sz w:val="18"/>
               </w:rPr>
-              <w:t>association + hydration + rollout</w:t>
+              <w:t>hydration + rollout (reads)</w:t>
             </w:r>
           </w:p>
         </w:tc>
@@ -3419,7 +3602,266 @@
                 <w:color w:val="373737"/>
                 <w:sz w:val="18"/>
               </w:rPr>
-              <w:t>🔴 Open — per-edge rule to decide</w:t>
+              <w:t>🔴 Open — per-edge rule to decide (no draft ADR yet)</w:t>
+            </w:r>
+          </w:p>
+        </w:tc>
+      </w:tr>
+      <w:tr>
+        <w:tc>
+          <w:tcPr>
+            <w:tcW w:type="dxa" w:w="1709"/>
+            <w:vAlign w:val="top"/>
+          </w:tcPr>
+          <w:p>
+            <w:pPr>
+              <w:jc w:val="left"/>
+            </w:pPr>
+            <w:r>
+              <w:rPr>
+                <w:rFonts w:ascii="Courier New" w:hAnsi="Courier New"/>
+                <w:sz w:val="18"/>
+              </w:rPr>
+              <w:t>SPIKE-06b</w:t>
+            </w:r>
+          </w:p>
+        </w:tc>
+        <w:tc>
+          <w:tcPr>
+            <w:tcW w:type="dxa" w:w="1709"/>
+            <w:vAlign w:val="top"/>
+          </w:tcPr>
+          <w:p>
+            <w:pPr>
+              <w:jc w:val="left"/>
+            </w:pPr>
+            <w:r>
+              <w:rPr>
+                <w:color w:val="373737"/>
+                <w:sz w:val="18"/>
+              </w:rPr>
+              <w:t xml:space="preserve">🔬 </w:t>
+            </w:r>
+            <w:r>
+              <w:rPr>
+                <w:b/>
+                <w:color w:val="373737"/>
+                <w:sz w:val="18"/>
+              </w:rPr>
+              <w:t>Cross-Domain Association</w:t>
+            </w:r>
+            <w:r>
+              <w:rPr>
+                <w:color w:val="373737"/>
+                <w:sz w:val="18"/>
+              </w:rPr>
+              <w:t xml:space="preserve"> — one pattern for a mutation that also </w:t>
+            </w:r>
+            <w:r>
+              <w:rPr>
+                <w:i/>
+                <w:color w:val="373737"/>
+                <w:sz w:val="18"/>
+              </w:rPr>
+              <w:t>links</w:t>
+            </w:r>
+            <w:r>
+              <w:rPr>
+                <w:color w:val="373737"/>
+                <w:sz w:val="18"/>
+              </w:rPr>
+              <w:t xml:space="preserve"> its record into a sibling domain (workspace/attachment), incl. sync-vs-async and partial-failure handling. </w:t>
+            </w:r>
+            <w:r>
+              <w:rPr>
+                <w:rFonts w:ascii="Courier New" w:hAnsi="Courier New"/>
+                <w:sz w:val="18"/>
+              </w:rPr>
+              <w:t>D-03</w:t>
+            </w:r>
+            <w:r>
+              <w:rPr>
+                <w:color w:val="373737"/>
+                <w:sz w:val="18"/>
+              </w:rPr>
+              <w:t xml:space="preserve"> is a pure passthrough (no cross-domain call); </w:t>
+            </w:r>
+            <w:r>
+              <w:rPr>
+                <w:rFonts w:ascii="Courier New" w:hAnsi="Courier New"/>
+                <w:sz w:val="18"/>
+              </w:rPr>
+              <w:t>D-06</w:t>
+            </w:r>
+            <w:r>
+              <w:rPr>
+                <w:color w:val="373737"/>
+                <w:sz w:val="18"/>
+              </w:rPr>
+              <w:t>/</w:t>
+            </w:r>
+            <w:r>
+              <w:rPr>
+                <w:rFonts w:ascii="Courier New" w:hAnsi="Courier New"/>
+                <w:sz w:val="18"/>
+              </w:rPr>
+              <w:t>D-07</w:t>
+            </w:r>
+            <w:r>
+              <w:rPr>
+                <w:color w:val="373737"/>
+                <w:sz w:val="18"/>
+              </w:rPr>
+              <w:t>/</w:t>
+            </w:r>
+            <w:r>
+              <w:rPr>
+                <w:rFonts w:ascii="Courier New" w:hAnsi="Courier New"/>
+                <w:sz w:val="18"/>
+              </w:rPr>
+              <w:t>D-11</w:t>
+            </w:r>
+            <w:r>
+              <w:rPr>
+                <w:color w:val="373737"/>
+                <w:sz w:val="18"/>
+              </w:rPr>
+              <w:t xml:space="preserve"> are single-backend writes — the product backend owns all endpoints, no sibling service called (draft ADR-011 §1).</w:t>
+            </w:r>
+          </w:p>
+        </w:tc>
+        <w:tc>
+          <w:tcPr>
+            <w:tcW w:type="dxa" w:w="1709"/>
+            <w:vAlign w:val="top"/>
+          </w:tcPr>
+          <w:p>
+            <w:pPr>
+              <w:jc w:val="left"/>
+            </w:pPr>
+            <w:r>
+              <w:rPr>
+                <w:color w:val="373737"/>
+                <w:sz w:val="18"/>
+              </w:rPr>
+              <w:t xml:space="preserve">product </w:t>
+            </w:r>
+            <w:r>
+              <w:rPr>
+                <w:rFonts w:ascii="Courier New" w:hAnsi="Courier New"/>
+                <w:sz w:val="18"/>
+              </w:rPr>
+              <w:t>S-01</w:t>
+            </w:r>
+            <w:r>
+              <w:rPr>
+                <w:color w:val="373737"/>
+                <w:sz w:val="18"/>
+              </w:rPr>
+              <w:t xml:space="preserve"> (gates </w:t>
+            </w:r>
+            <w:r>
+              <w:rPr>
+                <w:rFonts w:ascii="Courier New" w:hAnsi="Courier New"/>
+                <w:sz w:val="18"/>
+              </w:rPr>
+              <w:t>D-01</w:t>
+            </w:r>
+            <w:r>
+              <w:rPr>
+                <w:color w:val="373737"/>
+                <w:sz w:val="18"/>
+              </w:rPr>
+              <w:t>/</w:t>
+            </w:r>
+            <w:r>
+              <w:rPr>
+                <w:rFonts w:ascii="Courier New" w:hAnsi="Courier New"/>
+                <w:sz w:val="18"/>
+              </w:rPr>
+              <w:t>D-02</w:t>
+            </w:r>
+            <w:r>
+              <w:rPr>
+                <w:color w:val="373737"/>
+                <w:sz w:val="18"/>
+              </w:rPr>
+              <w:t>/</w:t>
+            </w:r>
+            <w:r>
+              <w:rPr>
+                <w:rFonts w:ascii="Courier New" w:hAnsi="Courier New"/>
+                <w:sz w:val="18"/>
+              </w:rPr>
+              <w:t>D-04</w:t>
+            </w:r>
+            <w:r>
+              <w:rPr>
+                <w:color w:val="373737"/>
+                <w:sz w:val="18"/>
+              </w:rPr>
+              <w:t xml:space="preserve"> only — see scope note)</w:t>
+            </w:r>
+          </w:p>
+        </w:tc>
+        <w:tc>
+          <w:tcPr>
+            <w:tcW w:type="dxa" w:w="1709"/>
+            <w:vAlign w:val="top"/>
+          </w:tcPr>
+          <w:p>
+            <w:pPr>
+              <w:jc w:val="left"/>
+            </w:pPr>
+            <w:r>
+              <w:rPr>
+                <w:color w:val="373737"/>
+                <w:sz w:val="18"/>
+              </w:rPr>
+              <w:t>association-side writes (D-01/D-02/D-04)</w:t>
+            </w:r>
+          </w:p>
+        </w:tc>
+        <w:tc>
+          <w:tcPr>
+            <w:tcW w:type="dxa" w:w="1709"/>
+            <w:vAlign w:val="top"/>
+          </w:tcPr>
+          <w:p>
+            <w:pPr>
+              <w:jc w:val="left"/>
+            </w:pPr>
+            <w:r>
+              <w:rPr>
+                <w:rFonts w:ascii="Courier New" w:hAnsi="Courier New"/>
+                <w:sz w:val="18"/>
+              </w:rPr>
+              <w:t>complexStories/cross-domain-association/</w:t>
+            </w:r>
+            <w:r>
+              <w:rPr>
+                <w:color w:val="373737"/>
+                <w:sz w:val="18"/>
+              </w:rPr>
+              <w:t xml:space="preserve"> (brief + draft ADR-011)</w:t>
+            </w:r>
+          </w:p>
+        </w:tc>
+        <w:tc>
+          <w:tcPr>
+            <w:tcW w:type="dxa" w:w="1709"/>
+            <w:vAlign w:val="top"/>
+          </w:tcPr>
+          <w:p>
+            <w:pPr>
+              <w:jc w:val="left"/>
+            </w:pPr>
+            <w:r>
+              <w:rPr>
+                <w:color w:val="373737"/>
+                <w:sz w:val="18"/>
+              </w:rPr>
+              <w:t>🟠 Draft ADR-011 proposed (sync orchestration + shared association component) — ratification pending</w:t>
             </w:r>
           </w:p>
         </w:tc>
@@ -3450,7 +3892,7 @@
           <w:rFonts w:ascii="Courier New" w:hAnsi="Courier New"/>
           <w:sz w:val="18"/>
         </w:rPr>
-        <w:t>SPARK-SPIKE-01/02/03</w:t>
+        <w:t>SPIKE-01/02/03</w:t>
       </w:r>
       <w:r>
         <w:rPr>
@@ -3478,7 +3920,7 @@
           <w:rFonts w:ascii="Courier New" w:hAnsi="Courier New"/>
           <w:sz w:val="18"/>
         </w:rPr>
-        <w:t>B01</w:t>
+        <w:t>B-01</w:t>
       </w:r>
       <w:r>
         <w:rPr>
@@ -3492,16 +3934,504 @@
           <w:rFonts w:ascii="Courier New" w:hAnsi="Courier New"/>
           <w:sz w:val="18"/>
         </w:rPr>
-        <w:t>04/05/06</w:t>
+        <w:t>04/05/06a/06b</w:t>
       </w:r>
       <w:r>
         <w:rPr>
           <w:color w:val="444444"/>
           <w:sz w:val="18"/>
         </w:rPr>
-        <w:t xml:space="preserve"> block specific reads and can run in parallel. Each spike concludes with the decision recorded back into the affected domain stories.</w:t>
+        <w:t xml:space="preserve"> block specific reads/writes and can run in parallel. Each spike concludes with the decision recorded back into the affected domain stories.</w:t>
       </w:r>
     </w:p>
+    <w:p>
+      <w:pPr>
+        <w:spacing w:after="60"/>
+      </w:pPr>
+      <w:r>
+        <w:rPr>
+          <w:color w:val="373737"/>
+          <w:sz w:val="19"/>
+        </w:rPr>
+        <w:t>&gt;</w:t>
+      </w:r>
+    </w:p>
+    <w:p>
+      <w:pPr>
+        <w:spacing w:after="40"/>
+      </w:pPr>
+      <w:r>
+        <w:rPr>
+          <w:b/>
+          <w:color w:val="444444"/>
+          <w:sz w:val="18"/>
+        </w:rPr>
+        <w:t>Note on `06a`/`06b`:</w:t>
+      </w:r>
+      <w:r>
+        <w:rPr>
+          <w:color w:val="444444"/>
+          <w:sz w:val="18"/>
+        </w:rPr>
+        <w:t xml:space="preserve"> these were originally tracked as one </w:t>
+      </w:r>
+      <w:r>
+        <w:rPr>
+          <w:rFonts w:ascii="Courier New" w:hAnsi="Courier New"/>
+          <w:sz w:val="18"/>
+        </w:rPr>
+        <w:t>SPIKE-06</w:t>
+      </w:r>
+      <w:r>
+        <w:rPr>
+          <w:color w:val="444444"/>
+          <w:sz w:val="18"/>
+        </w:rPr>
+        <w:t xml:space="preserve"> id. They're split because they answer different questions — 06a is "how do I </w:t>
+      </w:r>
+      <w:r>
+        <w:rPr>
+          <w:i/>
+          <w:color w:val="444444"/>
+          <w:sz w:val="18"/>
+        </w:rPr>
+        <w:t>read</w:t>
+      </w:r>
+      <w:r>
+        <w:rPr>
+          <w:color w:val="444444"/>
+          <w:sz w:val="18"/>
+        </w:rPr>
+        <w:t xml:space="preserve"> another domain's data," 06b is "how does my </w:t>
+      </w:r>
+      <w:r>
+        <w:rPr>
+          <w:i/>
+          <w:color w:val="444444"/>
+          <w:sz w:val="18"/>
+        </w:rPr>
+        <w:t>write</w:t>
+      </w:r>
+      <w:r>
+        <w:rPr>
+          <w:color w:val="444444"/>
+          <w:sz w:val="18"/>
+        </w:rPr>
+        <w:t xml:space="preserve"> also link into another domain" — and a story should only cite the one it actually needs.</w:t>
+      </w:r>
+    </w:p>
+    <w:p>
+      <w:pPr>
+        <w:spacing w:before="240" w:after="80"/>
+      </w:pPr>
+      <w:r>
+        <w:rPr>
+          <w:b/>
+          <w:color w:val="373737"/>
+          <w:sz w:val="24"/>
+        </w:rPr>
+        <w:t>Non-spike complex cases (read pattern applied at cutover — no research decision needed)</w:t>
+      </w:r>
+    </w:p>
+    <w:p>
+      <w:pPr>
+        <w:spacing w:after="40"/>
+      </w:pPr>
+      <w:r>
+        <w:rPr>
+          <w:color w:val="444444"/>
+          <w:sz w:val="18"/>
+        </w:rPr>
+        <w:t xml:space="preserve">These recur across domains too, but the shape of the fix is already known (per-domain contribution + fan-out merge) — there's nothing to research, just build. They still get one </w:t>
+      </w:r>
+      <w:r>
+        <w:rPr>
+          <w:rFonts w:ascii="Courier New" w:hAnsi="Courier New"/>
+          <w:sz w:val="18"/>
+        </w:rPr>
+        <w:t>complexStories/</w:t>
+      </w:r>
+      <w:r>
+        <w:rPr>
+          <w:color w:val="444444"/>
+          <w:sz w:val="18"/>
+        </w:rPr>
+        <w:t xml:space="preserve"> brief each so the pattern is documented once instead of per-domain.</w:t>
+      </w:r>
+    </w:p>
+    <w:tbl>
+      <w:tblPr>
+        <w:tblStyle w:val="TableGrid"/>
+        <w:tblW w:type="auto" w:w="0"/>
+        <w:tblLook w:firstColumn="1" w:firstRow="1" w:lastColumn="0" w:lastRow="0" w:noHBand="0" w:noVBand="1" w:val="04A0"/>
+        <w:tblBorders>
+          <w:top w:val="single" w:sz="4" w:space="0" w:color="BFBFBF"/>
+          <w:left w:val="single" w:sz="4" w:space="0" w:color="BFBFBF"/>
+          <w:bottom w:val="single" w:sz="4" w:space="0" w:color="BFBFBF"/>
+          <w:right w:val="single" w:sz="4" w:space="0" w:color="BFBFBF"/>
+          <w:insideH w:val="single" w:sz="4" w:space="0" w:color="BFBFBF"/>
+          <w:insideV w:val="single" w:sz="4" w:space="0" w:color="BFBFBF"/>
+        </w:tblBorders>
+      </w:tblPr>
+      <w:tblGrid>
+        <w:gridCol w:w="2564"/>
+        <w:gridCol w:w="2564"/>
+        <w:gridCol w:w="2564"/>
+        <w:gridCol w:w="2564"/>
+      </w:tblGrid>
+      <w:tr>
+        <w:trPr>
+          <w:trHeight w:val="360" w:hRule="atLeast"/>
+        </w:trPr>
+        <w:tc>
+          <w:tcPr>
+            <w:tcW w:type="dxa" w:w="2564"/>
+            <w:shd w:val="clear" w:color="auto" w:fill="DAE8FC"/>
+            <w:vAlign w:val="top"/>
+          </w:tcPr>
+          <w:p>
+            <w:pPr>
+              <w:jc w:val="left"/>
+            </w:pPr>
+            <w:r>
+              <w:rPr>
+                <w:b/>
+                <w:color w:val="1F3864"/>
+                <w:sz w:val="18"/>
+              </w:rPr>
+              <w:t>Bucket</w:t>
+            </w:r>
+          </w:p>
+        </w:tc>
+        <w:tc>
+          <w:tcPr>
+            <w:tcW w:type="dxa" w:w="2564"/>
+            <w:shd w:val="clear" w:color="auto" w:fill="DAE8FC"/>
+            <w:vAlign w:val="top"/>
+          </w:tcPr>
+          <w:p>
+            <w:pPr>
+              <w:jc w:val="left"/>
+            </w:pPr>
+            <w:r>
+              <w:rPr>
+                <w:b/>
+                <w:color w:val="1F3864"/>
+                <w:sz w:val="18"/>
+              </w:rPr>
+              <w:t>Generic Problem</w:t>
+            </w:r>
+          </w:p>
+        </w:tc>
+        <w:tc>
+          <w:tcPr>
+            <w:tcW w:type="dxa" w:w="2564"/>
+            <w:shd w:val="clear" w:color="auto" w:fill="DAE8FC"/>
+            <w:vAlign w:val="top"/>
+          </w:tcPr>
+          <w:p>
+            <w:pPr>
+              <w:jc w:val="left"/>
+            </w:pPr>
+            <w:r>
+              <w:rPr>
+                <w:b/>
+                <w:color w:val="1F3864"/>
+                <w:sz w:val="18"/>
+              </w:rPr>
+              <w:t>Domains affected (home story)</w:t>
+            </w:r>
+          </w:p>
+        </w:tc>
+        <w:tc>
+          <w:tcPr>
+            <w:tcW w:type="dxa" w:w="2564"/>
+            <w:shd w:val="clear" w:color="auto" w:fill="DAE8FC"/>
+            <w:vAlign w:val="top"/>
+          </w:tcPr>
+          <w:p>
+            <w:pPr>
+              <w:jc w:val="left"/>
+            </w:pPr>
+            <w:r>
+              <w:rPr>
+                <w:b/>
+                <w:color w:val="1F3864"/>
+                <w:sz w:val="18"/>
+              </w:rPr>
+              <w:t>Research so far</w:t>
+            </w:r>
+          </w:p>
+        </w:tc>
+      </w:tr>
+      <w:tr>
+        <w:tc>
+          <w:tcPr>
+            <w:tcW w:type="dxa" w:w="2564"/>
+            <w:vAlign w:val="top"/>
+          </w:tcPr>
+          <w:p>
+            <w:pPr>
+              <w:jc w:val="left"/>
+            </w:pPr>
+            <w:r>
+              <w:rPr>
+                <w:rFonts w:ascii="Courier New" w:hAnsi="Courier New"/>
+                <w:sz w:val="18"/>
+              </w:rPr>
+              <w:t>attachmentsWithMetaData</w:t>
+            </w:r>
+            <w:r>
+              <w:rPr>
+                <w:color w:val="373737"/>
+                <w:sz w:val="18"/>
+              </w:rPr>
+              <w:t xml:space="preserve"> enrichment</w:t>
+            </w:r>
+          </w:p>
+        </w:tc>
+        <w:tc>
+          <w:tcPr>
+            <w:tcW w:type="dxa" w:w="2564"/>
+            <w:vAlign w:val="top"/>
+          </w:tcPr>
+          <w:p>
+            <w:pPr>
+              <w:jc w:val="left"/>
+            </w:pPr>
+            <w:r>
+              <w:rPr>
+                <w:color w:val="373737"/>
+                <w:sz w:val="18"/>
+              </w:rPr>
+              <w:t xml:space="preserve">📎 </w:t>
+            </w:r>
+            <w:r>
+              <w:rPr>
+                <w:b/>
+                <w:color w:val="373737"/>
+                <w:sz w:val="18"/>
+              </w:rPr>
+              <w:t>One attachments tab, three sources</w:t>
+            </w:r>
+            <w:r>
+              <w:rPr>
+                <w:color w:val="373737"/>
+                <w:sz w:val="18"/>
+              </w:rPr>
+              <w:t xml:space="preserve"> — files, discussion files, and sample files must merge into one ordered, ACL-filtered feed without a Relationship-Service walk.</w:t>
+            </w:r>
+          </w:p>
+        </w:tc>
+        <w:tc>
+          <w:tcPr>
+            <w:tcW w:type="dxa" w:w="2564"/>
+            <w:vAlign w:val="top"/>
+          </w:tcPr>
+          <w:p>
+            <w:pPr>
+              <w:jc w:val="left"/>
+            </w:pPr>
+            <w:r>
+              <w:rPr>
+                <w:color w:val="373737"/>
+                <w:sz w:val="18"/>
+              </w:rPr>
+              <w:t xml:space="preserve">product </w:t>
+            </w:r>
+            <w:r>
+              <w:rPr>
+                <w:rFonts w:ascii="Courier New" w:hAnsi="Courier New"/>
+                <w:sz w:val="18"/>
+              </w:rPr>
+              <w:t>G-01/G-03</w:t>
+            </w:r>
+            <w:r>
+              <w:rPr>
+                <w:color w:val="373737"/>
+                <w:sz w:val="18"/>
+              </w:rPr>
+              <w:t xml:space="preserve"> · workspace </w:t>
+            </w:r>
+            <w:r>
+              <w:rPr>
+                <w:rFonts w:ascii="Courier New" w:hAnsi="Courier New"/>
+                <w:sz w:val="18"/>
+              </w:rPr>
+              <w:t>G-01/G-03</w:t>
+            </w:r>
+            <w:r>
+              <w:rPr>
+                <w:color w:val="373737"/>
+                <w:sz w:val="18"/>
+              </w:rPr>
+              <w:t xml:space="preserve"> (later phase)</w:t>
+            </w:r>
+          </w:p>
+        </w:tc>
+        <w:tc>
+          <w:tcPr>
+            <w:tcW w:type="dxa" w:w="2564"/>
+            <w:vAlign w:val="top"/>
+          </w:tcPr>
+          <w:p>
+            <w:pPr>
+              <w:jc w:val="left"/>
+            </w:pPr>
+            <w:r>
+              <w:rPr>
+                <w:rFonts w:ascii="Courier New" w:hAnsi="Courier New"/>
+                <w:sz w:val="18"/>
+              </w:rPr>
+              <w:t>complexStories/attachments-enrichment/</w:t>
+            </w:r>
+          </w:p>
+        </w:tc>
+      </w:tr>
+      <w:tr>
+        <w:tc>
+          <w:tcPr>
+            <w:tcW w:type="dxa" w:w="2564"/>
+            <w:shd w:val="clear" w:color="auto" w:fill="F5F8FF"/>
+            <w:vAlign w:val="top"/>
+          </w:tcPr>
+          <w:p>
+            <w:pPr>
+              <w:jc w:val="left"/>
+            </w:pPr>
+            <w:r>
+              <w:rPr>
+                <w:rFonts w:ascii="Courier New" w:hAnsi="Courier New"/>
+                <w:sz w:val="18"/>
+              </w:rPr>
+              <w:t>components</w:t>
+            </w:r>
+            <w:r>
+              <w:rPr>
+                <w:color w:val="373737"/>
+                <w:sz w:val="18"/>
+              </w:rPr>
+              <w:t xml:space="preserve"> + </w:t>
+            </w:r>
+            <w:r>
+              <w:rPr>
+                <w:rFonts w:ascii="Courier New" w:hAnsi="Courier New"/>
+                <w:sz w:val="18"/>
+              </w:rPr>
+              <w:t>counts</w:t>
+            </w:r>
+            <w:r>
+              <w:rPr>
+                <w:color w:val="373737"/>
+                <w:sz w:val="18"/>
+              </w:rPr>
+              <w:t xml:space="preserve"> rollups</w:t>
+            </w:r>
+          </w:p>
+        </w:tc>
+        <w:tc>
+          <w:tcPr>
+            <w:tcW w:type="dxa" w:w="2564"/>
+            <w:shd w:val="clear" w:color="auto" w:fill="F5F8FF"/>
+            <w:vAlign w:val="top"/>
+          </w:tcPr>
+          <w:p>
+            <w:pPr>
+              <w:jc w:val="left"/>
+            </w:pPr>
+            <w:r>
+              <w:rPr>
+                <w:color w:val="373737"/>
+                <w:sz w:val="18"/>
+              </w:rPr>
+              <w:t xml:space="preserve">🧮 </w:t>
+            </w:r>
+            <w:r>
+              <w:rPr>
+                <w:b/>
+                <w:color w:val="373737"/>
+                <w:sz w:val="18"/>
+              </w:rPr>
+              <w:t>Five domains, one dashboard number</w:t>
+            </w:r>
+            <w:r>
+              <w:rPr>
+                <w:color w:val="373737"/>
+                <w:sz w:val="18"/>
+              </w:rPr>
+              <w:t xml:space="preserve"> — a product's component list and a workspace's counts strip both roll up parallel per-domain fan-outs plus a batched ACL call into a single screen's worth of data.</w:t>
+            </w:r>
+          </w:p>
+        </w:tc>
+        <w:tc>
+          <w:tcPr>
+            <w:tcW w:type="dxa" w:w="2564"/>
+            <w:shd w:val="clear" w:color="auto" w:fill="F5F8FF"/>
+            <w:vAlign w:val="top"/>
+          </w:tcPr>
+          <w:p>
+            <w:pPr>
+              <w:jc w:val="left"/>
+            </w:pPr>
+            <w:r>
+              <w:rPr>
+                <w:color w:val="373737"/>
+                <w:sz w:val="18"/>
+              </w:rPr>
+              <w:t xml:space="preserve">product </w:t>
+            </w:r>
+            <w:r>
+              <w:rPr>
+                <w:rFonts w:ascii="Courier New" w:hAnsi="Courier New"/>
+                <w:sz w:val="18"/>
+              </w:rPr>
+              <w:t>G-02</w:t>
+            </w:r>
+            <w:r>
+              <w:rPr>
+                <w:color w:val="373737"/>
+                <w:sz w:val="18"/>
+              </w:rPr>
+              <w:t xml:space="preserve"> · workspace </w:t>
+            </w:r>
+            <w:r>
+              <w:rPr>
+                <w:rFonts w:ascii="Courier New" w:hAnsi="Courier New"/>
+                <w:sz w:val="18"/>
+              </w:rPr>
+              <w:t>G-02/G-04</w:t>
+            </w:r>
+            <w:r>
+              <w:rPr>
+                <w:color w:val="373737"/>
+                <w:sz w:val="18"/>
+              </w:rPr>
+              <w:t xml:space="preserve"> (later phase)</w:t>
+            </w:r>
+          </w:p>
+        </w:tc>
+        <w:tc>
+          <w:tcPr>
+            <w:tcW w:type="dxa" w:w="2564"/>
+            <w:shd w:val="clear" w:color="auto" w:fill="F5F8FF"/>
+            <w:vAlign w:val="top"/>
+          </w:tcPr>
+          <w:p>
+            <w:pPr>
+              <w:jc w:val="left"/>
+            </w:pPr>
+            <w:r>
+              <w:rPr>
+                <w:rFonts w:ascii="Courier New" w:hAnsi="Courier New"/>
+                <w:sz w:val="18"/>
+              </w:rPr>
+              <w:t>complexStories/components-and-counts-rollups/</w:t>
+            </w:r>
+          </w:p>
+        </w:tc>
+      </w:tr>
+    </w:tbl>
+    <w:p/>
     <w:p>
       <w:pPr>
         <w:spacing w:before="240" w:after="80"/>
@@ -6260,7 +7190,7 @@
           <w:color w:val="373737"/>
           <w:sz w:val="24"/>
         </w:rPr>
-        <w:t>🔬 `SPARK-SPIKE-01` · Non-Atomic Write Saga</w:t>
+        <w:t>🔬 `SPIKE-01` · Non-Atomic Write Saga</w:t>
       </w:r>
     </w:p>
     <w:p>
@@ -6635,7 +7565,7 @@
                 <w:rFonts w:ascii="Courier New" w:hAnsi="Courier New"/>
                 <w:sz w:val="18"/>
               </w:rPr>
-              <w:t>SPARK-BOM-E01</w:t>
+              <w:t>BOM-BE-E-01</w:t>
             </w:r>
             <w:r>
               <w:rPr>
@@ -6768,7 +7698,7 @@
                 <w:rFonts w:ascii="Courier New" w:hAnsi="Courier New"/>
                 <w:sz w:val="18"/>
               </w:rPr>
-              <w:t>SPARK-CLM-E01</w:t>
+              <w:t>CLAIM-BE-E-01</w:t>
             </w:r>
             <w:r>
               <w:rPr>
@@ -6906,7 +7836,7 @@
                 <w:rFonts w:ascii="Courier New" w:hAnsi="Courier New"/>
                 <w:sz w:val="18"/>
               </w:rPr>
-              <w:t>SPARK-MEAS-E01</w:t>
+              <w:t>MST-BE-E-01</w:t>
             </w:r>
             <w:r>
               <w:rPr>
@@ -7063,7 +7993,7 @@
                 <w:rFonts w:ascii="Courier New" w:hAnsi="Courier New"/>
                 <w:sz w:val="18"/>
               </w:rPr>
-              <w:t>SPARK-PKG-E01</w:t>
+              <w:t>PKG-BE-E-01</w:t>
             </w:r>
             <w:r>
               <w:rPr>
@@ -7215,7 +8145,7 @@
                 <w:rFonts w:ascii="Courier New" w:hAnsi="Courier New"/>
                 <w:sz w:val="18"/>
               </w:rPr>
-              <w:t>SPARK-PROD-E02</w:t>
+              <w:t>PRODUCT-BE-E-02</w:t>
             </w:r>
             <w:r>
               <w:rPr>
@@ -7348,7 +8278,7 @@
                 <w:rFonts w:ascii="Courier New" w:hAnsi="Courier New"/>
                 <w:sz w:val="18"/>
               </w:rPr>
-              <w:t>SPARK-PDTL-E01</w:t>
+              <w:t>PDTL-BE-E-01</w:t>
             </w:r>
             <w:r>
               <w:rPr>
@@ -7500,7 +8430,7 @@
                 <w:rFonts w:ascii="Courier New" w:hAnsi="Courier New"/>
                 <w:sz w:val="18"/>
               </w:rPr>
-              <w:t>SPARK-WL-E01</w:t>
+              <w:t>WATCHLIST-BE-E-01</w:t>
             </w:r>
             <w:r>
               <w:rPr>
@@ -7636,7 +8566,7 @@
           <w:color w:val="373737"/>
           <w:sz w:val="24"/>
         </w:rPr>
-        <w:t>🔬 `SPARK-SPIKE-02` · TechPack Aggregate</w:t>
+        <w:t>🔬 `SPIKE-02` · TechPack Aggregate</w:t>
       </w:r>
     </w:p>
     <w:p>
@@ -7713,21 +8643,106 @@
           <w:color w:val="373737"/>
           <w:sz w:val="19"/>
         </w:rPr>
-        <w:t xml:space="preserve"> Confirm the assembly pattern (chosen: Option A, </w:t>
+        <w:t xml:space="preserve"> Ratify the assembly pattern and each domain’s contribution. Draft ADR-015 proposes </w:t>
+      </w:r>
+      <w:r>
+        <w:rPr>
+          <w:b/>
+          <w:color w:val="373737"/>
+          <w:sz w:val="19"/>
+        </w:rPr>
+        <w:t>facade-then-federate</w:t>
+      </w:r>
+      <w:r>
+        <w:rPr>
+          <w:color w:val="373737"/>
+          <w:sz w:val="19"/>
+        </w:rPr>
+        <w:t xml:space="preserve"> (ADR-015 Option B; the catalogue label is "Option D (hybrid)"): a frozen aggregation facade serves all 11 fields day 1 (</w:t>
       </w:r>
       <w:r>
         <w:rPr>
           <w:rFonts w:ascii="Courier New" w:hAnsi="Courier New"/>
           <w:sz w:val="19"/>
         </w:rPr>
-        <w:t>extend type ProductTechPack</w:t>
+        <w:t>E-03</w:t>
       </w:r>
       <w:r>
         <w:rPr>
           <w:color w:val="373737"/>
           <w:sz w:val="19"/>
         </w:rPr>
-        <w:t>) and each domain’s contribution.</w:t>
+        <w:t>/</w:t>
+      </w:r>
+      <w:r>
+        <w:rPr>
+          <w:rFonts w:ascii="Courier New" w:hAnsi="Courier New"/>
+          <w:sz w:val="19"/>
+        </w:rPr>
+        <w:t>E-04</w:t>
+      </w:r>
+      <w:r>
+        <w:rPr>
+          <w:color w:val="373737"/>
+          <w:sz w:val="19"/>
+        </w:rPr>
+        <w:t>); each domain re-homes its slice as its subgraph ships (</w:t>
+      </w:r>
+      <w:r>
+        <w:rPr>
+          <w:rFonts w:ascii="Courier New" w:hAnsi="Courier New"/>
+          <w:sz w:val="19"/>
+        </w:rPr>
+        <w:t>F-01</w:t>
+      </w:r>
+      <w:r>
+        <w:rPr>
+          <w:color w:val="373737"/>
+          <w:sz w:val="19"/>
+        </w:rPr>
+        <w:t>–</w:t>
+      </w:r>
+      <w:r>
+        <w:rPr>
+          <w:rFonts w:ascii="Courier New" w:hAnsi="Courier New"/>
+          <w:sz w:val="19"/>
+        </w:rPr>
+        <w:t>F-08</w:t>
+      </w:r>
+      <w:r>
+        <w:rPr>
+          <w:color w:val="373737"/>
+          <w:sz w:val="19"/>
+        </w:rPr>
+        <w:t xml:space="preserve">, </w:t>
+      </w:r>
+      <w:r>
+        <w:rPr>
+          <w:rFonts w:ascii="Courier New" w:hAnsi="Courier New"/>
+          <w:sz w:val="19"/>
+        </w:rPr>
+        <w:t>extend type ResourcesCount</w:t>
+      </w:r>
+      <w:r>
+        <w:rPr>
+          <w:color w:val="373737"/>
+          <w:sz w:val="19"/>
+        </w:rPr>
+        <w:t>); the facade retires last (</w:t>
+      </w:r>
+      <w:r>
+        <w:rPr>
+          <w:rFonts w:ascii="Courier New" w:hAnsi="Courier New"/>
+          <w:sz w:val="19"/>
+        </w:rPr>
+        <w:t>F-09</w:t>
+      </w:r>
+      <w:r>
+        <w:rPr>
+          <w:color w:val="373737"/>
+          <w:sz w:val="19"/>
+        </w:rPr>
+        <w:t>).</w:t>
       </w:r>
     </w:p>
     <w:p>
@@ -7752,21 +8767,7 @@
           <w:color w:val="373737"/>
           <w:sz w:val="19"/>
         </w:rPr>
-        <w:t xml:space="preserve">1. Gateway resolves the </w:t>
-      </w:r>
-      <w:r>
-        <w:rPr>
-          <w:rFonts w:ascii="Courier New" w:hAnsi="Courier New"/>
-          <w:sz w:val="19"/>
-        </w:rPr>
-        <w:t>ProductTechPack</w:t>
-      </w:r>
-      <w:r>
-        <w:rPr>
-          <w:color w:val="373737"/>
-          <w:sz w:val="19"/>
-        </w:rPr>
-        <w:t xml:space="preserve"> </w:t>
+        <w:t xml:space="preserve">1. </w:t>
       </w:r>
       <w:r>
         <w:rPr>
@@ -7774,14 +8775,56 @@
           <w:color w:val="373737"/>
           <w:sz w:val="19"/>
         </w:rPr>
-        <w:t>`@key`</w:t>
+        <w:t>Phase 1 (`E-03`/`E-04`)</w:t>
       </w:r>
       <w:r>
         <w:rPr>
           <w:color w:val="373737"/>
           <w:sz w:val="19"/>
         </w:rPr>
-        <w:t xml:space="preserve"> (product id → shell entity)</w:t>
+        <w:t xml:space="preserve"> — thin </w:t>
+      </w:r>
+      <w:r>
+        <w:rPr>
+          <w:rFonts w:ascii="Courier New" w:hAnsi="Courier New"/>
+          <w:sz w:val="19"/>
+        </w:rPr>
+        <w:t>@DgsQuery</w:t>
+      </w:r>
+      <w:r>
+        <w:rPr>
+          <w:color w:val="373737"/>
+          <w:sz w:val="19"/>
+        </w:rPr>
+        <w:t xml:space="preserve"> stub in </w:t>
+      </w:r>
+      <w:r>
+        <w:rPr>
+          <w:rFonts w:ascii="Courier New" w:hAnsi="Courier New"/>
+          <w:sz w:val="19"/>
+        </w:rPr>
+        <w:t>plm-product</w:t>
+      </w:r>
+      <w:r>
+        <w:rPr>
+          <w:color w:val="373737"/>
+          <w:sz w:val="19"/>
+        </w:rPr>
+        <w:t xml:space="preserve"> → frozen aggregation facade answers all 11 </w:t>
+      </w:r>
+      <w:r>
+        <w:rPr>
+          <w:rFonts w:ascii="Courier New" w:hAnsi="Courier New"/>
+          <w:sz w:val="19"/>
+        </w:rPr>
+        <w:t>ResourcesCount</w:t>
+      </w:r>
+      <w:r>
+        <w:rPr>
+          <w:color w:val="373737"/>
+          <w:sz w:val="19"/>
+        </w:rPr>
+        <w:t xml:space="preserve"> fields (works day 1, before any sibling federates)</w:t>
       </w:r>
     </w:p>
     <w:p>
@@ -7793,7 +8836,7 @@
           <w:color w:val="373737"/>
           <w:sz w:val="19"/>
         </w:rPr>
-        <w:t xml:space="preserve">2. Fans out </w:t>
+        <w:t xml:space="preserve">2. </w:t>
       </w:r>
       <w:r>
         <w:rPr>
@@ -7801,14 +8844,28 @@
           <w:color w:val="373737"/>
           <w:sz w:val="19"/>
         </w:rPr>
-        <w:t>in parallel</w:t>
+        <w:t>Phase 2 (`F-01`–`F-08`)</w:t>
       </w:r>
       <w:r>
         <w:rPr>
           <w:color w:val="373737"/>
           <w:sz w:val="19"/>
         </w:rPr>
-        <w:t xml:space="preserve"> to each contributing subgraph (attachments · discussions · samples · claims · BOMs · measurements · constructions · watchlists)</w:t>
+        <w:t xml:space="preserve"> — as each owning subgraph ships, it contributes its slice via </w:t>
+      </w:r>
+      <w:r>
+        <w:rPr>
+          <w:rFonts w:ascii="Courier New" w:hAnsi="Courier New"/>
+          <w:sz w:val="19"/>
+        </w:rPr>
+        <w:t>extend type ResourcesCount @key(fields: "productId partnerId")</w:t>
+      </w:r>
+      <w:r>
+        <w:rPr>
+          <w:color w:val="373737"/>
+          <w:sz w:val="19"/>
+        </w:rPr>
+        <w:t>; the facade stops serving that field (per-slice parity fixture gates the flip)</w:t>
       </w:r>
     </w:p>
     <w:p>
@@ -7835,7 +8892,7 @@
           <w:color w:val="373737"/>
           <w:sz w:val="19"/>
         </w:rPr>
-        <w:t xml:space="preserve"> (its count/list) — it owns that field</w:t>
+        <w:t xml:space="preserve"> (its count/list) — it owns that field; co-located domains (bom/measurement/construction/watchlist) contribute in-process</w:t>
       </w:r>
     </w:p>
     <w:p>
@@ -7847,7 +8904,7 @@
           <w:color w:val="373737"/>
           <w:sz w:val="19"/>
         </w:rPr>
-        <w:t xml:space="preserve">4. Gateway </w:t>
+        <w:t xml:space="preserve">4. </w:t>
       </w:r>
       <w:r>
         <w:rPr>
@@ -7855,28 +8912,42 @@
           <w:color w:val="373737"/>
           <w:sz w:val="19"/>
         </w:rPr>
-        <w:t>stitches</w:t>
+        <w:t>Phase 3 (`F-09`)</w:t>
       </w:r>
       <w:r>
         <w:rPr>
           <w:color w:val="373737"/>
           <w:sz w:val="19"/>
         </w:rPr>
-        <w:t xml:space="preserve"> the slices into one </w:t>
+        <w:t xml:space="preserve"> — facade retired; the gateway resolves the </w:t>
       </w:r>
       <w:r>
         <w:rPr>
           <w:rFonts w:ascii="Courier New" w:hAnsi="Courier New"/>
           <w:sz w:val="19"/>
         </w:rPr>
-        <w:t>ProductTechPack</w:t>
+        <w:t>@key</w:t>
       </w:r>
       <w:r>
         <w:rPr>
           <w:color w:val="373737"/>
           <w:sz w:val="19"/>
         </w:rPr>
-        <w:t xml:space="preserve"> response</w:t>
+        <w:t xml:space="preserve"> shell and fans out </w:t>
+      </w:r>
+      <w:r>
+        <w:rPr>
+          <w:rFonts w:ascii="Courier New" w:hAnsi="Courier New"/>
+          <w:sz w:val="19"/>
+        </w:rPr>
+        <w:t>_entities</w:t>
+      </w:r>
+      <w:r>
+        <w:rPr>
+          <w:color w:val="373737"/>
+          <w:sz w:val="19"/>
+        </w:rPr>
+        <w:t xml:space="preserve"> to the contributors</w:t>
       </w:r>
     </w:p>
     <w:tbl>
@@ -8027,7 +9098,7 @@
                 <w:rFonts w:ascii="Courier New" w:hAnsi="Courier New"/>
                 <w:sz w:val="18"/>
               </w:rPr>
-              <w:t>SPARK-PROD-E03</w:t>
+              <w:t>PRODUCT-BE-E-03</w:t>
             </w:r>
             <w:r>
               <w:rPr>
@@ -8048,7 +9119,7 @@
                 <w:color w:val="373737"/>
                 <w:sz w:val="18"/>
               </w:rPr>
-              <w:t xml:space="preserve"> stub + aggregation facade (Option D Phase 1)</w:t>
+              <w:t xml:space="preserve"> stub + aggregation facade (facade-then-federate, Phase 1)</w:t>
             </w:r>
           </w:p>
         </w:tc>
@@ -8162,7 +9233,7 @@
                 <w:rFonts w:ascii="Courier New" w:hAnsi="Courier New"/>
                 <w:sz w:val="18"/>
               </w:rPr>
-              <w:t>SPARK-PROD-E04</w:t>
+              <w:t>PRODUCT-BE-E-04</w:t>
             </w:r>
             <w:r>
               <w:rPr>
@@ -8290,7 +9361,7 @@
           <w:color w:val="373737"/>
           <w:sz w:val="24"/>
         </w:rPr>
-        <w:t>🔬 `SPARK-SPIKE-03` · Partner Drop/Undrop + Ownership</w:t>
+        <w:t>🔬 `SPIKE-03` · Partner Drop/Undrop + Ownership</w:t>
       </w:r>
     </w:p>
     <w:p>
@@ -8605,7 +9676,7 @@
                 <w:rFonts w:ascii="Courier New" w:hAnsi="Courier New"/>
                 <w:sz w:val="18"/>
               </w:rPr>
-              <w:t>SPARK-PROD-E01</w:t>
+              <w:t>PRODUCT-BE-E-01</w:t>
             </w:r>
             <w:r>
               <w:rPr>
@@ -8757,7 +9828,7 @@
           <w:color w:val="373737"/>
           <w:sz w:val="24"/>
         </w:rPr>
-        <w:t>🔬 `SPARK-SPIKE-04` · Not-Removable / Undroppable Partners</w:t>
+        <w:t>🔬 `SPIKE-04` · Not-Removable / Undroppable Partners</w:t>
       </w:r>
     </w:p>
     <w:p>
@@ -9148,7 +10219,7 @@
                 <w:rFonts w:ascii="Courier New" w:hAnsi="Courier New"/>
                 <w:sz w:val="18"/>
               </w:rPr>
-              <w:t>SPARK-PROD-G07</w:t>
+              <w:t>PRODUCT-BE-G-07</w:t>
             </w:r>
             <w:r>
               <w:rPr>
@@ -9291,6 +10362,152 @@
                 <w:sz w:val="18"/>
               </w:rPr>
               <w:t>business-partner ids sometimes arrive as strings that need to be - parsed to ints before VMM will accept them (vmmUtils's int-parse normalization) — an easy detail to…</w:t>
+            </w:r>
+          </w:p>
+        </w:tc>
+      </w:tr>
+      <w:tr>
+        <w:tc>
+          <w:tcPr>
+            <w:tcW w:type="dxa" w:w="2051"/>
+            <w:shd w:val="clear" w:color="auto" w:fill="F5F8FF"/>
+            <w:vAlign w:val="top"/>
+          </w:tcPr>
+          <w:p>
+            <w:pPr>
+              <w:jc w:val="left"/>
+            </w:pPr>
+            <w:r>
+              <w:rPr>
+                <w:color w:val="373737"/>
+                <w:sz w:val="18"/>
+              </w:rPr>
+              <w:t xml:space="preserve">🔴🔬 </w:t>
+            </w:r>
+            <w:r>
+              <w:rPr>
+                <w:rFonts w:ascii="Courier New" w:hAnsi="Courier New"/>
+                <w:sz w:val="18"/>
+              </w:rPr>
+              <w:t>PRODUCT-BE-G-11-1</w:t>
+            </w:r>
+            <w:r>
+              <w:rPr>
+                <w:color w:val="373737"/>
+                <w:sz w:val="18"/>
+              </w:rPr>
+              <w:t xml:space="preserve"> </w:t>
+            </w:r>
+            <w:r>
+              <w:rPr>
+                <w:rFonts w:ascii="Courier New" w:hAnsi="Courier New"/>
+                <w:sz w:val="18"/>
+              </w:rPr>
+              <w:t>Product.notRemovablePartnerIds</w:t>
+            </w:r>
+            <w:r>
+              <w:rPr>
+                <w:color w:val="373737"/>
+                <w:sz w:val="18"/>
+              </w:rPr>
+              <w:t xml:space="preserve"> + </w:t>
+            </w:r>
+            <w:r>
+              <w:rPr>
+                <w:rFonts w:ascii="Courier New" w:hAnsi="Courier New"/>
+                <w:sz w:val="18"/>
+              </w:rPr>
+              <w:t>notRemovableWorkspaceIds</w:t>
+            </w:r>
+          </w:p>
+        </w:tc>
+        <w:tc>
+          <w:tcPr>
+            <w:tcW w:type="dxa" w:w="2051"/>
+            <w:shd w:val="clear" w:color="auto" w:fill="F5F8FF"/>
+            <w:vAlign w:val="top"/>
+          </w:tcPr>
+          <w:p>
+            <w:pPr>
+              <w:jc w:val="left"/>
+            </w:pPr>
+            <w:r>
+              <w:rPr>
+                <w:color w:val="373737"/>
+                <w:sz w:val="18"/>
+              </w:rPr>
+              <w:t>product</w:t>
+            </w:r>
+          </w:p>
+        </w:tc>
+        <w:tc>
+          <w:tcPr>
+            <w:tcW w:type="dxa" w:w="2051"/>
+            <w:shd w:val="clear" w:color="auto" w:fill="F5F8FF"/>
+            <w:vAlign w:val="top"/>
+          </w:tcPr>
+          <w:p>
+            <w:pPr>
+              <w:jc w:val="left"/>
+            </w:pPr>
+            <w:r>
+              <w:rPr>
+                <w:color w:val="373737"/>
+                <w:sz w:val="18"/>
+              </w:rPr>
+              <w:t>Field resolver</w:t>
+            </w:r>
+          </w:p>
+        </w:tc>
+        <w:tc>
+          <w:tcPr>
+            <w:tcW w:type="dxa" w:w="2051"/>
+            <w:shd w:val="clear" w:color="auto" w:fill="F5F8FF"/>
+            <w:vAlign w:val="top"/>
+          </w:tcPr>
+          <w:p>
+            <w:pPr>
+              <w:jc w:val="left"/>
+            </w:pPr>
+            <w:r>
+              <w:rPr>
+                <w:rFonts w:ascii="Courier New" w:hAnsi="Courier New"/>
+                <w:sz w:val="18"/>
+              </w:rPr>
+              <w:t>vmm</w:t>
+            </w:r>
+            <w:r>
+              <w:rPr>
+                <w:color w:val="373737"/>
+                <w:sz w:val="18"/>
+              </w:rPr>
+              <w:t xml:space="preserve">, </w:t>
+            </w:r>
+            <w:r>
+              <w:rPr>
+                <w:rFonts w:ascii="Courier New" w:hAnsi="Courier New"/>
+                <w:sz w:val="18"/>
+              </w:rPr>
+              <w:t>workspaceV2</w:t>
+            </w:r>
+          </w:p>
+        </w:tc>
+        <w:tc>
+          <w:tcPr>
+            <w:tcW w:type="dxa" w:w="2051"/>
+            <w:shd w:val="clear" w:color="auto" w:fill="F5F8FF"/>
+            <w:vAlign w:val="top"/>
+          </w:tcPr>
+          <w:p>
+            <w:pPr>
+              <w:jc w:val="left"/>
+            </w:pPr>
+            <w:r>
+              <w:rPr>
+                <w:color w:val="373737"/>
+                <w:sz w:val="18"/>
+              </w:rPr>
+              <w:t>to figure out which partners/workspaces can't be removed from a product (e.g. because they're the last remaining owner), today's code calls into 4-5 other field…</w:t>
             </w:r>
           </w:p>
         </w:tc>
@@ -9307,7 +10524,7 @@
           <w:color w:val="373737"/>
           <w:sz w:val="24"/>
         </w:rPr>
-        <w:t>🔬 `SPARK-SPIKE-05` · Polymorphic Type Resolution</w:t>
+        <w:t>🔬 `SPIKE-05` · Polymorphic Type Resolution</w:t>
       </w:r>
     </w:p>
     <w:p>
@@ -9679,7 +10896,7 @@
                 <w:rFonts w:ascii="Courier New" w:hAnsi="Courier New"/>
                 <w:sz w:val="18"/>
               </w:rPr>
-              <w:t>SPARK-BOM-A04</w:t>
+              <w:t>BOM-BE-A-04</w:t>
             </w:r>
             <w:r>
               <w:rPr>
@@ -9789,7 +11006,7 @@
           <w:color w:val="373737"/>
           <w:sz w:val="24"/>
         </w:rPr>
-        <w:t>🔬 `SPARK-SPIKE-06` · Cross-Domain Association / Hydration</w:t>
+        <w:t>🔬 `SPIKE-06a` · Hydration</w:t>
       </w:r>
     </w:p>
     <w:p>
@@ -9808,7 +11025,22 @@
           <w:color w:val="373737"/>
           <w:sz w:val="18"/>
         </w:rPr>
-        <w:t xml:space="preserve">One domain often needs another domain’s object (e.g. a </w:t>
+        <w:t xml:space="preserve">One domain often needs to </w:t>
+      </w:r>
+      <w:r>
+        <w:rPr>
+          <w:b/>
+          <w:color w:val="373737"/>
+          <w:sz w:val="18"/>
+        </w:rPr>
+        <w:t>read</w:t>
+      </w:r>
+      <w:r>
+        <w:rPr>
+          <w:color w:val="373737"/>
+          <w:sz w:val="18"/>
+        </w:rPr>
+        <w:t xml:space="preserve"> another domain’s object (e.g. a </w:t>
       </w:r>
       <w:r>
         <w:rPr>
@@ -10204,7 +11436,7 @@
                 <w:rFonts w:ascii="Courier New" w:hAnsi="Courier New"/>
                 <w:sz w:val="18"/>
               </w:rPr>
-              <w:t>SPARK-BOM-B05</w:t>
+              <w:t>BOM-BE-B-05</w:t>
             </w:r>
             <w:r>
               <w:rPr>
@@ -10325,7 +11557,7 @@
                 <w:rFonts w:ascii="Courier New" w:hAnsi="Courier New"/>
                 <w:sz w:val="18"/>
               </w:rPr>
-              <w:t>SPARK-PROD-C01</w:t>
+              <w:t>PRODUCT-BE-C-01</w:t>
             </w:r>
             <w:r>
               <w:rPr>
@@ -10427,129 +11659,527 @@
           </w:p>
         </w:tc>
       </w:tr>
+    </w:tbl>
+    <w:p/>
+    <w:p>
+      <w:pPr>
+        <w:spacing w:before="240" w:after="80"/>
+      </w:pPr>
+      <w:r>
+        <w:rPr>
+          <w:b/>
+          <w:color w:val="373737"/>
+          <w:sz w:val="24"/>
+        </w:rPr>
+        <w:t>🔬 `SPIKE-06b` · Cross-Domain Association</w:t>
+      </w:r>
+    </w:p>
+    <w:p>
+      <w:pPr>
+        <w:spacing w:after="20"/>
+      </w:pPr>
+      <w:r>
+        <w:rPr>
+          <w:color w:val="444444"/>
+          <w:sz w:val="18"/>
+        </w:rPr>
+        <w:t xml:space="preserve">•  </w:t>
+      </w:r>
+      <w:r>
+        <w:rPr>
+          <w:color w:val="373737"/>
+          <w:sz w:val="18"/>
+        </w:rPr>
+        <w:t xml:space="preserve">A mutation on one domain’s record often also has to </w:t>
+      </w:r>
+      <w:r>
+        <w:rPr>
+          <w:b/>
+          <w:color w:val="373737"/>
+          <w:sz w:val="18"/>
+        </w:rPr>
+        <w:t>link</w:t>
+      </w:r>
+      <w:r>
+        <w:rPr>
+          <w:color w:val="373737"/>
+          <w:sz w:val="18"/>
+        </w:rPr>
+        <w:t xml:space="preserve"> that record into a sibling domain — attach files, put it in a workspace, add teams, add partners.</w:t>
+      </w:r>
+    </w:p>
+    <w:p>
+      <w:pPr>
+        <w:spacing w:after="20"/>
+      </w:pPr>
+      <w:r>
+        <w:rPr>
+          <w:color w:val="444444"/>
+          <w:sz w:val="18"/>
+        </w:rPr>
+        <w:t xml:space="preserve">•  </w:t>
+      </w:r>
+      <w:r>
+        <w:rPr>
+          <w:color w:val="373737"/>
+          <w:sz w:val="18"/>
+        </w:rPr>
+        <w:t xml:space="preserve">This spike decides the one pattern every such mutation should follow (sync direct call / event-driven / shared </w:t>
+      </w:r>
+      <w:r>
+        <w:rPr>
+          <w:rFonts w:ascii="Courier New" w:hAnsi="Courier New"/>
+          <w:sz w:val="18"/>
+        </w:rPr>
+        <w:t>AssociationService</w:t>
+      </w:r>
+      <w:r>
+        <w:rPr>
+          <w:color w:val="373737"/>
+          <w:sz w:val="18"/>
+        </w:rPr>
+        <w:t>), instead of each mutation inventing its own “write, then also link” logic.</w:t>
+      </w:r>
+    </w:p>
+    <w:p>
+      <w:pPr>
+        <w:spacing w:after="20"/>
+      </w:pPr>
+      <w:r>
+        <w:rPr>
+          <w:color w:val="444444"/>
+          <w:sz w:val="18"/>
+        </w:rPr>
+        <w:t xml:space="preserve">•  </w:t>
+      </w:r>
+      <w:r>
+        <w:rPr>
+          <w:color w:val="373737"/>
+          <w:sz w:val="18"/>
+        </w:rPr>
+        <w:t xml:space="preserve">Unlike </w:t>
+      </w:r>
+      <w:r>
+        <w:rPr>
+          <w:rFonts w:ascii="Courier New" w:hAnsi="Courier New"/>
+          <w:sz w:val="18"/>
+        </w:rPr>
+        <w:t>06a</w:t>
+      </w:r>
+      <w:r>
+        <w:rPr>
+          <w:color w:val="373737"/>
+          <w:sz w:val="18"/>
+        </w:rPr>
+        <w:t xml:space="preserve">, there is no read-hydration or federated-reference question here — this is purely about how a </w:t>
+      </w:r>
+      <w:r>
+        <w:rPr>
+          <w:i/>
+          <w:color w:val="373737"/>
+          <w:sz w:val="18"/>
+        </w:rPr>
+        <w:t>write</w:t>
+      </w:r>
+      <w:r>
+        <w:rPr>
+          <w:color w:val="373737"/>
+          <w:sz w:val="18"/>
+        </w:rPr>
+        <w:t xml:space="preserve"> fans out to a sibling domain. </w:t>
+      </w:r>
+      <w:r>
+        <w:rPr>
+          <w:b/>
+          <w:color w:val="373737"/>
+          <w:sz w:val="18"/>
+        </w:rPr>
+        <w:t>Scope (per draft ADR-011 §1):</w:t>
+      </w:r>
+      <w:r>
+        <w:rPr>
+          <w:color w:val="373737"/>
+          <w:sz w:val="18"/>
+        </w:rPr>
+        <w:t xml:space="preserve"> </w:t>
+      </w:r>
+      <w:r>
+        <w:rPr>
+          <w:rFonts w:ascii="Courier New" w:hAnsi="Courier New"/>
+          <w:sz w:val="18"/>
+        </w:rPr>
+        <w:t>D-03</w:t>
+      </w:r>
+      <w:r>
+        <w:rPr>
+          <w:color w:val="373737"/>
+          <w:sz w:val="18"/>
+        </w:rPr>
+        <w:t xml:space="preserve"> (</w:t>
+      </w:r>
+      <w:r>
+        <w:rPr>
+          <w:rFonts w:ascii="Courier New" w:hAnsi="Courier New"/>
+          <w:sz w:val="18"/>
+        </w:rPr>
+        <w:t>bulkUpdateProducts</w:t>
+      </w:r>
+      <w:r>
+        <w:rPr>
+          <w:color w:val="373737"/>
+          <w:sz w:val="18"/>
+        </w:rPr>
+        <w:t>) is a pure passthrough — no cross-domain call.</w:t>
+      </w:r>
+    </w:p>
+    <w:p>
+      <w:pPr>
+        <w:spacing w:after="20"/>
+      </w:pPr>
+      <w:r>
+        <w:rPr>
+          <w:color w:val="444444"/>
+          <w:sz w:val="18"/>
+        </w:rPr>
+        <w:t xml:space="preserve">•  </w:t>
+      </w:r>
+      <w:r>
+        <w:rPr>
+          <w:rFonts w:ascii="Courier New" w:hAnsi="Courier New"/>
+          <w:sz w:val="18"/>
+        </w:rPr>
+        <w:t>D-06</w:t>
+      </w:r>
+      <w:r>
+        <w:rPr>
+          <w:color w:val="373737"/>
+          <w:sz w:val="18"/>
+        </w:rPr>
+        <w:t>/</w:t>
+      </w:r>
+      <w:r>
+        <w:rPr>
+          <w:rFonts w:ascii="Courier New" w:hAnsi="Courier New"/>
+          <w:sz w:val="18"/>
+        </w:rPr>
+        <w:t>D-07</w:t>
+      </w:r>
+      <w:r>
+        <w:rPr>
+          <w:color w:val="373737"/>
+          <w:sz w:val="18"/>
+        </w:rPr>
+        <w:t>/</w:t>
+      </w:r>
+      <w:r>
+        <w:rPr>
+          <w:rFonts w:ascii="Courier New" w:hAnsi="Courier New"/>
+          <w:sz w:val="18"/>
+        </w:rPr>
+        <w:t>D-11</w:t>
+      </w:r>
+      <w:r>
+        <w:rPr>
+          <w:color w:val="373737"/>
+          <w:sz w:val="18"/>
+        </w:rPr>
+        <w:t xml:space="preserve"> ("Collab Canvas") are cross-domain in concept but all their endpoints are on the product backend; no external workspace/partner service is called.</w:t>
+      </w:r>
+    </w:p>
+    <w:p>
+      <w:pPr>
+        <w:spacing w:after="20"/>
+      </w:pPr>
+      <w:r>
+        <w:rPr>
+          <w:color w:val="444444"/>
+          <w:sz w:val="18"/>
+        </w:rPr>
+        <w:t xml:space="preserve">•  </w:t>
+      </w:r>
+      <w:r>
+        <w:rPr>
+          <w:color w:val="373737"/>
+          <w:sz w:val="18"/>
+        </w:rPr>
+        <w:t xml:space="preserve">Only </w:t>
+      </w:r>
+      <w:r>
+        <w:rPr>
+          <w:b/>
+          <w:color w:val="373737"/>
+          <w:sz w:val="18"/>
+        </w:rPr>
+        <w:t>D-01, D-02, D-04</w:t>
+      </w:r>
+      <w:r>
+        <w:rPr>
+          <w:color w:val="373737"/>
+          <w:sz w:val="18"/>
+        </w:rPr>
+        <w:t xml:space="preserve"> are in scope.</w:t>
+      </w:r>
+    </w:p>
+    <w:p>
+      <w:pPr>
+        <w:spacing w:after="60"/>
+      </w:pPr>
+      <w:r>
+        <w:rPr>
+          <w:b/>
+          <w:color w:val="373737"/>
+          <w:sz w:val="19"/>
+        </w:rPr>
+        <w:t>Decision to make:</w:t>
+      </w:r>
+      <w:r>
+        <w:rPr>
+          <w:color w:val="373737"/>
+          <w:sz w:val="19"/>
+        </w:rPr>
+        <w:t xml:space="preserve"> Pick the association pattern (see </w:t>
+      </w:r>
+      <w:r>
+        <w:rPr>
+          <w:rFonts w:ascii="Courier New" w:hAnsi="Courier New"/>
+          <w:sz w:val="19"/>
+        </w:rPr>
+        <w:t>PRODUCT-BE-S-01</w:t>
+      </w:r>
+      <w:r>
+        <w:rPr>
+          <w:color w:val="373737"/>
+          <w:sz w:val="19"/>
+        </w:rPr>
+        <w:t>'s three candidates) and how a mid-flight association failure is handled.</w:t>
+      </w:r>
+    </w:p>
+    <w:p>
+      <w:pPr>
+        <w:spacing w:after="60"/>
+      </w:pPr>
+      <w:r>
+        <w:rPr>
+          <w:b/>
+          <w:color w:val="373737"/>
+          <w:sz w:val="19"/>
+        </w:rPr>
+        <w:t>Intended cross-domain steps:</w:t>
+      </w:r>
+    </w:p>
+    <w:p>
+      <w:pPr>
+        <w:spacing w:after="60"/>
+      </w:pPr>
+      <w:r>
+        <w:rPr>
+          <w:color w:val="373737"/>
+          <w:sz w:val="19"/>
+        </w:rPr>
+        <w:t>1. Primary mutation writes its own record (product create/update)</w:t>
+      </w:r>
+    </w:p>
+    <w:p>
+      <w:pPr>
+        <w:spacing w:after="60"/>
+      </w:pPr>
+      <w:r>
+        <w:rPr>
+          <w:color w:val="373737"/>
+          <w:sz w:val="19"/>
+        </w:rPr>
+        <w:t>2. If the input carries a cross-domain link (</w:t>
+      </w:r>
+      <w:r>
+        <w:rPr>
+          <w:rFonts w:ascii="Courier New" w:hAnsi="Courier New"/>
+          <w:sz w:val="19"/>
+        </w:rPr>
+        <w:t>workspaceId</w:t>
+      </w:r>
+      <w:r>
+        <w:rPr>
+          <w:color w:val="373737"/>
+          <w:sz w:val="19"/>
+        </w:rPr>
+        <w:t xml:space="preserve">, </w:t>
+      </w:r>
+      <w:r>
+        <w:rPr>
+          <w:rFonts w:ascii="Courier New" w:hAnsi="Courier New"/>
+          <w:sz w:val="19"/>
+        </w:rPr>
+        <w:t>copyProduct</w:t>
+      </w:r>
+      <w:r>
+        <w:rPr>
+          <w:color w:val="373737"/>
+          <w:sz w:val="19"/>
+        </w:rPr>
+        <w:t xml:space="preserve">, template attachments) → build the association per the </w:t>
+      </w:r>
+      <w:r>
+        <w:rPr>
+          <w:b/>
+          <w:color w:val="373737"/>
+          <w:sz w:val="19"/>
+        </w:rPr>
+        <w:t>chosen S-01 pattern</w:t>
+      </w:r>
+      <w:r>
+        <w:rPr>
+          <w:color w:val="373737"/>
+          <w:sz w:val="19"/>
+        </w:rPr>
+        <w:t xml:space="preserve"> (draft ADR-011: shared association component, sync, service-to-service REST)</w:t>
+      </w:r>
+    </w:p>
+    <w:p>
+      <w:pPr>
+        <w:spacing w:after="60"/>
+      </w:pPr>
+      <w:r>
+        <w:rPr>
+          <w:color w:val="373737"/>
+          <w:sz w:val="19"/>
+        </w:rPr>
+        <w:t>3. Apply the link to the target domain (workspace, attachment)</w:t>
+      </w:r>
+    </w:p>
+    <w:p>
+      <w:pPr>
+        <w:spacing w:after="60"/>
+      </w:pPr>
+      <w:r>
+        <w:rPr>
+          <w:color w:val="373737"/>
+          <w:sz w:val="19"/>
+        </w:rPr>
+        <w:t>4. Record what happens if the link step fails after the primary write succeeded (today: mostly silent/undocumented; per-mutation failure policy is declared explicitly under ADR-011)</w:t>
+      </w:r>
+    </w:p>
+    <w:tbl>
+      <w:tblPr>
+        <w:tblStyle w:val="TableGrid"/>
+        <w:tblW w:type="auto" w:w="0"/>
+        <w:tblLook w:firstColumn="1" w:firstRow="1" w:lastColumn="0" w:lastRow="0" w:noHBand="0" w:noVBand="1" w:val="04A0"/>
+        <w:tblBorders>
+          <w:top w:val="single" w:sz="4" w:space="0" w:color="BFBFBF"/>
+          <w:left w:val="single" w:sz="4" w:space="0" w:color="BFBFBF"/>
+          <w:bottom w:val="single" w:sz="4" w:space="0" w:color="BFBFBF"/>
+          <w:right w:val="single" w:sz="4" w:space="0" w:color="BFBFBF"/>
+          <w:insideH w:val="single" w:sz="4" w:space="0" w:color="BFBFBF"/>
+          <w:insideV w:val="single" w:sz="4" w:space="0" w:color="BFBFBF"/>
+        </w:tblBorders>
+      </w:tblPr>
+      <w:tblGrid>
+        <w:gridCol w:w="2051"/>
+        <w:gridCol w:w="2051"/>
+        <w:gridCol w:w="2051"/>
+        <w:gridCol w:w="2051"/>
+        <w:gridCol w:w="2051"/>
+      </w:tblGrid>
       <w:tr>
+        <w:trPr>
+          <w:trHeight w:val="360" w:hRule="atLeast"/>
+        </w:trPr>
         <w:tc>
           <w:tcPr>
             <w:tcW w:type="dxa" w:w="2051"/>
-            <w:vAlign w:val="top"/>
-          </w:tcPr>
-          <w:p>
-            <w:pPr>
-              <w:jc w:val="left"/>
-            </w:pPr>
-            <w:r>
-              <w:rPr>
-                <w:color w:val="373737"/>
-                <w:sz w:val="18"/>
-              </w:rPr>
-              <w:t xml:space="preserve">🔴🔬 </w:t>
-            </w:r>
-            <w:r>
-              <w:rPr>
-                <w:rFonts w:ascii="Courier New" w:hAnsi="Courier New"/>
-                <w:sz w:val="18"/>
-              </w:rPr>
-              <w:t>SPARK-PROD-D01</w:t>
-            </w:r>
-            <w:r>
-              <w:rPr>
-                <w:color w:val="373737"/>
-                <w:sz w:val="18"/>
-              </w:rPr>
-              <w:t xml:space="preserve"> </w:t>
-            </w:r>
-            <w:r>
-              <w:rPr>
-                <w:rFonts w:ascii="Courier New" w:hAnsi="Courier New"/>
-                <w:sz w:val="18"/>
-              </w:rPr>
-              <w:t>addProduct</w:t>
+            <w:shd w:val="clear" w:color="auto" w:fill="DAE8FC"/>
+            <w:vAlign w:val="top"/>
+          </w:tcPr>
+          <w:p>
+            <w:pPr>
+              <w:jc w:val="left"/>
+            </w:pPr>
+            <w:r>
+              <w:rPr>
+                <w:b/>
+                <w:color w:val="1F3864"/>
+                <w:sz w:val="18"/>
+              </w:rPr>
+              <w:t>Resolver (home story)</w:t>
             </w:r>
           </w:p>
         </w:tc>
         <w:tc>
           <w:tcPr>
             <w:tcW w:type="dxa" w:w="2051"/>
-            <w:vAlign w:val="top"/>
-          </w:tcPr>
-          <w:p>
-            <w:pPr>
-              <w:jc w:val="left"/>
-            </w:pPr>
-            <w:r>
-              <w:rPr>
-                <w:color w:val="373737"/>
-                <w:sz w:val="18"/>
-              </w:rPr>
-              <w:t>product</w:t>
+            <w:shd w:val="clear" w:color="auto" w:fill="DAE8FC"/>
+            <w:vAlign w:val="top"/>
+          </w:tcPr>
+          <w:p>
+            <w:pPr>
+              <w:jc w:val="left"/>
+            </w:pPr>
+            <w:r>
+              <w:rPr>
+                <w:b/>
+                <w:color w:val="1F3864"/>
+                <w:sz w:val="18"/>
+              </w:rPr>
+              <w:t>Domain</w:t>
             </w:r>
           </w:p>
         </w:tc>
         <w:tc>
           <w:tcPr>
             <w:tcW w:type="dxa" w:w="2051"/>
-            <w:vAlign w:val="top"/>
-          </w:tcPr>
-          <w:p>
-            <w:pPr>
-              <w:jc w:val="left"/>
-            </w:pPr>
-            <w:r>
-              <w:rPr>
-                <w:color w:val="373737"/>
-                <w:sz w:val="18"/>
-              </w:rPr>
-              <w:t>Mutation</w:t>
+            <w:shd w:val="clear" w:color="auto" w:fill="DAE8FC"/>
+            <w:vAlign w:val="top"/>
+          </w:tcPr>
+          <w:p>
+            <w:pPr>
+              <w:jc w:val="left"/>
+            </w:pPr>
+            <w:r>
+              <w:rPr>
+                <w:b/>
+                <w:color w:val="1F3864"/>
+                <w:sz w:val="18"/>
+              </w:rPr>
+              <w:t>Kind</w:t>
             </w:r>
           </w:p>
         </w:tc>
         <w:tc>
           <w:tcPr>
             <w:tcW w:type="dxa" w:w="2051"/>
-            <w:vAlign w:val="top"/>
-          </w:tcPr>
-          <w:p>
-            <w:pPr>
-              <w:jc w:val="left"/>
-            </w:pPr>
-            <w:r>
-              <w:rPr>
-                <w:rFonts w:ascii="Courier New" w:hAnsi="Courier New"/>
-                <w:sz w:val="18"/>
-              </w:rPr>
-              <w:t>workspaceV2</w:t>
-            </w:r>
-            <w:r>
-              <w:rPr>
-                <w:color w:val="373737"/>
-                <w:sz w:val="18"/>
-              </w:rPr>
-              <w:t xml:space="preserve">, </w:t>
-            </w:r>
-            <w:r>
-              <w:rPr>
-                <w:rFonts w:ascii="Courier New" w:hAnsi="Courier New"/>
-                <w:sz w:val="18"/>
-              </w:rPr>
-              <w:t>attachment</w:t>
+            <w:shd w:val="clear" w:color="auto" w:fill="DAE8FC"/>
+            <w:vAlign w:val="top"/>
+          </w:tcPr>
+          <w:p>
+            <w:pPr>
+              <w:jc w:val="left"/>
+            </w:pPr>
+            <w:r>
+              <w:rPr>
+                <w:b/>
+                <w:color w:val="1F3864"/>
+                <w:sz w:val="18"/>
+              </w:rPr>
+              <w:t>Calls (external services)</w:t>
             </w:r>
           </w:p>
         </w:tc>
         <w:tc>
           <w:tcPr>
             <w:tcW w:type="dxa" w:w="2051"/>
-            <w:vAlign w:val="top"/>
-          </w:tcPr>
-          <w:p>
-            <w:pPr>
-              <w:jc w:val="left"/>
-            </w:pPr>
-            <w:r>
-              <w:rPr>
-                <w:color w:val="373737"/>
-                <w:sz w:val="18"/>
-              </w:rPr>
-              <w:t>POST ${v1} + optional copyProductToProduct(copyProduct) + workspace association</w:t>
+            <w:shd w:val="clear" w:color="auto" w:fill="DAE8FC"/>
+            <w:vAlign w:val="top"/>
+          </w:tcPr>
+          <w:p>
+            <w:pPr>
+              <w:jc w:val="left"/>
+            </w:pPr>
+            <w:r>
+              <w:rPr>
+                <w:b/>
+                <w:color w:val="1F3864"/>
+                <w:sz w:val="18"/>
+              </w:rPr>
+              <w:t>What it does today (minimal)</w:t>
             </w:r>
           </w:p>
         </w:tc>
@@ -10558,7 +12188,6 @@
         <w:tc>
           <w:tcPr>
             <w:tcW w:type="dxa" w:w="2051"/>
-            <w:shd w:val="clear" w:color="auto" w:fill="F5F8FF"/>
             <w:vAlign w:val="top"/>
           </w:tcPr>
           <w:p>
@@ -10577,7 +12206,7 @@
                 <w:rFonts w:ascii="Courier New" w:hAnsi="Courier New"/>
                 <w:sz w:val="18"/>
               </w:rPr>
-              <w:t>SPARK-PROD-D02</w:t>
+              <w:t>PRODUCT-BE-D-01</w:t>
             </w:r>
             <w:r>
               <w:rPr>
@@ -10591,17 +12220,98 @@
                 <w:rFonts w:ascii="Courier New" w:hAnsi="Courier New"/>
                 <w:sz w:val="18"/>
               </w:rPr>
-              <w:t>addProducts</w:t>
-            </w:r>
-            <w:r>
-              <w:rPr>
-                <w:color w:val="373737"/>
-                <w:sz w:val="18"/>
-              </w:rPr>
-              <w:t xml:space="preserve"> (bulk)</w:t>
-            </w:r>
-          </w:p>
-        </w:tc>
+              <w:t>addProduct</w:t>
+            </w:r>
+          </w:p>
+        </w:tc>
+        <w:tc>
+          <w:tcPr>
+            <w:tcW w:type="dxa" w:w="2051"/>
+            <w:vAlign w:val="top"/>
+          </w:tcPr>
+          <w:p>
+            <w:pPr>
+              <w:jc w:val="left"/>
+            </w:pPr>
+            <w:r>
+              <w:rPr>
+                <w:color w:val="373737"/>
+                <w:sz w:val="18"/>
+              </w:rPr>
+              <w:t>product</w:t>
+            </w:r>
+          </w:p>
+        </w:tc>
+        <w:tc>
+          <w:tcPr>
+            <w:tcW w:type="dxa" w:w="2051"/>
+            <w:vAlign w:val="top"/>
+          </w:tcPr>
+          <w:p>
+            <w:pPr>
+              <w:jc w:val="left"/>
+            </w:pPr>
+            <w:r>
+              <w:rPr>
+                <w:color w:val="373737"/>
+                <w:sz w:val="18"/>
+              </w:rPr>
+              <w:t>Mutation</w:t>
+            </w:r>
+          </w:p>
+        </w:tc>
+        <w:tc>
+          <w:tcPr>
+            <w:tcW w:type="dxa" w:w="2051"/>
+            <w:vAlign w:val="top"/>
+          </w:tcPr>
+          <w:p>
+            <w:pPr>
+              <w:jc w:val="left"/>
+            </w:pPr>
+            <w:r>
+              <w:rPr>
+                <w:rFonts w:ascii="Courier New" w:hAnsi="Courier New"/>
+                <w:sz w:val="18"/>
+              </w:rPr>
+              <w:t>workspaceV2</w:t>
+            </w:r>
+            <w:r>
+              <w:rPr>
+                <w:color w:val="373737"/>
+                <w:sz w:val="18"/>
+              </w:rPr>
+              <w:t xml:space="preserve">, </w:t>
+            </w:r>
+            <w:r>
+              <w:rPr>
+                <w:rFonts w:ascii="Courier New" w:hAnsi="Courier New"/>
+                <w:sz w:val="18"/>
+              </w:rPr>
+              <w:t>attachment</w:t>
+            </w:r>
+          </w:p>
+        </w:tc>
+        <w:tc>
+          <w:tcPr>
+            <w:tcW w:type="dxa" w:w="2051"/>
+            <w:vAlign w:val="top"/>
+          </w:tcPr>
+          <w:p>
+            <w:pPr>
+              <w:jc w:val="left"/>
+            </w:pPr>
+            <w:r>
+              <w:rPr>
+                <w:color w:val="373737"/>
+                <w:sz w:val="18"/>
+              </w:rPr>
+              <w:t>POST ${v1} + optional copyProductToProduct(copyProduct) + workspace association</w:t>
+            </w:r>
+          </w:p>
+        </w:tc>
+      </w:tr>
+      <w:tr>
         <w:tc>
           <w:tcPr>
             <w:tcW w:type="dxa" w:w="2051"/>
@@ -10617,7 +12327,35 @@
                 <w:color w:val="373737"/>
                 <w:sz w:val="18"/>
               </w:rPr>
-              <w:t>product</w:t>
+              <w:t xml:space="preserve">🔴🔬 </w:t>
+            </w:r>
+            <w:r>
+              <w:rPr>
+                <w:rFonts w:ascii="Courier New" w:hAnsi="Courier New"/>
+                <w:sz w:val="18"/>
+              </w:rPr>
+              <w:t>PRODUCT-BE-D-02</w:t>
+            </w:r>
+            <w:r>
+              <w:rPr>
+                <w:color w:val="373737"/>
+                <w:sz w:val="18"/>
+              </w:rPr>
+              <w:t xml:space="preserve"> </w:t>
+            </w:r>
+            <w:r>
+              <w:rPr>
+                <w:rFonts w:ascii="Courier New" w:hAnsi="Courier New"/>
+                <w:sz w:val="18"/>
+              </w:rPr>
+              <w:t>addProducts</w:t>
+            </w:r>
+            <w:r>
+              <w:rPr>
+                <w:color w:val="373737"/>
+                <w:sz w:val="18"/>
+              </w:rPr>
+              <w:t xml:space="preserve"> (bulk)</w:t>
             </w:r>
           </w:p>
         </w:tc>
@@ -10636,7 +12374,7 @@
                 <w:color w:val="373737"/>
                 <w:sz w:val="18"/>
               </w:rPr>
-              <w:t>Mutation</w:t>
+              <w:t>product</w:t>
             </w:r>
           </w:p>
         </w:tc>
@@ -10652,10 +12390,10 @@
             </w:pPr>
             <w:r>
               <w:rPr>
-                <w:rFonts w:ascii="Courier New" w:hAnsi="Courier New"/>
-                <w:sz w:val="18"/>
-              </w:rPr>
-              <w:t>attachment</w:t>
+                <w:color w:val="373737"/>
+                <w:sz w:val="18"/>
+              </w:rPr>
+              <w:t>Mutation</w:t>
             </w:r>
           </w:p>
         </w:tc>
@@ -10671,6 +12409,25 @@
             </w:pPr>
             <w:r>
               <w:rPr>
+                <w:rFonts w:ascii="Courier New" w:hAnsi="Courier New"/>
+                <w:sz w:val="18"/>
+              </w:rPr>
+              <w:t>attachment</w:t>
+            </w:r>
+          </w:p>
+        </w:tc>
+        <w:tc>
+          <w:tcPr>
+            <w:tcW w:type="dxa" w:w="2051"/>
+            <w:shd w:val="clear" w:color="auto" w:fill="F5F8FF"/>
+            <w:vAlign w:val="top"/>
+          </w:tcPr>
+          <w:p>
+            <w:pPr>
+              <w:jc w:val="left"/>
+            </w:pPr>
+            <w:r>
+              <w:rPr>
                 <w:color w:val="373737"/>
                 <w:sz w:val="18"/>
               </w:rPr>
@@ -10701,7 +12458,7 @@
                 <w:rFonts w:ascii="Courier New" w:hAnsi="Courier New"/>
                 <w:sz w:val="18"/>
               </w:rPr>
-              <w:t>SPARK-PROD-D03</w:t>
+              <w:t>PRODUCT-BE-D-04</w:t>
             </w:r>
             <w:r>
               <w:rPr>
@@ -10715,7 +12472,7 @@
                 <w:rFonts w:ascii="Courier New" w:hAnsi="Courier New"/>
                 <w:sz w:val="18"/>
               </w:rPr>
-              <w:t>bulkUpdateProducts</w:t>
+              <w:t>updateProduct</w:t>
             </w:r>
           </w:p>
         </w:tc>
@@ -10766,10 +12523,10 @@
             </w:pPr>
             <w:r>
               <w:rPr>
-                <w:color w:val="373737"/>
-                <w:sz w:val="18"/>
-              </w:rPr>
-              <w:t>— (internal only)</w:t>
+                <w:rFonts w:ascii="Courier New" w:hAnsi="Courier New"/>
+                <w:sz w:val="18"/>
+              </w:rPr>
+              <w:t>attachment</w:t>
             </w:r>
           </w:p>
         </w:tc>
@@ -10787,490 +12544,7 @@
                 <w:color w:val="373737"/>
                 <w:sz w:val="18"/>
               </w:rPr>
-              <w:t>PUT ${v1}/mass_update</w:t>
-            </w:r>
-          </w:p>
-        </w:tc>
-      </w:tr>
-      <w:tr>
-        <w:tc>
-          <w:tcPr>
-            <w:tcW w:type="dxa" w:w="2051"/>
-            <w:shd w:val="clear" w:color="auto" w:fill="F5F8FF"/>
-            <w:vAlign w:val="top"/>
-          </w:tcPr>
-          <w:p>
-            <w:pPr>
-              <w:jc w:val="left"/>
-            </w:pPr>
-            <w:r>
-              <w:rPr>
-                <w:color w:val="373737"/>
-                <w:sz w:val="18"/>
-              </w:rPr>
-              <w:t xml:space="preserve">🔴🔬 </w:t>
-            </w:r>
-            <w:r>
-              <w:rPr>
-                <w:rFonts w:ascii="Courier New" w:hAnsi="Courier New"/>
-                <w:sz w:val="18"/>
-              </w:rPr>
-              <w:t>SPARK-PROD-D04</w:t>
-            </w:r>
-            <w:r>
-              <w:rPr>
-                <w:color w:val="373737"/>
-                <w:sz w:val="18"/>
-              </w:rPr>
-              <w:t xml:space="preserve"> </w:t>
-            </w:r>
-            <w:r>
-              <w:rPr>
-                <w:rFonts w:ascii="Courier New" w:hAnsi="Courier New"/>
-                <w:sz w:val="18"/>
-              </w:rPr>
-              <w:t>updateProduct</w:t>
-            </w:r>
-          </w:p>
-        </w:tc>
-        <w:tc>
-          <w:tcPr>
-            <w:tcW w:type="dxa" w:w="2051"/>
-            <w:shd w:val="clear" w:color="auto" w:fill="F5F8FF"/>
-            <w:vAlign w:val="top"/>
-          </w:tcPr>
-          <w:p>
-            <w:pPr>
-              <w:jc w:val="left"/>
-            </w:pPr>
-            <w:r>
-              <w:rPr>
-                <w:color w:val="373737"/>
-                <w:sz w:val="18"/>
-              </w:rPr>
-              <w:t>product</w:t>
-            </w:r>
-          </w:p>
-        </w:tc>
-        <w:tc>
-          <w:tcPr>
-            <w:tcW w:type="dxa" w:w="2051"/>
-            <w:shd w:val="clear" w:color="auto" w:fill="F5F8FF"/>
-            <w:vAlign w:val="top"/>
-          </w:tcPr>
-          <w:p>
-            <w:pPr>
-              <w:jc w:val="left"/>
-            </w:pPr>
-            <w:r>
-              <w:rPr>
-                <w:color w:val="373737"/>
-                <w:sz w:val="18"/>
-              </w:rPr>
-              <w:t>Mutation</w:t>
-            </w:r>
-          </w:p>
-        </w:tc>
-        <w:tc>
-          <w:tcPr>
-            <w:tcW w:type="dxa" w:w="2051"/>
-            <w:shd w:val="clear" w:color="auto" w:fill="F5F8FF"/>
-            <w:vAlign w:val="top"/>
-          </w:tcPr>
-          <w:p>
-            <w:pPr>
-              <w:jc w:val="left"/>
-            </w:pPr>
-            <w:r>
-              <w:rPr>
-                <w:rFonts w:ascii="Courier New" w:hAnsi="Courier New"/>
-                <w:sz w:val="18"/>
-              </w:rPr>
-              <w:t>attachment</w:t>
-            </w:r>
-          </w:p>
-        </w:tc>
-        <w:tc>
-          <w:tcPr>
-            <w:tcW w:type="dxa" w:w="2051"/>
-            <w:shd w:val="clear" w:color="auto" w:fill="F5F8FF"/>
-            <w:vAlign w:val="top"/>
-          </w:tcPr>
-          <w:p>
-            <w:pPr>
-              <w:jc w:val="left"/>
-            </w:pPr>
-            <w:r>
-              <w:rPr>
-                <w:color w:val="373737"/>
-                <w:sz w:val="18"/>
-              </w:rPr>
               <w:t>PUT ${v1}/{id} + optional copy + archive removed-template attachments (template branch)</w:t>
-            </w:r>
-          </w:p>
-        </w:tc>
-      </w:tr>
-      <w:tr>
-        <w:tc>
-          <w:tcPr>
-            <w:tcW w:type="dxa" w:w="2051"/>
-            <w:vAlign w:val="top"/>
-          </w:tcPr>
-          <w:p>
-            <w:pPr>
-              <w:jc w:val="left"/>
-            </w:pPr>
-            <w:r>
-              <w:rPr>
-                <w:color w:val="373737"/>
-                <w:sz w:val="18"/>
-              </w:rPr>
-              <w:t xml:space="preserve">🔴🔬 </w:t>
-            </w:r>
-            <w:r>
-              <w:rPr>
-                <w:rFonts w:ascii="Courier New" w:hAnsi="Courier New"/>
-                <w:sz w:val="18"/>
-              </w:rPr>
-              <w:t>SPARK-PROD-D06</w:t>
-            </w:r>
-            <w:r>
-              <w:rPr>
-                <w:color w:val="373737"/>
-                <w:sz w:val="18"/>
-              </w:rPr>
-              <w:t xml:space="preserve"> </w:t>
-            </w:r>
-            <w:r>
-              <w:rPr>
-                <w:rFonts w:ascii="Courier New" w:hAnsi="Courier New"/>
-                <w:sz w:val="18"/>
-              </w:rPr>
-              <w:t>addTeamsToProduct</w:t>
-            </w:r>
-            <w:r>
-              <w:rPr>
-                <w:color w:val="373737"/>
-                <w:sz w:val="18"/>
-              </w:rPr>
-              <w:t xml:space="preserve"> 🔀 Collab Canvas</w:t>
-            </w:r>
-          </w:p>
-        </w:tc>
-        <w:tc>
-          <w:tcPr>
-            <w:tcW w:type="dxa" w:w="2051"/>
-            <w:vAlign w:val="top"/>
-          </w:tcPr>
-          <w:p>
-            <w:pPr>
-              <w:jc w:val="left"/>
-            </w:pPr>
-            <w:r>
-              <w:rPr>
-                <w:color w:val="373737"/>
-                <w:sz w:val="18"/>
-              </w:rPr>
-              <w:t>product</w:t>
-            </w:r>
-          </w:p>
-        </w:tc>
-        <w:tc>
-          <w:tcPr>
-            <w:tcW w:type="dxa" w:w="2051"/>
-            <w:vAlign w:val="top"/>
-          </w:tcPr>
-          <w:p>
-            <w:pPr>
-              <w:jc w:val="left"/>
-            </w:pPr>
-            <w:r>
-              <w:rPr>
-                <w:color w:val="373737"/>
-                <w:sz w:val="18"/>
-              </w:rPr>
-              <w:t>Mutation</w:t>
-            </w:r>
-          </w:p>
-        </w:tc>
-        <w:tc>
-          <w:tcPr>
-            <w:tcW w:type="dxa" w:w="2051"/>
-            <w:vAlign w:val="top"/>
-          </w:tcPr>
-          <w:p>
-            <w:pPr>
-              <w:jc w:val="left"/>
-            </w:pPr>
-            <w:r>
-              <w:rPr>
-                <w:color w:val="373737"/>
-                <w:sz w:val="18"/>
-              </w:rPr>
-              <w:t>— (internal only)</w:t>
-            </w:r>
-          </w:p>
-        </w:tc>
-        <w:tc>
-          <w:tcPr>
-            <w:tcW w:type="dxa" w:w="2051"/>
-            <w:vAlign w:val="top"/>
-          </w:tcPr>
-          <w:p>
-            <w:pPr>
-              <w:jc w:val="left"/>
-            </w:pPr>
-            <w:r>
-              <w:rPr>
-                <w:color w:val="373737"/>
-                <w:sz w:val="18"/>
-              </w:rPr>
-              <w:t>POST ${v1}/{productId}/resources/bulk + manage_workspace_teams</w:t>
-            </w:r>
-          </w:p>
-        </w:tc>
-      </w:tr>
-      <w:tr>
-        <w:tc>
-          <w:tcPr>
-            <w:tcW w:type="dxa" w:w="2051"/>
-            <w:shd w:val="clear" w:color="auto" w:fill="F5F8FF"/>
-            <w:vAlign w:val="top"/>
-          </w:tcPr>
-          <w:p>
-            <w:pPr>
-              <w:jc w:val="left"/>
-            </w:pPr>
-            <w:r>
-              <w:rPr>
-                <w:color w:val="373737"/>
-                <w:sz w:val="18"/>
-              </w:rPr>
-              <w:t xml:space="preserve">🔴🔬 </w:t>
-            </w:r>
-            <w:r>
-              <w:rPr>
-                <w:rFonts w:ascii="Courier New" w:hAnsi="Courier New"/>
-                <w:sz w:val="18"/>
-              </w:rPr>
-              <w:t>SPARK-PROD-D07</w:t>
-            </w:r>
-            <w:r>
-              <w:rPr>
-                <w:color w:val="373737"/>
-                <w:sz w:val="18"/>
-              </w:rPr>
-              <w:t xml:space="preserve"> </w:t>
-            </w:r>
-            <w:r>
-              <w:rPr>
-                <w:rFonts w:ascii="Courier New" w:hAnsi="Courier New"/>
-                <w:sz w:val="18"/>
-              </w:rPr>
-              <w:t>addBusinessPartnersToProductWithType</w:t>
-            </w:r>
-            <w:r>
-              <w:rPr>
-                <w:color w:val="373737"/>
-                <w:sz w:val="18"/>
-              </w:rPr>
-              <w:t xml:space="preserve"> 🔀 Collab Canvas</w:t>
-            </w:r>
-          </w:p>
-        </w:tc>
-        <w:tc>
-          <w:tcPr>
-            <w:tcW w:type="dxa" w:w="2051"/>
-            <w:shd w:val="clear" w:color="auto" w:fill="F5F8FF"/>
-            <w:vAlign w:val="top"/>
-          </w:tcPr>
-          <w:p>
-            <w:pPr>
-              <w:jc w:val="left"/>
-            </w:pPr>
-            <w:r>
-              <w:rPr>
-                <w:color w:val="373737"/>
-                <w:sz w:val="18"/>
-              </w:rPr>
-              <w:t>product</w:t>
-            </w:r>
-          </w:p>
-        </w:tc>
-        <w:tc>
-          <w:tcPr>
-            <w:tcW w:type="dxa" w:w="2051"/>
-            <w:shd w:val="clear" w:color="auto" w:fill="F5F8FF"/>
-            <w:vAlign w:val="top"/>
-          </w:tcPr>
-          <w:p>
-            <w:pPr>
-              <w:jc w:val="left"/>
-            </w:pPr>
-            <w:r>
-              <w:rPr>
-                <w:color w:val="373737"/>
-                <w:sz w:val="18"/>
-              </w:rPr>
-              <w:t>Mutation</w:t>
-            </w:r>
-          </w:p>
-        </w:tc>
-        <w:tc>
-          <w:tcPr>
-            <w:tcW w:type="dxa" w:w="2051"/>
-            <w:shd w:val="clear" w:color="auto" w:fill="F5F8FF"/>
-            <w:vAlign w:val="top"/>
-          </w:tcPr>
-          <w:p>
-            <w:pPr>
-              <w:jc w:val="left"/>
-            </w:pPr>
-            <w:r>
-              <w:rPr>
-                <w:color w:val="373737"/>
-                <w:sz w:val="18"/>
-              </w:rPr>
-              <w:t>— (internal only)</w:t>
-            </w:r>
-          </w:p>
-        </w:tc>
-        <w:tc>
-          <w:tcPr>
-            <w:tcW w:type="dxa" w:w="2051"/>
-            <w:shd w:val="clear" w:color="auto" w:fill="F5F8FF"/>
-            <w:vAlign w:val="top"/>
-          </w:tcPr>
-          <w:p>
-            <w:pPr>
-              <w:jc w:val="left"/>
-            </w:pPr>
-            <w:r>
-              <w:rPr>
-                <w:color w:val="373737"/>
-                <w:sz w:val="18"/>
-              </w:rPr>
-              <w:t>POST ${v1}/{productId}/partners-add/bulk</w:t>
-            </w:r>
-          </w:p>
-        </w:tc>
-      </w:tr>
-      <w:tr>
-        <w:tc>
-          <w:tcPr>
-            <w:tcW w:type="dxa" w:w="2051"/>
-            <w:vAlign w:val="top"/>
-          </w:tcPr>
-          <w:p>
-            <w:pPr>
-              <w:jc w:val="left"/>
-            </w:pPr>
-            <w:r>
-              <w:rPr>
-                <w:color w:val="373737"/>
-                <w:sz w:val="18"/>
-              </w:rPr>
-              <w:t xml:space="preserve">🔴🔬 </w:t>
-            </w:r>
-            <w:r>
-              <w:rPr>
-                <w:rFonts w:ascii="Courier New" w:hAnsi="Courier New"/>
-                <w:sz w:val="18"/>
-              </w:rPr>
-              <w:t>SPARK-PROD-D11</w:t>
-            </w:r>
-            <w:r>
-              <w:rPr>
-                <w:color w:val="373737"/>
-                <w:sz w:val="18"/>
-              </w:rPr>
-              <w:t xml:space="preserve"> </w:t>
-            </w:r>
-            <w:r>
-              <w:rPr>
-                <w:rFonts w:ascii="Courier New" w:hAnsi="Courier New"/>
-                <w:sz w:val="18"/>
-              </w:rPr>
-              <w:t>updateWorkspaceAttributes</w:t>
-            </w:r>
-            <w:r>
-              <w:rPr>
-                <w:color w:val="373737"/>
-                <w:sz w:val="18"/>
-              </w:rPr>
-              <w:t xml:space="preserve"> 🔀 Collab Canvas</w:t>
-            </w:r>
-          </w:p>
-        </w:tc>
-        <w:tc>
-          <w:tcPr>
-            <w:tcW w:type="dxa" w:w="2051"/>
-            <w:vAlign w:val="top"/>
-          </w:tcPr>
-          <w:p>
-            <w:pPr>
-              <w:jc w:val="left"/>
-            </w:pPr>
-            <w:r>
-              <w:rPr>
-                <w:color w:val="373737"/>
-                <w:sz w:val="18"/>
-              </w:rPr>
-              <w:t>product</w:t>
-            </w:r>
-          </w:p>
-        </w:tc>
-        <w:tc>
-          <w:tcPr>
-            <w:tcW w:type="dxa" w:w="2051"/>
-            <w:vAlign w:val="top"/>
-          </w:tcPr>
-          <w:p>
-            <w:pPr>
-              <w:jc w:val="left"/>
-            </w:pPr>
-            <w:r>
-              <w:rPr>
-                <w:color w:val="373737"/>
-                <w:sz w:val="18"/>
-              </w:rPr>
-              <w:t>Mutation</w:t>
-            </w:r>
-          </w:p>
-        </w:tc>
-        <w:tc>
-          <w:tcPr>
-            <w:tcW w:type="dxa" w:w="2051"/>
-            <w:vAlign w:val="top"/>
-          </w:tcPr>
-          <w:p>
-            <w:pPr>
-              <w:jc w:val="left"/>
-            </w:pPr>
-            <w:r>
-              <w:rPr>
-                <w:color w:val="373737"/>
-                <w:sz w:val="18"/>
-              </w:rPr>
-              <w:t>— (internal only)</w:t>
-            </w:r>
-          </w:p>
-        </w:tc>
-        <w:tc>
-          <w:tcPr>
-            <w:tcW w:type="dxa" w:w="2051"/>
-            <w:vAlign w:val="top"/>
-          </w:tcPr>
-          <w:p>
-            <w:pPr>
-              <w:jc w:val="left"/>
-            </w:pPr>
-            <w:r>
-              <w:rPr>
-                <w:color w:val="373737"/>
-                <w:sz w:val="18"/>
-              </w:rPr>
-              <w:t>PUT ${v1}/{productId} workspace attrs</w:t>
             </w:r>
           </w:p>
         </w:tc>

--- a/output/summary/Federated+Graphql+Stories+-+BreakDown.docx
+++ b/output/summary/Federated+Graphql+Stories+-+BreakDown.docx
@@ -22,7 +22,7 @@
           <w:color w:val="444444"/>
           <w:sz w:val="22"/>
         </w:rPr>
-        <w:t>Generated: 2026-07-15  ·  8 domains  ·  spark-internal-graphql → Netflix DGS via Hive Schema Registry</w:t>
+        <w:t>Generated: 2026-07-16  ·  8 domains  ·  spark-internal-graphql → Netflix DGS via Hive Schema Registry</w:t>
       </w:r>
     </w:p>
     <w:tbl>
@@ -277,7 +277,7 @@
                 <w:color w:val="373737"/>
                 <w:sz w:val="18"/>
               </w:rPr>
-              <w:t>2026-07-15</w:t>
+              <w:t>2026-07-16</w:t>
             </w:r>
           </w:p>
         </w:tc>
@@ -5609,7 +5609,7 @@
                 <w:color w:val="373737"/>
                 <w:sz w:val="18"/>
               </w:rPr>
-              <w:t>FederatedGqlBrakDown-bom</w:t>
+              <w:t>FederatedGqlBrakDown-BE-bom</w:t>
             </w:r>
           </w:p>
         </w:tc>
@@ -5801,7 +5801,7 @@
                 <w:color w:val="373737"/>
                 <w:sz w:val="18"/>
               </w:rPr>
-              <w:t>FederatedGqlBrakDown-claims</w:t>
+              <w:t>FederatedGqlBrakDown-BE-claims</w:t>
             </w:r>
           </w:p>
         </w:tc>
@@ -5983,7 +5983,7 @@
                 <w:color w:val="373737"/>
                 <w:sz w:val="18"/>
               </w:rPr>
-              <w:t>FederatedGqlBrakDown-impression</w:t>
+              <w:t>FederatedGqlBrakDown-BE-impression</w:t>
             </w:r>
           </w:p>
         </w:tc>
@@ -6175,7 +6175,7 @@
                 <w:color w:val="373737"/>
                 <w:sz w:val="18"/>
               </w:rPr>
-              <w:t>FederatedGqlBrakDown-measurement</w:t>
+              <w:t>FederatedGqlBrakDown-BE-measurement</w:t>
             </w:r>
           </w:p>
         </w:tc>
@@ -6357,7 +6357,7 @@
                 <w:color w:val="373737"/>
                 <w:sz w:val="18"/>
               </w:rPr>
-              <w:t>FederatedGqlBrakDown-packaging</w:t>
+              <w:t>FederatedGqlBrakDown-BE-packaging</w:t>
             </w:r>
           </w:p>
         </w:tc>
@@ -6549,7 +6549,7 @@
                 <w:color w:val="373737"/>
                 <w:sz w:val="18"/>
               </w:rPr>
-              <w:t>FederatedGqlBrakDown-product</w:t>
+              <w:t>FederatedGqlBrakDown-BE-product</w:t>
             </w:r>
           </w:p>
         </w:tc>
@@ -6731,7 +6731,7 @@
                 <w:color w:val="373737"/>
                 <w:sz w:val="18"/>
               </w:rPr>
-              <w:t>FederatedGqlBrakDown-productDetails</w:t>
+              <w:t>FederatedGqlBrakDown-BE-productDetails</w:t>
             </w:r>
           </w:p>
         </w:tc>
@@ -6923,7 +6923,7 @@
                 <w:color w:val="373737"/>
                 <w:sz w:val="18"/>
               </w:rPr>
-              <w:t>FederatedGqlBrakDown-watchlist</w:t>
+              <w:t>FederatedGqlBrakDown-BE-watchlist</w:t>
             </w:r>
           </w:p>
         </w:tc>

--- a/output/summary/Federated+Graphql+Stories+-+BreakDown.docx
+++ b/output/summary/Federated+Graphql+Stories+-+BreakDown.docx
@@ -5609,7 +5609,7 @@
                 <w:color w:val="373737"/>
                 <w:sz w:val="18"/>
               </w:rPr>
-              <w:t>FederatedGqlBrakDown-BE-bom</w:t>
+              <w:t>FederatedGqlBreakDown-BE-bom</w:t>
             </w:r>
           </w:p>
         </w:tc>
@@ -5801,7 +5801,7 @@
                 <w:color w:val="373737"/>
                 <w:sz w:val="18"/>
               </w:rPr>
-              <w:t>FederatedGqlBrakDown-BE-claims</w:t>
+              <w:t>FederatedGqlBreakDown-BE-claims</w:t>
             </w:r>
           </w:p>
         </w:tc>
@@ -5983,7 +5983,7 @@
                 <w:color w:val="373737"/>
                 <w:sz w:val="18"/>
               </w:rPr>
-              <w:t>FederatedGqlBrakDown-BE-impression</w:t>
+              <w:t>FederatedGqlBreakDown-BE-impression</w:t>
             </w:r>
           </w:p>
         </w:tc>
@@ -6175,7 +6175,7 @@
                 <w:color w:val="373737"/>
                 <w:sz w:val="18"/>
               </w:rPr>
-              <w:t>FederatedGqlBrakDown-BE-measurement</w:t>
+              <w:t>FederatedGqlBreakDown-BE-measurement</w:t>
             </w:r>
           </w:p>
         </w:tc>
@@ -6357,7 +6357,7 @@
                 <w:color w:val="373737"/>
                 <w:sz w:val="18"/>
               </w:rPr>
-              <w:t>FederatedGqlBrakDown-BE-packaging</w:t>
+              <w:t>FederatedGqlBreakDown-BE-packaging</w:t>
             </w:r>
           </w:p>
         </w:tc>
@@ -6549,7 +6549,7 @@
                 <w:color w:val="373737"/>
                 <w:sz w:val="18"/>
               </w:rPr>
-              <w:t>FederatedGqlBrakDown-BE-product</w:t>
+              <w:t>FederatedGqlBreakDown-BE-product</w:t>
             </w:r>
           </w:p>
         </w:tc>
@@ -6731,7 +6731,7 @@
                 <w:color w:val="373737"/>
                 <w:sz w:val="18"/>
               </w:rPr>
-              <w:t>FederatedGqlBrakDown-BE-productDetails</w:t>
+              <w:t>FederatedGqlBreakDown-BE-productDetails</w:t>
             </w:r>
           </w:p>
         </w:tc>
@@ -6923,7 +6923,7 @@
                 <w:color w:val="373737"/>
                 <w:sz w:val="18"/>
               </w:rPr>
-              <w:t>FederatedGqlBrakDown-BE-watchlist</w:t>
+              <w:t>FederatedGqlBreakDown-BE-watchlist</w:t>
             </w:r>
           </w:p>
         </w:tc>

--- a/output/summary/Federated+Graphql+Stories+-+BreakDown.docx
+++ b/output/summary/Federated+Graphql+Stories+-+BreakDown.docx
@@ -22,7 +22,7 @@
           <w:color w:val="444444"/>
           <w:sz w:val="22"/>
         </w:rPr>
-        <w:t>Generated: 2026-07-16  ·  8 domains  ·  spark-internal-graphql → Netflix DGS via Hive Schema Registry</w:t>
+        <w:t>Generated: 2026-07-17  ·  8 domains  ·  spark-internal-graphql → Netflix DGS via Hive Schema Registry</w:t>
       </w:r>
     </w:p>
     <w:tbl>
@@ -181,7 +181,7 @@
                 <w:color w:val="373737"/>
                 <w:sz w:val="18"/>
               </w:rPr>
-              <w:t>Total Stories</w:t>
+              <w:t>Total Backend Stories</w:t>
             </w:r>
           </w:p>
         </w:tc>
@@ -199,7 +199,7 @@
                 <w:color w:val="373737"/>
                 <w:sz w:val="18"/>
               </w:rPr>
-              <w:t>200</w:t>
+              <w:t>148</w:t>
             </w:r>
           </w:p>
         </w:tc>
@@ -220,7 +220,7 @@
                 <w:color w:val="373737"/>
                 <w:sz w:val="18"/>
               </w:rPr>
-              <w:t>Complexity</w:t>
+              <w:t>Total Frontend Stories</w:t>
             </w:r>
           </w:p>
         </w:tc>
@@ -239,7 +239,7 @@
                 <w:color w:val="373737"/>
                 <w:sz w:val="18"/>
               </w:rPr>
-              <w:t>🔴 6 Very High · 🟠 13 High · 🟡 76 Medium · 🟢 105 Low</w:t>
+              <w:t>38 · 158–245d single-engineer (per-domain pages FederatedGqlBreakDown-FE-&lt;domain&gt;)</w:t>
             </w:r>
           </w:p>
         </w:tc>
@@ -259,12 +259,52 @@
                 <w:color w:val="373737"/>
                 <w:sz w:val="18"/>
               </w:rPr>
+              <w:t>Complexity (backend)</w:t>
+            </w:r>
+          </w:p>
+        </w:tc>
+        <w:tc>
+          <w:tcPr>
+            <w:vAlign w:val="top"/>
+            <w:tcW w:w="7920" w:type="dxa"/>
+          </w:tcPr>
+          <w:p>
+            <w:pPr>
+              <w:jc w:val="left"/>
+            </w:pPr>
+            <w:r>
+              <w:rPr>
+                <w:color w:val="373737"/>
+                <w:sz w:val="18"/>
+              </w:rPr>
+              <w:t>🔴 6 Very High · 🟠 13 High · 🟡 93 Medium · 🟢 36 Low</w:t>
+            </w:r>
+          </w:p>
+        </w:tc>
+      </w:tr>
+      <w:tr>
+        <w:tc>
+          <w:tcPr>
+            <w:shd w:val="clear" w:color="auto" w:fill="F5F8FF"/>
+            <w:vAlign w:val="top"/>
+            <w:tcW w:w="3168" w:type="dxa"/>
+          </w:tcPr>
+          <w:p>
+            <w:pPr>
+              <w:jc w:val="left"/>
+            </w:pPr>
+            <w:r>
+              <w:rPr>
+                <w:color w:val="373737"/>
+                <w:sz w:val="18"/>
+              </w:rPr>
               <w:t>Generated</w:t>
             </w:r>
           </w:p>
         </w:tc>
         <w:tc>
           <w:tcPr>
+            <w:shd w:val="clear" w:color="auto" w:fill="F5F8FF"/>
             <w:vAlign w:val="top"/>
             <w:tcW w:w="7920" w:type="dxa"/>
           </w:tcPr>
@@ -277,7 +317,7 @@
                 <w:color w:val="373737"/>
                 <w:sz w:val="18"/>
               </w:rPr>
-              <w:t>2026-07-16</w:t>
+              <w:t>2026-07-17</w:t>
             </w:r>
           </w:p>
         </w:tc>
@@ -5216,16 +5256,18 @@
         </w:tblBorders>
       </w:tblPr>
       <w:tblGrid>
-        <w:gridCol w:w="1026"/>
-        <w:gridCol w:w="1026"/>
-        <w:gridCol w:w="1026"/>
-        <w:gridCol w:w="1026"/>
-        <w:gridCol w:w="1026"/>
-        <w:gridCol w:w="1026"/>
-        <w:gridCol w:w="1026"/>
-        <w:gridCol w:w="1026"/>
-        <w:gridCol w:w="1026"/>
-        <w:gridCol w:w="1026"/>
+        <w:gridCol w:w="855"/>
+        <w:gridCol w:w="855"/>
+        <w:gridCol w:w="855"/>
+        <w:gridCol w:w="855"/>
+        <w:gridCol w:w="855"/>
+        <w:gridCol w:w="855"/>
+        <w:gridCol w:w="855"/>
+        <w:gridCol w:w="855"/>
+        <w:gridCol w:w="855"/>
+        <w:gridCol w:w="855"/>
+        <w:gridCol w:w="855"/>
+        <w:gridCol w:w="855"/>
       </w:tblGrid>
       <w:tr>
         <w:trPr>
@@ -5255,7 +5297,7 @@
           <w:tcPr>
             <w:shd w:val="clear" w:color="auto" w:fill="DAE8FC"/>
             <w:vAlign w:val="top"/>
-            <w:tcW w:w="1872" w:type="dxa"/>
+            <w:tcW w:w="1728" w:type="dxa"/>
           </w:tcPr>
           <w:p>
             <w:pPr>
@@ -5275,7 +5317,7 @@
           <w:tcPr>
             <w:shd w:val="clear" w:color="auto" w:fill="DAE8FC"/>
             <w:vAlign w:val="top"/>
-            <w:tcW w:w="2448" w:type="dxa"/>
+            <w:tcW w:w="2160" w:type="dxa"/>
           </w:tcPr>
           <w:p>
             <w:pPr>
@@ -5295,7 +5337,7 @@
           <w:tcPr>
             <w:shd w:val="clear" w:color="auto" w:fill="DAE8FC"/>
             <w:vAlign w:val="top"/>
-            <w:tcW w:w="864" w:type="dxa"/>
+            <w:tcW w:w="792" w:type="dxa"/>
           </w:tcPr>
           <w:p>
             <w:pPr>
@@ -5327,7 +5369,7 @@
                 <w:color w:val="1F3864"/>
                 <w:sz w:val="18"/>
               </w:rPr>
-              <w:t>Stories</w:t>
+              <w:t>BE Stories</w:t>
             </w:r>
           </w:p>
         </w:tc>
@@ -5335,7 +5377,7 @@
           <w:tcPr>
             <w:shd w:val="clear" w:color="auto" w:fill="DAE8FC"/>
             <w:vAlign w:val="top"/>
-            <w:tcW w:w="648" w:type="dxa"/>
+            <w:tcW w:w="576" w:type="dxa"/>
           </w:tcPr>
           <w:p>
             <w:pPr>
@@ -5355,7 +5397,7 @@
           <w:tcPr>
             <w:shd w:val="clear" w:color="auto" w:fill="DAE8FC"/>
             <w:vAlign w:val="top"/>
-            <w:tcW w:w="648" w:type="dxa"/>
+            <w:tcW w:w="576" w:type="dxa"/>
           </w:tcPr>
           <w:p>
             <w:pPr>
@@ -5375,7 +5417,7 @@
           <w:tcPr>
             <w:shd w:val="clear" w:color="auto" w:fill="DAE8FC"/>
             <w:vAlign w:val="top"/>
-            <w:tcW w:w="648" w:type="dxa"/>
+            <w:tcW w:w="576" w:type="dxa"/>
           </w:tcPr>
           <w:p>
             <w:pPr>
@@ -5395,7 +5437,7 @@
           <w:tcPr>
             <w:shd w:val="clear" w:color="auto" w:fill="DAE8FC"/>
             <w:vAlign w:val="top"/>
-            <w:tcW w:w="648" w:type="dxa"/>
+            <w:tcW w:w="576" w:type="dxa"/>
           </w:tcPr>
           <w:p>
             <w:pPr>
@@ -5415,7 +5457,7 @@
           <w:tcPr>
             <w:shd w:val="clear" w:color="auto" w:fill="DAE8FC"/>
             <w:vAlign w:val="top"/>
-            <w:tcW w:w="2592" w:type="dxa"/>
+            <w:tcW w:w="864" w:type="dxa"/>
           </w:tcPr>
           <w:p>
             <w:pPr>
@@ -5427,7 +5469,47 @@
                 <w:color w:val="1F3864"/>
                 <w:sz w:val="18"/>
               </w:rPr>
-              <w:t>Breakdown page</w:t>
+              <w:t>FE Stories</w:t>
+            </w:r>
+          </w:p>
+        </w:tc>
+        <w:tc>
+          <w:tcPr>
+            <w:shd w:val="clear" w:color="auto" w:fill="DAE8FC"/>
+            <w:vAlign w:val="top"/>
+            <w:tcW w:w="1007" w:type="dxa"/>
+          </w:tcPr>
+          <w:p>
+            <w:pPr>
+              <w:jc w:val="left"/>
+            </w:pPr>
+            <w:r>
+              <w:rPr>
+                <w:b/>
+                <w:color w:val="1F3864"/>
+                <w:sz w:val="18"/>
+              </w:rPr>
+              <w:t>FE effort</w:t>
+            </w:r>
+          </w:p>
+        </w:tc>
+        <w:tc>
+          <w:tcPr>
+            <w:shd w:val="clear" w:color="auto" w:fill="DAE8FC"/>
+            <w:vAlign w:val="top"/>
+            <w:tcW w:w="2880" w:type="dxa"/>
+          </w:tcPr>
+          <w:p>
+            <w:pPr>
+              <w:jc w:val="left"/>
+            </w:pPr>
+            <w:r>
+              <w:rPr>
+                <w:b/>
+                <w:color w:val="1F3864"/>
+                <w:sz w:val="18"/>
+              </w:rPr>
+              <w:t>Breakdown pages</w:t>
             </w:r>
           </w:p>
         </w:tc>
@@ -5454,7 +5536,7 @@
         <w:tc>
           <w:tcPr>
             <w:vAlign w:val="top"/>
-            <w:tcW w:w="1872" w:type="dxa"/>
+            <w:tcW w:w="1728" w:type="dxa"/>
           </w:tcPr>
           <w:p>
             <w:pPr>
@@ -5472,7 +5554,7 @@
         <w:tc>
           <w:tcPr>
             <w:vAlign w:val="top"/>
-            <w:tcW w:w="2448" w:type="dxa"/>
+            <w:tcW w:w="2160" w:type="dxa"/>
           </w:tcPr>
           <w:p>
             <w:pPr>
@@ -5490,6 +5572,24 @@
         <w:tc>
           <w:tcPr>
             <w:vAlign w:val="top"/>
+            <w:tcW w:w="792" w:type="dxa"/>
+          </w:tcPr>
+          <w:p>
+            <w:pPr>
+              <w:jc w:val="left"/>
+            </w:pPr>
+            <w:r>
+              <w:rPr>
+                <w:color w:val="373737"/>
+                <w:sz w:val="18"/>
+              </w:rPr>
+              <w:t>XL</w:t>
+            </w:r>
+          </w:p>
+        </w:tc>
+        <w:tc>
+          <w:tcPr>
+            <w:vAlign w:val="top"/>
             <w:tcW w:w="864" w:type="dxa"/>
           </w:tcPr>
           <w:p>
@@ -5501,7 +5601,79 @@
                 <w:color w:val="373737"/>
                 <w:sz w:val="18"/>
               </w:rPr>
-              <w:t>XL</w:t>
+              <w:t>24</w:t>
+            </w:r>
+          </w:p>
+        </w:tc>
+        <w:tc>
+          <w:tcPr>
+            <w:vAlign w:val="top"/>
+            <w:tcW w:w="576" w:type="dxa"/>
+          </w:tcPr>
+          <w:p>
+            <w:pPr>
+              <w:jc w:val="left"/>
+            </w:pPr>
+            <w:r>
+              <w:rPr>
+                <w:color w:val="373737"/>
+                <w:sz w:val="18"/>
+              </w:rPr>
+              <w:t>1</w:t>
+            </w:r>
+          </w:p>
+        </w:tc>
+        <w:tc>
+          <w:tcPr>
+            <w:vAlign w:val="top"/>
+            <w:tcW w:w="576" w:type="dxa"/>
+          </w:tcPr>
+          <w:p>
+            <w:pPr>
+              <w:jc w:val="left"/>
+            </w:pPr>
+            <w:r>
+              <w:rPr>
+                <w:color w:val="373737"/>
+                <w:sz w:val="18"/>
+              </w:rPr>
+              <w:t>2</w:t>
+            </w:r>
+          </w:p>
+        </w:tc>
+        <w:tc>
+          <w:tcPr>
+            <w:vAlign w:val="top"/>
+            <w:tcW w:w="576" w:type="dxa"/>
+          </w:tcPr>
+          <w:p>
+            <w:pPr>
+              <w:jc w:val="left"/>
+            </w:pPr>
+            <w:r>
+              <w:rPr>
+                <w:color w:val="373737"/>
+                <w:sz w:val="18"/>
+              </w:rPr>
+              <w:t>16</w:t>
+            </w:r>
+          </w:p>
+        </w:tc>
+        <w:tc>
+          <w:tcPr>
+            <w:vAlign w:val="top"/>
+            <w:tcW w:w="576" w:type="dxa"/>
+          </w:tcPr>
+          <w:p>
+            <w:pPr>
+              <w:jc w:val="left"/>
+            </w:pPr>
+            <w:r>
+              <w:rPr>
+                <w:color w:val="373737"/>
+                <w:sz w:val="18"/>
+              </w:rPr>
+              <w:t>5</w:t>
             </w:r>
           </w:p>
         </w:tc>
@@ -5519,97 +5691,43 @@
                 <w:color w:val="373737"/>
                 <w:sz w:val="18"/>
               </w:rPr>
-              <w:t>36</w:t>
-            </w:r>
-          </w:p>
-        </w:tc>
-        <w:tc>
-          <w:tcPr>
-            <w:vAlign w:val="top"/>
-            <w:tcW w:w="648" w:type="dxa"/>
-          </w:tcPr>
-          <w:p>
-            <w:pPr>
-              <w:jc w:val="left"/>
-            </w:pPr>
-            <w:r>
-              <w:rPr>
-                <w:color w:val="373737"/>
-                <w:sz w:val="18"/>
-              </w:rPr>
-              <w:t>1</w:t>
-            </w:r>
-          </w:p>
-        </w:tc>
-        <w:tc>
-          <w:tcPr>
-            <w:vAlign w:val="top"/>
-            <w:tcW w:w="648" w:type="dxa"/>
-          </w:tcPr>
-          <w:p>
-            <w:pPr>
-              <w:jc w:val="left"/>
-            </w:pPr>
-            <w:r>
-              <w:rPr>
-                <w:color w:val="373737"/>
-                <w:sz w:val="18"/>
-              </w:rPr>
-              <w:t>2</w:t>
-            </w:r>
-          </w:p>
-        </w:tc>
-        <w:tc>
-          <w:tcPr>
-            <w:vAlign w:val="top"/>
-            <w:tcW w:w="648" w:type="dxa"/>
-          </w:tcPr>
-          <w:p>
-            <w:pPr>
-              <w:jc w:val="left"/>
-            </w:pPr>
-            <w:r>
-              <w:rPr>
-                <w:color w:val="373737"/>
-                <w:sz w:val="18"/>
-              </w:rPr>
-              <w:t>12</w:t>
-            </w:r>
-          </w:p>
-        </w:tc>
-        <w:tc>
-          <w:tcPr>
-            <w:vAlign w:val="top"/>
-            <w:tcW w:w="648" w:type="dxa"/>
-          </w:tcPr>
-          <w:p>
-            <w:pPr>
-              <w:jc w:val="left"/>
-            </w:pPr>
-            <w:r>
-              <w:rPr>
-                <w:color w:val="373737"/>
-                <w:sz w:val="18"/>
-              </w:rPr>
-              <w:t>21</w:t>
-            </w:r>
-          </w:p>
-        </w:tc>
-        <w:tc>
-          <w:tcPr>
-            <w:vAlign w:val="top"/>
-            <w:tcW w:w="2592" w:type="dxa"/>
-          </w:tcPr>
-          <w:p>
-            <w:pPr>
-              <w:jc w:val="left"/>
-            </w:pPr>
-            <w:r>
-              <w:rPr>
-                <w:color w:val="373737"/>
-                <w:sz w:val="18"/>
-              </w:rPr>
-              <w:t>FederatedGqlBreakDown-BE-bom</w:t>
+              <w:t>6</w:t>
+            </w:r>
+          </w:p>
+        </w:tc>
+        <w:tc>
+          <w:tcPr>
+            <w:vAlign w:val="top"/>
+            <w:tcW w:w="1007" w:type="dxa"/>
+          </w:tcPr>
+          <w:p>
+            <w:pPr>
+              <w:jc w:val="left"/>
+            </w:pPr>
+            <w:r>
+              <w:rPr>
+                <w:color w:val="373737"/>
+                <w:sz w:val="18"/>
+              </w:rPr>
+              <w:t>27–42d</w:t>
+            </w:r>
+          </w:p>
+        </w:tc>
+        <w:tc>
+          <w:tcPr>
+            <w:vAlign w:val="top"/>
+            <w:tcW w:w="2880" w:type="dxa"/>
+          </w:tcPr>
+          <w:p>
+            <w:pPr>
+              <w:jc w:val="left"/>
+            </w:pPr>
+            <w:r>
+              <w:rPr>
+                <w:color w:val="373737"/>
+                <w:sz w:val="18"/>
+              </w:rPr>
+              <w:t>FederatedGqlBreakDown-BE-bom · FederatedGqlBreakDown-FE-bom</w:t>
             </w:r>
           </w:p>
         </w:tc>
@@ -5638,7 +5756,7 @@
           <w:tcPr>
             <w:shd w:val="clear" w:color="auto" w:fill="F5F8FF"/>
             <w:vAlign w:val="top"/>
-            <w:tcW w:w="1872" w:type="dxa"/>
+            <w:tcW w:w="1728" w:type="dxa"/>
           </w:tcPr>
           <w:p>
             <w:pPr>
@@ -5657,7 +5775,7 @@
           <w:tcPr>
             <w:shd w:val="clear" w:color="auto" w:fill="F5F8FF"/>
             <w:vAlign w:val="top"/>
-            <w:tcW w:w="2448" w:type="dxa"/>
+            <w:tcW w:w="2160" w:type="dxa"/>
           </w:tcPr>
           <w:p>
             <w:pPr>
@@ -5676,6 +5794,25 @@
           <w:tcPr>
             <w:shd w:val="clear" w:color="auto" w:fill="F5F8FF"/>
             <w:vAlign w:val="top"/>
+            <w:tcW w:w="792" w:type="dxa"/>
+          </w:tcPr>
+          <w:p>
+            <w:pPr>
+              <w:jc w:val="left"/>
+            </w:pPr>
+            <w:r>
+              <w:rPr>
+                <w:color w:val="373737"/>
+                <w:sz w:val="18"/>
+              </w:rPr>
+              <w:t>L</w:t>
+            </w:r>
+          </w:p>
+        </w:tc>
+        <w:tc>
+          <w:tcPr>
+            <w:shd w:val="clear" w:color="auto" w:fill="F5F8FF"/>
+            <w:vAlign w:val="top"/>
             <w:tcW w:w="864" w:type="dxa"/>
           </w:tcPr>
           <w:p>
@@ -5687,7 +5824,7 @@
                 <w:color w:val="373737"/>
                 <w:sz w:val="18"/>
               </w:rPr>
-              <w:t>L</w:t>
+              <w:t>15</w:t>
             </w:r>
           </w:p>
         </w:tc>
@@ -5695,6 +5832,82 @@
           <w:tcPr>
             <w:shd w:val="clear" w:color="auto" w:fill="F5F8FF"/>
             <w:vAlign w:val="top"/>
+            <w:tcW w:w="576" w:type="dxa"/>
+          </w:tcPr>
+          <w:p>
+            <w:pPr>
+              <w:jc w:val="left"/>
+            </w:pPr>
+            <w:r>
+              <w:rPr>
+                <w:color w:val="373737"/>
+                <w:sz w:val="18"/>
+              </w:rPr>
+              <w:t>0</w:t>
+            </w:r>
+          </w:p>
+        </w:tc>
+        <w:tc>
+          <w:tcPr>
+            <w:shd w:val="clear" w:color="auto" w:fill="F5F8FF"/>
+            <w:vAlign w:val="top"/>
+            <w:tcW w:w="576" w:type="dxa"/>
+          </w:tcPr>
+          <w:p>
+            <w:pPr>
+              <w:jc w:val="left"/>
+            </w:pPr>
+            <w:r>
+              <w:rPr>
+                <w:color w:val="373737"/>
+                <w:sz w:val="18"/>
+              </w:rPr>
+              <w:t>2</w:t>
+            </w:r>
+          </w:p>
+        </w:tc>
+        <w:tc>
+          <w:tcPr>
+            <w:shd w:val="clear" w:color="auto" w:fill="F5F8FF"/>
+            <w:vAlign w:val="top"/>
+            <w:tcW w:w="576" w:type="dxa"/>
+          </w:tcPr>
+          <w:p>
+            <w:pPr>
+              <w:jc w:val="left"/>
+            </w:pPr>
+            <w:r>
+              <w:rPr>
+                <w:color w:val="373737"/>
+                <w:sz w:val="18"/>
+              </w:rPr>
+              <w:t>11</w:t>
+            </w:r>
+          </w:p>
+        </w:tc>
+        <w:tc>
+          <w:tcPr>
+            <w:shd w:val="clear" w:color="auto" w:fill="F5F8FF"/>
+            <w:vAlign w:val="top"/>
+            <w:tcW w:w="576" w:type="dxa"/>
+          </w:tcPr>
+          <w:p>
+            <w:pPr>
+              <w:jc w:val="left"/>
+            </w:pPr>
+            <w:r>
+              <w:rPr>
+                <w:color w:val="373737"/>
+                <w:sz w:val="18"/>
+              </w:rPr>
+              <w:t>2</w:t>
+            </w:r>
+          </w:p>
+        </w:tc>
+        <w:tc>
+          <w:tcPr>
+            <w:shd w:val="clear" w:color="auto" w:fill="F5F8FF"/>
+            <w:vAlign w:val="top"/>
             <w:tcW w:w="864" w:type="dxa"/>
           </w:tcPr>
           <w:p>
@@ -5706,7 +5919,7 @@
                 <w:color w:val="373737"/>
                 <w:sz w:val="18"/>
               </w:rPr>
-              <w:t>20</w:t>
+              <w:t>4</w:t>
             </w:r>
           </w:p>
         </w:tc>
@@ -5714,18 +5927,18 @@
           <w:tcPr>
             <w:shd w:val="clear" w:color="auto" w:fill="F5F8FF"/>
             <w:vAlign w:val="top"/>
-            <w:tcW w:w="648" w:type="dxa"/>
-          </w:tcPr>
-          <w:p>
-            <w:pPr>
-              <w:jc w:val="left"/>
-            </w:pPr>
-            <w:r>
-              <w:rPr>
-                <w:color w:val="373737"/>
-                <w:sz w:val="18"/>
-              </w:rPr>
-              <w:t>0</w:t>
+            <w:tcW w:w="1007" w:type="dxa"/>
+          </w:tcPr>
+          <w:p>
+            <w:pPr>
+              <w:jc w:val="left"/>
+            </w:pPr>
+            <w:r>
+              <w:rPr>
+                <w:color w:val="373737"/>
+                <w:sz w:val="18"/>
+              </w:rPr>
+              <w:t>17–27d</w:t>
             </w:r>
           </w:p>
         </w:tc>
@@ -5733,75 +5946,18 @@
           <w:tcPr>
             <w:shd w:val="clear" w:color="auto" w:fill="F5F8FF"/>
             <w:vAlign w:val="top"/>
-            <w:tcW w:w="648" w:type="dxa"/>
-          </w:tcPr>
-          <w:p>
-            <w:pPr>
-              <w:jc w:val="left"/>
-            </w:pPr>
-            <w:r>
-              <w:rPr>
-                <w:color w:val="373737"/>
-                <w:sz w:val="18"/>
-              </w:rPr>
-              <w:t>2</w:t>
-            </w:r>
-          </w:p>
-        </w:tc>
-        <w:tc>
-          <w:tcPr>
-            <w:shd w:val="clear" w:color="auto" w:fill="F5F8FF"/>
-            <w:vAlign w:val="top"/>
-            <w:tcW w:w="648" w:type="dxa"/>
-          </w:tcPr>
-          <w:p>
-            <w:pPr>
-              <w:jc w:val="left"/>
-            </w:pPr>
-            <w:r>
-              <w:rPr>
-                <w:color w:val="373737"/>
-                <w:sz w:val="18"/>
-              </w:rPr>
-              <w:t>9</w:t>
-            </w:r>
-          </w:p>
-        </w:tc>
-        <w:tc>
-          <w:tcPr>
-            <w:shd w:val="clear" w:color="auto" w:fill="F5F8FF"/>
-            <w:vAlign w:val="top"/>
-            <w:tcW w:w="648" w:type="dxa"/>
-          </w:tcPr>
-          <w:p>
-            <w:pPr>
-              <w:jc w:val="left"/>
-            </w:pPr>
-            <w:r>
-              <w:rPr>
-                <w:color w:val="373737"/>
-                <w:sz w:val="18"/>
-              </w:rPr>
-              <w:t>9</w:t>
-            </w:r>
-          </w:p>
-        </w:tc>
-        <w:tc>
-          <w:tcPr>
-            <w:shd w:val="clear" w:color="auto" w:fill="F5F8FF"/>
-            <w:vAlign w:val="top"/>
-            <w:tcW w:w="2592" w:type="dxa"/>
-          </w:tcPr>
-          <w:p>
-            <w:pPr>
-              <w:jc w:val="left"/>
-            </w:pPr>
-            <w:r>
-              <w:rPr>
-                <w:color w:val="373737"/>
-                <w:sz w:val="18"/>
-              </w:rPr>
-              <w:t>FederatedGqlBreakDown-BE-claims</w:t>
+            <w:tcW w:w="2880" w:type="dxa"/>
+          </w:tcPr>
+          <w:p>
+            <w:pPr>
+              <w:jc w:val="left"/>
+            </w:pPr>
+            <w:r>
+              <w:rPr>
+                <w:color w:val="373737"/>
+                <w:sz w:val="18"/>
+              </w:rPr>
+              <w:t>FederatedGqlBreakDown-BE-claims · FederatedGqlBreakDown-FE-claims</w:t>
             </w:r>
           </w:p>
         </w:tc>
@@ -5828,7 +5984,7 @@
         <w:tc>
           <w:tcPr>
             <w:vAlign w:val="top"/>
-            <w:tcW w:w="1872" w:type="dxa"/>
+            <w:tcW w:w="1728" w:type="dxa"/>
           </w:tcPr>
           <w:p>
             <w:pPr>
@@ -5846,7 +6002,7 @@
         <w:tc>
           <w:tcPr>
             <w:vAlign w:val="top"/>
-            <w:tcW w:w="2448" w:type="dxa"/>
+            <w:tcW w:w="2160" w:type="dxa"/>
           </w:tcPr>
           <w:p>
             <w:pPr>
@@ -5864,6 +6020,24 @@
         <w:tc>
           <w:tcPr>
             <w:vAlign w:val="top"/>
+            <w:tcW w:w="792" w:type="dxa"/>
+          </w:tcPr>
+          <w:p>
+            <w:pPr>
+              <w:jc w:val="left"/>
+            </w:pPr>
+            <w:r>
+              <w:rPr>
+                <w:color w:val="373737"/>
+                <w:sz w:val="18"/>
+              </w:rPr>
+              <w:t>XS</w:t>
+            </w:r>
+          </w:p>
+        </w:tc>
+        <w:tc>
+          <w:tcPr>
+            <w:vAlign w:val="top"/>
             <w:tcW w:w="864" w:type="dxa"/>
           </w:tcPr>
           <w:p>
@@ -5875,7 +6049,79 @@
                 <w:color w:val="373737"/>
                 <w:sz w:val="18"/>
               </w:rPr>
-              <w:t>XS</w:t>
+              <w:t>7</w:t>
+            </w:r>
+          </w:p>
+        </w:tc>
+        <w:tc>
+          <w:tcPr>
+            <w:vAlign w:val="top"/>
+            <w:tcW w:w="576" w:type="dxa"/>
+          </w:tcPr>
+          <w:p>
+            <w:pPr>
+              <w:jc w:val="left"/>
+            </w:pPr>
+            <w:r>
+              <w:rPr>
+                <w:color w:val="373737"/>
+                <w:sz w:val="18"/>
+              </w:rPr>
+              <w:t>0</w:t>
+            </w:r>
+          </w:p>
+        </w:tc>
+        <w:tc>
+          <w:tcPr>
+            <w:vAlign w:val="top"/>
+            <w:tcW w:w="576" w:type="dxa"/>
+          </w:tcPr>
+          <w:p>
+            <w:pPr>
+              <w:jc w:val="left"/>
+            </w:pPr>
+            <w:r>
+              <w:rPr>
+                <w:color w:val="373737"/>
+                <w:sz w:val="18"/>
+              </w:rPr>
+              <w:t>0</w:t>
+            </w:r>
+          </w:p>
+        </w:tc>
+        <w:tc>
+          <w:tcPr>
+            <w:vAlign w:val="top"/>
+            <w:tcW w:w="576" w:type="dxa"/>
+          </w:tcPr>
+          <w:p>
+            <w:pPr>
+              <w:jc w:val="left"/>
+            </w:pPr>
+            <w:r>
+              <w:rPr>
+                <w:color w:val="373737"/>
+                <w:sz w:val="18"/>
+              </w:rPr>
+              <w:t>2</w:t>
+            </w:r>
+          </w:p>
+        </w:tc>
+        <w:tc>
+          <w:tcPr>
+            <w:vAlign w:val="top"/>
+            <w:tcW w:w="576" w:type="dxa"/>
+          </w:tcPr>
+          <w:p>
+            <w:pPr>
+              <w:jc w:val="left"/>
+            </w:pPr>
+            <w:r>
+              <w:rPr>
+                <w:color w:val="373737"/>
+                <w:sz w:val="18"/>
+              </w:rPr>
+              <w:t>5</w:t>
             </w:r>
           </w:p>
         </w:tc>
@@ -5893,60 +6139,6 @@
                 <w:color w:val="373737"/>
                 <w:sz w:val="18"/>
               </w:rPr>
-              <w:t>7</w:t>
-            </w:r>
-          </w:p>
-        </w:tc>
-        <w:tc>
-          <w:tcPr>
-            <w:vAlign w:val="top"/>
-            <w:tcW w:w="648" w:type="dxa"/>
-          </w:tcPr>
-          <w:p>
-            <w:pPr>
-              <w:jc w:val="left"/>
-            </w:pPr>
-            <w:r>
-              <w:rPr>
-                <w:color w:val="373737"/>
-                <w:sz w:val="18"/>
-              </w:rPr>
-              <w:t>0</w:t>
-            </w:r>
-          </w:p>
-        </w:tc>
-        <w:tc>
-          <w:tcPr>
-            <w:vAlign w:val="top"/>
-            <w:tcW w:w="648" w:type="dxa"/>
-          </w:tcPr>
-          <w:p>
-            <w:pPr>
-              <w:jc w:val="left"/>
-            </w:pPr>
-            <w:r>
-              <w:rPr>
-                <w:color w:val="373737"/>
-                <w:sz w:val="18"/>
-              </w:rPr>
-              <w:t>0</w:t>
-            </w:r>
-          </w:p>
-        </w:tc>
-        <w:tc>
-          <w:tcPr>
-            <w:vAlign w:val="top"/>
-            <w:tcW w:w="648" w:type="dxa"/>
-          </w:tcPr>
-          <w:p>
-            <w:pPr>
-              <w:jc w:val="left"/>
-            </w:pPr>
-            <w:r>
-              <w:rPr>
-                <w:color w:val="373737"/>
-                <w:sz w:val="18"/>
-              </w:rPr>
               <w:t>2</w:t>
             </w:r>
           </w:p>
@@ -5954,36 +6146,36 @@
         <w:tc>
           <w:tcPr>
             <w:vAlign w:val="top"/>
-            <w:tcW w:w="648" w:type="dxa"/>
-          </w:tcPr>
-          <w:p>
-            <w:pPr>
-              <w:jc w:val="left"/>
-            </w:pPr>
-            <w:r>
-              <w:rPr>
-                <w:color w:val="373737"/>
-                <w:sz w:val="18"/>
-              </w:rPr>
-              <w:t>5</w:t>
-            </w:r>
-          </w:p>
-        </w:tc>
-        <w:tc>
-          <w:tcPr>
-            <w:vAlign w:val="top"/>
-            <w:tcW w:w="2592" w:type="dxa"/>
-          </w:tcPr>
-          <w:p>
-            <w:pPr>
-              <w:jc w:val="left"/>
-            </w:pPr>
-            <w:r>
-              <w:rPr>
-                <w:color w:val="373737"/>
-                <w:sz w:val="18"/>
-              </w:rPr>
-              <w:t>FederatedGqlBreakDown-BE-impression</w:t>
+            <w:tcW w:w="1007" w:type="dxa"/>
+          </w:tcPr>
+          <w:p>
+            <w:pPr>
+              <w:jc w:val="left"/>
+            </w:pPr>
+            <w:r>
+              <w:rPr>
+                <w:color w:val="373737"/>
+                <w:sz w:val="18"/>
+              </w:rPr>
+              <w:t>3–5d</w:t>
+            </w:r>
+          </w:p>
+        </w:tc>
+        <w:tc>
+          <w:tcPr>
+            <w:vAlign w:val="top"/>
+            <w:tcW w:w="2880" w:type="dxa"/>
+          </w:tcPr>
+          <w:p>
+            <w:pPr>
+              <w:jc w:val="left"/>
+            </w:pPr>
+            <w:r>
+              <w:rPr>
+                <w:color w:val="373737"/>
+                <w:sz w:val="18"/>
+              </w:rPr>
+              <w:t>FederatedGqlBreakDown-BE-impression · FederatedGqlBreakDown-FE-impression</w:t>
             </w:r>
           </w:p>
         </w:tc>
@@ -6012,7 +6204,7 @@
           <w:tcPr>
             <w:shd w:val="clear" w:color="auto" w:fill="F5F8FF"/>
             <w:vAlign w:val="top"/>
-            <w:tcW w:w="1872" w:type="dxa"/>
+            <w:tcW w:w="1728" w:type="dxa"/>
           </w:tcPr>
           <w:p>
             <w:pPr>
@@ -6031,7 +6223,7 @@
           <w:tcPr>
             <w:shd w:val="clear" w:color="auto" w:fill="F5F8FF"/>
             <w:vAlign w:val="top"/>
-            <w:tcW w:w="2448" w:type="dxa"/>
+            <w:tcW w:w="2160" w:type="dxa"/>
           </w:tcPr>
           <w:p>
             <w:pPr>
@@ -6050,6 +6242,25 @@
           <w:tcPr>
             <w:shd w:val="clear" w:color="auto" w:fill="F5F8FF"/>
             <w:vAlign w:val="top"/>
+            <w:tcW w:w="792" w:type="dxa"/>
+          </w:tcPr>
+          <w:p>
+            <w:pPr>
+              <w:jc w:val="left"/>
+            </w:pPr>
+            <w:r>
+              <w:rPr>
+                <w:color w:val="373737"/>
+                <w:sz w:val="18"/>
+              </w:rPr>
+              <w:t>M</w:t>
+            </w:r>
+          </w:p>
+        </w:tc>
+        <w:tc>
+          <w:tcPr>
+            <w:shd w:val="clear" w:color="auto" w:fill="F5F8FF"/>
+            <w:vAlign w:val="top"/>
             <w:tcW w:w="864" w:type="dxa"/>
           </w:tcPr>
           <w:p>
@@ -6061,7 +6272,7 @@
                 <w:color w:val="373737"/>
                 <w:sz w:val="18"/>
               </w:rPr>
-              <w:t>M</w:t>
+              <w:t>14</w:t>
             </w:r>
           </w:p>
         </w:tc>
@@ -6069,6 +6280,82 @@
           <w:tcPr>
             <w:shd w:val="clear" w:color="auto" w:fill="F5F8FF"/>
             <w:vAlign w:val="top"/>
+            <w:tcW w:w="576" w:type="dxa"/>
+          </w:tcPr>
+          <w:p>
+            <w:pPr>
+              <w:jc w:val="left"/>
+            </w:pPr>
+            <w:r>
+              <w:rPr>
+                <w:color w:val="373737"/>
+                <w:sz w:val="18"/>
+              </w:rPr>
+              <w:t>0</w:t>
+            </w:r>
+          </w:p>
+        </w:tc>
+        <w:tc>
+          <w:tcPr>
+            <w:shd w:val="clear" w:color="auto" w:fill="F5F8FF"/>
+            <w:vAlign w:val="top"/>
+            <w:tcW w:w="576" w:type="dxa"/>
+          </w:tcPr>
+          <w:p>
+            <w:pPr>
+              <w:jc w:val="left"/>
+            </w:pPr>
+            <w:r>
+              <w:rPr>
+                <w:color w:val="373737"/>
+                <w:sz w:val="18"/>
+              </w:rPr>
+              <w:t>1</w:t>
+            </w:r>
+          </w:p>
+        </w:tc>
+        <w:tc>
+          <w:tcPr>
+            <w:shd w:val="clear" w:color="auto" w:fill="F5F8FF"/>
+            <w:vAlign w:val="top"/>
+            <w:tcW w:w="576" w:type="dxa"/>
+          </w:tcPr>
+          <w:p>
+            <w:pPr>
+              <w:jc w:val="left"/>
+            </w:pPr>
+            <w:r>
+              <w:rPr>
+                <w:color w:val="373737"/>
+                <w:sz w:val="18"/>
+              </w:rPr>
+              <w:t>8</w:t>
+            </w:r>
+          </w:p>
+        </w:tc>
+        <w:tc>
+          <w:tcPr>
+            <w:shd w:val="clear" w:color="auto" w:fill="F5F8FF"/>
+            <w:vAlign w:val="top"/>
+            <w:tcW w:w="576" w:type="dxa"/>
+          </w:tcPr>
+          <w:p>
+            <w:pPr>
+              <w:jc w:val="left"/>
+            </w:pPr>
+            <w:r>
+              <w:rPr>
+                <w:color w:val="373737"/>
+                <w:sz w:val="18"/>
+              </w:rPr>
+              <w:t>5</w:t>
+            </w:r>
+          </w:p>
+        </w:tc>
+        <w:tc>
+          <w:tcPr>
+            <w:shd w:val="clear" w:color="auto" w:fill="F5F8FF"/>
+            <w:vAlign w:val="top"/>
             <w:tcW w:w="864" w:type="dxa"/>
           </w:tcPr>
           <w:p>
@@ -6080,7 +6367,7 @@
                 <w:color w:val="373737"/>
                 <w:sz w:val="18"/>
               </w:rPr>
-              <w:t>20</w:t>
+              <w:t>4</w:t>
             </w:r>
           </w:p>
         </w:tc>
@@ -6088,18 +6375,18 @@
           <w:tcPr>
             <w:shd w:val="clear" w:color="auto" w:fill="F5F8FF"/>
             <w:vAlign w:val="top"/>
-            <w:tcW w:w="648" w:type="dxa"/>
-          </w:tcPr>
-          <w:p>
-            <w:pPr>
-              <w:jc w:val="left"/>
-            </w:pPr>
-            <w:r>
-              <w:rPr>
-                <w:color w:val="373737"/>
-                <w:sz w:val="18"/>
-              </w:rPr>
-              <w:t>0</w:t>
+            <w:tcW w:w="1007" w:type="dxa"/>
+          </w:tcPr>
+          <w:p>
+            <w:pPr>
+              <w:jc w:val="left"/>
+            </w:pPr>
+            <w:r>
+              <w:rPr>
+                <w:color w:val="373737"/>
+                <w:sz w:val="18"/>
+              </w:rPr>
+              <w:t>12–19d</w:t>
             </w:r>
           </w:p>
         </w:tc>
@@ -6107,75 +6394,18 @@
           <w:tcPr>
             <w:shd w:val="clear" w:color="auto" w:fill="F5F8FF"/>
             <w:vAlign w:val="top"/>
-            <w:tcW w:w="648" w:type="dxa"/>
-          </w:tcPr>
-          <w:p>
-            <w:pPr>
-              <w:jc w:val="left"/>
-            </w:pPr>
-            <w:r>
-              <w:rPr>
-                <w:color w:val="373737"/>
-                <w:sz w:val="18"/>
-              </w:rPr>
-              <w:t>1</w:t>
-            </w:r>
-          </w:p>
-        </w:tc>
-        <w:tc>
-          <w:tcPr>
-            <w:shd w:val="clear" w:color="auto" w:fill="F5F8FF"/>
-            <w:vAlign w:val="top"/>
-            <w:tcW w:w="648" w:type="dxa"/>
-          </w:tcPr>
-          <w:p>
-            <w:pPr>
-              <w:jc w:val="left"/>
-            </w:pPr>
-            <w:r>
-              <w:rPr>
-                <w:color w:val="373737"/>
-                <w:sz w:val="18"/>
-              </w:rPr>
-              <w:t>6</w:t>
-            </w:r>
-          </w:p>
-        </w:tc>
-        <w:tc>
-          <w:tcPr>
-            <w:shd w:val="clear" w:color="auto" w:fill="F5F8FF"/>
-            <w:vAlign w:val="top"/>
-            <w:tcW w:w="648" w:type="dxa"/>
-          </w:tcPr>
-          <w:p>
-            <w:pPr>
-              <w:jc w:val="left"/>
-            </w:pPr>
-            <w:r>
-              <w:rPr>
-                <w:color w:val="373737"/>
-                <w:sz w:val="18"/>
-              </w:rPr>
-              <w:t>13</w:t>
-            </w:r>
-          </w:p>
-        </w:tc>
-        <w:tc>
-          <w:tcPr>
-            <w:shd w:val="clear" w:color="auto" w:fill="F5F8FF"/>
-            <w:vAlign w:val="top"/>
-            <w:tcW w:w="2592" w:type="dxa"/>
-          </w:tcPr>
-          <w:p>
-            <w:pPr>
-              <w:jc w:val="left"/>
-            </w:pPr>
-            <w:r>
-              <w:rPr>
-                <w:color w:val="373737"/>
-                <w:sz w:val="18"/>
-              </w:rPr>
-              <w:t>FederatedGqlBreakDown-BE-measurement</w:t>
+            <w:tcW w:w="2880" w:type="dxa"/>
+          </w:tcPr>
+          <w:p>
+            <w:pPr>
+              <w:jc w:val="left"/>
+            </w:pPr>
+            <w:r>
+              <w:rPr>
+                <w:color w:val="373737"/>
+                <w:sz w:val="18"/>
+              </w:rPr>
+              <w:t>FederatedGqlBreakDown-BE-measurement · FederatedGqlBreakDown-FE-measurement</w:t>
             </w:r>
           </w:p>
         </w:tc>
@@ -6202,7 +6432,7 @@
         <w:tc>
           <w:tcPr>
             <w:vAlign w:val="top"/>
-            <w:tcW w:w="1872" w:type="dxa"/>
+            <w:tcW w:w="1728" w:type="dxa"/>
           </w:tcPr>
           <w:p>
             <w:pPr>
@@ -6220,7 +6450,7 @@
         <w:tc>
           <w:tcPr>
             <w:vAlign w:val="top"/>
-            <w:tcW w:w="2448" w:type="dxa"/>
+            <w:tcW w:w="2160" w:type="dxa"/>
           </w:tcPr>
           <w:p>
             <w:pPr>
@@ -6238,6 +6468,24 @@
         <w:tc>
           <w:tcPr>
             <w:vAlign w:val="top"/>
+            <w:tcW w:w="792" w:type="dxa"/>
+          </w:tcPr>
+          <w:p>
+            <w:pPr>
+              <w:jc w:val="left"/>
+            </w:pPr>
+            <w:r>
+              <w:rPr>
+                <w:color w:val="373737"/>
+                <w:sz w:val="18"/>
+              </w:rPr>
+              <w:t>L</w:t>
+            </w:r>
+          </w:p>
+        </w:tc>
+        <w:tc>
+          <w:tcPr>
+            <w:vAlign w:val="top"/>
             <w:tcW w:w="864" w:type="dxa"/>
           </w:tcPr>
           <w:p>
@@ -6249,7 +6497,79 @@
                 <w:color w:val="373737"/>
                 <w:sz w:val="18"/>
               </w:rPr>
-              <w:t>L</w:t>
+              <w:t>18</w:t>
+            </w:r>
+          </w:p>
+        </w:tc>
+        <w:tc>
+          <w:tcPr>
+            <w:vAlign w:val="top"/>
+            <w:tcW w:w="576" w:type="dxa"/>
+          </w:tcPr>
+          <w:p>
+            <w:pPr>
+              <w:jc w:val="left"/>
+            </w:pPr>
+            <w:r>
+              <w:rPr>
+                <w:color w:val="373737"/>
+                <w:sz w:val="18"/>
+              </w:rPr>
+              <w:t>0</w:t>
+            </w:r>
+          </w:p>
+        </w:tc>
+        <w:tc>
+          <w:tcPr>
+            <w:vAlign w:val="top"/>
+            <w:tcW w:w="576" w:type="dxa"/>
+          </w:tcPr>
+          <w:p>
+            <w:pPr>
+              <w:jc w:val="left"/>
+            </w:pPr>
+            <w:r>
+              <w:rPr>
+                <w:color w:val="373737"/>
+                <w:sz w:val="18"/>
+              </w:rPr>
+              <w:t>2</w:t>
+            </w:r>
+          </w:p>
+        </w:tc>
+        <w:tc>
+          <w:tcPr>
+            <w:vAlign w:val="top"/>
+            <w:tcW w:w="576" w:type="dxa"/>
+          </w:tcPr>
+          <w:p>
+            <w:pPr>
+              <w:jc w:val="left"/>
+            </w:pPr>
+            <w:r>
+              <w:rPr>
+                <w:color w:val="373737"/>
+                <w:sz w:val="18"/>
+              </w:rPr>
+              <w:t>11</w:t>
+            </w:r>
+          </w:p>
+        </w:tc>
+        <w:tc>
+          <w:tcPr>
+            <w:vAlign w:val="top"/>
+            <w:tcW w:w="576" w:type="dxa"/>
+          </w:tcPr>
+          <w:p>
+            <w:pPr>
+              <w:jc w:val="left"/>
+            </w:pPr>
+            <w:r>
+              <w:rPr>
+                <w:color w:val="373737"/>
+                <w:sz w:val="18"/>
+              </w:rPr>
+              <w:t>5</w:t>
             </w:r>
           </w:p>
         </w:tc>
@@ -6267,97 +6587,43 @@
                 <w:color w:val="373737"/>
                 <w:sz w:val="18"/>
               </w:rPr>
-              <w:t>24</w:t>
-            </w:r>
-          </w:p>
-        </w:tc>
-        <w:tc>
-          <w:tcPr>
-            <w:vAlign w:val="top"/>
-            <w:tcW w:w="648" w:type="dxa"/>
-          </w:tcPr>
-          <w:p>
-            <w:pPr>
-              <w:jc w:val="left"/>
-            </w:pPr>
-            <w:r>
-              <w:rPr>
-                <w:color w:val="373737"/>
-                <w:sz w:val="18"/>
-              </w:rPr>
-              <w:t>0</w:t>
-            </w:r>
-          </w:p>
-        </w:tc>
-        <w:tc>
-          <w:tcPr>
-            <w:vAlign w:val="top"/>
-            <w:tcW w:w="648" w:type="dxa"/>
-          </w:tcPr>
-          <w:p>
-            <w:pPr>
-              <w:jc w:val="left"/>
-            </w:pPr>
-            <w:r>
-              <w:rPr>
-                <w:color w:val="373737"/>
-                <w:sz w:val="18"/>
-              </w:rPr>
-              <w:t>2</w:t>
-            </w:r>
-          </w:p>
-        </w:tc>
-        <w:tc>
-          <w:tcPr>
-            <w:vAlign w:val="top"/>
-            <w:tcW w:w="648" w:type="dxa"/>
-          </w:tcPr>
-          <w:p>
-            <w:pPr>
-              <w:jc w:val="left"/>
-            </w:pPr>
-            <w:r>
-              <w:rPr>
-                <w:color w:val="373737"/>
-                <w:sz w:val="18"/>
-              </w:rPr>
-              <w:t>9</w:t>
-            </w:r>
-          </w:p>
-        </w:tc>
-        <w:tc>
-          <w:tcPr>
-            <w:vAlign w:val="top"/>
-            <w:tcW w:w="648" w:type="dxa"/>
-          </w:tcPr>
-          <w:p>
-            <w:pPr>
-              <w:jc w:val="left"/>
-            </w:pPr>
-            <w:r>
-              <w:rPr>
-                <w:color w:val="373737"/>
-                <w:sz w:val="18"/>
-              </w:rPr>
-              <w:t>13</w:t>
-            </w:r>
-          </w:p>
-        </w:tc>
-        <w:tc>
-          <w:tcPr>
-            <w:vAlign w:val="top"/>
-            <w:tcW w:w="2592" w:type="dxa"/>
-          </w:tcPr>
-          <w:p>
-            <w:pPr>
-              <w:jc w:val="left"/>
-            </w:pPr>
-            <w:r>
-              <w:rPr>
-                <w:color w:val="373737"/>
-                <w:sz w:val="18"/>
-              </w:rPr>
-              <w:t>FederatedGqlBreakDown-BE-packaging</w:t>
+              <w:t>5</w:t>
+            </w:r>
+          </w:p>
+        </w:tc>
+        <w:tc>
+          <w:tcPr>
+            <w:vAlign w:val="top"/>
+            <w:tcW w:w="1007" w:type="dxa"/>
+          </w:tcPr>
+          <w:p>
+            <w:pPr>
+              <w:jc w:val="left"/>
+            </w:pPr>
+            <w:r>
+              <w:rPr>
+                <w:color w:val="373737"/>
+                <w:sz w:val="18"/>
+              </w:rPr>
+              <w:t>21–33d</w:t>
+            </w:r>
+          </w:p>
+        </w:tc>
+        <w:tc>
+          <w:tcPr>
+            <w:vAlign w:val="top"/>
+            <w:tcW w:w="2880" w:type="dxa"/>
+          </w:tcPr>
+          <w:p>
+            <w:pPr>
+              <w:jc w:val="left"/>
+            </w:pPr>
+            <w:r>
+              <w:rPr>
+                <w:color w:val="373737"/>
+                <w:sz w:val="18"/>
+              </w:rPr>
+              <w:t>FederatedGqlBreakDown-BE-packaging · FederatedGqlBreakDown-FE-packaging</w:t>
             </w:r>
           </w:p>
         </w:tc>
@@ -6386,7 +6652,7 @@
           <w:tcPr>
             <w:shd w:val="clear" w:color="auto" w:fill="F5F8FF"/>
             <w:vAlign w:val="top"/>
-            <w:tcW w:w="1872" w:type="dxa"/>
+            <w:tcW w:w="1728" w:type="dxa"/>
           </w:tcPr>
           <w:p>
             <w:pPr>
@@ -6405,7 +6671,7 @@
           <w:tcPr>
             <w:shd w:val="clear" w:color="auto" w:fill="F5F8FF"/>
             <w:vAlign w:val="top"/>
-            <w:tcW w:w="2448" w:type="dxa"/>
+            <w:tcW w:w="2160" w:type="dxa"/>
           </w:tcPr>
           <w:p>
             <w:pPr>
@@ -6424,6 +6690,25 @@
           <w:tcPr>
             <w:shd w:val="clear" w:color="auto" w:fill="F5F8FF"/>
             <w:vAlign w:val="top"/>
+            <w:tcW w:w="792" w:type="dxa"/>
+          </w:tcPr>
+          <w:p>
+            <w:pPr>
+              <w:jc w:val="left"/>
+            </w:pPr>
+            <w:r>
+              <w:rPr>
+                <w:color w:val="373737"/>
+                <w:sz w:val="18"/>
+              </w:rPr>
+              <w:t>XXL</w:t>
+            </w:r>
+          </w:p>
+        </w:tc>
+        <w:tc>
+          <w:tcPr>
+            <w:shd w:val="clear" w:color="auto" w:fill="F5F8FF"/>
+            <w:vAlign w:val="top"/>
             <w:tcW w:w="864" w:type="dxa"/>
           </w:tcPr>
           <w:p>
@@ -6435,7 +6720,7 @@
                 <w:color w:val="373737"/>
                 <w:sz w:val="18"/>
               </w:rPr>
-              <w:t>XXL</w:t>
+              <w:t>48</w:t>
             </w:r>
           </w:p>
         </w:tc>
@@ -6443,6 +6728,82 @@
           <w:tcPr>
             <w:shd w:val="clear" w:color="auto" w:fill="F5F8FF"/>
             <w:vAlign w:val="top"/>
+            <w:tcW w:w="576" w:type="dxa"/>
+          </w:tcPr>
+          <w:p>
+            <w:pPr>
+              <w:jc w:val="left"/>
+            </w:pPr>
+            <w:r>
+              <w:rPr>
+                <w:color w:val="373737"/>
+                <w:sz w:val="18"/>
+              </w:rPr>
+              <w:t>5</w:t>
+            </w:r>
+          </w:p>
+        </w:tc>
+        <w:tc>
+          <w:tcPr>
+            <w:shd w:val="clear" w:color="auto" w:fill="F5F8FF"/>
+            <w:vAlign w:val="top"/>
+            <w:tcW w:w="576" w:type="dxa"/>
+          </w:tcPr>
+          <w:p>
+            <w:pPr>
+              <w:jc w:val="left"/>
+            </w:pPr>
+            <w:r>
+              <w:rPr>
+                <w:color w:val="373737"/>
+                <w:sz w:val="18"/>
+              </w:rPr>
+              <w:t>4</w:t>
+            </w:r>
+          </w:p>
+        </w:tc>
+        <w:tc>
+          <w:tcPr>
+            <w:shd w:val="clear" w:color="auto" w:fill="F5F8FF"/>
+            <w:vAlign w:val="top"/>
+            <w:tcW w:w="576" w:type="dxa"/>
+          </w:tcPr>
+          <w:p>
+            <w:pPr>
+              <w:jc w:val="left"/>
+            </w:pPr>
+            <w:r>
+              <w:rPr>
+                <w:color w:val="373737"/>
+                <w:sz w:val="18"/>
+              </w:rPr>
+              <w:t>31</w:t>
+            </w:r>
+          </w:p>
+        </w:tc>
+        <w:tc>
+          <w:tcPr>
+            <w:shd w:val="clear" w:color="auto" w:fill="F5F8FF"/>
+            <w:vAlign w:val="top"/>
+            <w:tcW w:w="576" w:type="dxa"/>
+          </w:tcPr>
+          <w:p>
+            <w:pPr>
+              <w:jc w:val="left"/>
+            </w:pPr>
+            <w:r>
+              <w:rPr>
+                <w:color w:val="373737"/>
+                <w:sz w:val="18"/>
+              </w:rPr>
+              <w:t>8</w:t>
+            </w:r>
+          </w:p>
+        </w:tc>
+        <w:tc>
+          <w:tcPr>
+            <w:shd w:val="clear" w:color="auto" w:fill="F5F8FF"/>
+            <w:vAlign w:val="top"/>
             <w:tcW w:w="864" w:type="dxa"/>
           </w:tcPr>
           <w:p>
@@ -6454,7 +6815,7 @@
                 <w:color w:val="373737"/>
                 <w:sz w:val="18"/>
               </w:rPr>
-              <w:t>67</w:t>
+              <w:t>11</w:t>
             </w:r>
           </w:p>
         </w:tc>
@@ -6462,18 +6823,18 @@
           <w:tcPr>
             <w:shd w:val="clear" w:color="auto" w:fill="F5F8FF"/>
             <w:vAlign w:val="top"/>
-            <w:tcW w:w="648" w:type="dxa"/>
-          </w:tcPr>
-          <w:p>
-            <w:pPr>
-              <w:jc w:val="left"/>
-            </w:pPr>
-            <w:r>
-              <w:rPr>
-                <w:color w:val="373737"/>
-                <w:sz w:val="18"/>
-              </w:rPr>
-              <w:t>5</w:t>
+            <w:tcW w:w="1007" w:type="dxa"/>
+          </w:tcPr>
+          <w:p>
+            <w:pPr>
+              <w:jc w:val="left"/>
+            </w:pPr>
+            <w:r>
+              <w:rPr>
+                <w:color w:val="373737"/>
+                <w:sz w:val="18"/>
+              </w:rPr>
+              <w:t>63–97d</w:t>
             </w:r>
           </w:p>
         </w:tc>
@@ -6481,75 +6842,18 @@
           <w:tcPr>
             <w:shd w:val="clear" w:color="auto" w:fill="F5F8FF"/>
             <w:vAlign w:val="top"/>
-            <w:tcW w:w="648" w:type="dxa"/>
-          </w:tcPr>
-          <w:p>
-            <w:pPr>
-              <w:jc w:val="left"/>
-            </w:pPr>
-            <w:r>
-              <w:rPr>
-                <w:color w:val="373737"/>
-                <w:sz w:val="18"/>
-              </w:rPr>
-              <w:t>4</w:t>
-            </w:r>
-          </w:p>
-        </w:tc>
-        <w:tc>
-          <w:tcPr>
-            <w:shd w:val="clear" w:color="auto" w:fill="F5F8FF"/>
-            <w:vAlign w:val="top"/>
-            <w:tcW w:w="648" w:type="dxa"/>
-          </w:tcPr>
-          <w:p>
-            <w:pPr>
-              <w:jc w:val="left"/>
-            </w:pPr>
-            <w:r>
-              <w:rPr>
-                <w:color w:val="373737"/>
-                <w:sz w:val="18"/>
-              </w:rPr>
-              <w:t>25</w:t>
-            </w:r>
-          </w:p>
-        </w:tc>
-        <w:tc>
-          <w:tcPr>
-            <w:shd w:val="clear" w:color="auto" w:fill="F5F8FF"/>
-            <w:vAlign w:val="top"/>
-            <w:tcW w:w="648" w:type="dxa"/>
-          </w:tcPr>
-          <w:p>
-            <w:pPr>
-              <w:jc w:val="left"/>
-            </w:pPr>
-            <w:r>
-              <w:rPr>
-                <w:color w:val="373737"/>
-                <w:sz w:val="18"/>
-              </w:rPr>
-              <w:t>33</w:t>
-            </w:r>
-          </w:p>
-        </w:tc>
-        <w:tc>
-          <w:tcPr>
-            <w:shd w:val="clear" w:color="auto" w:fill="F5F8FF"/>
-            <w:vAlign w:val="top"/>
-            <w:tcW w:w="2592" w:type="dxa"/>
-          </w:tcPr>
-          <w:p>
-            <w:pPr>
-              <w:jc w:val="left"/>
-            </w:pPr>
-            <w:r>
-              <w:rPr>
-                <w:color w:val="373737"/>
-                <w:sz w:val="18"/>
-              </w:rPr>
-              <w:t>FederatedGqlBreakDown-BE-product</w:t>
+            <w:tcW w:w="2880" w:type="dxa"/>
+          </w:tcPr>
+          <w:p>
+            <w:pPr>
+              <w:jc w:val="left"/>
+            </w:pPr>
+            <w:r>
+              <w:rPr>
+                <w:color w:val="373737"/>
+                <w:sz w:val="18"/>
+              </w:rPr>
+              <w:t>FederatedGqlBreakDown-BE-product · FederatedGqlBreakDown-FE-product</w:t>
             </w:r>
           </w:p>
         </w:tc>
@@ -6576,7 +6880,7 @@
         <w:tc>
           <w:tcPr>
             <w:vAlign w:val="top"/>
-            <w:tcW w:w="1872" w:type="dxa"/>
+            <w:tcW w:w="1728" w:type="dxa"/>
           </w:tcPr>
           <w:p>
             <w:pPr>
@@ -6594,7 +6898,7 @@
         <w:tc>
           <w:tcPr>
             <w:vAlign w:val="top"/>
-            <w:tcW w:w="2448" w:type="dxa"/>
+            <w:tcW w:w="2160" w:type="dxa"/>
           </w:tcPr>
           <w:p>
             <w:pPr>
@@ -6612,6 +6916,24 @@
         <w:tc>
           <w:tcPr>
             <w:vAlign w:val="top"/>
+            <w:tcW w:w="792" w:type="dxa"/>
+          </w:tcPr>
+          <w:p>
+            <w:pPr>
+              <w:jc w:val="left"/>
+            </w:pPr>
+            <w:r>
+              <w:rPr>
+                <w:color w:val="373737"/>
+                <w:sz w:val="18"/>
+              </w:rPr>
+              <w:t>M</w:t>
+            </w:r>
+          </w:p>
+        </w:tc>
+        <w:tc>
+          <w:tcPr>
+            <w:vAlign w:val="top"/>
             <w:tcW w:w="864" w:type="dxa"/>
           </w:tcPr>
           <w:p>
@@ -6623,7 +6945,79 @@
                 <w:color w:val="373737"/>
                 <w:sz w:val="18"/>
               </w:rPr>
-              <w:t>M</w:t>
+              <w:t>11</w:t>
+            </w:r>
+          </w:p>
+        </w:tc>
+        <w:tc>
+          <w:tcPr>
+            <w:vAlign w:val="top"/>
+            <w:tcW w:w="576" w:type="dxa"/>
+          </w:tcPr>
+          <w:p>
+            <w:pPr>
+              <w:jc w:val="left"/>
+            </w:pPr>
+            <w:r>
+              <w:rPr>
+                <w:color w:val="373737"/>
+                <w:sz w:val="18"/>
+              </w:rPr>
+              <w:t>0</w:t>
+            </w:r>
+          </w:p>
+        </w:tc>
+        <w:tc>
+          <w:tcPr>
+            <w:vAlign w:val="top"/>
+            <w:tcW w:w="576" w:type="dxa"/>
+          </w:tcPr>
+          <w:p>
+            <w:pPr>
+              <w:jc w:val="left"/>
+            </w:pPr>
+            <w:r>
+              <w:rPr>
+                <w:color w:val="373737"/>
+                <w:sz w:val="18"/>
+              </w:rPr>
+              <w:t>1</w:t>
+            </w:r>
+          </w:p>
+        </w:tc>
+        <w:tc>
+          <w:tcPr>
+            <w:vAlign w:val="top"/>
+            <w:tcW w:w="576" w:type="dxa"/>
+          </w:tcPr>
+          <w:p>
+            <w:pPr>
+              <w:jc w:val="left"/>
+            </w:pPr>
+            <w:r>
+              <w:rPr>
+                <w:color w:val="373737"/>
+                <w:sz w:val="18"/>
+              </w:rPr>
+              <w:t>8</w:t>
+            </w:r>
+          </w:p>
+        </w:tc>
+        <w:tc>
+          <w:tcPr>
+            <w:vAlign w:val="top"/>
+            <w:tcW w:w="576" w:type="dxa"/>
+          </w:tcPr>
+          <w:p>
+            <w:pPr>
+              <w:jc w:val="left"/>
+            </w:pPr>
+            <w:r>
+              <w:rPr>
+                <w:color w:val="373737"/>
+                <w:sz w:val="18"/>
+              </w:rPr>
+              <w:t>2</w:t>
             </w:r>
           </w:p>
         </w:tc>
@@ -6641,97 +7035,43 @@
                 <w:color w:val="373737"/>
                 <w:sz w:val="18"/>
               </w:rPr>
-              <w:t>13</w:t>
-            </w:r>
-          </w:p>
-        </w:tc>
-        <w:tc>
-          <w:tcPr>
-            <w:vAlign w:val="top"/>
-            <w:tcW w:w="648" w:type="dxa"/>
-          </w:tcPr>
-          <w:p>
-            <w:pPr>
-              <w:jc w:val="left"/>
-            </w:pPr>
-            <w:r>
-              <w:rPr>
-                <w:color w:val="373737"/>
-                <w:sz w:val="18"/>
-              </w:rPr>
-              <w:t>0</w:t>
-            </w:r>
-          </w:p>
-        </w:tc>
-        <w:tc>
-          <w:tcPr>
-            <w:vAlign w:val="top"/>
-            <w:tcW w:w="648" w:type="dxa"/>
-          </w:tcPr>
-          <w:p>
-            <w:pPr>
-              <w:jc w:val="left"/>
-            </w:pPr>
-            <w:r>
-              <w:rPr>
-                <w:color w:val="373737"/>
-                <w:sz w:val="18"/>
-              </w:rPr>
-              <w:t>1</w:t>
-            </w:r>
-          </w:p>
-        </w:tc>
-        <w:tc>
-          <w:tcPr>
-            <w:vAlign w:val="top"/>
-            <w:tcW w:w="648" w:type="dxa"/>
-          </w:tcPr>
-          <w:p>
-            <w:pPr>
-              <w:jc w:val="left"/>
-            </w:pPr>
-            <w:r>
-              <w:rPr>
-                <w:color w:val="373737"/>
-                <w:sz w:val="18"/>
-              </w:rPr>
-              <w:t>7</w:t>
-            </w:r>
-          </w:p>
-        </w:tc>
-        <w:tc>
-          <w:tcPr>
-            <w:vAlign w:val="top"/>
-            <w:tcW w:w="648" w:type="dxa"/>
-          </w:tcPr>
-          <w:p>
-            <w:pPr>
-              <w:jc w:val="left"/>
-            </w:pPr>
-            <w:r>
-              <w:rPr>
-                <w:color w:val="373737"/>
-                <w:sz w:val="18"/>
-              </w:rPr>
-              <w:t>5</w:t>
-            </w:r>
-          </w:p>
-        </w:tc>
-        <w:tc>
-          <w:tcPr>
-            <w:vAlign w:val="top"/>
-            <w:tcW w:w="2592" w:type="dxa"/>
-          </w:tcPr>
-          <w:p>
-            <w:pPr>
-              <w:jc w:val="left"/>
-            </w:pPr>
-            <w:r>
-              <w:rPr>
-                <w:color w:val="373737"/>
-                <w:sz w:val="18"/>
-              </w:rPr>
-              <w:t>FederatedGqlBreakDown-BE-productDetails</w:t>
+              <w:t>3</w:t>
+            </w:r>
+          </w:p>
+        </w:tc>
+        <w:tc>
+          <w:tcPr>
+            <w:vAlign w:val="top"/>
+            <w:tcW w:w="1007" w:type="dxa"/>
+          </w:tcPr>
+          <w:p>
+            <w:pPr>
+              <w:jc w:val="left"/>
+            </w:pPr>
+            <w:r>
+              <w:rPr>
+                <w:color w:val="373737"/>
+                <w:sz w:val="18"/>
+              </w:rPr>
+              <w:t>8–12d</w:t>
+            </w:r>
+          </w:p>
+        </w:tc>
+        <w:tc>
+          <w:tcPr>
+            <w:vAlign w:val="top"/>
+            <w:tcW w:w="2880" w:type="dxa"/>
+          </w:tcPr>
+          <w:p>
+            <w:pPr>
+              <w:jc w:val="left"/>
+            </w:pPr>
+            <w:r>
+              <w:rPr>
+                <w:color w:val="373737"/>
+                <w:sz w:val="18"/>
+              </w:rPr>
+              <w:t>FederatedGqlBreakDown-BE-productDetails · FederatedGqlBreakDown-FE-productDetails</w:t>
             </w:r>
           </w:p>
         </w:tc>
@@ -6760,7 +7100,7 @@
           <w:tcPr>
             <w:shd w:val="clear" w:color="auto" w:fill="F5F8FF"/>
             <w:vAlign w:val="top"/>
-            <w:tcW w:w="1872" w:type="dxa"/>
+            <w:tcW w:w="1728" w:type="dxa"/>
           </w:tcPr>
           <w:p>
             <w:pPr>
@@ -6779,7 +7119,7 @@
           <w:tcPr>
             <w:shd w:val="clear" w:color="auto" w:fill="F5F8FF"/>
             <w:vAlign w:val="top"/>
-            <w:tcW w:w="2448" w:type="dxa"/>
+            <w:tcW w:w="2160" w:type="dxa"/>
           </w:tcPr>
           <w:p>
             <w:pPr>
@@ -6798,6 +7138,25 @@
           <w:tcPr>
             <w:shd w:val="clear" w:color="auto" w:fill="F5F8FF"/>
             <w:vAlign w:val="top"/>
+            <w:tcW w:w="792" w:type="dxa"/>
+          </w:tcPr>
+          <w:p>
+            <w:pPr>
+              <w:jc w:val="left"/>
+            </w:pPr>
+            <w:r>
+              <w:rPr>
+                <w:color w:val="373737"/>
+                <w:sz w:val="18"/>
+              </w:rPr>
+              <w:t>M</w:t>
+            </w:r>
+          </w:p>
+        </w:tc>
+        <w:tc>
+          <w:tcPr>
+            <w:shd w:val="clear" w:color="auto" w:fill="F5F8FF"/>
+            <w:vAlign w:val="top"/>
             <w:tcW w:w="864" w:type="dxa"/>
           </w:tcPr>
           <w:p>
@@ -6809,7 +7168,7 @@
                 <w:color w:val="373737"/>
                 <w:sz w:val="18"/>
               </w:rPr>
-              <w:t>M</w:t>
+              <w:t>11</w:t>
             </w:r>
           </w:p>
         </w:tc>
@@ -6817,6 +7176,82 @@
           <w:tcPr>
             <w:shd w:val="clear" w:color="auto" w:fill="F5F8FF"/>
             <w:vAlign w:val="top"/>
+            <w:tcW w:w="576" w:type="dxa"/>
+          </w:tcPr>
+          <w:p>
+            <w:pPr>
+              <w:jc w:val="left"/>
+            </w:pPr>
+            <w:r>
+              <w:rPr>
+                <w:color w:val="373737"/>
+                <w:sz w:val="18"/>
+              </w:rPr>
+              <w:t>0</w:t>
+            </w:r>
+          </w:p>
+        </w:tc>
+        <w:tc>
+          <w:tcPr>
+            <w:shd w:val="clear" w:color="auto" w:fill="F5F8FF"/>
+            <w:vAlign w:val="top"/>
+            <w:tcW w:w="576" w:type="dxa"/>
+          </w:tcPr>
+          <w:p>
+            <w:pPr>
+              <w:jc w:val="left"/>
+            </w:pPr>
+            <w:r>
+              <w:rPr>
+                <w:color w:val="373737"/>
+                <w:sz w:val="18"/>
+              </w:rPr>
+              <w:t>1</w:t>
+            </w:r>
+          </w:p>
+        </w:tc>
+        <w:tc>
+          <w:tcPr>
+            <w:shd w:val="clear" w:color="auto" w:fill="F5F8FF"/>
+            <w:vAlign w:val="top"/>
+            <w:tcW w:w="576" w:type="dxa"/>
+          </w:tcPr>
+          <w:p>
+            <w:pPr>
+              <w:jc w:val="left"/>
+            </w:pPr>
+            <w:r>
+              <w:rPr>
+                <w:color w:val="373737"/>
+                <w:sz w:val="18"/>
+              </w:rPr>
+              <w:t>6</w:t>
+            </w:r>
+          </w:p>
+        </w:tc>
+        <w:tc>
+          <w:tcPr>
+            <w:shd w:val="clear" w:color="auto" w:fill="F5F8FF"/>
+            <w:vAlign w:val="top"/>
+            <w:tcW w:w="576" w:type="dxa"/>
+          </w:tcPr>
+          <w:p>
+            <w:pPr>
+              <w:jc w:val="left"/>
+            </w:pPr>
+            <w:r>
+              <w:rPr>
+                <w:color w:val="373737"/>
+                <w:sz w:val="18"/>
+              </w:rPr>
+              <w:t>4</w:t>
+            </w:r>
+          </w:p>
+        </w:tc>
+        <w:tc>
+          <w:tcPr>
+            <w:shd w:val="clear" w:color="auto" w:fill="F5F8FF"/>
+            <w:vAlign w:val="top"/>
             <w:tcW w:w="864" w:type="dxa"/>
           </w:tcPr>
           <w:p>
@@ -6828,7 +7263,7 @@
                 <w:color w:val="373737"/>
                 <w:sz w:val="18"/>
               </w:rPr>
-              <w:t>13</w:t>
+              <w:t>3</w:t>
             </w:r>
           </w:p>
         </w:tc>
@@ -6836,18 +7271,18 @@
           <w:tcPr>
             <w:shd w:val="clear" w:color="auto" w:fill="F5F8FF"/>
             <w:vAlign w:val="top"/>
-            <w:tcW w:w="648" w:type="dxa"/>
-          </w:tcPr>
-          <w:p>
-            <w:pPr>
-              <w:jc w:val="left"/>
-            </w:pPr>
-            <w:r>
-              <w:rPr>
-                <w:color w:val="373737"/>
-                <w:sz w:val="18"/>
-              </w:rPr>
-              <w:t>0</w:t>
+            <w:tcW w:w="1007" w:type="dxa"/>
+          </w:tcPr>
+          <w:p>
+            <w:pPr>
+              <w:jc w:val="left"/>
+            </w:pPr>
+            <w:r>
+              <w:rPr>
+                <w:color w:val="373737"/>
+                <w:sz w:val="18"/>
+              </w:rPr>
+              <w:t>7–10d</w:t>
             </w:r>
           </w:p>
         </w:tc>
@@ -6855,75 +7290,18 @@
           <w:tcPr>
             <w:shd w:val="clear" w:color="auto" w:fill="F5F8FF"/>
             <w:vAlign w:val="top"/>
-            <w:tcW w:w="648" w:type="dxa"/>
-          </w:tcPr>
-          <w:p>
-            <w:pPr>
-              <w:jc w:val="left"/>
-            </w:pPr>
-            <w:r>
-              <w:rPr>
-                <w:color w:val="373737"/>
-                <w:sz w:val="18"/>
-              </w:rPr>
-              <w:t>1</w:t>
-            </w:r>
-          </w:p>
-        </w:tc>
-        <w:tc>
-          <w:tcPr>
-            <w:shd w:val="clear" w:color="auto" w:fill="F5F8FF"/>
-            <w:vAlign w:val="top"/>
-            <w:tcW w:w="648" w:type="dxa"/>
-          </w:tcPr>
-          <w:p>
-            <w:pPr>
-              <w:jc w:val="left"/>
-            </w:pPr>
-            <w:r>
-              <w:rPr>
-                <w:color w:val="373737"/>
-                <w:sz w:val="18"/>
-              </w:rPr>
-              <w:t>6</w:t>
-            </w:r>
-          </w:p>
-        </w:tc>
-        <w:tc>
-          <w:tcPr>
-            <w:shd w:val="clear" w:color="auto" w:fill="F5F8FF"/>
-            <w:vAlign w:val="top"/>
-            <w:tcW w:w="648" w:type="dxa"/>
-          </w:tcPr>
-          <w:p>
-            <w:pPr>
-              <w:jc w:val="left"/>
-            </w:pPr>
-            <w:r>
-              <w:rPr>
-                <w:color w:val="373737"/>
-                <w:sz w:val="18"/>
-              </w:rPr>
-              <w:t>6</w:t>
-            </w:r>
-          </w:p>
-        </w:tc>
-        <w:tc>
-          <w:tcPr>
-            <w:shd w:val="clear" w:color="auto" w:fill="F5F8FF"/>
-            <w:vAlign w:val="top"/>
-            <w:tcW w:w="2592" w:type="dxa"/>
-          </w:tcPr>
-          <w:p>
-            <w:pPr>
-              <w:jc w:val="left"/>
-            </w:pPr>
-            <w:r>
-              <w:rPr>
-                <w:color w:val="373737"/>
-                <w:sz w:val="18"/>
-              </w:rPr>
-              <w:t>FederatedGqlBreakDown-BE-watchlist</w:t>
+            <w:tcW w:w="2880" w:type="dxa"/>
+          </w:tcPr>
+          <w:p>
+            <w:pPr>
+              <w:jc w:val="left"/>
+            </w:pPr>
+            <w:r>
+              <w:rPr>
+                <w:color w:val="373737"/>
+                <w:sz w:val="18"/>
+              </w:rPr>
+              <w:t>FederatedGqlBreakDown-BE-watchlist · FederatedGqlBreakDown-FE-watchlist</w:t>
             </w:r>
           </w:p>
         </w:tc>
@@ -6950,7 +7328,7 @@
         <w:tc>
           <w:tcPr>
             <w:vAlign w:val="top"/>
-            <w:tcW w:w="1872" w:type="dxa"/>
+            <w:tcW w:w="1728" w:type="dxa"/>
           </w:tcPr>
           <w:p>
             <w:pPr>
@@ -6968,7 +7346,7 @@
         <w:tc>
           <w:tcPr>
             <w:vAlign w:val="top"/>
-            <w:tcW w:w="2448" w:type="dxa"/>
+            <w:tcW w:w="2160" w:type="dxa"/>
           </w:tcPr>
           <w:p>
             <w:pPr>
@@ -6986,6 +7364,24 @@
         <w:tc>
           <w:tcPr>
             <w:vAlign w:val="top"/>
+            <w:tcW w:w="792" w:type="dxa"/>
+          </w:tcPr>
+          <w:p>
+            <w:pPr>
+              <w:jc w:val="left"/>
+            </w:pPr>
+            <w:r>
+              <w:rPr>
+                <w:color w:val="373737"/>
+                <w:sz w:val="18"/>
+              </w:rPr>
+              <w:t>—</w:t>
+            </w:r>
+          </w:p>
+        </w:tc>
+        <w:tc>
+          <w:tcPr>
+            <w:vAlign w:val="top"/>
             <w:tcW w:w="864" w:type="dxa"/>
           </w:tcPr>
           <w:p>
@@ -6997,7 +7393,79 @@
                 <w:color w:val="373737"/>
                 <w:sz w:val="18"/>
               </w:rPr>
-              <w:t>—</w:t>
+              <w:t>148</w:t>
+            </w:r>
+          </w:p>
+        </w:tc>
+        <w:tc>
+          <w:tcPr>
+            <w:vAlign w:val="top"/>
+            <w:tcW w:w="576" w:type="dxa"/>
+          </w:tcPr>
+          <w:p>
+            <w:pPr>
+              <w:jc w:val="left"/>
+            </w:pPr>
+            <w:r>
+              <w:rPr>
+                <w:color w:val="373737"/>
+                <w:sz w:val="18"/>
+              </w:rPr>
+              <w:t>6</w:t>
+            </w:r>
+          </w:p>
+        </w:tc>
+        <w:tc>
+          <w:tcPr>
+            <w:vAlign w:val="top"/>
+            <w:tcW w:w="576" w:type="dxa"/>
+          </w:tcPr>
+          <w:p>
+            <w:pPr>
+              <w:jc w:val="left"/>
+            </w:pPr>
+            <w:r>
+              <w:rPr>
+                <w:color w:val="373737"/>
+                <w:sz w:val="18"/>
+              </w:rPr>
+              <w:t>13</w:t>
+            </w:r>
+          </w:p>
+        </w:tc>
+        <w:tc>
+          <w:tcPr>
+            <w:vAlign w:val="top"/>
+            <w:tcW w:w="576" w:type="dxa"/>
+          </w:tcPr>
+          <w:p>
+            <w:pPr>
+              <w:jc w:val="left"/>
+            </w:pPr>
+            <w:r>
+              <w:rPr>
+                <w:color w:val="373737"/>
+                <w:sz w:val="18"/>
+              </w:rPr>
+              <w:t>93</w:t>
+            </w:r>
+          </w:p>
+        </w:tc>
+        <w:tc>
+          <w:tcPr>
+            <w:vAlign w:val="top"/>
+            <w:tcW w:w="576" w:type="dxa"/>
+          </w:tcPr>
+          <w:p>
+            <w:pPr>
+              <w:jc w:val="left"/>
+            </w:pPr>
+            <w:r>
+              <w:rPr>
+                <w:color w:val="373737"/>
+                <w:sz w:val="18"/>
+              </w:rPr>
+              <w:t>36</w:t>
             </w:r>
           </w:p>
         </w:tc>
@@ -7015,86 +7483,32 @@
                 <w:color w:val="373737"/>
                 <w:sz w:val="18"/>
               </w:rPr>
-              <w:t>200</w:t>
-            </w:r>
-          </w:p>
-        </w:tc>
-        <w:tc>
-          <w:tcPr>
-            <w:vAlign w:val="top"/>
-            <w:tcW w:w="648" w:type="dxa"/>
-          </w:tcPr>
-          <w:p>
-            <w:pPr>
-              <w:jc w:val="left"/>
-            </w:pPr>
-            <w:r>
-              <w:rPr>
-                <w:color w:val="373737"/>
-                <w:sz w:val="18"/>
-              </w:rPr>
-              <w:t>6</w:t>
-            </w:r>
-          </w:p>
-        </w:tc>
-        <w:tc>
-          <w:tcPr>
-            <w:vAlign w:val="top"/>
-            <w:tcW w:w="648" w:type="dxa"/>
-          </w:tcPr>
-          <w:p>
-            <w:pPr>
-              <w:jc w:val="left"/>
-            </w:pPr>
-            <w:r>
-              <w:rPr>
-                <w:color w:val="373737"/>
-                <w:sz w:val="18"/>
-              </w:rPr>
-              <w:t>13</w:t>
-            </w:r>
-          </w:p>
-        </w:tc>
-        <w:tc>
-          <w:tcPr>
-            <w:vAlign w:val="top"/>
-            <w:tcW w:w="648" w:type="dxa"/>
-          </w:tcPr>
-          <w:p>
-            <w:pPr>
-              <w:jc w:val="left"/>
-            </w:pPr>
-            <w:r>
-              <w:rPr>
-                <w:color w:val="373737"/>
-                <w:sz w:val="18"/>
-              </w:rPr>
-              <w:t>76</w:t>
-            </w:r>
-          </w:p>
-        </w:tc>
-        <w:tc>
-          <w:tcPr>
-            <w:vAlign w:val="top"/>
-            <w:tcW w:w="648" w:type="dxa"/>
-          </w:tcPr>
-          <w:p>
-            <w:pPr>
-              <w:jc w:val="left"/>
-            </w:pPr>
-            <w:r>
-              <w:rPr>
-                <w:color w:val="373737"/>
-                <w:sz w:val="18"/>
-              </w:rPr>
-              <w:t>105</w:t>
-            </w:r>
-          </w:p>
-        </w:tc>
-        <w:tc>
-          <w:tcPr>
-            <w:vAlign w:val="top"/>
-            <w:tcW w:w="2592" w:type="dxa"/>
+              <w:t>38</w:t>
+            </w:r>
+          </w:p>
+        </w:tc>
+        <w:tc>
+          <w:tcPr>
+            <w:vAlign w:val="top"/>
+            <w:tcW w:w="1007" w:type="dxa"/>
+          </w:tcPr>
+          <w:p>
+            <w:pPr>
+              <w:jc w:val="left"/>
+            </w:pPr>
+            <w:r>
+              <w:rPr>
+                <w:color w:val="373737"/>
+                <w:sz w:val="18"/>
+              </w:rPr>
+              <w:t>158–245d</w:t>
+            </w:r>
+          </w:p>
+        </w:tc>
+        <w:tc>
+          <w:tcPr>
+            <w:vAlign w:val="top"/>
+            <w:tcW w:w="2880" w:type="dxa"/>
           </w:tcPr>
           <w:p>
             <w:pPr>

--- a/output/summary/Federated+Graphql+Stories+-+BreakDown.docx
+++ b/output/summary/Federated+Graphql+Stories+-+BreakDown.docx
@@ -199,7 +199,7 @@
                 <w:color w:val="373737"/>
                 <w:sz w:val="18"/>
               </w:rPr>
-              <w:t>148</w:t>
+              <w:t>155</w:t>
             </w:r>
           </w:p>
         </w:tc>
@@ -239,7 +239,7 @@
                 <w:color w:val="373737"/>
                 <w:sz w:val="18"/>
               </w:rPr>
-              <w:t>38 · 158–245d single-engineer (per-domain pages FederatedGqlBreakDown-FE-&lt;domain&gt;)</w:t>
+              <w:t>40 · 163–254d single-engineer (per-domain pages FederatedGqlBreakDown-FE-&lt;domain&gt;)</w:t>
             </w:r>
           </w:p>
         </w:tc>
@@ -277,7 +277,7 @@
                 <w:color w:val="373737"/>
                 <w:sz w:val="18"/>
               </w:rPr>
-              <w:t>🔴 6 Very High · 🟠 13 High · 🟡 93 Medium · 🟢 36 Low</w:t>
+              <w:t>🔴 6 Very High · 🟠 13 High · 🟡 96 Medium · 🟢 40 Low</w:t>
             </w:r>
           </w:p>
         </w:tc>
@@ -5601,7 +5601,7 @@
                 <w:color w:val="373737"/>
                 <w:sz w:val="18"/>
               </w:rPr>
-              <w:t>24</w:t>
+              <w:t>25</w:t>
             </w:r>
           </w:p>
         </w:tc>
@@ -5655,7 +5655,7 @@
                 <w:color w:val="373737"/>
                 <w:sz w:val="18"/>
               </w:rPr>
-              <w:t>16</w:t>
+              <w:t>17</w:t>
             </w:r>
           </w:p>
         </w:tc>
@@ -5691,7 +5691,7 @@
                 <w:color w:val="373737"/>
                 <w:sz w:val="18"/>
               </w:rPr>
-              <w:t>6</w:t>
+              <w:t>7</w:t>
             </w:r>
           </w:p>
         </w:tc>
@@ -5709,7 +5709,7 @@
                 <w:color w:val="373737"/>
                 <w:sz w:val="18"/>
               </w:rPr>
-              <w:t>27–42d</w:t>
+              <w:t>29–46d</w:t>
             </w:r>
           </w:p>
         </w:tc>
@@ -5824,7 +5824,7 @@
                 <w:color w:val="373737"/>
                 <w:sz w:val="18"/>
               </w:rPr>
-              <w:t>15</w:t>
+              <w:t>16</w:t>
             </w:r>
           </w:p>
         </w:tc>
@@ -5900,7 +5900,7 @@
                 <w:color w:val="373737"/>
                 <w:sz w:val="18"/>
               </w:rPr>
-              <w:t>2</w:t>
+              <w:t>3</w:t>
             </w:r>
           </w:p>
         </w:tc>
@@ -6272,7 +6272,7 @@
                 <w:color w:val="373737"/>
                 <w:sz w:val="18"/>
               </w:rPr>
-              <w:t>14</w:t>
+              <w:t>15</w:t>
             </w:r>
           </w:p>
         </w:tc>
@@ -6348,7 +6348,7 @@
                 <w:color w:val="373737"/>
                 <w:sz w:val="18"/>
               </w:rPr>
-              <w:t>5</w:t>
+              <w:t>6</w:t>
             </w:r>
           </w:p>
         </w:tc>
@@ -6720,7 +6720,7 @@
                 <w:color w:val="373737"/>
                 <w:sz w:val="18"/>
               </w:rPr>
-              <w:t>48</w:t>
+              <w:t>51</w:t>
             </w:r>
           </w:p>
         </w:tc>
@@ -6777,7 +6777,7 @@
                 <w:color w:val="373737"/>
                 <w:sz w:val="18"/>
               </w:rPr>
-              <w:t>31</w:t>
+              <w:t>33</w:t>
             </w:r>
           </w:p>
         </w:tc>
@@ -6796,7 +6796,7 @@
                 <w:color w:val="373737"/>
                 <w:sz w:val="18"/>
               </w:rPr>
-              <w:t>8</w:t>
+              <w:t>9</w:t>
             </w:r>
           </w:p>
         </w:tc>
@@ -6815,7 +6815,7 @@
                 <w:color w:val="373737"/>
                 <w:sz w:val="18"/>
               </w:rPr>
-              <w:t>11</w:t>
+              <w:t>12</w:t>
             </w:r>
           </w:p>
         </w:tc>
@@ -6834,7 +6834,7 @@
                 <w:color w:val="373737"/>
                 <w:sz w:val="18"/>
               </w:rPr>
-              <w:t>63–97d</w:t>
+              <w:t>66–102d</w:t>
             </w:r>
           </w:p>
         </w:tc>
@@ -7168,7 +7168,7 @@
                 <w:color w:val="373737"/>
                 <w:sz w:val="18"/>
               </w:rPr>
-              <w:t>11</w:t>
+              <w:t>12</w:t>
             </w:r>
           </w:p>
         </w:tc>
@@ -7244,7 +7244,7 @@
                 <w:color w:val="373737"/>
                 <w:sz w:val="18"/>
               </w:rPr>
-              <w:t>4</w:t>
+              <w:t>5</w:t>
             </w:r>
           </w:p>
         </w:tc>
@@ -7393,7 +7393,7 @@
                 <w:color w:val="373737"/>
                 <w:sz w:val="18"/>
               </w:rPr>
-              <w:t>148</w:t>
+              <w:t>155</w:t>
             </w:r>
           </w:p>
         </w:tc>
@@ -7447,7 +7447,7 @@
                 <w:color w:val="373737"/>
                 <w:sz w:val="18"/>
               </w:rPr>
-              <w:t>93</w:t>
+              <w:t>96</w:t>
             </w:r>
           </w:p>
         </w:tc>
@@ -7465,7 +7465,7 @@
                 <w:color w:val="373737"/>
                 <w:sz w:val="18"/>
               </w:rPr>
-              <w:t>36</w:t>
+              <w:t>40</w:t>
             </w:r>
           </w:p>
         </w:tc>
@@ -7483,7 +7483,7 @@
                 <w:color w:val="373737"/>
                 <w:sz w:val="18"/>
               </w:rPr>
-              <w:t>38</w:t>
+              <w:t>40</w:t>
             </w:r>
           </w:p>
         </w:tc>
@@ -7501,7 +7501,7 @@
                 <w:color w:val="373737"/>
                 <w:sz w:val="18"/>
               </w:rPr>
-              <w:t>158–245d</w:t>
+              <w:t>163–254d</w:t>
             </w:r>
           </w:p>
         </w:tc>

--- a/output/summary/Federated+Graphql+Stories+-+BreakDown.docx
+++ b/output/summary/Federated+Graphql+Stories+-+BreakDown.docx
@@ -199,7 +199,7 @@
                 <w:color w:val="373737"/>
                 <w:sz w:val="18"/>
               </w:rPr>
-              <w:t>155</w:t>
+              <w:t>208</w:t>
             </w:r>
           </w:p>
         </w:tc>
@@ -277,7 +277,7 @@
                 <w:color w:val="373737"/>
                 <w:sz w:val="18"/>
               </w:rPr>
-              <w:t>🔴 6 Very High · 🟠 13 High · 🟡 96 Medium · 🟢 40 Low</w:t>
+              <w:t>🔴 6 Very High · 🟠 13 High · 🟡 79 Medium · 🟢 110 Low</w:t>
             </w:r>
           </w:p>
         </w:tc>
@@ -5601,7 +5601,7 @@
                 <w:color w:val="373737"/>
                 <w:sz w:val="18"/>
               </w:rPr>
-              <w:t>25</w:t>
+              <w:t>37</w:t>
             </w:r>
           </w:p>
         </w:tc>
@@ -5655,7 +5655,7 @@
                 <w:color w:val="373737"/>
                 <w:sz w:val="18"/>
               </w:rPr>
-              <w:t>17</w:t>
+              <w:t>13</w:t>
             </w:r>
           </w:p>
         </w:tc>
@@ -5673,7 +5673,7 @@
                 <w:color w:val="373737"/>
                 <w:sz w:val="18"/>
               </w:rPr>
-              <w:t>5</w:t>
+              <w:t>21</w:t>
             </w:r>
           </w:p>
         </w:tc>
@@ -5824,7 +5824,7 @@
                 <w:color w:val="373737"/>
                 <w:sz w:val="18"/>
               </w:rPr>
-              <w:t>16</w:t>
+              <w:t>21</w:t>
             </w:r>
           </w:p>
         </w:tc>
@@ -5881,7 +5881,7 @@
                 <w:color w:val="373737"/>
                 <w:sz w:val="18"/>
               </w:rPr>
-              <w:t>11</w:t>
+              <w:t>9</w:t>
             </w:r>
           </w:p>
         </w:tc>
@@ -5900,7 +5900,7 @@
                 <w:color w:val="373737"/>
                 <w:sz w:val="18"/>
               </w:rPr>
-              <w:t>3</w:t>
+              <w:t>10</w:t>
             </w:r>
           </w:p>
         </w:tc>
@@ -6049,7 +6049,7 @@
                 <w:color w:val="373737"/>
                 <w:sz w:val="18"/>
               </w:rPr>
-              <w:t>7</w:t>
+              <w:t>8</w:t>
             </w:r>
           </w:p>
         </w:tc>
@@ -6121,7 +6121,7 @@
                 <w:color w:val="373737"/>
                 <w:sz w:val="18"/>
               </w:rPr>
-              <w:t>5</w:t>
+              <w:t>6</w:t>
             </w:r>
           </w:p>
         </w:tc>
@@ -6272,7 +6272,7 @@
                 <w:color w:val="373737"/>
                 <w:sz w:val="18"/>
               </w:rPr>
-              <w:t>15</w:t>
+              <w:t>21</w:t>
             </w:r>
           </w:p>
         </w:tc>
@@ -6329,7 +6329,7 @@
                 <w:color w:val="373737"/>
                 <w:sz w:val="18"/>
               </w:rPr>
-              <w:t>8</w:t>
+              <w:t>6</w:t>
             </w:r>
           </w:p>
         </w:tc>
@@ -6348,7 +6348,7 @@
                 <w:color w:val="373737"/>
                 <w:sz w:val="18"/>
               </w:rPr>
-              <w:t>6</w:t>
+              <w:t>14</w:t>
             </w:r>
           </w:p>
         </w:tc>
@@ -6497,7 +6497,7 @@
                 <w:color w:val="373737"/>
                 <w:sz w:val="18"/>
               </w:rPr>
-              <w:t>18</w:t>
+              <w:t>24</w:t>
             </w:r>
           </w:p>
         </w:tc>
@@ -6551,7 +6551,7 @@
                 <w:color w:val="373737"/>
                 <w:sz w:val="18"/>
               </w:rPr>
-              <w:t>11</w:t>
+              <w:t>9</w:t>
             </w:r>
           </w:p>
         </w:tc>
@@ -6569,7 +6569,7 @@
                 <w:color w:val="373737"/>
                 <w:sz w:val="18"/>
               </w:rPr>
-              <w:t>5</w:t>
+              <w:t>13</w:t>
             </w:r>
           </w:p>
         </w:tc>
@@ -6720,7 +6720,7 @@
                 <w:color w:val="373737"/>
                 <w:sz w:val="18"/>
               </w:rPr>
-              <w:t>51</w:t>
+              <w:t>70</w:t>
             </w:r>
           </w:p>
         </w:tc>
@@ -6777,7 +6777,7 @@
                 <w:color w:val="373737"/>
                 <w:sz w:val="18"/>
               </w:rPr>
-              <w:t>33</w:t>
+              <w:t>27</w:t>
             </w:r>
           </w:p>
         </w:tc>
@@ -6796,7 +6796,7 @@
                 <w:color w:val="373737"/>
                 <w:sz w:val="18"/>
               </w:rPr>
-              <w:t>9</w:t>
+              <w:t>34</w:t>
             </w:r>
           </w:p>
         </w:tc>
@@ -6945,7 +6945,7 @@
                 <w:color w:val="373737"/>
                 <w:sz w:val="18"/>
               </w:rPr>
-              <w:t>11</w:t>
+              <w:t>13</w:t>
             </w:r>
           </w:p>
         </w:tc>
@@ -6999,7 +6999,7 @@
                 <w:color w:val="373737"/>
                 <w:sz w:val="18"/>
               </w:rPr>
-              <w:t>8</w:t>
+              <w:t>7</w:t>
             </w:r>
           </w:p>
         </w:tc>
@@ -7017,7 +7017,7 @@
                 <w:color w:val="373737"/>
                 <w:sz w:val="18"/>
               </w:rPr>
-              <w:t>2</w:t>
+              <w:t>5</w:t>
             </w:r>
           </w:p>
         </w:tc>
@@ -7168,7 +7168,7 @@
                 <w:color w:val="373737"/>
                 <w:sz w:val="18"/>
               </w:rPr>
-              <w:t>12</w:t>
+              <w:t>14</w:t>
             </w:r>
           </w:p>
         </w:tc>
@@ -7244,7 +7244,7 @@
                 <w:color w:val="373737"/>
                 <w:sz w:val="18"/>
               </w:rPr>
-              <w:t>5</w:t>
+              <w:t>7</w:t>
             </w:r>
           </w:p>
         </w:tc>
@@ -7393,7 +7393,7 @@
                 <w:color w:val="373737"/>
                 <w:sz w:val="18"/>
               </w:rPr>
-              <w:t>155</w:t>
+              <w:t>208</w:t>
             </w:r>
           </w:p>
         </w:tc>
@@ -7447,7 +7447,7 @@
                 <w:color w:val="373737"/>
                 <w:sz w:val="18"/>
               </w:rPr>
-              <w:t>96</w:t>
+              <w:t>79</w:t>
             </w:r>
           </w:p>
         </w:tc>
@@ -7465,7 +7465,7 @@
                 <w:color w:val="373737"/>
                 <w:sz w:val="18"/>
               </w:rPr>
-              <w:t>40</w:t>
+              <w:t>110</w:t>
             </w:r>
           </w:p>
         </w:tc>

--- a/output/summary/Federated+Graphql+Stories+-+BreakDown.docx
+++ b/output/summary/Federated+Graphql+Stories+-+BreakDown.docx
@@ -22,7 +22,7 @@
           <w:color w:val="444444"/>
           <w:sz w:val="22"/>
         </w:rPr>
-        <w:t>Generated: 2026-07-17  ·  8 domains  ·  spark-internal-graphql → Netflix DGS via Hive Schema Registry</w:t>
+        <w:t>Generated: 2026-07-18  ·  8 domains  ·  spark-internal-graphql → Netflix DGS via Hive Schema Registry</w:t>
       </w:r>
     </w:p>
     <w:tbl>
@@ -199,7 +199,7 @@
                 <w:color w:val="373737"/>
                 <w:sz w:val="18"/>
               </w:rPr>
-              <w:t>208</w:t>
+              <w:t>201</w:t>
             </w:r>
           </w:p>
         </w:tc>
@@ -239,7 +239,7 @@
                 <w:color w:val="373737"/>
                 <w:sz w:val="18"/>
               </w:rPr>
-              <w:t>40 · 163–254d single-engineer (per-domain pages FederatedGqlBreakDown-FE-&lt;domain&gt;)</w:t>
+              <w:t>40 · 163–254d single-engineer (Frontend section of each per-domain FederatedGqlBreakDown-&lt;domain&gt; page)</w:t>
             </w:r>
           </w:p>
         </w:tc>
@@ -277,7 +277,7 @@
                 <w:color w:val="373737"/>
                 <w:sz w:val="18"/>
               </w:rPr>
-              <w:t>🔴 6 Very High · 🟠 13 High · 🟡 79 Medium · 🟢 110 Low</w:t>
+              <w:t>🔴 6 Very High · 🟠 13 High · 🟡 74 Medium · 🟢 108 Low</w:t>
             </w:r>
           </w:p>
         </w:tc>
@@ -317,7 +317,7 @@
                 <w:color w:val="373737"/>
                 <w:sz w:val="18"/>
               </w:rPr>
-              <w:t>2026-07-17</w:t>
+              <w:t>2026-07-18</w:t>
             </w:r>
           </w:p>
         </w:tc>
@@ -536,7 +536,36 @@
           <w:color w:val="373737"/>
           <w:sz w:val="19"/>
         </w:rPr>
-        <w:t xml:space="preserve"> the current gateway obtains per-resource ACL capability tokens. Per the program-level working decision, ACL is </w:t>
+        <w:t xml:space="preserve"> the current gateway obtains per-resource ACL capability tokens. Per ADR-019 (</w:t>
+      </w:r>
+      <w:r>
+        <w:rPr>
+          <w:rFonts w:ascii="Courier New" w:hAnsi="Courier New"/>
+          <w:sz w:val="19"/>
+        </w:rPr>
+        <w:t>complexStories/acl/01-adr-acl-mid-request-update.md</w:t>
+      </w:r>
+      <w:r>
+        <w:rPr>
+          <w:color w:val="373737"/>
+          <w:sz w:val="19"/>
+        </w:rPr>
+        <w:t xml:space="preserve">), permission-check and own-domain-token call sites stay resolver-local (context-only, as before); the 31 downstream-token call sites — where a resolver hands its token to a </w:t>
+      </w:r>
+      <w:r>
+        <w:rPr>
+          <w:i/>
+          <w:color w:val="373737"/>
+          <w:sz w:val="19"/>
+        </w:rPr>
+        <w:t>different</w:t>
+      </w:r>
+      <w:r>
+        <w:rPr>
+          <w:color w:val="373737"/>
+          <w:sz w:val="19"/>
+        </w:rPr>
+        <w:t xml:space="preserve"> domain's loader — use </w:t>
       </w:r>
       <w:r>
         <w:rPr>
@@ -544,28 +573,28 @@
           <w:color w:val="373737"/>
           <w:sz w:val="19"/>
         </w:rPr>
-        <w:t>not</w:t>
+        <w:t>Mid-Request ACL Update</w:t>
       </w:r>
       <w:r>
         <w:rPr>
           <w:color w:val="373737"/>
           <w:sz w:val="19"/>
         </w:rPr>
-        <w:t xml:space="preserve"> re-implemented in the DGS layer — each domain service performs its own access control. Each complex case carries a scenario ADR (</w:t>
+        <w:t xml:space="preserve"> (</w:t>
       </w:r>
       <w:r>
         <w:rPr>
           <w:rFonts w:ascii="Courier New" w:hAnsi="Courier New"/>
           <w:sz w:val="19"/>
         </w:rPr>
-        <w:t>complexStories/*/02-adr-noacl-*.md</w:t>
+        <w:t>SparkSecurityService.updateCurrentUserPermissions(capabilityToken)</w:t>
       </w:r>
       <w:r>
         <w:rPr>
           <w:color w:val="373737"/>
           <w:sz w:val="19"/>
         </w:rPr>
-        <w:t>) recording this assumption's impact; those ratify together with the global decision. ACL is noted in stories for context only.</w:t>
+        <w:t>) before the downstream call. Each complex case's own ADR carries an ACL note applying this classification to its specific call sites.</w:t>
       </w:r>
     </w:p>
     <w:p>
@@ -902,7 +931,7 @@
                 <w:color w:val="373737"/>
                 <w:sz w:val="18"/>
               </w:rPr>
-              <w:t>Phase A–G</w:t>
+              <w:t>Phase A–H</w:t>
             </w:r>
           </w:p>
         </w:tc>
@@ -977,7 +1006,7 @@
           <w:color w:val="1F497D"/>
           <w:sz w:val="28"/>
         </w:rPr>
-        <w:t>The migration phases (A→G) — the order of replacement</w:t>
+        <w:t>The migration phases (A→H) — the order of replacement</w:t>
       </w:r>
     </w:p>
     <w:p>
@@ -1358,21 +1387,7 @@
                 <w:color w:val="373737"/>
                 <w:sz w:val="18"/>
               </w:rPr>
-              <w:t>federation boundaries — one story per cross-domain edge (</w:t>
-            </w:r>
-            <w:r>
-              <w:rPr>
-                <w:rFonts w:ascii="Courier New" w:hAnsi="Courier New"/>
-                <w:sz w:val="18"/>
-              </w:rPr>
-              <w:t>@extends @external</w:t>
-            </w:r>
-            <w:r>
-              <w:rPr>
-                <w:color w:val="373737"/>
-                <w:sz w:val="18"/>
-              </w:rPr>
-              <w:t>)</w:t>
+              <w:t>federation platform work — gateway composition, facade retirement, stub verification, contract alignment (not entity resolution itself)</w:t>
             </w:r>
           </w:p>
         </w:tc>
@@ -1451,6 +1466,106 @@
                 <w:sz w:val="18"/>
               </w:rPr>
               <w:t>CAT-2/CAT-5</w:t>
+            </w:r>
+          </w:p>
+        </w:tc>
+      </w:tr>
+      <w:tr>
+        <w:tc>
+          <w:tcPr>
+            <w:tcW w:type="dxa" w:w="3419"/>
+            <w:vAlign w:val="top"/>
+          </w:tcPr>
+          <w:p>
+            <w:pPr>
+              <w:jc w:val="left"/>
+            </w:pPr>
+            <w:r>
+              <w:rPr>
+                <w:b/>
+                <w:color w:val="373737"/>
+                <w:sz w:val="18"/>
+              </w:rPr>
+              <w:t>H</w:t>
+            </w:r>
+          </w:p>
+        </w:tc>
+        <w:tc>
+          <w:tcPr>
+            <w:tcW w:type="dxa" w:w="3419"/>
+            <w:vAlign w:val="top"/>
+          </w:tcPr>
+          <w:p>
+            <w:pPr>
+              <w:jc w:val="left"/>
+            </w:pPr>
+            <w:r>
+              <w:rPr>
+                <w:color w:val="373737"/>
+                <w:sz w:val="18"/>
+              </w:rPr>
+              <w:t xml:space="preserve">cross-subgraph entity resolution — real </w:t>
+            </w:r>
+            <w:r>
+              <w:rPr>
+                <w:rFonts w:ascii="Courier New" w:hAnsi="Courier New"/>
+                <w:sz w:val="18"/>
+              </w:rPr>
+              <w:t>@DgsEntityFetcher</w:t>
+            </w:r>
+            <w:r>
+              <w:rPr>
+                <w:color w:val="373737"/>
+                <w:sz w:val="18"/>
+              </w:rPr>
+              <w:t>/</w:t>
+            </w:r>
+            <w:r>
+              <w:rPr>
+                <w:rFonts w:ascii="Courier New" w:hAnsi="Courier New"/>
+                <w:sz w:val="18"/>
+              </w:rPr>
+              <w:t>@key</w:t>
+            </w:r>
+            <w:r>
+              <w:rPr>
+                <w:color w:val="373737"/>
+                <w:sz w:val="18"/>
+              </w:rPr>
+              <w:t xml:space="preserve"> fields resolved by a </w:t>
+            </w:r>
+            <w:r>
+              <w:rPr>
+                <w:i/>
+                <w:color w:val="373737"/>
+                <w:sz w:val="18"/>
+              </w:rPr>
+              <w:t>separate</w:t>
+            </w:r>
+            <w:r>
+              <w:rPr>
+                <w:color w:val="373737"/>
+                <w:sz w:val="18"/>
+              </w:rPr>
+              <w:t xml:space="preserve"> subgraph (split out from Phase F)</w:t>
+            </w:r>
+          </w:p>
+        </w:tc>
+        <w:tc>
+          <w:tcPr>
+            <w:tcW w:type="dxa" w:w="3419"/>
+            <w:vAlign w:val="top"/>
+          </w:tcPr>
+          <w:p>
+            <w:pPr>
+              <w:jc w:val="left"/>
+            </w:pPr>
+            <w:r>
+              <w:rPr>
+                <w:color w:val="373737"/>
+                <w:sz w:val="18"/>
+              </w:rPr>
+              <w:t>CAT-4</w:t>
             </w:r>
           </w:p>
         </w:tc>
@@ -1800,7 +1915,7 @@
           <w:color w:val="373737"/>
           <w:sz w:val="19"/>
         </w:rPr>
-        <w:t>domain A–G table</w:t>
+        <w:t>domain A–H table</w:t>
       </w:r>
       <w:r>
         <w:rPr>
@@ -2608,7 +2723,7 @@
                 <w:color w:val="373737"/>
                 <w:sz w:val="18"/>
               </w:rPr>
-              <w:t xml:space="preserve"> (brief + draft ADR-013)</w:t>
+              <w:t xml:space="preserve"> (brief + draft ADR-013 + [story breakdown](../../output/complexStories/non-atomic-write-saga/01-stories.md))</w:t>
             </w:r>
           </w:p>
         </w:tc>
@@ -2626,7 +2741,7 @@
                 <w:color w:val="373737"/>
                 <w:sz w:val="18"/>
               </w:rPr>
-              <w:t xml:space="preserve">🟠 Draft ADR-013 proposed (shared </w:t>
+              <w:t xml:space="preserve">🟠 Draft ADR-013 proposed — shared </w:t>
             </w:r>
             <w:r>
               <w:rPr>
@@ -2640,7 +2755,21 @@
                 <w:color w:val="373737"/>
                 <w:sz w:val="18"/>
               </w:rPr>
-              <w:t>, per-step policy) — ratification pending</w:t>
+              <w:t xml:space="preserve"> module built (</w:t>
+            </w:r>
+            <w:r>
+              <w:rPr>
+                <w:rFonts w:ascii="Courier New" w:hAnsi="Courier New"/>
+                <w:sz w:val="18"/>
+              </w:rPr>
+              <w:t>PRODUCT-BE-E-00</w:t>
+            </w:r>
+            <w:r>
+              <w:rPr>
+                <w:color w:val="373737"/>
+                <w:sz w:val="18"/>
+              </w:rPr>
+              <w:t>, Sprint 0); consumers wired — ratification pending</w:t>
             </w:r>
           </w:p>
         </w:tc>
@@ -2750,7 +2879,21 @@
                 <w:rFonts w:ascii="Courier New" w:hAnsi="Courier New"/>
                 <w:sz w:val="18"/>
               </w:rPr>
-              <w:t>E-03/E-04</w:t>
+              <w:t>E-03</w:t>
+            </w:r>
+            <w:r>
+              <w:rPr>
+                <w:color w:val="373737"/>
+                <w:sz w:val="18"/>
+              </w:rPr>
+              <w:t>/</w:t>
+            </w:r>
+            <w:r>
+              <w:rPr>
+                <w:rFonts w:ascii="Courier New" w:hAnsi="Courier New"/>
+                <w:sz w:val="18"/>
+              </w:rPr>
+              <w:t>E-04</w:t>
             </w:r>
           </w:p>
         </w:tc>
@@ -2795,7 +2938,7 @@
                 <w:color w:val="373737"/>
                 <w:sz w:val="18"/>
               </w:rPr>
-              <w:t xml:space="preserve"> (brief + draft ADR-015)</w:t>
+              <w:t xml:space="preserve"> (brief + draft ADR-015 + [story breakdown](../../output/complexStories/techpack/01-stories.md))</w:t>
             </w:r>
           </w:p>
         </w:tc>
@@ -2814,7 +2957,77 @@
                 <w:color w:val="373737"/>
                 <w:sz w:val="18"/>
               </w:rPr>
-              <w:t>🟠 Draft ADR-015 proposed (facade-then-federate, ADR-015 Option B = catalogue "Option D (hybrid)") — ratification pending</w:t>
+              <w:t>🟠 Draft ADR-015 proposed (facade-then-federate, ADR-015 Option B = catalogue "Option D (hybrid)") — full phase 1–3 story chain built (</w:t>
+            </w:r>
+            <w:r>
+              <w:rPr>
+                <w:rFonts w:ascii="Courier New" w:hAnsi="Courier New"/>
+                <w:sz w:val="18"/>
+              </w:rPr>
+              <w:t>E-03</w:t>
+            </w:r>
+            <w:r>
+              <w:rPr>
+                <w:color w:val="373737"/>
+                <w:sz w:val="18"/>
+              </w:rPr>
+              <w:t>/</w:t>
+            </w:r>
+            <w:r>
+              <w:rPr>
+                <w:rFonts w:ascii="Courier New" w:hAnsi="Courier New"/>
+                <w:sz w:val="18"/>
+              </w:rPr>
+              <w:t>E-04</w:t>
+            </w:r>
+            <w:r>
+              <w:rPr>
+                <w:color w:val="373737"/>
+                <w:sz w:val="18"/>
+              </w:rPr>
+              <w:t xml:space="preserve">, </w:t>
+            </w:r>
+            <w:r>
+              <w:rPr>
+                <w:rFonts w:ascii="Courier New" w:hAnsi="Courier New"/>
+                <w:sz w:val="18"/>
+              </w:rPr>
+              <w:t>H-01</w:t>
+            </w:r>
+            <w:r>
+              <w:rPr>
+                <w:color w:val="373737"/>
+                <w:sz w:val="18"/>
+              </w:rPr>
+              <w:t>–</w:t>
+            </w:r>
+            <w:r>
+              <w:rPr>
+                <w:rFonts w:ascii="Courier New" w:hAnsi="Courier New"/>
+                <w:sz w:val="18"/>
+              </w:rPr>
+              <w:t>H-06</w:t>
+            </w:r>
+            <w:r>
+              <w:rPr>
+                <w:color w:val="373737"/>
+                <w:sz w:val="18"/>
+              </w:rPr>
+              <w:t xml:space="preserve">, </w:t>
+            </w:r>
+            <w:r>
+              <w:rPr>
+                <w:rFonts w:ascii="Courier New" w:hAnsi="Courier New"/>
+                <w:sz w:val="18"/>
+              </w:rPr>
+              <w:t>F-09</w:t>
+            </w:r>
+            <w:r>
+              <w:rPr>
+                <w:color w:val="373737"/>
+                <w:sz w:val="18"/>
+              </w:rPr>
+              <w:t>) — ratification pending</w:t>
             </w:r>
           </w:p>
         </w:tc>
@@ -2977,7 +3190,7 @@
                 <w:color w:val="373737"/>
                 <w:sz w:val="18"/>
               </w:rPr>
-              <w:t xml:space="preserve"> (brief + draft ADR-012)</w:t>
+              <w:t xml:space="preserve"> (brief + draft ADR-012 + [story breakdown](../../output/complexStories/partner-drop-undrop-write/01-stories.md))</w:t>
             </w:r>
           </w:p>
         </w:tc>
@@ -2995,7 +3208,21 @@
                 <w:color w:val="373737"/>
                 <w:sz w:val="18"/>
               </w:rPr>
-              <w:t>🟠 Draft ADR-012 proposed (owner-orchestrated saga + participant contract) — ratification pending</w:t>
+              <w:t xml:space="preserve">🟠 Draft ADR-012 proposed (owner-orchestrated saga + participant contract, via </w:t>
+            </w:r>
+            <w:r>
+              <w:rPr>
+                <w:rFonts w:ascii="Courier New" w:hAnsi="Courier New"/>
+                <w:sz w:val="18"/>
+              </w:rPr>
+              <w:t>PRODUCT-BE-E-00</w:t>
+            </w:r>
+            <w:r>
+              <w:rPr>
+                <w:color w:val="373737"/>
+                <w:sz w:val="18"/>
+              </w:rPr>
+              <w:t>) — ratification pending</w:t>
             </w:r>
           </w:p>
         </w:tc>
@@ -3170,7 +3397,7 @@
                 <w:color w:val="373737"/>
                 <w:sz w:val="18"/>
               </w:rPr>
-              <w:t xml:space="preserve"> (brief + draft ADR-016)</w:t>
+              <w:t xml:space="preserve"> (brief + draft ADR-016 + [story breakdown](../../output/complexStories/notRemovable-undroppable-partners/01-stories.md))</w:t>
             </w:r>
           </w:p>
         </w:tc>
@@ -3429,7 +3656,7 @@
                 <w:color w:val="373737"/>
                 <w:sz w:val="18"/>
               </w:rPr>
-              <w:t xml:space="preserve"> (brief + draft ADR-017)</w:t>
+              <w:t xml:space="preserve"> (brief + draft ADR-017 + [story breakdown](../../output/complexStories/polymorphic-type-resolution/01-stories.md))</w:t>
             </w:r>
           </w:p>
         </w:tc>
@@ -3447,7 +3674,21 @@
                 <w:color w:val="373737"/>
                 <w:sz w:val="18"/>
               </w:rPr>
-              <w:t>🟠 Draft ADR-017 proposed (per-site ports + CI conformance gate) — code→type table to confirm at ratification</w:t>
+              <w:t xml:space="preserve">🟠 Draft ADR-017 proposed (per-site ports + CI conformance gate, </w:t>
+            </w:r>
+            <w:r>
+              <w:rPr>
+                <w:rFonts w:ascii="Courier New" w:hAnsi="Courier New"/>
+                <w:sz w:val="18"/>
+              </w:rPr>
+              <w:t>BOM-BE-A-05</w:t>
+            </w:r>
+            <w:r>
+              <w:rPr>
+                <w:color w:val="373737"/>
+                <w:sz w:val="18"/>
+              </w:rPr>
+              <w:t xml:space="preserve"> built) — code→type table to confirm at ratification</w:t>
             </w:r>
           </w:p>
         </w:tc>
@@ -3642,7 +3883,21 @@
                 <w:color w:val="373737"/>
                 <w:sz w:val="18"/>
               </w:rPr>
-              <w:t>🔴 Open — per-edge rule to decide (no draft ADR yet)</w:t>
+              <w:t xml:space="preserve">🔴 Open — per-edge rule to decide (concludes via </w:t>
+            </w:r>
+            <w:r>
+              <w:rPr>
+                <w:rFonts w:ascii="Courier New" w:hAnsi="Courier New"/>
+                <w:sz w:val="18"/>
+              </w:rPr>
+              <w:t>PRODUCT-BE-S-02</w:t>
+            </w:r>
+            <w:r>
+              <w:rPr>
+                <w:color w:val="373737"/>
+                <w:sz w:val="18"/>
+              </w:rPr>
+              <w:t>, no draft ADR of its own — distinct from 06b/ADR-011 below)</w:t>
             </w:r>
           </w:p>
         </w:tc>
@@ -3883,7 +4138,7 @@
                 <w:color w:val="373737"/>
                 <w:sz w:val="18"/>
               </w:rPr>
-              <w:t xml:space="preserve"> (brief + draft ADR-011)</w:t>
+              <w:t xml:space="preserve"> (brief + draft ADR-011 + [story breakdown](../../output/complexStories/cross-domain-association/01-stories.md))</w:t>
             </w:r>
           </w:p>
         </w:tc>
@@ -3901,7 +4156,49 @@
                 <w:color w:val="373737"/>
                 <w:sz w:val="18"/>
               </w:rPr>
-              <w:t>🟠 Draft ADR-011 proposed (sync orchestration + shared association component) — ratification pending</w:t>
+              <w:t xml:space="preserve">🟠 Draft ADR-011 proposed (sync orchestration + shared association component) — </w:t>
+            </w:r>
+            <w:r>
+              <w:rPr>
+                <w:rFonts w:ascii="Courier New" w:hAnsi="Courier New"/>
+                <w:sz w:val="18"/>
+              </w:rPr>
+              <w:t>D-01</w:t>
+            </w:r>
+            <w:r>
+              <w:rPr>
+                <w:color w:val="373737"/>
+                <w:sz w:val="18"/>
+              </w:rPr>
+              <w:t>/</w:t>
+            </w:r>
+            <w:r>
+              <w:rPr>
+                <w:rFonts w:ascii="Courier New" w:hAnsi="Courier New"/>
+                <w:sz w:val="18"/>
+              </w:rPr>
+              <w:t>D-02</w:t>
+            </w:r>
+            <w:r>
+              <w:rPr>
+                <w:color w:val="373737"/>
+                <w:sz w:val="18"/>
+              </w:rPr>
+              <w:t>/</w:t>
+            </w:r>
+            <w:r>
+              <w:rPr>
+                <w:rFonts w:ascii="Courier New" w:hAnsi="Courier New"/>
+                <w:sz w:val="18"/>
+              </w:rPr>
+              <w:t>D-04</w:t>
+            </w:r>
+            <w:r>
+              <w:rPr>
+                <w:color w:val="373737"/>
+                <w:sz w:val="18"/>
+              </w:rPr>
+              <w:t xml:space="preserve"> ACs updated — ratification pending</w:t>
             </w:r>
           </w:p>
         </w:tc>
@@ -4325,6 +4622,13 @@
               </w:rPr>
               <w:t>complexStories/attachments-enrichment/</w:t>
             </w:r>
+            <w:r>
+              <w:rPr>
+                <w:color w:val="373737"/>
+                <w:sz w:val="18"/>
+              </w:rPr>
+              <w:t xml:space="preserve"> (brief + draft ADR-018 + [story breakdown](../../output/complexStories/attachments-enrichment/01-stories.md))</w:t>
+            </w:r>
           </w:p>
         </w:tc>
       </w:tr>
@@ -4466,6 +4770,13 @@
                 <w:sz w:val="18"/>
               </w:rPr>
               <w:t>complexStories/components-and-counts-rollups/</w:t>
+            </w:r>
+            <w:r>
+              <w:rPr>
+                <w:color w:val="373737"/>
+                <w:sz w:val="18"/>
+              </w:rPr>
+              <w:t xml:space="preserve"> (brief + draft ADR-014 + [story breakdown](../../output/complexStories/components-and-counts-rollups/01-stories.md))</w:t>
             </w:r>
           </w:p>
         </w:tc>
@@ -5727,7 +6038,7 @@
                 <w:color w:val="373737"/>
                 <w:sz w:val="18"/>
               </w:rPr>
-              <w:t>FederatedGqlBreakDown-BE-bom · FederatedGqlBreakDown-FE-bom</w:t>
+              <w:t>FederatedGqlBreakDown-bom</w:t>
             </w:r>
           </w:p>
         </w:tc>
@@ -5824,7 +6135,7 @@
                 <w:color w:val="373737"/>
                 <w:sz w:val="18"/>
               </w:rPr>
-              <w:t>21</w:t>
+              <w:t>20</w:t>
             </w:r>
           </w:p>
         </w:tc>
@@ -5881,7 +6192,7 @@
                 <w:color w:val="373737"/>
                 <w:sz w:val="18"/>
               </w:rPr>
-              <w:t>9</w:t>
+              <w:t>8</w:t>
             </w:r>
           </w:p>
         </w:tc>
@@ -5957,7 +6268,7 @@
                 <w:color w:val="373737"/>
                 <w:sz w:val="18"/>
               </w:rPr>
-              <w:t>FederatedGqlBreakDown-BE-claims · FederatedGqlBreakDown-FE-claims</w:t>
+              <w:t>FederatedGqlBreakDown-claims</w:t>
             </w:r>
           </w:p>
         </w:tc>
@@ -6049,7 +6360,7 @@
                 <w:color w:val="373737"/>
                 <w:sz w:val="18"/>
               </w:rPr>
-              <w:t>8</w:t>
+              <w:t>7</w:t>
             </w:r>
           </w:p>
         </w:tc>
@@ -6121,7 +6432,7 @@
                 <w:color w:val="373737"/>
                 <w:sz w:val="18"/>
               </w:rPr>
-              <w:t>6</w:t>
+              <w:t>5</w:t>
             </w:r>
           </w:p>
         </w:tc>
@@ -6175,7 +6486,7 @@
                 <w:color w:val="373737"/>
                 <w:sz w:val="18"/>
               </w:rPr>
-              <w:t>FederatedGqlBreakDown-BE-impression · FederatedGqlBreakDown-FE-impression</w:t>
+              <w:t>FederatedGqlBreakDown-impression</w:t>
             </w:r>
           </w:p>
         </w:tc>
@@ -6272,7 +6583,7 @@
                 <w:color w:val="373737"/>
                 <w:sz w:val="18"/>
               </w:rPr>
-              <w:t>21</w:t>
+              <w:t>20</w:t>
             </w:r>
           </w:p>
         </w:tc>
@@ -6329,7 +6640,7 @@
                 <w:color w:val="373737"/>
                 <w:sz w:val="18"/>
               </w:rPr>
-              <w:t>6</w:t>
+              <w:t>5</w:t>
             </w:r>
           </w:p>
         </w:tc>
@@ -6405,7 +6716,7 @@
                 <w:color w:val="373737"/>
                 <w:sz w:val="18"/>
               </w:rPr>
-              <w:t>FederatedGqlBreakDown-BE-measurement · FederatedGqlBreakDown-FE-measurement</w:t>
+              <w:t>FederatedGqlBreakDown-measurement</w:t>
             </w:r>
           </w:p>
         </w:tc>
@@ -6497,7 +6808,7 @@
                 <w:color w:val="373737"/>
                 <w:sz w:val="18"/>
               </w:rPr>
-              <w:t>24</w:t>
+              <w:t>23</w:t>
             </w:r>
           </w:p>
         </w:tc>
@@ -6551,7 +6862,7 @@
                 <w:color w:val="373737"/>
                 <w:sz w:val="18"/>
               </w:rPr>
-              <w:t>9</w:t>
+              <w:t>8</w:t>
             </w:r>
           </w:p>
         </w:tc>
@@ -6623,7 +6934,7 @@
                 <w:color w:val="373737"/>
                 <w:sz w:val="18"/>
               </w:rPr>
-              <w:t>FederatedGqlBreakDown-BE-packaging · FederatedGqlBreakDown-FE-packaging</w:t>
+              <w:t>FederatedGqlBreakDown-packaging</w:t>
             </w:r>
           </w:p>
         </w:tc>
@@ -6720,7 +7031,7 @@
                 <w:color w:val="373737"/>
                 <w:sz w:val="18"/>
               </w:rPr>
-              <w:t>70</w:t>
+              <w:t>69</w:t>
             </w:r>
           </w:p>
         </w:tc>
@@ -6796,7 +7107,7 @@
                 <w:color w:val="373737"/>
                 <w:sz w:val="18"/>
               </w:rPr>
-              <w:t>34</w:t>
+              <w:t>33</w:t>
             </w:r>
           </w:p>
         </w:tc>
@@ -6853,7 +7164,7 @@
                 <w:color w:val="373737"/>
                 <w:sz w:val="18"/>
               </w:rPr>
-              <w:t>FederatedGqlBreakDown-BE-product · FederatedGqlBreakDown-FE-product</w:t>
+              <w:t>FederatedGqlBreakDown-product</w:t>
             </w:r>
           </w:p>
         </w:tc>
@@ -6945,7 +7256,7 @@
                 <w:color w:val="373737"/>
                 <w:sz w:val="18"/>
               </w:rPr>
-              <w:t>13</w:t>
+              <w:t>12</w:t>
             </w:r>
           </w:p>
         </w:tc>
@@ -6999,7 +7310,7 @@
                 <w:color w:val="373737"/>
                 <w:sz w:val="18"/>
               </w:rPr>
-              <w:t>7</w:t>
+              <w:t>6</w:t>
             </w:r>
           </w:p>
         </w:tc>
@@ -7071,7 +7382,7 @@
                 <w:color w:val="373737"/>
                 <w:sz w:val="18"/>
               </w:rPr>
-              <w:t>FederatedGqlBreakDown-BE-productDetails · FederatedGqlBreakDown-FE-productDetails</w:t>
+              <w:t>FederatedGqlBreakDown-productDetails</w:t>
             </w:r>
           </w:p>
         </w:tc>
@@ -7168,7 +7479,7 @@
                 <w:color w:val="373737"/>
                 <w:sz w:val="18"/>
               </w:rPr>
-              <w:t>14</w:t>
+              <w:t>13</w:t>
             </w:r>
           </w:p>
         </w:tc>
@@ -7225,7 +7536,7 @@
                 <w:color w:val="373737"/>
                 <w:sz w:val="18"/>
               </w:rPr>
-              <w:t>6</w:t>
+              <w:t>5</w:t>
             </w:r>
           </w:p>
         </w:tc>
@@ -7301,7 +7612,7 @@
                 <w:color w:val="373737"/>
                 <w:sz w:val="18"/>
               </w:rPr>
-              <w:t>FederatedGqlBreakDown-BE-watchlist · FederatedGqlBreakDown-FE-watchlist</w:t>
+              <w:t>FederatedGqlBreakDown-watchlist</w:t>
             </w:r>
           </w:p>
         </w:tc>
@@ -7393,7 +7704,7 @@
                 <w:color w:val="373737"/>
                 <w:sz w:val="18"/>
               </w:rPr>
-              <w:t>208</w:t>
+              <w:t>201</w:t>
             </w:r>
           </w:p>
         </w:tc>
@@ -7447,7 +7758,7 @@
                 <w:color w:val="373737"/>
                 <w:sz w:val="18"/>
               </w:rPr>
-              <w:t>79</w:t>
+              <w:t>74</w:t>
             </w:r>
           </w:p>
         </w:tc>
@@ -7465,7 +7776,7 @@
                 <w:color w:val="373737"/>
                 <w:sz w:val="18"/>
               </w:rPr>
-              <w:t>110</w:t>
+              <w:t>108</w:t>
             </w:r>
           </w:p>
         </w:tc>
@@ -8559,7 +8870,7 @@
                 <w:rFonts w:ascii="Courier New" w:hAnsi="Courier New"/>
                 <w:sz w:val="18"/>
               </w:rPr>
-              <w:t>PRODUCT-BE-E-02</w:t>
+              <w:t>PRODUCT-BE-E-00</w:t>
             </w:r>
             <w:r>
               <w:rPr>
@@ -8573,14 +8884,14 @@
                 <w:rFonts w:ascii="Courier New" w:hAnsi="Courier New"/>
                 <w:sz w:val="18"/>
               </w:rPr>
-              <w:t>updateComponentStatuses</w:t>
-            </w:r>
-            <w:r>
-              <w:rPr>
-                <w:color w:val="373737"/>
-                <w:sz w:val="18"/>
-              </w:rPr>
-              <w:t xml:space="preserve"> (5-loader fan-out)</w:t>
+              <w:t>WriteSaga</w:t>
+            </w:r>
+            <w:r>
+              <w:rPr>
+                <w:color w:val="373737"/>
+                <w:sz w:val="18"/>
+              </w:rPr>
+              <w:t xml:space="preserve"> shared module (Sprint 0, critical path)</w:t>
             </w:r>
           </w:p>
         </w:tc>
@@ -8616,7 +8927,7 @@
                 <w:color w:val="373737"/>
                 <w:sz w:val="18"/>
               </w:rPr>
-              <w:t>Mutation</w:t>
+              <w:t>Service</w:t>
             </w:r>
           </w:p>
         </w:tc>
@@ -8631,10 +8942,10 @@
             </w:pPr>
             <w:r>
               <w:rPr>
-                <w:rFonts w:ascii="Courier New" w:hAnsi="Courier New"/>
-                <w:sz w:val="18"/>
-              </w:rPr>
-              <w:t>claim</w:t>
+                <w:color w:val="373737"/>
+                <w:sz w:val="18"/>
+              </w:rPr>
+              <w:t>— (internal only)</w:t>
             </w:r>
           </w:p>
         </w:tc>
@@ -8652,7 +8963,7 @@
                 <w:color w:val="373737"/>
                 <w:sz w:val="18"/>
               </w:rPr>
-              <w:t>updating component statuses fans out to 5 places in parallel (bom, - measurement, productDetail, packaging — all internal — plus claim, external). - The bug: a loop…</w:t>
+              <w:t>—</w:t>
             </w:r>
           </w:p>
         </w:tc>
@@ -8692,7 +9003,7 @@
                 <w:rFonts w:ascii="Courier New" w:hAnsi="Courier New"/>
                 <w:sz w:val="18"/>
               </w:rPr>
-              <w:t>PDTL-BE-E-01</w:t>
+              <w:t>PRODUCT-BE-E-02</w:t>
             </w:r>
             <w:r>
               <w:rPr>
@@ -8706,14 +9017,14 @@
                 <w:rFonts w:ascii="Courier New" w:hAnsi="Courier New"/>
                 <w:sz w:val="18"/>
               </w:rPr>
-              <w:t>updateProductDetailsSet</w:t>
-            </w:r>
-            <w:r>
-              <w:rPr>
-                <w:color w:val="373737"/>
-                <w:sz w:val="18"/>
-              </w:rPr>
-              <w:t xml:space="preserve"> (multi-step write)</w:t>
+              <w:t>updateComponentStatuses</w:t>
+            </w:r>
+            <w:r>
+              <w:rPr>
+                <w:color w:val="373737"/>
+                <w:sz w:val="18"/>
+              </w:rPr>
+              <w:t xml:space="preserve"> (5-loader fan-out)</w:t>
             </w:r>
           </w:p>
         </w:tc>
@@ -8732,7 +9043,7 @@
                 <w:color w:val="373737"/>
                 <w:sz w:val="18"/>
               </w:rPr>
-              <w:t>productDetails</w:t>
+              <w:t>product</w:t>
             </w:r>
           </w:p>
         </w:tc>
@@ -8770,21 +9081,7 @@
                 <w:rFonts w:ascii="Courier New" w:hAnsi="Courier New"/>
                 <w:sz w:val="18"/>
               </w:rPr>
-              <w:t>attachment</w:t>
-            </w:r>
-            <w:r>
-              <w:rPr>
-                <w:color w:val="373737"/>
-                <w:sz w:val="18"/>
-              </w:rPr>
-              <w:t xml:space="preserve">, </w:t>
-            </w:r>
-            <w:r>
-              <w:rPr>
-                <w:rFonts w:ascii="Courier New" w:hAnsi="Courier New"/>
-                <w:sz w:val="18"/>
-              </w:rPr>
-              <w:t>workspaceV2</w:t>
+              <w:t>claim</w:t>
             </w:r>
           </w:p>
         </w:tc>
@@ -8803,7 +9100,7 @@
                 <w:color w:val="373737"/>
                 <w:sz w:val="18"/>
               </w:rPr>
-              <w:t>if workspaceContext.{add,remove}Workspaces non-empty → workspaceAssociationHelper(PRODUCT_DETAIL, id, add, remove) (throws on error); 2) null workspaceContext; 3) if…</w:t>
+              <w:t>updating component statuses fans out to 5 places in parallel (bom, - measurement, productDetail, packaging — all internal — plus claim, external). - The bug: a loop…</w:t>
             </w:r>
           </w:p>
         </w:tc>
@@ -8844,6 +9141,153 @@
                 <w:rFonts w:ascii="Courier New" w:hAnsi="Courier New"/>
                 <w:sz w:val="18"/>
               </w:rPr>
+              <w:t>PDTL-BE-E-01</w:t>
+            </w:r>
+            <w:r>
+              <w:rPr>
+                <w:color w:val="373737"/>
+                <w:sz w:val="18"/>
+              </w:rPr>
+              <w:t xml:space="preserve"> </w:t>
+            </w:r>
+            <w:r>
+              <w:rPr>
+                <w:rFonts w:ascii="Courier New" w:hAnsi="Courier New"/>
+                <w:sz w:val="18"/>
+              </w:rPr>
+              <w:t>updateProductDetailsSet</w:t>
+            </w:r>
+            <w:r>
+              <w:rPr>
+                <w:color w:val="373737"/>
+                <w:sz w:val="18"/>
+              </w:rPr>
+              <w:t xml:space="preserve"> (multi-step write)</w:t>
+            </w:r>
+          </w:p>
+        </w:tc>
+        <w:tc>
+          <w:tcPr>
+            <w:tcW w:type="dxa" w:w="1465"/>
+            <w:vAlign w:val="top"/>
+          </w:tcPr>
+          <w:p>
+            <w:pPr>
+              <w:jc w:val="left"/>
+            </w:pPr>
+            <w:r>
+              <w:rPr>
+                <w:color w:val="373737"/>
+                <w:sz w:val="18"/>
+              </w:rPr>
+              <w:t>productDetails</w:t>
+            </w:r>
+          </w:p>
+        </w:tc>
+        <w:tc>
+          <w:tcPr>
+            <w:tcW w:type="dxa" w:w="1465"/>
+            <w:vAlign w:val="top"/>
+          </w:tcPr>
+          <w:p>
+            <w:pPr>
+              <w:jc w:val="left"/>
+            </w:pPr>
+            <w:r>
+              <w:rPr>
+                <w:color w:val="373737"/>
+                <w:sz w:val="18"/>
+              </w:rPr>
+              <w:t>Mutation</w:t>
+            </w:r>
+          </w:p>
+        </w:tc>
+        <w:tc>
+          <w:tcPr>
+            <w:tcW w:type="dxa" w:w="1465"/>
+            <w:vAlign w:val="top"/>
+          </w:tcPr>
+          <w:p>
+            <w:pPr>
+              <w:jc w:val="left"/>
+            </w:pPr>
+            <w:r>
+              <w:rPr>
+                <w:rFonts w:ascii="Courier New" w:hAnsi="Courier New"/>
+                <w:sz w:val="18"/>
+              </w:rPr>
+              <w:t>attachment</w:t>
+            </w:r>
+            <w:r>
+              <w:rPr>
+                <w:color w:val="373737"/>
+                <w:sz w:val="18"/>
+              </w:rPr>
+              <w:t xml:space="preserve">, </w:t>
+            </w:r>
+            <w:r>
+              <w:rPr>
+                <w:rFonts w:ascii="Courier New" w:hAnsi="Courier New"/>
+                <w:sz w:val="18"/>
+              </w:rPr>
+              <w:t>workspaceV2</w:t>
+            </w:r>
+          </w:p>
+        </w:tc>
+        <w:tc>
+          <w:tcPr>
+            <w:tcW w:type="dxa" w:w="1465"/>
+            <w:vAlign w:val="top"/>
+          </w:tcPr>
+          <w:p>
+            <w:pPr>
+              <w:jc w:val="left"/>
+            </w:pPr>
+            <w:r>
+              <w:rPr>
+                <w:color w:val="373737"/>
+                <w:sz w:val="18"/>
+              </w:rPr>
+              <w:t>if workspaceContext.{add,remove}Workspaces non-empty → workspaceAssociationHelper(PRODUCT_DETAIL, id, add, remove) (throws on error); 2) null workspaceContext; 3) if…</w:t>
+            </w:r>
+          </w:p>
+        </w:tc>
+        <w:tc>
+          <w:tcPr>
+            <w:tcW w:type="dxa" w:w="1465"/>
+          </w:tcPr>
+          <w:p/>
+        </w:tc>
+        <w:tc>
+          <w:tcPr>
+            <w:tcW w:type="dxa" w:w="1465"/>
+          </w:tcPr>
+          <w:p/>
+        </w:tc>
+      </w:tr>
+      <w:tr>
+        <w:tc>
+          <w:tcPr>
+            <w:tcW w:type="dxa" w:w="1465"/>
+            <w:shd w:val="clear" w:color="auto" w:fill="F5F8FF"/>
+            <w:vAlign w:val="top"/>
+          </w:tcPr>
+          <w:p>
+            <w:pPr>
+              <w:jc w:val="left"/>
+            </w:pPr>
+            <w:r>
+              <w:rPr>
+                <w:color w:val="373737"/>
+                <w:sz w:val="18"/>
+              </w:rPr>
+              <w:t xml:space="preserve">🔴🔬 </w:t>
+            </w:r>
+            <w:r>
+              <w:rPr>
+                <w:rFonts w:ascii="Courier New" w:hAnsi="Courier New"/>
+                <w:sz w:val="18"/>
+              </w:rPr>
               <w:t>WATCHLIST-BE-E-01</w:t>
             </w:r>
             <w:r>
@@ -8872,6 +9316,7 @@
         <w:tc>
           <w:tcPr>
             <w:tcW w:type="dxa" w:w="1465"/>
+            <w:shd w:val="clear" w:color="auto" w:fill="F5F8FF"/>
             <w:vAlign w:val="top"/>
           </w:tcPr>
           <w:p>
@@ -8890,6 +9335,7 @@
         <w:tc>
           <w:tcPr>
             <w:tcW w:type="dxa" w:w="1465"/>
+            <w:shd w:val="clear" w:color="auto" w:fill="F5F8FF"/>
             <w:vAlign w:val="top"/>
           </w:tcPr>
           <w:p>
@@ -8908,6 +9354,7 @@
         <w:tc>
           <w:tcPr>
             <w:tcW w:type="dxa" w:w="1465"/>
+            <w:shd w:val="clear" w:color="auto" w:fill="F5F8FF"/>
             <w:vAlign w:val="top"/>
           </w:tcPr>
           <w:p>
@@ -8940,6 +9387,7 @@
         <w:tc>
           <w:tcPr>
             <w:tcW w:type="dxa" w:w="1465"/>
+            <w:shd w:val="clear" w:color="auto" w:fill="F5F8FF"/>
             <w:vAlign w:val="top"/>
           </w:tcPr>
           <w:p>
@@ -8958,12 +9406,14 @@
         <w:tc>
           <w:tcPr>
             <w:tcW w:type="dxa" w:w="1465"/>
+            <w:shd w:val="clear" w:color="auto" w:fill="F5F8FF"/>
           </w:tcPr>
           <w:p/>
         </w:tc>
         <w:tc>
           <w:tcPr>
             <w:tcW w:type="dxa" w:w="1465"/>
+            <w:shd w:val="clear" w:color="auto" w:fill="F5F8FF"/>
           </w:tcPr>
           <w:p/>
         </w:tc>

--- a/output/summary/Federated+Graphql+Stories+-+BreakDown.docx
+++ b/output/summary/Federated+Graphql+Stories+-+BreakDown.docx
@@ -9557,7 +9557,7 @@
           <w:rFonts w:ascii="Courier New" w:hAnsi="Courier New"/>
           <w:sz w:val="19"/>
         </w:rPr>
-        <w:t>F-01</w:t>
+        <w:t>H-01</w:t>
       </w:r>
       <w:r>
         <w:rPr>
@@ -9565,6 +9565,48 @@
           <w:sz w:val="19"/>
         </w:rPr>
         <w:t>–</w:t>
+      </w:r>
+      <w:r>
+        <w:rPr>
+          <w:rFonts w:ascii="Courier New" w:hAnsi="Courier New"/>
+          <w:sz w:val="19"/>
+        </w:rPr>
+        <w:t>H-05</w:t>
+      </w:r>
+      <w:r>
+        <w:rPr>
+          <w:color w:val="373737"/>
+          <w:sz w:val="19"/>
+        </w:rPr>
+        <w:t xml:space="preserve"> + the co-located </w:t>
+      </w:r>
+      <w:r>
+        <w:rPr>
+          <w:rFonts w:ascii="Courier New" w:hAnsi="Courier New"/>
+          <w:sz w:val="19"/>
+        </w:rPr>
+        <w:t>F-04</w:t>
+      </w:r>
+      <w:r>
+        <w:rPr>
+          <w:color w:val="373737"/>
+          <w:sz w:val="19"/>
+        </w:rPr>
+        <w:t>/</w:t>
+      </w:r>
+      <w:r>
+        <w:rPr>
+          <w:rFonts w:ascii="Courier New" w:hAnsi="Courier New"/>
+          <w:sz w:val="19"/>
+        </w:rPr>
+        <w:t>F-06</w:t>
+      </w:r>
+      <w:r>
+        <w:rPr>
+          <w:color w:val="373737"/>
+          <w:sz w:val="19"/>
+        </w:rPr>
+        <w:t>/</w:t>
       </w:r>
       <w:r>
         <w:rPr>
@@ -9708,7 +9750,7 @@
           <w:color w:val="373737"/>
           <w:sz w:val="19"/>
         </w:rPr>
-        <w:t>Phase 2 (`F-01`–`F-08`)</w:t>
+        <w:t>Phase 2 (`H-01`–`H-05` + co-located `F-04`/`F-06`/`F-08`)</w:t>
       </w:r>
       <w:r>
         <w:rPr>

--- a/output/summary/Federated+Graphql+Stories+-+BreakDown.docx
+++ b/output/summary/Federated+Graphql+Stories+-+BreakDown.docx
@@ -22,7 +22,7 @@
           <w:color w:val="444444"/>
           <w:sz w:val="22"/>
         </w:rPr>
-        <w:t>Generated: 2026-07-19  ·  8 domains  ·  spark-internal-graphql → Netflix DGS via Hive Schema Registry</w:t>
+        <w:t>Generated: 2026-07-21  ·  8 domains  ·  spark-internal-graphql → Netflix DGS via Hive Schema Registry</w:t>
       </w:r>
     </w:p>
     <w:tbl>
@@ -239,7 +239,7 @@
                 <w:color w:val="373737"/>
                 <w:sz w:val="18"/>
               </w:rPr>
-              <w:t>40 · 163–254d single-engineer (Frontend section of each per-domain FederatedGqlBreakDown-&lt;domain&gt; page)</w:t>
+              <w:t>41 · 165–256d single-engineer (Frontend section of each per-domain FederatedGqlBreakDown-&lt;domain&gt; page)</w:t>
             </w:r>
           </w:p>
         </w:tc>
@@ -317,7 +317,7 @@
                 <w:color w:val="373737"/>
                 <w:sz w:val="18"/>
               </w:rPr>
-              <w:t>2026-07-19</w:t>
+              <w:t>2026-07-21</w:t>
             </w:r>
           </w:p>
         </w:tc>
@@ -7126,7 +7126,7 @@
                 <w:color w:val="373737"/>
                 <w:sz w:val="18"/>
               </w:rPr>
-              <w:t>12</w:t>
+              <w:t>13</w:t>
             </w:r>
           </w:p>
         </w:tc>
@@ -7145,7 +7145,7 @@
                 <w:color w:val="373737"/>
                 <w:sz w:val="18"/>
               </w:rPr>
-              <w:t>66–102d</w:t>
+              <w:t>68–104d</w:t>
             </w:r>
           </w:p>
         </w:tc>
@@ -7794,7 +7794,7 @@
                 <w:color w:val="373737"/>
                 <w:sz w:val="18"/>
               </w:rPr>
-              <w:t>40</w:t>
+              <w:t>41</w:t>
             </w:r>
           </w:p>
         </w:tc>
@@ -7812,7 +7812,7 @@
                 <w:color w:val="373737"/>
                 <w:sz w:val="18"/>
               </w:rPr>
-              <w:t>163–254d</w:t>
+              <w:t>165–256d</w:t>
             </w:r>
           </w:p>
         </w:tc>

--- a/output/summary/Federated+Graphql+Stories+-+BreakDown.docx
+++ b/output/summary/Federated+Graphql+Stories+-+BreakDown.docx
@@ -13451,6 +13451,951 @@
                 <w:sz w:val="18"/>
               </w:rPr>
               <w:t>PUT ${v1}/{id} + optional copy + archive removed-template attachments (template branch)</w:t>
+            </w:r>
+          </w:p>
+        </w:tc>
+      </w:tr>
+    </w:tbl>
+    <w:p/>
+    <w:p>
+      <w:pPr>
+        <w:spacing w:before="240" w:after="80"/>
+      </w:pPr>
+      <w:r>
+        <w:rPr>
+          <w:b/>
+          <w:color w:val="373737"/>
+          <w:sz w:val="24"/>
+        </w:rPr>
+        <w:t>🔬 `SPIKE-07` · Product Rules API Ownership</w:t>
+      </w:r>
+    </w:p>
+    <w:p>
+      <w:pPr>
+        <w:spacing w:after="20"/>
+      </w:pPr>
+      <w:r>
+        <w:rPr>
+          <w:color w:val="444444"/>
+          <w:sz w:val="18"/>
+        </w:rPr>
+        <w:t xml:space="preserve">•  </w:t>
+      </w:r>
+      <w:r>
+        <w:rPr>
+          <w:color w:val="373737"/>
+          <w:sz w:val="18"/>
+        </w:rPr>
+        <w:t>Three product rules operations that filter or search by department, business partner, or free text (</w:t>
+      </w:r>
+      <w:r>
+        <w:rPr>
+          <w:rFonts w:ascii="Courier New" w:hAnsi="Courier New"/>
+          <w:sz w:val="18"/>
+        </w:rPr>
+        <w:t>getProductDeptRules</w:t>
+      </w:r>
+      <w:r>
+        <w:rPr>
+          <w:color w:val="373737"/>
+          <w:sz w:val="18"/>
+        </w:rPr>
+        <w:t xml:space="preserve">, </w:t>
+      </w:r>
+      <w:r>
+        <w:rPr>
+          <w:rFonts w:ascii="Courier New" w:hAnsi="Courier New"/>
+          <w:sz w:val="18"/>
+        </w:rPr>
+        <w:t>getProductBPRules</w:t>
+      </w:r>
+      <w:r>
+        <w:rPr>
+          <w:color w:val="373737"/>
+          <w:sz w:val="18"/>
+        </w:rPr>
+        <w:t xml:space="preserve">, </w:t>
+      </w:r>
+      <w:r>
+        <w:rPr>
+          <w:rFonts w:ascii="Courier New" w:hAnsi="Courier New"/>
+          <w:sz w:val="18"/>
+        </w:rPr>
+        <w:t>searchProductRules</w:t>
+      </w:r>
+      <w:r>
+        <w:rPr>
+          <w:color w:val="373737"/>
+          <w:sz w:val="18"/>
+        </w:rPr>
+        <w:t xml:space="preserve">) run behind a </w:t>
+      </w:r>
+      <w:r>
+        <w:rPr>
+          <w:rFonts w:ascii="Courier New" w:hAnsi="Courier New"/>
+          <w:sz w:val="18"/>
+        </w:rPr>
+        <w:t>USE_NEW_RULES_API</w:t>
+      </w:r>
+      <w:r>
+        <w:rPr>
+          <w:color w:val="373737"/>
+          <w:sz w:val="18"/>
+        </w:rPr>
+        <w:t xml:space="preserve"> flag today — one code path calls Product's own backend, the other calls a </w:t>
+      </w:r>
+      <w:r>
+        <w:rPr>
+          <w:rFonts w:ascii="Courier New" w:hAnsi="Courier New"/>
+          <w:sz w:val="18"/>
+        </w:rPr>
+        <w:t>ruleLibrary</w:t>
+      </w:r>
+      <w:r>
+        <w:rPr>
+          <w:color w:val="373737"/>
+          <w:sz w:val="18"/>
+        </w:rPr>
+        <w:t xml:space="preserve"> client that may actually belong to a separate </w:t>
+      </w:r>
+      <w:r>
+        <w:rPr>
+          <w:rFonts w:ascii="Courier New" w:hAnsi="Courier New"/>
+          <w:sz w:val="18"/>
+        </w:rPr>
+        <w:t>spark-tag</w:t>
+      </w:r>
+      <w:r>
+        <w:rPr>
+          <w:color w:val="373737"/>
+          <w:sz w:val="18"/>
+        </w:rPr>
+        <w:t xml:space="preserve"> service.</w:t>
+      </w:r>
+    </w:p>
+    <w:p>
+      <w:pPr>
+        <w:spacing w:after="20"/>
+      </w:pPr>
+      <w:r>
+        <w:rPr>
+          <w:color w:val="444444"/>
+          <w:sz w:val="18"/>
+        </w:rPr>
+        <w:t xml:space="preserve">•  </w:t>
+      </w:r>
+      <w:r>
+        <w:rPr>
+          <w:color w:val="373737"/>
+          <w:sz w:val="18"/>
+        </w:rPr>
+        <w:t>Every other rules operation (plain reads and all 3 writes) has no such fork and stays with Product either way.</w:t>
+      </w:r>
+    </w:p>
+    <w:p>
+      <w:pPr>
+        <w:spacing w:after="20"/>
+      </w:pPr>
+      <w:r>
+        <w:rPr>
+          <w:color w:val="444444"/>
+          <w:sz w:val="18"/>
+        </w:rPr>
+        <w:t xml:space="preserve">•  </w:t>
+      </w:r>
+      <w:r>
+        <w:rPr>
+          <w:color w:val="373737"/>
+          <w:sz w:val="18"/>
+        </w:rPr>
+        <w:t xml:space="preserve">This spike confirms whether </w:t>
+      </w:r>
+      <w:r>
+        <w:rPr>
+          <w:rFonts w:ascii="Courier New" w:hAnsi="Courier New"/>
+          <w:sz w:val="18"/>
+        </w:rPr>
+        <w:t>ruleLibrary</w:t>
+      </w:r>
+      <w:r>
+        <w:rPr>
+          <w:color w:val="373737"/>
+          <w:sz w:val="18"/>
+        </w:rPr>
+        <w:t xml:space="preserve"> is really a separate service and, if so, whether these 3 read/search operations should federate as part of Product or move to their own </w:t>
+      </w:r>
+      <w:r>
+        <w:rPr>
+          <w:rFonts w:ascii="Courier New" w:hAnsi="Courier New"/>
+          <w:sz w:val="18"/>
+        </w:rPr>
+        <w:t>spark-tag</w:t>
+      </w:r>
+      <w:r>
+        <w:rPr>
+          <w:color w:val="373737"/>
+          <w:sz w:val="18"/>
+        </w:rPr>
+        <w:t xml:space="preserve"> subgraph.</w:t>
+      </w:r>
+    </w:p>
+    <w:p>
+      <w:pPr>
+        <w:spacing w:after="60"/>
+      </w:pPr>
+      <w:r>
+        <w:rPr>
+          <w:b/>
+          <w:color w:val="373737"/>
+          <w:sz w:val="19"/>
+        </w:rPr>
+        <w:t>Decision to make:</w:t>
+      </w:r>
+      <w:r>
+        <w:rPr>
+          <w:color w:val="373737"/>
+          <w:sz w:val="19"/>
+        </w:rPr>
+        <w:t xml:space="preserve"> Confirm whether </w:t>
+      </w:r>
+      <w:r>
+        <w:rPr>
+          <w:rFonts w:ascii="Courier New" w:hAnsi="Courier New"/>
+          <w:sz w:val="19"/>
+        </w:rPr>
+        <w:t>ruleLibrary</w:t>
+      </w:r>
+      <w:r>
+        <w:rPr>
+          <w:color w:val="373737"/>
+          <w:sz w:val="19"/>
+        </w:rPr>
+        <w:t xml:space="preserve"> is a genuinely separate </w:t>
+      </w:r>
+      <w:r>
+        <w:rPr>
+          <w:rFonts w:ascii="Courier New" w:hAnsi="Courier New"/>
+          <w:sz w:val="19"/>
+        </w:rPr>
+        <w:t>spark-tag</w:t>
+      </w:r>
+      <w:r>
+        <w:rPr>
+          <w:color w:val="373737"/>
+          <w:sz w:val="19"/>
+        </w:rPr>
+        <w:t xml:space="preserve"> service and, if so, decide whether </w:t>
+      </w:r>
+      <w:r>
+        <w:rPr>
+          <w:rFonts w:ascii="Courier New" w:hAnsi="Courier New"/>
+          <w:sz w:val="19"/>
+        </w:rPr>
+        <w:t>getProductDeptRules</w:t>
+      </w:r>
+      <w:r>
+        <w:rPr>
+          <w:color w:val="373737"/>
+          <w:sz w:val="19"/>
+        </w:rPr>
+        <w:t>/</w:t>
+      </w:r>
+      <w:r>
+        <w:rPr>
+          <w:rFonts w:ascii="Courier New" w:hAnsi="Courier New"/>
+          <w:sz w:val="19"/>
+        </w:rPr>
+        <w:t>getProductBPRules</w:t>
+      </w:r>
+      <w:r>
+        <w:rPr>
+          <w:color w:val="373737"/>
+          <w:sz w:val="19"/>
+        </w:rPr>
+        <w:t>/</w:t>
+      </w:r>
+      <w:r>
+        <w:rPr>
+          <w:rFonts w:ascii="Courier New" w:hAnsi="Courier New"/>
+          <w:sz w:val="19"/>
+        </w:rPr>
+        <w:t>searchProductRules</w:t>
+      </w:r>
+      <w:r>
+        <w:rPr>
+          <w:color w:val="373737"/>
+          <w:sz w:val="19"/>
+        </w:rPr>
+        <w:t xml:space="preserve"> federate inside </w:t>
+      </w:r>
+      <w:r>
+        <w:rPr>
+          <w:rFonts w:ascii="Courier New" w:hAnsi="Courier New"/>
+          <w:sz w:val="19"/>
+        </w:rPr>
+        <w:t>plm-product</w:t>
+      </w:r>
+      <w:r>
+        <w:rPr>
+          <w:color w:val="373737"/>
+          <w:sz w:val="19"/>
+        </w:rPr>
+        <w:t xml:space="preserve"> (status quo) or move to a </w:t>
+      </w:r>
+      <w:r>
+        <w:rPr>
+          <w:rFonts w:ascii="Courier New" w:hAnsi="Courier New"/>
+          <w:sz w:val="19"/>
+        </w:rPr>
+        <w:t>spark-tag</w:t>
+      </w:r>
+      <w:r>
+        <w:rPr>
+          <w:color w:val="373737"/>
+          <w:sz w:val="19"/>
+        </w:rPr>
+        <w:t xml:space="preserve"> DGS.</w:t>
+      </w:r>
+    </w:p>
+    <w:p>
+      <w:pPr>
+        <w:spacing w:after="60"/>
+      </w:pPr>
+      <w:r>
+        <w:rPr>
+          <w:b/>
+          <w:color w:val="373737"/>
+          <w:sz w:val="19"/>
+        </w:rPr>
+        <w:t>Intended cross-domain steps:</w:t>
+      </w:r>
+    </w:p>
+    <w:p>
+      <w:pPr>
+        <w:spacing w:after="60"/>
+      </w:pPr>
+      <w:r>
+        <w:rPr>
+          <w:color w:val="373737"/>
+          <w:sz w:val="19"/>
+        </w:rPr>
+        <w:t xml:space="preserve">1. Verify against the actual </w:t>
+      </w:r>
+      <w:r>
+        <w:rPr>
+          <w:rFonts w:ascii="Courier New" w:hAnsi="Courier New"/>
+          <w:sz w:val="19"/>
+        </w:rPr>
+        <w:t>ruleLibrary</w:t>
+      </w:r>
+      <w:r>
+        <w:rPr>
+          <w:color w:val="373737"/>
+          <w:sz w:val="19"/>
+        </w:rPr>
+        <w:t xml:space="preserve"> client wiring whether it calls a distinct </w:t>
+      </w:r>
+      <w:r>
+        <w:rPr>
+          <w:rFonts w:ascii="Courier New" w:hAnsi="Courier New"/>
+          <w:sz w:val="19"/>
+        </w:rPr>
+        <w:t>spark-tag</w:t>
+      </w:r>
+      <w:r>
+        <w:rPr>
+          <w:color w:val="373737"/>
+          <w:sz w:val="19"/>
+        </w:rPr>
+        <w:t xml:space="preserve"> service or Product's own backend under a different code path</w:t>
+      </w:r>
+    </w:p>
+    <w:p>
+      <w:pPr>
+        <w:spacing w:after="60"/>
+      </w:pPr>
+      <w:r>
+        <w:rPr>
+          <w:color w:val="373737"/>
+          <w:sz w:val="19"/>
+        </w:rPr>
+        <w:t xml:space="preserve">2. Check the </w:t>
+      </w:r>
+      <w:r>
+        <w:rPr>
+          <w:rFonts w:ascii="Courier New" w:hAnsi="Courier New"/>
+          <w:sz w:val="19"/>
+        </w:rPr>
+        <w:t>USE_NEW_RULES_API</w:t>
+      </w:r>
+      <w:r>
+        <w:rPr>
+          <w:color w:val="373737"/>
+          <w:sz w:val="19"/>
+        </w:rPr>
+        <w:t xml:space="preserve"> rollout state — fully cut over (dead-flag removal candidate) or still splitting traffic</w:t>
+      </w:r>
+    </w:p>
+    <w:p>
+      <w:pPr>
+        <w:spacing w:after="60"/>
+      </w:pPr>
+      <w:r>
+        <w:rPr>
+          <w:color w:val="373737"/>
+          <w:sz w:val="19"/>
+        </w:rPr>
+        <w:t xml:space="preserve">3. Product Owner picks: stay on Product (status quo) vs split the 3 flagged reads to a </w:t>
+      </w:r>
+      <w:r>
+        <w:rPr>
+          <w:rFonts w:ascii="Courier New" w:hAnsi="Courier New"/>
+          <w:sz w:val="19"/>
+        </w:rPr>
+        <w:t>spark-tag</w:t>
+      </w:r>
+      <w:r>
+        <w:rPr>
+          <w:color w:val="373737"/>
+          <w:sz w:val="19"/>
+        </w:rPr>
+        <w:t xml:space="preserve"> DGS</w:t>
+      </w:r>
+    </w:p>
+    <w:p>
+      <w:pPr>
+        <w:spacing w:after="60"/>
+      </w:pPr>
+      <w:r>
+        <w:rPr>
+          <w:color w:val="373737"/>
+          <w:sz w:val="19"/>
+        </w:rPr>
+        <w:t xml:space="preserve">4. Update </w:t>
+      </w:r>
+      <w:r>
+        <w:rPr>
+          <w:rFonts w:ascii="Courier New" w:hAnsi="Courier New"/>
+          <w:sz w:val="19"/>
+        </w:rPr>
+        <w:t>B-10</w:t>
+      </w:r>
+      <w:r>
+        <w:rPr>
+          <w:color w:val="373737"/>
+          <w:sz w:val="19"/>
+        </w:rPr>
+        <w:t>/</w:t>
+      </w:r>
+      <w:r>
+        <w:rPr>
+          <w:rFonts w:ascii="Courier New" w:hAnsi="Courier New"/>
+          <w:sz w:val="19"/>
+        </w:rPr>
+        <w:t>B-11</w:t>
+      </w:r>
+      <w:r>
+        <w:rPr>
+          <w:color w:val="373737"/>
+          <w:sz w:val="19"/>
+        </w:rPr>
+        <w:t>/</w:t>
+      </w:r>
+      <w:r>
+        <w:rPr>
+          <w:rFonts w:ascii="Courier New" w:hAnsi="Courier New"/>
+          <w:sz w:val="19"/>
+        </w:rPr>
+        <w:t>C-05</w:t>
+      </w:r>
+      <w:r>
+        <w:rPr>
+          <w:color w:val="373737"/>
+          <w:sz w:val="19"/>
+        </w:rPr>
+        <w:t xml:space="preserve">'s Target DGS Implementation and Depends On to match; re-confirm </w:t>
+      </w:r>
+      <w:r>
+        <w:rPr>
+          <w:rFonts w:ascii="Courier New" w:hAnsi="Courier New"/>
+          <w:sz w:val="19"/>
+        </w:rPr>
+        <w:t>PRODUCT-FE-007</w:t>
+      </w:r>
+      <w:r>
+        <w:rPr>
+          <w:color w:val="373737"/>
+          <w:sz w:val="19"/>
+        </w:rPr>
+        <w:t>'s scope if the split is chosen</w:t>
+      </w:r>
+    </w:p>
+    <w:tbl>
+      <w:tblPr>
+        <w:tblStyle w:val="TableGrid"/>
+        <w:tblW w:type="auto" w:w="0"/>
+        <w:tblLook w:firstColumn="1" w:firstRow="1" w:lastColumn="0" w:lastRow="0" w:noHBand="0" w:noVBand="1" w:val="04A0"/>
+        <w:tblBorders>
+          <w:top w:val="single" w:sz="4" w:space="0" w:color="BFBFBF"/>
+          <w:left w:val="single" w:sz="4" w:space="0" w:color="BFBFBF"/>
+          <w:bottom w:val="single" w:sz="4" w:space="0" w:color="BFBFBF"/>
+          <w:right w:val="single" w:sz="4" w:space="0" w:color="BFBFBF"/>
+          <w:insideH w:val="single" w:sz="4" w:space="0" w:color="BFBFBF"/>
+          <w:insideV w:val="single" w:sz="4" w:space="0" w:color="BFBFBF"/>
+        </w:tblBorders>
+      </w:tblPr>
+      <w:tblGrid>
+        <w:gridCol w:w="2051"/>
+        <w:gridCol w:w="2051"/>
+        <w:gridCol w:w="2051"/>
+        <w:gridCol w:w="2051"/>
+        <w:gridCol w:w="2051"/>
+      </w:tblGrid>
+      <w:tr>
+        <w:trPr>
+          <w:trHeight w:val="360" w:hRule="atLeast"/>
+        </w:trPr>
+        <w:tc>
+          <w:tcPr>
+            <w:tcW w:type="dxa" w:w="2051"/>
+            <w:shd w:val="clear" w:color="auto" w:fill="DAE8FC"/>
+            <w:vAlign w:val="top"/>
+          </w:tcPr>
+          <w:p>
+            <w:pPr>
+              <w:jc w:val="left"/>
+            </w:pPr>
+            <w:r>
+              <w:rPr>
+                <w:b/>
+                <w:color w:val="1F3864"/>
+                <w:sz w:val="18"/>
+              </w:rPr>
+              <w:t>Resolver (home story)</w:t>
+            </w:r>
+          </w:p>
+        </w:tc>
+        <w:tc>
+          <w:tcPr>
+            <w:tcW w:type="dxa" w:w="2051"/>
+            <w:shd w:val="clear" w:color="auto" w:fill="DAE8FC"/>
+            <w:vAlign w:val="top"/>
+          </w:tcPr>
+          <w:p>
+            <w:pPr>
+              <w:jc w:val="left"/>
+            </w:pPr>
+            <w:r>
+              <w:rPr>
+                <w:b/>
+                <w:color w:val="1F3864"/>
+                <w:sz w:val="18"/>
+              </w:rPr>
+              <w:t>Domain</w:t>
+            </w:r>
+          </w:p>
+        </w:tc>
+        <w:tc>
+          <w:tcPr>
+            <w:tcW w:type="dxa" w:w="2051"/>
+            <w:shd w:val="clear" w:color="auto" w:fill="DAE8FC"/>
+            <w:vAlign w:val="top"/>
+          </w:tcPr>
+          <w:p>
+            <w:pPr>
+              <w:jc w:val="left"/>
+            </w:pPr>
+            <w:r>
+              <w:rPr>
+                <w:b/>
+                <w:color w:val="1F3864"/>
+                <w:sz w:val="18"/>
+              </w:rPr>
+              <w:t>Kind</w:t>
+            </w:r>
+          </w:p>
+        </w:tc>
+        <w:tc>
+          <w:tcPr>
+            <w:tcW w:type="dxa" w:w="2051"/>
+            <w:shd w:val="clear" w:color="auto" w:fill="DAE8FC"/>
+            <w:vAlign w:val="top"/>
+          </w:tcPr>
+          <w:p>
+            <w:pPr>
+              <w:jc w:val="left"/>
+            </w:pPr>
+            <w:r>
+              <w:rPr>
+                <w:b/>
+                <w:color w:val="1F3864"/>
+                <w:sz w:val="18"/>
+              </w:rPr>
+              <w:t>Calls (external services)</w:t>
+            </w:r>
+          </w:p>
+        </w:tc>
+        <w:tc>
+          <w:tcPr>
+            <w:tcW w:type="dxa" w:w="2051"/>
+            <w:shd w:val="clear" w:color="auto" w:fill="DAE8FC"/>
+            <w:vAlign w:val="top"/>
+          </w:tcPr>
+          <w:p>
+            <w:pPr>
+              <w:jc w:val="left"/>
+            </w:pPr>
+            <w:r>
+              <w:rPr>
+                <w:b/>
+                <w:color w:val="1F3864"/>
+                <w:sz w:val="18"/>
+              </w:rPr>
+              <w:t>What it does today (minimal)</w:t>
+            </w:r>
+          </w:p>
+        </w:tc>
+      </w:tr>
+      <w:tr>
+        <w:tc>
+          <w:tcPr>
+            <w:tcW w:type="dxa" w:w="2051"/>
+            <w:vAlign w:val="top"/>
+          </w:tcPr>
+          <w:p>
+            <w:pPr>
+              <w:jc w:val="left"/>
+            </w:pPr>
+            <w:r>
+              <w:rPr>
+                <w:color w:val="373737"/>
+                <w:sz w:val="18"/>
+              </w:rPr>
+              <w:t xml:space="preserve">🔴🔬 </w:t>
+            </w:r>
+            <w:r>
+              <w:rPr>
+                <w:rFonts w:ascii="Courier New" w:hAnsi="Courier New"/>
+                <w:sz w:val="18"/>
+              </w:rPr>
+              <w:t>PRODUCT-BE-B-10</w:t>
+            </w:r>
+            <w:r>
+              <w:rPr>
+                <w:color w:val="373737"/>
+                <w:sz w:val="18"/>
+              </w:rPr>
+              <w:t xml:space="preserve"> </w:t>
+            </w:r>
+            <w:r>
+              <w:rPr>
+                <w:rFonts w:ascii="Courier New" w:hAnsi="Courier New"/>
+                <w:sz w:val="18"/>
+              </w:rPr>
+              <w:t>getProductDeptRules(productIds, departmentIds, activeOnly)</w:t>
+            </w:r>
+          </w:p>
+        </w:tc>
+        <w:tc>
+          <w:tcPr>
+            <w:tcW w:type="dxa" w:w="2051"/>
+            <w:vAlign w:val="top"/>
+          </w:tcPr>
+          <w:p>
+            <w:pPr>
+              <w:jc w:val="left"/>
+            </w:pPr>
+            <w:r>
+              <w:rPr>
+                <w:color w:val="373737"/>
+                <w:sz w:val="18"/>
+              </w:rPr>
+              <w:t>product</w:t>
+            </w:r>
+          </w:p>
+        </w:tc>
+        <w:tc>
+          <w:tcPr>
+            <w:tcW w:type="dxa" w:w="2051"/>
+            <w:vAlign w:val="top"/>
+          </w:tcPr>
+          <w:p>
+            <w:pPr>
+              <w:jc w:val="left"/>
+            </w:pPr>
+            <w:r>
+              <w:rPr>
+                <w:color w:val="373737"/>
+                <w:sz w:val="18"/>
+              </w:rPr>
+              <w:t>Query</w:t>
+            </w:r>
+          </w:p>
+        </w:tc>
+        <w:tc>
+          <w:tcPr>
+            <w:tcW w:type="dxa" w:w="2051"/>
+            <w:vAlign w:val="top"/>
+          </w:tcPr>
+          <w:p>
+            <w:pPr>
+              <w:jc w:val="left"/>
+            </w:pPr>
+            <w:r>
+              <w:rPr>
+                <w:rFonts w:ascii="Courier New" w:hAnsi="Courier New"/>
+                <w:sz w:val="18"/>
+              </w:rPr>
+              <w:t>ruleLibrary</w:t>
+            </w:r>
+          </w:p>
+        </w:tc>
+        <w:tc>
+          <w:tcPr>
+            <w:tcW w:type="dxa" w:w="2051"/>
+            <w:vAlign w:val="top"/>
+          </w:tcPr>
+          <w:p>
+            <w:pPr>
+              <w:jc w:val="left"/>
+            </w:pPr>
+            <w:r>
+              <w:rPr>
+                <w:color w:val="373737"/>
+                <w:sz w:val="18"/>
+              </w:rPr>
+              <w:t>flag fork USE_NEW_RULES_API ? ruleLibrary.searchRuleLibrary : product.searchProductDeptRules GET …/spark_rules/v1/search?productIds=&amp;departmentIds=&amp;activeOnly=. PO…</w:t>
+            </w:r>
+          </w:p>
+        </w:tc>
+      </w:tr>
+      <w:tr>
+        <w:tc>
+          <w:tcPr>
+            <w:tcW w:type="dxa" w:w="2051"/>
+            <w:shd w:val="clear" w:color="auto" w:fill="F5F8FF"/>
+            <w:vAlign w:val="top"/>
+          </w:tcPr>
+          <w:p>
+            <w:pPr>
+              <w:jc w:val="left"/>
+            </w:pPr>
+            <w:r>
+              <w:rPr>
+                <w:color w:val="373737"/>
+                <w:sz w:val="18"/>
+              </w:rPr>
+              <w:t xml:space="preserve">🔴🔬 </w:t>
+            </w:r>
+            <w:r>
+              <w:rPr>
+                <w:rFonts w:ascii="Courier New" w:hAnsi="Courier New"/>
+                <w:sz w:val="18"/>
+              </w:rPr>
+              <w:t>PRODUCT-BE-B-11</w:t>
+            </w:r>
+            <w:r>
+              <w:rPr>
+                <w:color w:val="373737"/>
+                <w:sz w:val="18"/>
+              </w:rPr>
+              <w:t xml:space="preserve"> </w:t>
+            </w:r>
+            <w:r>
+              <w:rPr>
+                <w:rFonts w:ascii="Courier New" w:hAnsi="Courier New"/>
+                <w:sz w:val="18"/>
+              </w:rPr>
+              <w:t>getProductBPRules(productIds, businessPartnerIds, activeOnly)</w:t>
+            </w:r>
+          </w:p>
+        </w:tc>
+        <w:tc>
+          <w:tcPr>
+            <w:tcW w:type="dxa" w:w="2051"/>
+            <w:shd w:val="clear" w:color="auto" w:fill="F5F8FF"/>
+            <w:vAlign w:val="top"/>
+          </w:tcPr>
+          <w:p>
+            <w:pPr>
+              <w:jc w:val="left"/>
+            </w:pPr>
+            <w:r>
+              <w:rPr>
+                <w:color w:val="373737"/>
+                <w:sz w:val="18"/>
+              </w:rPr>
+              <w:t>product</w:t>
+            </w:r>
+          </w:p>
+        </w:tc>
+        <w:tc>
+          <w:tcPr>
+            <w:tcW w:type="dxa" w:w="2051"/>
+            <w:shd w:val="clear" w:color="auto" w:fill="F5F8FF"/>
+            <w:vAlign w:val="top"/>
+          </w:tcPr>
+          <w:p>
+            <w:pPr>
+              <w:jc w:val="left"/>
+            </w:pPr>
+            <w:r>
+              <w:rPr>
+                <w:color w:val="373737"/>
+                <w:sz w:val="18"/>
+              </w:rPr>
+              <w:t>Query</w:t>
+            </w:r>
+          </w:p>
+        </w:tc>
+        <w:tc>
+          <w:tcPr>
+            <w:tcW w:type="dxa" w:w="2051"/>
+            <w:shd w:val="clear" w:color="auto" w:fill="F5F8FF"/>
+            <w:vAlign w:val="top"/>
+          </w:tcPr>
+          <w:p>
+            <w:pPr>
+              <w:jc w:val="left"/>
+            </w:pPr>
+            <w:r>
+              <w:rPr>
+                <w:rFonts w:ascii="Courier New" w:hAnsi="Courier New"/>
+                <w:sz w:val="18"/>
+              </w:rPr>
+              <w:t>ruleLibrary</w:t>
+            </w:r>
+          </w:p>
+        </w:tc>
+        <w:tc>
+          <w:tcPr>
+            <w:tcW w:type="dxa" w:w="2051"/>
+            <w:shd w:val="clear" w:color="auto" w:fill="F5F8FF"/>
+            <w:vAlign w:val="top"/>
+          </w:tcPr>
+          <w:p>
+            <w:pPr>
+              <w:jc w:val="left"/>
+            </w:pPr>
+            <w:r>
+              <w:rPr>
+                <w:color w:val="373737"/>
+                <w:sz w:val="18"/>
+              </w:rPr>
+              <w:t>same as B-10 with businessPartnerIds</w:t>
+            </w:r>
+          </w:p>
+        </w:tc>
+      </w:tr>
+      <w:tr>
+        <w:tc>
+          <w:tcPr>
+            <w:tcW w:type="dxa" w:w="2051"/>
+            <w:vAlign w:val="top"/>
+          </w:tcPr>
+          <w:p>
+            <w:pPr>
+              <w:jc w:val="left"/>
+            </w:pPr>
+            <w:r>
+              <w:rPr>
+                <w:color w:val="373737"/>
+                <w:sz w:val="18"/>
+              </w:rPr>
+              <w:t xml:space="preserve">🔴🔬 </w:t>
+            </w:r>
+            <w:r>
+              <w:rPr>
+                <w:rFonts w:ascii="Courier New" w:hAnsi="Courier New"/>
+                <w:sz w:val="18"/>
+              </w:rPr>
+              <w:t>PRODUCT-BE-C-05</w:t>
+            </w:r>
+            <w:r>
+              <w:rPr>
+                <w:color w:val="373737"/>
+                <w:sz w:val="18"/>
+              </w:rPr>
+              <w:t xml:space="preserve"> </w:t>
+            </w:r>
+            <w:r>
+              <w:rPr>
+                <w:rFonts w:ascii="Courier New" w:hAnsi="Courier New"/>
+                <w:sz w:val="18"/>
+              </w:rPr>
+              <w:t>searchProductRules(...)</w:t>
+            </w:r>
+          </w:p>
+        </w:tc>
+        <w:tc>
+          <w:tcPr>
+            <w:tcW w:type="dxa" w:w="2051"/>
+            <w:vAlign w:val="top"/>
+          </w:tcPr>
+          <w:p>
+            <w:pPr>
+              <w:jc w:val="left"/>
+            </w:pPr>
+            <w:r>
+              <w:rPr>
+                <w:color w:val="373737"/>
+                <w:sz w:val="18"/>
+              </w:rPr>
+              <w:t>product</w:t>
+            </w:r>
+          </w:p>
+        </w:tc>
+        <w:tc>
+          <w:tcPr>
+            <w:tcW w:type="dxa" w:w="2051"/>
+            <w:vAlign w:val="top"/>
+          </w:tcPr>
+          <w:p>
+            <w:pPr>
+              <w:jc w:val="left"/>
+            </w:pPr>
+            <w:r>
+              <w:rPr>
+                <w:color w:val="373737"/>
+                <w:sz w:val="18"/>
+              </w:rPr>
+              <w:t>Query</w:t>
+            </w:r>
+          </w:p>
+        </w:tc>
+        <w:tc>
+          <w:tcPr>
+            <w:tcW w:type="dxa" w:w="2051"/>
+            <w:vAlign w:val="top"/>
+          </w:tcPr>
+          <w:p>
+            <w:pPr>
+              <w:jc w:val="left"/>
+            </w:pPr>
+            <w:r>
+              <w:rPr>
+                <w:rFonts w:ascii="Courier New" w:hAnsi="Courier New"/>
+                <w:sz w:val="18"/>
+              </w:rPr>
+              <w:t>ruleLibrary</w:t>
+            </w:r>
+          </w:p>
+        </w:tc>
+        <w:tc>
+          <w:tcPr>
+            <w:tcW w:type="dxa" w:w="2051"/>
+            <w:vAlign w:val="top"/>
+          </w:tcPr>
+          <w:p>
+            <w:pPr>
+              <w:jc w:val="left"/>
+            </w:pPr>
+            <w:r>
+              <w:rPr>
+                <w:color w:val="373737"/>
+                <w:sz w:val="18"/>
+              </w:rPr>
+              <w:t>flag fork; legacy GET …/spark_rules/v1/search_mapped?... → productRuleResponseTransformer → camelCase</w:t>
             </w:r>
           </w:p>
         </w:tc>

--- a/output/summary/Federated+Graphql+Stories+-+BreakDown.docx
+++ b/output/summary/Federated+Graphql+Stories+-+BreakDown.docx
@@ -22,7 +22,7 @@
           <w:color w:val="444444"/>
           <w:sz w:val="22"/>
         </w:rPr>
-        <w:t>Generated: 2026-07-21  ·  8 domains  ·  spark-internal-graphql → Netflix DGS via Hive Schema Registry</w:t>
+        <w:t>Generated: 2026-07-24  ·  8 domains  ·  spark-internal-graphql → Netflix DGS via Hive Schema Registry</w:t>
       </w:r>
     </w:p>
     <w:tbl>
@@ -317,7 +317,7 @@
                 <w:color w:val="373737"/>
                 <w:sz w:val="18"/>
               </w:rPr>
-              <w:t>2026-07-21</w:t>
+              <w:t>2026-07-24</w:t>
             </w:r>
           </w:p>
         </w:tc>
